--- a/Лабораторная_работа_2.docx
+++ b/Лабораторная_работа_2.docx
@@ -6327,7 +6327,9 @@
       </w:r>
     </w:p>
     <w:p>
-      <w:pPr/>
+      <w:pPr>
+        <w:keepNext/>
+      </w:pPr>
       <w:r>
         <w:rPr>
           <w:lang w:val="ru-RU"/>
@@ -6337,6 +6339,7 @@
     </w:p>
     <w:p>
       <w:pPr>
+        <w:keepNext/>
         <w:ind w:firstLine="0"/>
         <w:jc w:val="center"/>
       </w:pPr>
@@ -6393,7 +6396,9 @@
       </w:r>
     </w:p>
     <w:p>
-      <w:pPr/>
+      <w:pPr>
+        <w:keepNext/>
+      </w:pPr>
       <w:r>
         <w:rPr>
           <w:lang w:val="ru-RU"/>
@@ -6403,6 +6408,7 @@
     </w:p>
     <w:p>
       <w:pPr>
+        <w:keepNext/>
         <w:ind w:firstLine="0"/>
         <w:jc w:val="center"/>
       </w:pPr>
@@ -6468,16 +6474,88 @@
       </w:r>
     </w:p>
     <w:p>
-      <w:pPr/>
+      <w:pPr>
+        <w:keepNext/>
+      </w:pPr>
       <w:r>
         <w:rPr>
           <w:lang w:val="ru-RU"/>
         </w:rPr>
-        <w:t xml:space="preserve">На рисунке 3 показано: итоговый отчёт ReportGenerator после запуска всех 43 тестов.</w:t>
+        <w:t xml:space="preserve">На рисунке 3 показано: результат запуска всех тестов командой dotnet test – 43 теста пройдено, ошибок нет.</w:t>
       </w:r>
     </w:p>
     <w:p>
       <w:pPr>
+        <w:keepNext/>
+        <w:ind w:firstLine="0"/>
+        <w:jc w:val="center"/>
+      </w:pPr>
+      <w:r>
+        <w:drawing>
+          <wp:inline xmlns:a="http://schemas.openxmlformats.org/drawingml/2006/main" xmlns:pic="http://schemas.openxmlformats.org/drawingml/2006/picture">
+            <wp:extent cx="5040000" cy="1764000"/>
+            <wp:docPr id="3" name="Picture 3"/>
+            <wp:cNvGraphicFramePr>
+              <a:graphicFrameLocks noChangeAspect="1"/>
+            </wp:cNvGraphicFramePr>
+            <a:graphic>
+              <a:graphicData uri="http://schemas.openxmlformats.org/drawingml/2006/picture">
+                <pic:pic>
+                  <pic:nvPicPr>
+                    <pic:cNvPr id="0" name="testrun.png"/>
+                    <pic:cNvPicPr/>
+                  </pic:nvPicPr>
+                  <pic:blipFill>
+                    <a:blip r:embed="rId24"/>
+                    <a:stretch>
+                      <a:fillRect/>
+                    </a:stretch>
+                  </pic:blipFill>
+                  <pic:spPr>
+                    <a:xfrm>
+                      <a:off x="0" y="0"/>
+                      <a:ext cx="5040000" cy="1764000"/>
+                    </a:xfrm>
+                    <a:prstGeom prst="rect"/>
+                    <a:ln w="9525">
+                      <a:solidFill>
+                        <a:srgbClr val="000000"/>
+                      </a:solidFill>
+                    </a:ln>
+                  </pic:spPr>
+                </pic:pic>
+              </a:graphicData>
+            </a:graphic>
+          </wp:inline>
+        </w:drawing>
+      </w:r>
+    </w:p>
+    <w:p>
+      <w:pPr>
+        <w:ind w:firstLine="0"/>
+        <w:jc w:val="center"/>
+      </w:pPr>
+      <w:r>
+        <w:rPr>
+          <w:lang w:val="ru-RU"/>
+        </w:rPr>
+        <w:t xml:space="preserve">Рисунок 3 – Результат выполнения тестов (Passed: 43, Failed: 0)</w:t>
+      </w:r>
+    </w:p>
+    <w:p>
+      <w:pPr>
+        <w:keepNext/>
+      </w:pPr>
+      <w:r>
+        <w:rPr>
+          <w:lang w:val="ru-RU"/>
+        </w:rPr>
+        <w:t xml:space="preserve">На рисунке 4 показано: итоговый отчёт ReportGenerator после запуска всех 43 тестов.</w:t>
+      </w:r>
+    </w:p>
+    <w:p>
+      <w:pPr>
+        <w:keepNext/>
         <w:ind w:firstLine="0"/>
         <w:jc w:val="center"/>
       </w:pPr>
@@ -6485,7 +6563,7 @@
         <w:drawing>
           <wp:inline xmlns:a="http://schemas.openxmlformats.org/drawingml/2006/main" xmlns:pic="http://schemas.openxmlformats.org/drawingml/2006/picture">
             <wp:extent cx="5580000" cy="3720000"/>
-            <wp:docPr id="3" name="Picture 3"/>
+            <wp:docPr id="4" name="Picture 4"/>
             <wp:cNvGraphicFramePr>
               <a:graphicFrameLocks noChangeAspect="1"/>
             </wp:cNvGraphicFramePr>
@@ -6497,7 +6575,7 @@
                     <pic:cNvPicPr/>
                   </pic:nvPicPr>
                   <pic:blipFill>
-                    <a:blip r:embed="rId24"/>
+                    <a:blip r:embed="rId25"/>
                     <a:stretch>
                       <a:fillRect/>
                     </a:stretch>
@@ -6530,7 +6608,7 @@
         <w:rPr>
           <w:lang w:val="ru-RU"/>
         </w:rPr>
-        <w:t xml:space="preserve">Рисунок 3 – Итоговый отчёт ReportGenerator: Line Coverage 100 %, Branch Coverage 100 %</w:t>
+        <w:t xml:space="preserve">Рисунок 4 – Итоговый отчёт ReportGenerator: Line Coverage 100 %, Branch Coverage 100 %</w:t>
       </w:r>
     </w:p>
     <w:p>

--- a/Лабораторная_работа_2.docx
+++ b/Лабораторная_работа_2.docx
@@ -326,7 +326,7 @@
         <w:rPr>
           <w:lang w:val="ru-RU"/>
         </w:rPr>
-        <w:t xml:space="preserve">В задании не оговорены детали, поэтому приняты допущения: все процентные скидки (по сумме, лояльность, промокод) суммируются; условие промокода SUMMER20 проверяется по базовой сумме заказа; промокод, неприменимый к данному клиенту или заказу, считается невалидным; пустой, null или состоящий из пробелов промокод означает отсутствие промокода; регистр и пробелы по краям промокода не учитываются; денежные величины хранятся в типе decimal.</w:t>
+        <w:t xml:space="preserve">В задании не оговорены детали, поэтому приняты допущения: все процентные скидки (по сумме, лояльность, промокод) суммируются; условие промокода SUMMER20 проверяется по базовой сумме заказа; промокод, неприменимый к данному клиенту или заказу, считается невалидным; пустой, null или состоящий из пробелов промокод означает отсутствие промокода; промокоды сравниваются точно, как записаны в задании; денежные величины хранятся в типе decimal.</w:t>
       </w:r>
     </w:p>
     <w:p>
@@ -335,7 +335,7 @@
         <w:rPr>
           <w:lang w:val="ru-RU"/>
         </w:rPr>
-        <w:t xml:space="preserve">Анализ кода выявил следующие ветви выполнения: проверка списка (null или пустой), проверка цены и количества каждого товара; три исхода выбора скидки по сумме; ветка лояльности; два исхода выбора доставки; в обработке промокода – пустой код, три варианта switch, каждый с условием допустимости, и ветка default. Всего в методах класса OrderService ReportGenerator насчитал 30 ветвей. На основе этих ветвей составлена матрица из 24 тестовых сценариев (таблица 1), соответствие сценариев тестовым методам приведено в таблице 2.</w:t>
+        <w:t xml:space="preserve">Анализ кода выявил следующие ветви выполнения: проверка списка (null или пустой), проверка цены и количества каждого товара; три исхода выбора скидки по сумме; ветка лояльности; два исхода выбора доставки; в обработке промокода – пустой код, три варианта switch, каждый с условием допустимости, и ветка default. Всего в методах класса OrderService ReportGenerator насчитал 30 ветвей. На основе этих ветвей составлена матрица из 22 тестовых сценариев (таблица 1), соответствие сценариев тестовым методам приведено в таблице 2.</w:t>
       </w:r>
     </w:p>
     <w:p>
@@ -2352,108 +2352,6 @@
                 <w:szCs w:val="24"/>
                 <w:lang w:val="ru-RU"/>
               </w:rPr>
-              <w:t xml:space="preserve">Промокод</w:t>
-            </w:r>
-          </w:p>
-        </w:tc>
-        <w:tc>
-          <w:tcPr>
-            <w:tcW w:w="3402" w:type="dxa"/>
-          </w:tcPr>
-          <w:p>
-            <w:pPr>
-              <w:spacing w:line="240" w:lineRule="auto"/>
-              <w:ind w:firstLine="0"/>
-              <w:jc w:val="left"/>
-              <w:rPr>
-                <w:sz w:val="24"/>
-                <w:szCs w:val="24"/>
-              </w:rPr>
-            </w:pPr>
-            <w:r>
-              <w:rPr>
-                <w:sz w:val="24"/>
-                <w:szCs w:val="24"/>
-                <w:lang w:val="ru-RU"/>
-              </w:rPr>
-              <w:t xml:space="preserve">Код в другом регистре и с пробелами по краям</w:t>
-            </w:r>
-          </w:p>
-        </w:tc>
-        <w:tc>
-          <w:tcPr>
-            <w:tcW w:w="3118" w:type="dxa"/>
-          </w:tcPr>
-          <w:p>
-            <w:pPr>
-              <w:spacing w:line="240" w:lineRule="auto"/>
-              <w:ind w:firstLine="0"/>
-              <w:jc w:val="left"/>
-              <w:rPr>
-                <w:sz w:val="24"/>
-                <w:szCs w:val="24"/>
-              </w:rPr>
-            </w:pPr>
-            <w:r>
-              <w:rPr>
-                <w:sz w:val="24"/>
-                <w:szCs w:val="24"/>
-                <w:lang w:val="ru-RU"/>
-              </w:rPr>
-              <w:t xml:space="preserve">Код распознан, скидка 10 %</w:t>
-            </w:r>
-          </w:p>
-        </w:tc>
-      </w:tr>
-      <w:tr>
-        <w:trPr>
-          <w:cantSplit/>
-          <w:jc w:val="center"/>
-        </w:trPr>
-        <w:tc>
-          <w:tcPr>
-            <w:tcW w:w="850" w:type="dxa"/>
-          </w:tcPr>
-          <w:p>
-            <w:pPr>
-              <w:spacing w:line="240" w:lineRule="auto"/>
-              <w:ind w:firstLine="0"/>
-              <w:jc w:val="left"/>
-              <w:rPr>
-                <w:sz w:val="24"/>
-                <w:szCs w:val="24"/>
-              </w:rPr>
-            </w:pPr>
-            <w:r>
-              <w:rPr>
-                <w:sz w:val="24"/>
-                <w:szCs w:val="24"/>
-                <w:lang w:val="ru-RU"/>
-              </w:rPr>
-              <w:t xml:space="preserve">TC-20</w:t>
-            </w:r>
-          </w:p>
-        </w:tc>
-        <w:tc>
-          <w:tcPr>
-            <w:tcW w:w="1984" w:type="dxa"/>
-          </w:tcPr>
-          <w:p>
-            <w:pPr>
-              <w:spacing w:line="240" w:lineRule="auto"/>
-              <w:ind w:firstLine="0"/>
-              <w:jc w:val="left"/>
-              <w:rPr>
-                <w:sz w:val="24"/>
-                <w:szCs w:val="24"/>
-              </w:rPr>
-            </w:pPr>
-            <w:r>
-              <w:rPr>
-                <w:sz w:val="24"/>
-                <w:szCs w:val="24"/>
-                <w:lang w:val="ru-RU"/>
-              </w:rPr>
               <w:t xml:space="preserve">Граница доставки</w:t>
             </w:r>
           </w:p>
@@ -2532,7 +2430,7 @@
                 <w:szCs w:val="24"/>
                 <w:lang w:val="ru-RU"/>
               </w:rPr>
-              <w:t xml:space="preserve">TC-21</w:t>
+              <w:t xml:space="preserve">TC-20</w:t>
             </w:r>
           </w:p>
         </w:tc>
@@ -2634,7 +2532,7 @@
                 <w:szCs w:val="24"/>
                 <w:lang w:val="ru-RU"/>
               </w:rPr>
-              <w:t xml:space="preserve">TC-22</w:t>
+              <w:t xml:space="preserve">TC-21</w:t>
             </w:r>
           </w:p>
         </w:tc>
@@ -2736,7 +2634,7 @@
                 <w:szCs w:val="24"/>
                 <w:lang w:val="ru-RU"/>
               </w:rPr>
-              <w:t xml:space="preserve">TC-23</w:t>
+              <w:t xml:space="preserve">TC-22</w:t>
             </w:r>
           </w:p>
         </w:tc>
@@ -2809,108 +2707,6 @@
                 <w:lang w:val="ru-RU"/>
               </w:rPr>
               <w:t xml:space="preserve">Скидка 10 %, итого 9 000 руб.</w:t>
-            </w:r>
-          </w:p>
-        </w:tc>
-      </w:tr>
-      <w:tr>
-        <w:trPr>
-          <w:cantSplit/>
-          <w:jc w:val="center"/>
-        </w:trPr>
-        <w:tc>
-          <w:tcPr>
-            <w:tcW w:w="850" w:type="dxa"/>
-          </w:tcPr>
-          <w:p>
-            <w:pPr>
-              <w:spacing w:line="240" w:lineRule="auto"/>
-              <w:ind w:firstLine="0"/>
-              <w:jc w:val="left"/>
-              <w:rPr>
-                <w:sz w:val="24"/>
-                <w:szCs w:val="24"/>
-              </w:rPr>
-            </w:pPr>
-            <w:r>
-              <w:rPr>
-                <w:sz w:val="24"/>
-                <w:szCs w:val="24"/>
-                <w:lang w:val="ru-RU"/>
-              </w:rPr>
-              <w:t xml:space="preserve">TC-24</w:t>
-            </w:r>
-          </w:p>
-        </w:tc>
-        <w:tc>
-          <w:tcPr>
-            <w:tcW w:w="1984" w:type="dxa"/>
-          </w:tcPr>
-          <w:p>
-            <w:pPr>
-              <w:spacing w:line="240" w:lineRule="auto"/>
-              <w:ind w:firstLine="0"/>
-              <w:jc w:val="left"/>
-              <w:rPr>
-                <w:sz w:val="24"/>
-                <w:szCs w:val="24"/>
-              </w:rPr>
-            </w:pPr>
-            <w:r>
-              <w:rPr>
-                <w:sz w:val="24"/>
-                <w:szCs w:val="24"/>
-                <w:lang w:val="ru-RU"/>
-              </w:rPr>
-              <w:t xml:space="preserve">Модель</w:t>
-            </w:r>
-          </w:p>
-        </w:tc>
-        <w:tc>
-          <w:tcPr>
-            <w:tcW w:w="3402" w:type="dxa"/>
-          </w:tcPr>
-          <w:p>
-            <w:pPr>
-              <w:spacing w:line="240" w:lineRule="auto"/>
-              <w:ind w:firstLine="0"/>
-              <w:jc w:val="left"/>
-              <w:rPr>
-                <w:sz w:val="24"/>
-                <w:szCs w:val="24"/>
-              </w:rPr>
-            </w:pPr>
-            <w:r>
-              <w:rPr>
-                <w:sz w:val="24"/>
-                <w:szCs w:val="24"/>
-                <w:lang w:val="ru-RU"/>
-              </w:rPr>
-              <w:t xml:space="preserve">Сравнение двух одинаковых OrderItem</w:t>
-            </w:r>
-          </w:p>
-        </w:tc>
-        <w:tc>
-          <w:tcPr>
-            <w:tcW w:w="3118" w:type="dxa"/>
-          </w:tcPr>
-          <w:p>
-            <w:pPr>
-              <w:spacing w:line="240" w:lineRule="auto"/>
-              <w:ind w:firstLine="0"/>
-              <w:jc w:val="left"/>
-              <w:rPr>
-                <w:sz w:val="24"/>
-                <w:szCs w:val="24"/>
-              </w:rPr>
-            </w:pPr>
-            <w:r>
-              <w:rPr>
-                <w:sz w:val="24"/>
-                <w:szCs w:val="24"/>
-                <w:lang w:val="ru-RU"/>
-              </w:rPr>
-              <w:t xml:space="preserve">Объекты равны</w:t>
             </w:r>
           </w:p>
         </w:tc>
@@ -4017,60 +3813,6 @@
                 <w:szCs w:val="24"/>
                 <w:lang w:val="ru-RU"/>
               </w:rPr>
-              <w:t xml:space="preserve">CalculateTotal_WithPromoCodeInDifferentCaseOrPadded_IsRecognized</w:t>
-            </w:r>
-          </w:p>
-        </w:tc>
-      </w:tr>
-      <w:tr>
-        <w:trPr>
-          <w:cantSplit/>
-          <w:jc w:val="center"/>
-        </w:trPr>
-        <w:tc>
-          <w:tcPr>
-            <w:tcW w:w="850" w:type="dxa"/>
-          </w:tcPr>
-          <w:p>
-            <w:pPr>
-              <w:spacing w:line="240" w:lineRule="auto"/>
-              <w:ind w:firstLine="0"/>
-              <w:jc w:val="left"/>
-              <w:rPr>
-                <w:sz w:val="24"/>
-                <w:szCs w:val="24"/>
-              </w:rPr>
-            </w:pPr>
-            <w:r>
-              <w:rPr>
-                <w:sz w:val="24"/>
-                <w:szCs w:val="24"/>
-                <w:lang w:val="ru-RU"/>
-              </w:rPr>
-              <w:t xml:space="preserve">TC-20</w:t>
-            </w:r>
-          </w:p>
-        </w:tc>
-        <w:tc>
-          <w:tcPr>
-            <w:tcW w:w="8504" w:type="dxa"/>
-          </w:tcPr>
-          <w:p>
-            <w:pPr>
-              <w:spacing w:line="240" w:lineRule="auto"/>
-              <w:ind w:firstLine="0"/>
-              <w:jc w:val="left"/>
-              <w:rPr>
-                <w:sz w:val="24"/>
-                <w:szCs w:val="24"/>
-              </w:rPr>
-            </w:pPr>
-            <w:r>
-              <w:rPr>
-                <w:sz w:val="24"/>
-                <w:szCs w:val="24"/>
-                <w:lang w:val="ru-RU"/>
-              </w:rPr>
               <w:t xml:space="preserve">CalculateTotal_DeliveryBoundaryWithoutDiscounts_ChargesExpectedDelivery</w:t>
             </w:r>
           </w:p>
@@ -4101,7 +3843,7 @@
                 <w:szCs w:val="24"/>
                 <w:lang w:val="ru-RU"/>
               </w:rPr>
-              <w:t xml:space="preserve">TC-21</w:t>
+              <w:t xml:space="preserve">TC-20</w:t>
             </w:r>
           </w:p>
         </w:tc>
@@ -4155,7 +3897,7 @@
                 <w:szCs w:val="24"/>
                 <w:lang w:val="ru-RU"/>
               </w:rPr>
-              <w:t xml:space="preserve">TC-22</w:t>
+              <w:t xml:space="preserve">TC-21</w:t>
             </w:r>
           </w:p>
         </w:tc>
@@ -4209,7 +3951,7 @@
                 <w:szCs w:val="24"/>
                 <w:lang w:val="ru-RU"/>
               </w:rPr>
-              <w:t xml:space="preserve">TC-23</w:t>
+              <w:t xml:space="preserve">TC-22</w:t>
             </w:r>
           </w:p>
         </w:tc>
@@ -4234,60 +3976,6 @@
                 <w:lang w:val="ru-RU"/>
               </w:rPr>
               <w:t xml:space="preserve">CalculateTotal_WithManyIdenticalItems_ReturnsConsistentResult</w:t>
-            </w:r>
-          </w:p>
-        </w:tc>
-      </w:tr>
-      <w:tr>
-        <w:trPr>
-          <w:cantSplit/>
-          <w:jc w:val="center"/>
-        </w:trPr>
-        <w:tc>
-          <w:tcPr>
-            <w:tcW w:w="850" w:type="dxa"/>
-          </w:tcPr>
-          <w:p>
-            <w:pPr>
-              <w:spacing w:line="240" w:lineRule="auto"/>
-              <w:ind w:firstLine="0"/>
-              <w:jc w:val="left"/>
-              <w:rPr>
-                <w:sz w:val="24"/>
-                <w:szCs w:val="24"/>
-              </w:rPr>
-            </w:pPr>
-            <w:r>
-              <w:rPr>
-                <w:sz w:val="24"/>
-                <w:szCs w:val="24"/>
-                <w:lang w:val="ru-RU"/>
-              </w:rPr>
-              <w:t xml:space="preserve">TC-24</w:t>
-            </w:r>
-          </w:p>
-        </w:tc>
-        <w:tc>
-          <w:tcPr>
-            <w:tcW w:w="8504" w:type="dxa"/>
-          </w:tcPr>
-          <w:p>
-            <w:pPr>
-              <w:spacing w:line="240" w:lineRule="auto"/>
-              <w:ind w:firstLine="0"/>
-              <w:jc w:val="left"/>
-              <w:rPr>
-                <w:sz w:val="24"/>
-                <w:szCs w:val="24"/>
-              </w:rPr>
-            </w:pPr>
-            <w:r>
-              <w:rPr>
-                <w:sz w:val="24"/>
-                <w:szCs w:val="24"/>
-                <w:lang w:val="ru-RU"/>
-              </w:rPr>
-              <w:t xml:space="preserve">OrderItem_WithSameValues_AreEqual</w:t>
             </w:r>
           </w:p>
         </w:tc>
@@ -4477,7 +4165,7 @@
         <w:rPr>
           <w:lang w:val="ru-RU"/>
         </w:rPr>
-        <w:t xml:space="preserve">Все 24 тестовых метода написаны по паттерну Arrange-Act-Assert и названы по шаблону MethodName_Condition_ExpectedBehavior. Одиночные сценарии оформлены атрибутом [Fact], сценарии с набором данных – [Theory] с [InlineData]. Ниже приведены наиболее показательные тесты.</w:t>
+        <w:t xml:space="preserve">Все 22 тестовых метода написаны по паттерну Arrange-Act-Assert и названы по шаблону MethodName_Condition_ExpectedBehavior. Одиночные сценарии оформлены атрибутом [Fact], сценарии с набором данных – [Theory] с [InlineData]. Ниже приведены наиболее показательные тесты.</w:t>
       </w:r>
     </w:p>
     <w:p>
@@ -6323,7 +6011,7 @@
         <w:rPr>
           <w:lang w:val="ru-RU"/>
         </w:rPr>
-        <w:t xml:space="preserve">Покрытие измерялось командой dotnet test --collect:"XPlat Code Coverage"; HTML-отчёт строился командой reportgenerator -reports:"**/coverage.cobertura.xml" -targetdir:"coveragereport" -reporttypes:Html. На промежуточном этапе был запущен только набор тестов валидации и минимального расчёта (8 тестов). Покрытие составило Line Coverage – 63,1 %, Branch Coverage – 50 %, то есть ниже требуемых 90 %.</w:t>
+        <w:t xml:space="preserve">Покрытие измерялось командой dotnet test --collect:"XPlat Code Coverage"; HTML-отчёт строился командой reportgenerator -reports:"**/coverage.cobertura.xml" -targetdir:"coveragereport" -reporttypes:Html. На промежуточном этапе был запущен только набор тестов валидации и минимального расчёта (8 тестов). Покрытие составило Line Coverage – 65,6 % (42 из 64 строк), Branch Coverage – 50 % (15 из 30 ветвей), то есть ниже требуемых 90 %.</w:t>
       </w:r>
     </w:p>
     <w:p>
@@ -6346,7 +6034,7 @@
       <w:r>
         <w:drawing>
           <wp:inline xmlns:a="http://schemas.openxmlformats.org/drawingml/2006/main" xmlns:pic="http://schemas.openxmlformats.org/drawingml/2006/picture">
-            <wp:extent cx="5040000" cy="2932364"/>
+            <wp:extent cx="5040000" cy="3360000"/>
             <wp:docPr id="1" name="Picture 1"/>
             <wp:cNvGraphicFramePr>
               <a:graphicFrameLocks noChangeAspect="1"/>
@@ -6367,7 +6055,7 @@
                   <pic:spPr>
                     <a:xfrm>
                       <a:off x="0" y="0"/>
-                      <a:ext cx="5040000" cy="2932364"/>
+                      <a:ext cx="5040000" cy="3360000"/>
                     </a:xfrm>
                     <a:prstGeom prst="rect"/>
                     <a:ln w="9525">
@@ -6392,7 +6080,7 @@
         <w:rPr>
           <w:lang w:val="ru-RU"/>
         </w:rPr>
-        <w:t xml:space="preserve">Рисунок 1 – Сводка покрытия на промежуточном этапе (Line 63 %, Branch 50 %)</w:t>
+        <w:t xml:space="preserve">Рисунок 1 – Сводка покрытия на промежуточном этапе (Line 65,6 %, Branch 50 %)</w:t>
       </w:r>
     </w:p>
     <w:p>
@@ -6470,7 +6158,7 @@
         <w:rPr>
           <w:lang w:val="ru-RU"/>
         </w:rPr>
-        <w:t xml:space="preserve">Анализ непокрытых строк: красным выделены ветви скидок по сумме (return 10m, return 5m) и весь блок switch обработки промокодов (WELCOME10, SUMMER20, VIP30 и default с исключением); жёлтым – условия, у которых проверена только одна из двух веток (лояльность, доставка, пороги скидок, пустой промокод). Для их покрытия были дописаны тесты TC-08 – TC-23: граничные значения скидок по сумме, лояльность, по два теста на каждый промокод (допустимый и недопустимый клиент или сумма), неизвестные промокоды, граница бесплатной доставки до и после применения скидок и комбинация всех скидок.</w:t>
+        <w:t xml:space="preserve">Анализ непокрытых строк: красным выделены ветви скидок по сумме (return 10m, return 5m) и весь блок switch обработки промокодов (WELCOME10, SUMMER20, VIP30 и default с исключением); жёлтым – условия, у которых проверена только одна из двух веток (лояльность, доставка, пороги скидок, пустой промокод). Для их покрытия были дописаны тесты TC-08 – TC-22: граничные значения скидок по сумме, лояльность, по два теста на каждый промокод (допустимый и недопустимый клиент или сумма), неизвестные промокоды, граница бесплатной доставки до и после применения скидок и комбинация всех скидок.</w:t>
       </w:r>
     </w:p>
     <w:p>
@@ -6481,7 +6169,7 @@
         <w:rPr>
           <w:lang w:val="ru-RU"/>
         </w:rPr>
-        <w:t xml:space="preserve">На рисунке 3 показано: результат запуска всех тестов командой dotnet test – 43 теста пройдено, ошибок нет.</w:t>
+        <w:t xml:space="preserve">На рисунке 3 показано: результат запуска всех тестов командой dotnet test – 39 запусков пройдено, ошибок нет.</w:t>
       </w:r>
     </w:p>
     <w:p>
@@ -6539,7 +6227,7 @@
         <w:rPr>
           <w:lang w:val="ru-RU"/>
         </w:rPr>
-        <w:t xml:space="preserve">Рисунок 3 – Результат выполнения тестов (Passed: 43, Failed: 0)</w:t>
+        <w:t xml:space="preserve">Рисунок 3 – Результат выполнения тестов (Passed: 39, Failed: 0)</w:t>
       </w:r>
     </w:p>
     <w:p>
@@ -6550,7 +6238,7 @@
         <w:rPr>
           <w:lang w:val="ru-RU"/>
         </w:rPr>
-        <w:t xml:space="preserve">На рисунке 4 показано: итоговый отчёт ReportGenerator после запуска всех 43 тестов.</w:t>
+        <w:t xml:space="preserve">На рисунке 4 показано: итоговый отчёт ReportGenerator после запуска всех 39 тестов.</w:t>
       </w:r>
     </w:p>
     <w:p>
@@ -6813,7 +6501,7 @@
                 <w:szCs w:val="24"/>
                 <w:lang w:val="ru-RU"/>
               </w:rPr>
-              <w:t xml:space="preserve">63,1 %</w:t>
+              <w:t xml:space="preserve">65,6 % (42 из 64)</w:t>
             </w:r>
           </w:p>
         </w:tc>
@@ -6891,7 +6579,7 @@
                 <w:szCs w:val="24"/>
                 <w:lang w:val="ru-RU"/>
               </w:rPr>
-              <w:t xml:space="preserve">43</w:t>
+              <w:t xml:space="preserve">39</w:t>
             </w:r>
           </w:p>
         </w:tc>
@@ -6951,7 +6639,7 @@
         <w:rPr>
           <w:lang w:val="ru-RU"/>
         </w:rPr>
-        <w:t xml:space="preserve">После дописывания тестов все 43 запуска проходят успешно. Итоговые значения Line Coverage – 100 % и Branch Coverage – 100 % превышают требуемый порог 90 %.</w:t>
+        <w:t xml:space="preserve">После дописывания тестов все 39 запусков проходят успешно. Итоговые значения Line Coverage – 100 % и Branch Coverage – 100 % превышают требуемый порог 90 %.</w:t>
       </w:r>
     </w:p>
     <w:p>
@@ -7754,7 +7442,7 @@
                 <w:szCs w:val="24"/>
                 <w:lang w:val="ru-RU"/>
               </w:rPr>
-              <w:t xml:space="preserve">null, «», пробелы; другой регистр; «welcome», «WELCOME 10»</w:t>
+              <w:t xml:space="preserve">null, «», пробелы; «welcome10», «WELCOME 10»</w:t>
             </w:r>
           </w:p>
         </w:tc>
@@ -7778,7 +7466,7 @@
                 <w:szCs w:val="24"/>
                 <w:lang w:val="ru-RU"/>
               </w:rPr>
-              <w:t xml:space="preserve">Нет промокода; код распознан; InvalidOperationException</w:t>
+              <w:t xml:space="preserve">Нет промокода; InvalidOperationException</w:t>
             </w:r>
           </w:p>
         </w:tc>
@@ -7868,7 +7556,7 @@
         <w:rPr>
           <w:lang w:val="ru-RU"/>
         </w:rPr>
-        <w:t xml:space="preserve">Параметризованные тесты ([Theory] + [InlineData]) применены там, где одна и та же логика проверяется на разных наборах данных: недопустимые цены и количества (TC-03, TC-04), граничные суммы скидок (TC-08), граничные суммы SUMMER20 (TC-13), неизвестные (TC-17) и пустые (TC-18) промокоды, варианты записи промокода (TC-19), пороги доставки (TC-20, TC-21). Это сокращает объём кода: вместо десятков однотипных [Fact]-методов получилось 24 тестовых метода, а новый граничный случай добавляется одной строкой [InlineData]. Каждый набор данных выполняется и отображается как отдельный тест.</w:t>
+        <w:t xml:space="preserve">Параметризованные тесты ([Theory] + [InlineData]) применены там, где одна и та же логика проверяется на разных наборах данных: недопустимые цены и количества (TC-03, TC-04), граничные суммы скидок (TC-08), граничные суммы SUMMER20 (TC-13), неизвестные (TC-17) и пустые (TC-18) промокоды, пороги доставки (TC-19, TC-20). Это сокращает объём кода: вместо десятков однотипных [Fact]-методов получилось 22 тестовых метода, а новый граничный случай добавляется одной строкой [InlineData]. Каждый набор данных выполняется и отображается как отдельный тест.</w:t>
       </w:r>
     </w:p>
     <w:p>
@@ -7909,7 +7597,7 @@
         <w:rPr>
           <w:lang w:val="ru-RU"/>
         </w:rPr>
-        <w:t xml:space="preserve">В ходе работы освоены методики тестирования «белого ящика» и измерение покрытия кода. Для модуля расчёта стоимости заказа интернет-магазина составлена матрица из 24 тестовых сценариев, реализованы 24 тестовых метода (43 запуска) на xUnit и FluentAssertions по паттерну Arrange-Act-Assert, включая параметризованные тесты и проверку исключений. С помощью Coverlet и ReportGenerator измерено покрытие: на промежуточном этапе Line Coverage составил 63,1 %, Branch Coverage – 50 %; после анализа непокрытых строк и дописывания тестов итоговые значения достигли 100 % по обеим метрикам, что выше требуемых 90 %. Все тесты проходят, что подтверждает соответствие реализации бизнес-правилам задания. Основная трудность – подбор граничных значений для порогов скидок и доставки с учётом того, что они сравниваются с суммами до и после скидок.</w:t>
+        <w:t xml:space="preserve">В ходе работы освоены методики тестирования «белого ящика» и измерение покрытия кода. Для модуля расчёта стоимости заказа интернет-магазина составлена матрица из 22 тестовых сценариев, реализованы 22 тестовых метода (39 запусков) на xUnit и FluentAssertions по паттерну Arrange-Act-Assert, включая параметризованные тесты и проверку исключений. С помощью Coverlet и ReportGenerator измерено покрытие: на промежуточном этапе Line Coverage составил 65,6 %, Branch Coverage – 50 %; после анализа непокрытых строк и дописывания тестов итоговые значения достигли 100 % по обеим метрикам, что выше требуемых 90 %. Все тесты проходят, что подтверждает соответствие реализации бизнес-правилам задания. Основная трудность – подбор граничных значений для порогов скидок и доставки с учётом того, что они сравниваются с суммами до и после скидок.</w:t>
       </w:r>
     </w:p>
     <w:sectPr>

--- a/Лабораторная_работа_2.docx
+++ b/Лабораторная_работа_2.docx
@@ -5992,6 +5992,300 @@
       </w:r>
     </w:p>
     <w:p>
+      <w:pPr/>
+      <w:r>
+        <w:rPr>
+          <w:lang w:val="ru-RU"/>
+        </w:rPr>
+        <w:t xml:space="preserve">Тесты написаны до реализации по методике TDD (цикл Red-Green). Сначала были написаны все 22 тестовых метода, а класс OrderService создан в виде заглушки, метод CalculateTotal которой выбрасывает NotImplementedException (листинг 8). Заглушка позволяет проекту собраться, но не реализует ни одного бизнес-правила.</w:t>
+      </w:r>
+    </w:p>
+    <w:p>
+      <w:pPr>
+        <w:keepNext/>
+        <w:ind w:firstLine="0"/>
+        <w:jc w:val="left"/>
+      </w:pPr>
+      <w:r>
+        <w:rPr>
+          <w:lang w:val="ru-RU"/>
+        </w:rPr>
+        <w:t xml:space="preserve">Листинг 8 – Заглушка OrderService для фазы Red</w:t>
+      </w:r>
+    </w:p>
+    <w:p>
+      <w:pPr>
+        <w:keepNext/>
+        <w:keepLines/>
+        <w:spacing w:after="0" w:line="240" w:lineRule="auto"/>
+        <w:ind w:firstLine="0"/>
+        <w:jc w:val="left"/>
+      </w:pPr>
+      <w:r>
+        <w:rPr>
+          <w:rFonts w:ascii="Courier New" w:hAnsi="Courier New" w:cs="Courier New"/>
+          <w:sz w:val="24"/>
+          <w:szCs w:val="24"/>
+        </w:rPr>
+        <w:t xml:space="preserve">public class OrderService</w:t>
+      </w:r>
+    </w:p>
+    <w:p>
+      <w:pPr>
+        <w:keepNext/>
+        <w:keepLines/>
+        <w:spacing w:after="0" w:line="240" w:lineRule="auto"/>
+        <w:ind w:firstLine="0"/>
+        <w:jc w:val="left"/>
+      </w:pPr>
+      <w:r>
+        <w:rPr>
+          <w:rFonts w:ascii="Courier New" w:hAnsi="Courier New" w:cs="Courier New"/>
+          <w:sz w:val="24"/>
+          <w:szCs w:val="24"/>
+        </w:rPr>
+        <w:t xml:space="preserve">{</w:t>
+      </w:r>
+    </w:p>
+    <w:p>
+      <w:pPr>
+        <w:keepNext/>
+        <w:keepLines/>
+        <w:spacing w:after="0" w:line="240" w:lineRule="auto"/>
+        <w:ind w:firstLine="0"/>
+        <w:jc w:val="left"/>
+      </w:pPr>
+      <w:r>
+        <w:rPr>
+          <w:rFonts w:ascii="Courier New" w:hAnsi="Courier New" w:cs="Courier New"/>
+          <w:sz w:val="24"/>
+          <w:szCs w:val="24"/>
+        </w:rPr>
+        <w:t xml:space="preserve">    public OrderResult CalculateTotal(IReadOnlyList&lt;OrderItem&gt; items, bool isLoyalCustomer, string? promoCode)</w:t>
+      </w:r>
+    </w:p>
+    <w:p>
+      <w:pPr>
+        <w:keepNext/>
+        <w:keepLines/>
+        <w:spacing w:after="0" w:line="240" w:lineRule="auto"/>
+        <w:ind w:firstLine="0"/>
+        <w:jc w:val="left"/>
+      </w:pPr>
+      <w:r>
+        <w:rPr>
+          <w:rFonts w:ascii="Courier New" w:hAnsi="Courier New" w:cs="Courier New"/>
+          <w:sz w:val="24"/>
+          <w:szCs w:val="24"/>
+        </w:rPr>
+        <w:t xml:space="preserve">    {</w:t>
+      </w:r>
+    </w:p>
+    <w:p>
+      <w:pPr>
+        <w:keepNext/>
+        <w:keepLines/>
+        <w:spacing w:after="0" w:line="240" w:lineRule="auto"/>
+        <w:ind w:firstLine="0"/>
+        <w:jc w:val="left"/>
+      </w:pPr>
+      <w:r>
+        <w:rPr>
+          <w:rFonts w:ascii="Courier New" w:hAnsi="Courier New" w:cs="Courier New"/>
+          <w:sz w:val="24"/>
+          <w:szCs w:val="24"/>
+        </w:rPr>
+        <w:t xml:space="preserve">        throw new NotImplementedException();</w:t>
+      </w:r>
+    </w:p>
+    <w:p>
+      <w:pPr>
+        <w:keepNext/>
+        <w:keepLines/>
+        <w:spacing w:after="0" w:line="240" w:lineRule="auto"/>
+        <w:ind w:firstLine="0"/>
+        <w:jc w:val="left"/>
+      </w:pPr>
+      <w:r>
+        <w:rPr>
+          <w:rFonts w:ascii="Courier New" w:hAnsi="Courier New" w:cs="Courier New"/>
+          <w:sz w:val="24"/>
+          <w:szCs w:val="24"/>
+        </w:rPr>
+        <w:t xml:space="preserve">    }</w:t>
+      </w:r>
+    </w:p>
+    <w:p>
+      <w:pPr>
+        <w:keepNext/>
+        <w:keepLines/>
+        <w:spacing w:after="0" w:line="240" w:lineRule="auto"/>
+        <w:ind w:firstLine="0"/>
+        <w:jc w:val="left"/>
+      </w:pPr>
+      <w:r>
+        <w:rPr>
+          <w:rFonts w:ascii="Courier New" w:hAnsi="Courier New" w:cs="Courier New"/>
+          <w:sz w:val="24"/>
+          <w:szCs w:val="24"/>
+        </w:rPr>
+        <w:t xml:space="preserve">}</w:t>
+      </w:r>
+    </w:p>
+    <w:p>
+      <w:pPr>
+        <w:spacing w:after="0" w:line="240" w:lineRule="auto"/>
+        <w:ind w:firstLine="0"/>
+      </w:pPr>
+    </w:p>
+    <w:p>
+      <w:pPr>
+        <w:keepNext/>
+      </w:pPr>
+      <w:r>
+        <w:rPr>
+          <w:lang w:val="ru-RU"/>
+        </w:rPr>
+        <w:t xml:space="preserve">На рисунке 1 показано: фаза Red – запуск тестов с заглушкой, все 39 запусков завершились ошибкой (вывод сокращён, показаны два первых упавших теста и итоговая строка).</w:t>
+      </w:r>
+    </w:p>
+    <w:p>
+      <w:pPr>
+        <w:keepNext/>
+        <w:ind w:firstLine="0"/>
+        <w:jc w:val="center"/>
+      </w:pPr>
+      <w:r>
+        <w:drawing>
+          <wp:inline xmlns:a="http://schemas.openxmlformats.org/drawingml/2006/main" xmlns:pic="http://schemas.openxmlformats.org/drawingml/2006/picture">
+            <wp:extent cx="5040000" cy="2327564"/>
+            <wp:docPr id="1" name="Picture 1"/>
+            <wp:cNvGraphicFramePr>
+              <a:graphicFrameLocks noChangeAspect="1"/>
+            </wp:cNvGraphicFramePr>
+            <a:graphic>
+              <a:graphicData uri="http://schemas.openxmlformats.org/drawingml/2006/picture">
+                <pic:pic>
+                  <pic:nvPicPr>
+                    <pic:cNvPr id="0" name="red.png"/>
+                    <pic:cNvPicPr/>
+                  </pic:nvPicPr>
+                  <pic:blipFill>
+                    <a:blip r:embed="rId22"/>
+                    <a:stretch>
+                      <a:fillRect/>
+                    </a:stretch>
+                  </pic:blipFill>
+                  <pic:spPr>
+                    <a:xfrm>
+                      <a:off x="0" y="0"/>
+                      <a:ext cx="5040000" cy="2327564"/>
+                    </a:xfrm>
+                    <a:prstGeom prst="rect"/>
+                    <a:ln w="9525">
+                      <a:solidFill>
+                        <a:srgbClr val="000000"/>
+                      </a:solidFill>
+                    </a:ln>
+                  </pic:spPr>
+                </pic:pic>
+              </a:graphicData>
+            </a:graphic>
+          </wp:inline>
+        </w:drawing>
+      </w:r>
+    </w:p>
+    <w:p>
+      <w:pPr>
+        <w:ind w:firstLine="0"/>
+        <w:jc w:val="center"/>
+      </w:pPr>
+      <w:r>
+        <w:rPr>
+          <w:lang w:val="ru-RU"/>
+        </w:rPr>
+        <w:t xml:space="preserve">Рисунок 1 – Фаза Red: все тесты падают на заглушке (Failed: 39, Passed: 0)</w:t>
+      </w:r>
+    </w:p>
+    <w:p>
+      <w:pPr/>
+      <w:r>
+        <w:rPr>
+          <w:lang w:val="ru-RU"/>
+        </w:rPr>
+        <w:t xml:space="preserve">После этого в OrderService была реализована логика по бизнес-правилам варианта: валидация, скидка по сумме, скидка постоянному клиенту, промокоды и доставка. Повторный запуск тестов дал зелёный результат: все 39 запусков пройдены.</w:t>
+      </w:r>
+    </w:p>
+    <w:p>
+      <w:pPr>
+        <w:keepNext/>
+      </w:pPr>
+      <w:r>
+        <w:rPr>
+          <w:lang w:val="ru-RU"/>
+        </w:rPr>
+        <w:t xml:space="preserve">На рисунке 2 показано: фаза Green – запуск тестов после реализации сервиса, все 39 запусков пройдены.</w:t>
+      </w:r>
+    </w:p>
+    <w:p>
+      <w:pPr>
+        <w:keepNext/>
+        <w:ind w:firstLine="0"/>
+        <w:jc w:val="center"/>
+      </w:pPr>
+      <w:r>
+        <w:drawing>
+          <wp:inline xmlns:a="http://schemas.openxmlformats.org/drawingml/2006/main" xmlns:pic="http://schemas.openxmlformats.org/drawingml/2006/picture">
+            <wp:extent cx="5040000" cy="1328727"/>
+            <wp:docPr id="2" name="Picture 2"/>
+            <wp:cNvGraphicFramePr>
+              <a:graphicFrameLocks noChangeAspect="1"/>
+            </wp:cNvGraphicFramePr>
+            <a:graphic>
+              <a:graphicData uri="http://schemas.openxmlformats.org/drawingml/2006/picture">
+                <pic:pic>
+                  <pic:nvPicPr>
+                    <pic:cNvPr id="0" name="green.png"/>
+                    <pic:cNvPicPr/>
+                  </pic:nvPicPr>
+                  <pic:blipFill>
+                    <a:blip r:embed="rId23"/>
+                    <a:stretch>
+                      <a:fillRect/>
+                    </a:stretch>
+                  </pic:blipFill>
+                  <pic:spPr>
+                    <a:xfrm>
+                      <a:off x="0" y="0"/>
+                      <a:ext cx="5040000" cy="1328727"/>
+                    </a:xfrm>
+                    <a:prstGeom prst="rect"/>
+                    <a:ln w="9525">
+                      <a:solidFill>
+                        <a:srgbClr val="000000"/>
+                      </a:solidFill>
+                    </a:ln>
+                  </pic:spPr>
+                </pic:pic>
+              </a:graphicData>
+            </a:graphic>
+          </wp:inline>
+        </w:drawing>
+      </w:r>
+    </w:p>
+    <w:p>
+      <w:pPr>
+        <w:ind w:firstLine="0"/>
+        <w:jc w:val="center"/>
+      </w:pPr>
+      <w:r>
+        <w:rPr>
+          <w:lang w:val="ru-RU"/>
+        </w:rPr>
+        <w:t xml:space="preserve">Рисунок 2 – Фаза Green: все тесты проходят (Failed: 0, Passed: 39)</w:t>
+      </w:r>
+    </w:p>
+    <w:p>
       <w:pPr>
         <w:pageBreakBefore/>
         <w:ind w:firstLine="0"/>
@@ -6022,7 +6316,7 @@
         <w:rPr>
           <w:lang w:val="ru-RU"/>
         </w:rPr>
-        <w:t xml:space="preserve">На рисунке 1 показано: сводка покрытия на промежуточном этапе.</w:t>
+        <w:t xml:space="preserve">На рисунке 3 показано: сводка покрытия на промежуточном этапе.</w:t>
       </w:r>
     </w:p>
     <w:p>
@@ -6035,7 +6329,7 @@
         <w:drawing>
           <wp:inline xmlns:a="http://schemas.openxmlformats.org/drawingml/2006/main" xmlns:pic="http://schemas.openxmlformats.org/drawingml/2006/picture">
             <wp:extent cx="5040000" cy="3360000"/>
-            <wp:docPr id="1" name="Picture 1"/>
+            <wp:docPr id="3" name="Picture 3"/>
             <wp:cNvGraphicFramePr>
               <a:graphicFrameLocks noChangeAspect="1"/>
             </wp:cNvGraphicFramePr>
@@ -6047,7 +6341,7 @@
                     <pic:cNvPicPr/>
                   </pic:nvPicPr>
                   <pic:blipFill>
-                    <a:blip r:embed="rId22"/>
+                    <a:blip r:embed="rId24"/>
                     <a:stretch>
                       <a:fillRect/>
                     </a:stretch>
@@ -6080,7 +6374,7 @@
         <w:rPr>
           <w:lang w:val="ru-RU"/>
         </w:rPr>
-        <w:t xml:space="preserve">Рисунок 1 – Сводка покрытия на промежуточном этапе (Line 65,6 %, Branch 50 %)</w:t>
+        <w:t xml:space="preserve">Рисунок 3 – Сводка покрытия на промежуточном этапе (Line 65,6 %, Branch 50 %)</w:t>
       </w:r>
     </w:p>
     <w:p>
@@ -6091,7 +6385,7 @@
         <w:rPr>
           <w:lang w:val="ru-RU"/>
         </w:rPr>
-        <w:t xml:space="preserve">На рисунке 2 показано: фрагмент OrderService.cs, красным выделены непокрытые строки, жёлтым – частично покрытые.</w:t>
+        <w:t xml:space="preserve">На рисунке 4 показано: фрагмент OrderService.cs, красным выделены непокрытые строки, жёлтым – частично покрытые.</w:t>
       </w:r>
     </w:p>
     <w:p>
@@ -6104,7 +6398,7 @@
         <w:drawing>
           <wp:inline xmlns:a="http://schemas.openxmlformats.org/drawingml/2006/main" xmlns:pic="http://schemas.openxmlformats.org/drawingml/2006/picture">
             <wp:extent cx="5040000" cy="5406545"/>
-            <wp:docPr id="2" name="Picture 2"/>
+            <wp:docPr id="4" name="Picture 4"/>
             <wp:cNvGraphicFramePr>
               <a:graphicFrameLocks noChangeAspect="1"/>
             </wp:cNvGraphicFramePr>
@@ -6116,7 +6410,7 @@
                     <pic:cNvPicPr/>
                   </pic:nvPicPr>
                   <pic:blipFill>
-                    <a:blip r:embed="rId23"/>
+                    <a:blip r:embed="rId25"/>
                     <a:stretch>
                       <a:fillRect/>
                     </a:stretch>
@@ -6149,7 +6443,7 @@
         <w:rPr>
           <w:lang w:val="ru-RU"/>
         </w:rPr>
-        <w:t xml:space="preserve">Рисунок 2 – Фрагмент OrderService.cs с подсветкой непокрытых строк</w:t>
+        <w:t xml:space="preserve">Рисунок 4 – Фрагмент OrderService.cs с подсветкой непокрытых строк</w:t>
       </w:r>
     </w:p>
     <w:p>
@@ -6169,76 +6463,7 @@
         <w:rPr>
           <w:lang w:val="ru-RU"/>
         </w:rPr>
-        <w:t xml:space="preserve">На рисунке 3 показано: результат запуска всех тестов командой dotnet test – 39 запусков пройдено, ошибок нет.</w:t>
-      </w:r>
-    </w:p>
-    <w:p>
-      <w:pPr>
-        <w:keepNext/>
-        <w:ind w:firstLine="0"/>
-        <w:jc w:val="center"/>
-      </w:pPr>
-      <w:r>
-        <w:drawing>
-          <wp:inline xmlns:a="http://schemas.openxmlformats.org/drawingml/2006/main" xmlns:pic="http://schemas.openxmlformats.org/drawingml/2006/picture">
-            <wp:extent cx="5040000" cy="1764000"/>
-            <wp:docPr id="3" name="Picture 3"/>
-            <wp:cNvGraphicFramePr>
-              <a:graphicFrameLocks noChangeAspect="1"/>
-            </wp:cNvGraphicFramePr>
-            <a:graphic>
-              <a:graphicData uri="http://schemas.openxmlformats.org/drawingml/2006/picture">
-                <pic:pic>
-                  <pic:nvPicPr>
-                    <pic:cNvPr id="0" name="testrun.png"/>
-                    <pic:cNvPicPr/>
-                  </pic:nvPicPr>
-                  <pic:blipFill>
-                    <a:blip r:embed="rId24"/>
-                    <a:stretch>
-                      <a:fillRect/>
-                    </a:stretch>
-                  </pic:blipFill>
-                  <pic:spPr>
-                    <a:xfrm>
-                      <a:off x="0" y="0"/>
-                      <a:ext cx="5040000" cy="1764000"/>
-                    </a:xfrm>
-                    <a:prstGeom prst="rect"/>
-                    <a:ln w="9525">
-                      <a:solidFill>
-                        <a:srgbClr val="000000"/>
-                      </a:solidFill>
-                    </a:ln>
-                  </pic:spPr>
-                </pic:pic>
-              </a:graphicData>
-            </a:graphic>
-          </wp:inline>
-        </w:drawing>
-      </w:r>
-    </w:p>
-    <w:p>
-      <w:pPr>
-        <w:ind w:firstLine="0"/>
-        <w:jc w:val="center"/>
-      </w:pPr>
-      <w:r>
-        <w:rPr>
-          <w:lang w:val="ru-RU"/>
-        </w:rPr>
-        <w:t xml:space="preserve">Рисунок 3 – Результат выполнения тестов (Passed: 39, Failed: 0)</w:t>
-      </w:r>
-    </w:p>
-    <w:p>
-      <w:pPr>
-        <w:keepNext/>
-      </w:pPr>
-      <w:r>
-        <w:rPr>
-          <w:lang w:val="ru-RU"/>
-        </w:rPr>
-        <w:t xml:space="preserve">На рисунке 4 показано: итоговый отчёт ReportGenerator после запуска всех 39 тестов.</w:t>
+        <w:t xml:space="preserve">На рисунке 5 показано: итоговый отчёт ReportGenerator после запуска всех 39 тестов.</w:t>
       </w:r>
     </w:p>
     <w:p>
@@ -6251,7 +6476,7 @@
         <w:drawing>
           <wp:inline xmlns:a="http://schemas.openxmlformats.org/drawingml/2006/main" xmlns:pic="http://schemas.openxmlformats.org/drawingml/2006/picture">
             <wp:extent cx="5580000" cy="3720000"/>
-            <wp:docPr id="4" name="Picture 4"/>
+            <wp:docPr id="5" name="Picture 5"/>
             <wp:cNvGraphicFramePr>
               <a:graphicFrameLocks noChangeAspect="1"/>
             </wp:cNvGraphicFramePr>
@@ -6263,7 +6488,7 @@
                     <pic:cNvPicPr/>
                   </pic:nvPicPr>
                   <pic:blipFill>
-                    <a:blip r:embed="rId25"/>
+                    <a:blip r:embed="rId26"/>
                     <a:stretch>
                       <a:fillRect/>
                     </a:stretch>
@@ -6296,7 +6521,7 @@
         <w:rPr>
           <w:lang w:val="ru-RU"/>
         </w:rPr>
-        <w:t xml:space="preserve">Рисунок 4 – Итоговый отчёт ReportGenerator: Line Coverage 100 %, Branch Coverage 100 %</w:t>
+        <w:t xml:space="preserve">Рисунок 5 – Итоговый отчёт ReportGenerator: Line Coverage 100 %, Branch Coverage 100 %</w:t>
       </w:r>
     </w:p>
     <w:p>
@@ -7597,7 +7822,7 @@
         <w:rPr>
           <w:lang w:val="ru-RU"/>
         </w:rPr>
-        <w:t xml:space="preserve">В ходе работы освоены методики тестирования «белого ящика» и измерение покрытия кода. Для модуля расчёта стоимости заказа интернет-магазина составлена матрица из 22 тестовых сценариев, реализованы 22 тестовых метода (39 запусков) на xUnit и FluentAssertions по паттерну Arrange-Act-Assert, включая параметризованные тесты и проверку исключений. С помощью Coverlet и ReportGenerator измерено покрытие: на промежуточном этапе Line Coverage составил 65,6 %, Branch Coverage – 50 %; после анализа непокрытых строк и дописывания тестов итоговые значения достигли 100 % по обеим метрикам, что выше требуемых 90 %. Все тесты проходят, что подтверждает соответствие реализации бизнес-правилам задания. Основная трудность – подбор граничных значений для порогов скидок и доставки с учётом того, что они сравниваются с суммами до и после скидок.</w:t>
+        <w:t xml:space="preserve">В ходе работы освоены методики тестирования «белого ящика» и измерение покрытия кода. Для модуля расчёта стоимости заказа интернет-магазина составлена матрица из 22 тестовых сценариев, реализованы 22 тестовых метода (39 запусков) на xUnit и FluentAssertions по паттерну Arrange-Act-Assert, включая параметризованные тесты и проверку исключений. Тесты написаны до реализации (TDD): на заглушке сервиса все 39 запусков упали (Red), после реализации бизнес-правил все прошли (Green). С помощью Coverlet и ReportGenerator измерено покрытие: на промежуточном этапе Line Coverage составил 65,6 %, Branch Coverage – 50 %; после анализа непокрытых строк и дописывания тестов итоговые значения достигли 100 % по обеим метрикам, что выше требуемых 90 %. Все тесты проходят, что подтверждает соответствие реализации бизнес-правилам задания. Основная трудность – подбор граничных значений для порогов скидок и доставки с учётом того, что они сравниваются с суммами до и после скидок.</w:t>
       </w:r>
     </w:p>
     <w:sectPr>

--- a/Лабораторная_работа_2.docx
+++ b/Лабораторная_работа_2.docx
@@ -6146,7 +6146,7 @@
         <w:rPr>
           <w:lang w:val="ru-RU"/>
         </w:rPr>
-        <w:t xml:space="preserve">На рисунке 1 показано: фаза Red – запуск тестов с заглушкой, все 39 запусков завершились ошибкой (вывод сокращён, показаны два первых упавших теста и итоговая строка).</w:t>
+        <w:t xml:space="preserve">На рисунке 1 показано: фаза Red – запуск тестов с заглушкой, все 39 запусков завершились ошибкой.</w:t>
       </w:r>
     </w:p>
     <w:p>
@@ -6204,7 +6204,7 @@
         <w:rPr>
           <w:lang w:val="ru-RU"/>
         </w:rPr>
-        <w:t xml:space="preserve">Рисунок 1 – Фаза Red: все тесты падают на заглушке (Failed: 39, Passed: 0)</w:t>
+        <w:t xml:space="preserve">Рисунок 1 – Фаза Red: все тесты падают на заглушке</w:t>
       </w:r>
     </w:p>
     <w:p>
@@ -6282,7 +6282,7 @@
         <w:rPr>
           <w:lang w:val="ru-RU"/>
         </w:rPr>
-        <w:t xml:space="preserve">Рисунок 2 – Фаза Green: все тесты проходят (Failed: 0, Passed: 39)</w:t>
+        <w:t xml:space="preserve">Рисунок 2 – Фаза Green: все тесты проходят после реализации</w:t>
       </w:r>
     </w:p>
     <w:p>

--- a/Лабораторная_работа_2.docx
+++ b/Лабораторная_работа_2.docx
@@ -5997,7 +5997,7 @@
         <w:rPr>
           <w:lang w:val="ru-RU"/>
         </w:rPr>
-        <w:t xml:space="preserve">Тесты написаны до реализации по методике TDD (цикл Red-Green). Сначала были написаны все 22 тестовых метода, а класс OrderService создан в виде заглушки, метод CalculateTotal которой выбрасывает NotImplementedException (листинг 8). Заглушка позволяет проекту собраться, но не реализует ни одного бизнес-правила.</w:t>
+        <w:t xml:space="preserve">Тесты написаны до реализации по методике TDD (цикл Red-Green). Сначала были написаны все 22 тестовых метода, а класс OrderService создан в виде заглушки, метод CalculateTotal которой выбрасывает NotImplementedException (листинг 8). Заглушка позволяет проекту собраться, но не реализует ни одного бизнес-правила. Тесты запускались в Visual Studio через «Обозреватель тестов».</w:t>
       </w:r>
     </w:p>
     <w:p>
@@ -6146,7 +6146,7 @@
         <w:rPr>
           <w:lang w:val="ru-RU"/>
         </w:rPr>
-        <w:t xml:space="preserve">На рисунке 1 показано: фаза Red – запуск тестов с заглушкой, все 39 запусков завершились ошибкой.</w:t>
+        <w:t xml:space="preserve">На рисунке 1 показано: фаза Red – окно «Обозреватель тестов» Visual Studio после запуска тестов с заглушкой, все 39 тестов не пройдены.</w:t>
       </w:r>
     </w:p>
     <w:p>
@@ -6158,7 +6158,7 @@
       <w:r>
         <w:drawing>
           <wp:inline xmlns:a="http://schemas.openxmlformats.org/drawingml/2006/main" xmlns:pic="http://schemas.openxmlformats.org/drawingml/2006/picture">
-            <wp:extent cx="5040000" cy="2327564"/>
+            <wp:extent cx="5040000" cy="3240000"/>
             <wp:docPr id="1" name="Picture 1"/>
             <wp:cNvGraphicFramePr>
               <a:graphicFrameLocks noChangeAspect="1"/>
@@ -6179,7 +6179,7 @@
                   <pic:spPr>
                     <a:xfrm>
                       <a:off x="0" y="0"/>
-                      <a:ext cx="5040000" cy="2327564"/>
+                      <a:ext cx="5040000" cy="3240000"/>
                     </a:xfrm>
                     <a:prstGeom prst="rect"/>
                     <a:ln w="9525">
@@ -6204,7 +6204,7 @@
         <w:rPr>
           <w:lang w:val="ru-RU"/>
         </w:rPr>
-        <w:t xml:space="preserve">Рисунок 1 – Фаза Red: все тесты падают на заглушке</w:t>
+        <w:t xml:space="preserve">Рисунок 1 – Фаза Red: все тесты не пройдены (Visual Studio, Обозреватель тестов)</w:t>
       </w:r>
     </w:p>
     <w:p>
@@ -6224,7 +6224,7 @@
         <w:rPr>
           <w:lang w:val="ru-RU"/>
         </w:rPr>
-        <w:t xml:space="preserve">На рисунке 2 показано: фаза Green – запуск тестов после реализации сервиса, все 39 запусков пройдены.</w:t>
+        <w:t xml:space="preserve">На рисунке 2 показано: фаза Green – окно «Обозреватель тестов» Visual Studio после реализации сервиса, все 39 тестов пройдены.</w:t>
       </w:r>
     </w:p>
     <w:p>
@@ -6236,7 +6236,7 @@
       <w:r>
         <w:drawing>
           <wp:inline xmlns:a="http://schemas.openxmlformats.org/drawingml/2006/main" xmlns:pic="http://schemas.openxmlformats.org/drawingml/2006/picture">
-            <wp:extent cx="5040000" cy="1328727"/>
+            <wp:extent cx="5040000" cy="3240000"/>
             <wp:docPr id="2" name="Picture 2"/>
             <wp:cNvGraphicFramePr>
               <a:graphicFrameLocks noChangeAspect="1"/>
@@ -6257,7 +6257,7 @@
                   <pic:spPr>
                     <a:xfrm>
                       <a:off x="0" y="0"/>
-                      <a:ext cx="5040000" cy="1328727"/>
+                      <a:ext cx="5040000" cy="3240000"/>
                     </a:xfrm>
                     <a:prstGeom prst="rect"/>
                     <a:ln w="9525">
@@ -6282,7 +6282,7 @@
         <w:rPr>
           <w:lang w:val="ru-RU"/>
         </w:rPr>
-        <w:t xml:space="preserve">Рисунок 2 – Фаза Green: все тесты проходят после реализации</w:t>
+        <w:t xml:space="preserve">Рисунок 2 – Фаза Green: все тесты пройдены (Visual Studio, Обозреватель тестов)</w:t>
       </w:r>
     </w:p>
     <w:p>

--- a/Лабораторная_работа_2.docx
+++ b/Лабораторная_работа_2.docx
@@ -5997,7 +5997,7 @@
         <w:rPr>
           <w:lang w:val="ru-RU"/>
         </w:rPr>
-        <w:t xml:space="preserve">Тесты написаны до реализации по методике TDD (цикл Red-Green). Сначала были написаны все 22 тестовых метода, а класс OrderService создан в виде заглушки, метод CalculateTotal которой выбрасывает NotImplementedException (листинг 8). Заглушка позволяет проекту собраться, но не реализует ни одного бизнес-правила. Тесты запускались в Visual Studio через «Обозреватель тестов».</w:t>
+        <w:t xml:space="preserve">Для демонстрации методологии TDD (цикл Red-Green) все 22 тестовых метода были запущены дважды. Сначала на заглушке OrderService, метод CalculateTotal которой выбрасывает NotImplementedException (листинг 8). Заглушка позволяет проекту собраться, но не реализует ни одного бизнес-правила, поэтому все тесты должны упасть (Red): это подтверждает, что тесты действительно проверяют логику, а не проходят сами по себе. Тесты запускались в Visual Studio через «Обозреватель тестов».</w:t>
       </w:r>
     </w:p>
     <w:p>
@@ -6213,7 +6213,7 @@
         <w:rPr>
           <w:lang w:val="ru-RU"/>
         </w:rPr>
-        <w:t xml:space="preserve">После этого в OrderService была реализована логика по бизнес-правилам варианта: валидация, скидка по сумме, скидка постоянному клиенту, промокоды и доставка. Повторный запуск тестов дал зелёный результат: все 39 запусков пройдены.</w:t>
+        <w:t xml:space="preserve">Затем вместо заглушки была подставлена реализация бизнес-правил варианта: валидация, скидка по сумме, скидка постоянному клиенту, промокоды и доставка (Green). Повторный запуск тестов дал зелёный результат: все 39 запусков пройдены.</w:t>
       </w:r>
     </w:p>
     <w:p>
@@ -7822,7 +7822,7 @@
         <w:rPr>
           <w:lang w:val="ru-RU"/>
         </w:rPr>
-        <w:t xml:space="preserve">В ходе работы освоены методики тестирования «белого ящика» и измерение покрытия кода. Для модуля расчёта стоимости заказа интернет-магазина составлена матрица из 22 тестовых сценариев, реализованы 22 тестовых метода (39 запусков) на xUnit и FluentAssertions по паттерну Arrange-Act-Assert, включая параметризованные тесты и проверку исключений. Тесты написаны до реализации (TDD): на заглушке сервиса все 39 запусков упали (Red), после реализации бизнес-правил все прошли (Green). С помощью Coverlet и ReportGenerator измерено покрытие: на промежуточном этапе Line Coverage составил 65,6 %, Branch Coverage – 50 %; после анализа непокрытых строк и дописывания тестов итоговые значения достигли 100 % по обеим метрикам, что выше требуемых 90 %. Все тесты проходят, что подтверждает соответствие реализации бизнес-правилам задания. Основная трудность – подбор граничных значений для порогов скидок и доставки с учётом того, что они сравниваются с суммами до и после скидок.</w:t>
+        <w:t xml:space="preserve">В ходе работы освоены методики тестирования «белого ящика» и измерение покрытия кода. Для модуля расчёта стоимости заказа интернет-магазина составлена матрица из 22 тестовых сценариев, реализованы 22 тестовых метода (39 запусков) на xUnit и FluentAssertions по паттерну Arrange-Act-Assert, включая параметризованные тесты и проверку исключений. Цикл Red-Green методологии TDD продемонстрирован: на заглушке сервиса все 39 запусков упали (Red), на реализации бизнес-правил все прошли (Green). С помощью Coverlet и ReportGenerator измерено покрытие: на промежуточном этапе Line Coverage составил 65,6 %, Branch Coverage – 50 %; после анализа непокрытых строк и дописывания тестов итоговые значения достигли 100 % по обеим метрикам, что выше требуемых 90 %. Все тесты проходят, что подтверждает соответствие реализации бизнес-правилам задания. Основная трудность – подбор граничных значений для порогов скидок и доставки с учётом того, что они сравниваются с суммами до и после скидок.</w:t>
       </w:r>
     </w:p>
     <w:sectPr>

--- a/Лабораторная_работа_2.docx
+++ b/Лабораторная_работа_2.docx
@@ -4001,1994 +4001,7 @@
         <w:rPr>
           <w:lang w:val="ru-RU"/>
         </w:rPr>
-        <w:t xml:space="preserve">Решение Lab2.sln содержит два проекта: Lab2.Core – библиотека классов с исходным кодом модуля (OrderItem.cs, OrderResult.cs, OrderService.cs) и Lab2.Tests – проект xUnit (OrderServiceTests.cs) со ссылкой на Lab2.Core. В тестовый проект установлены пакеты FluentAssertions 6.12.2, coverlet.collector и coverlet.msbuild. Среда: .NET 8, xUnit 2.5.3. Структура решения приведена в листинге 1.</w:t>
-      </w:r>
-    </w:p>
-    <w:p>
-      <w:pPr>
-        <w:keepNext/>
-        <w:ind w:firstLine="0"/>
-        <w:jc w:val="left"/>
-      </w:pPr>
-      <w:r>
-        <w:rPr>
-          <w:lang w:val="ru-RU"/>
-        </w:rPr>
-        <w:t xml:space="preserve">Листинг 1 – Структура решения</w:t>
-      </w:r>
-    </w:p>
-    <w:p>
-      <w:pPr>
-        <w:keepNext/>
-        <w:keepLines/>
-        <w:spacing w:after="0" w:line="240" w:lineRule="auto"/>
-        <w:ind w:firstLine="0"/>
-        <w:jc w:val="left"/>
-      </w:pPr>
-      <w:r>
-        <w:rPr>
-          <w:rFonts w:ascii="Courier New" w:hAnsi="Courier New" w:cs="Courier New"/>
-          <w:sz w:val="24"/>
-          <w:szCs w:val="24"/>
-        </w:rPr>
-        <w:t xml:space="preserve">Lab2/</w:t>
-      </w:r>
-    </w:p>
-    <w:p>
-      <w:pPr>
-        <w:keepNext/>
-        <w:keepLines/>
-        <w:spacing w:after="0" w:line="240" w:lineRule="auto"/>
-        <w:ind w:firstLine="0"/>
-        <w:jc w:val="left"/>
-      </w:pPr>
-      <w:r>
-        <w:rPr>
-          <w:rFonts w:ascii="Courier New" w:hAnsi="Courier New" w:cs="Courier New"/>
-          <w:sz w:val="24"/>
-          <w:szCs w:val="24"/>
-        </w:rPr>
-        <w:t xml:space="preserve">├── Lab2.sln</w:t>
-      </w:r>
-    </w:p>
-    <w:p>
-      <w:pPr>
-        <w:keepNext/>
-        <w:keepLines/>
-        <w:spacing w:after="0" w:line="240" w:lineRule="auto"/>
-        <w:ind w:firstLine="0"/>
-        <w:jc w:val="left"/>
-      </w:pPr>
-      <w:r>
-        <w:rPr>
-          <w:rFonts w:ascii="Courier New" w:hAnsi="Courier New" w:cs="Courier New"/>
-          <w:sz w:val="24"/>
-          <w:szCs w:val="24"/>
-        </w:rPr>
-        <w:t xml:space="preserve">├── Lab2.Core/</w:t>
-      </w:r>
-    </w:p>
-    <w:p>
-      <w:pPr>
-        <w:keepNext/>
-        <w:keepLines/>
-        <w:spacing w:after="0" w:line="240" w:lineRule="auto"/>
-        <w:ind w:firstLine="0"/>
-        <w:jc w:val="left"/>
-      </w:pPr>
-      <w:r>
-        <w:rPr>
-          <w:rFonts w:ascii="Courier New" w:hAnsi="Courier New" w:cs="Courier New"/>
-          <w:sz w:val="24"/>
-          <w:szCs w:val="24"/>
-        </w:rPr>
-        <w:t xml:space="preserve">│   ├── OrderItem.cs</w:t>
-      </w:r>
-    </w:p>
-    <w:p>
-      <w:pPr>
-        <w:keepNext/>
-        <w:keepLines/>
-        <w:spacing w:after="0" w:line="240" w:lineRule="auto"/>
-        <w:ind w:firstLine="0"/>
-        <w:jc w:val="left"/>
-      </w:pPr>
-      <w:r>
-        <w:rPr>
-          <w:rFonts w:ascii="Courier New" w:hAnsi="Courier New" w:cs="Courier New"/>
-          <w:sz w:val="24"/>
-          <w:szCs w:val="24"/>
-        </w:rPr>
-        <w:t xml:space="preserve">│   ├── OrderResult.cs</w:t>
-      </w:r>
-    </w:p>
-    <w:p>
-      <w:pPr>
-        <w:keepNext/>
-        <w:keepLines/>
-        <w:spacing w:after="0" w:line="240" w:lineRule="auto"/>
-        <w:ind w:firstLine="0"/>
-        <w:jc w:val="left"/>
-      </w:pPr>
-      <w:r>
-        <w:rPr>
-          <w:rFonts w:ascii="Courier New" w:hAnsi="Courier New" w:cs="Courier New"/>
-          <w:sz w:val="24"/>
-          <w:szCs w:val="24"/>
-        </w:rPr>
-        <w:t xml:space="preserve">│   └── OrderService.cs</w:t>
-      </w:r>
-    </w:p>
-    <w:p>
-      <w:pPr>
-        <w:keepNext/>
-        <w:keepLines/>
-        <w:spacing w:after="0" w:line="240" w:lineRule="auto"/>
-        <w:ind w:firstLine="0"/>
-        <w:jc w:val="left"/>
-      </w:pPr>
-      <w:r>
-        <w:rPr>
-          <w:rFonts w:ascii="Courier New" w:hAnsi="Courier New" w:cs="Courier New"/>
-          <w:sz w:val="24"/>
-          <w:szCs w:val="24"/>
-        </w:rPr>
-        <w:t xml:space="preserve">└── Lab2.Tests/</w:t>
-      </w:r>
-    </w:p>
-    <w:p>
-      <w:pPr>
-        <w:keepNext/>
-        <w:keepLines/>
-        <w:spacing w:after="0" w:line="240" w:lineRule="auto"/>
-        <w:ind w:firstLine="0"/>
-        <w:jc w:val="left"/>
-      </w:pPr>
-      <w:r>
-        <w:rPr>
-          <w:rFonts w:ascii="Courier New" w:hAnsi="Courier New" w:cs="Courier New"/>
-          <w:sz w:val="24"/>
-          <w:szCs w:val="24"/>
-        </w:rPr>
-        <w:t xml:space="preserve">    └── OrderServiceTests.cs</w:t>
-      </w:r>
-    </w:p>
-    <w:p>
-      <w:pPr>
-        <w:spacing w:after="0" w:line="240" w:lineRule="auto"/>
-        <w:ind w:firstLine="0"/>
-      </w:pPr>
-    </w:p>
-    <w:p>
-      <w:pPr/>
-      <w:r>
-        <w:rPr>
-          <w:lang w:val="ru-RU"/>
-        </w:rPr>
-        <w:t xml:space="preserve">Все 22 тестовых метода написаны по паттерну Arrange-Act-Assert и названы по шаблону MethodName_Condition_ExpectedBehavior. Одиночные сценарии оформлены атрибутом [Fact], сценарии с набором данных – [Theory] с [InlineData]. Ниже приведены наиболее показательные тесты.</w:t>
-      </w:r>
-    </w:p>
-    <w:p>
-      <w:pPr>
-        <w:keepNext/>
-        <w:ind w:firstLine="0"/>
-        <w:jc w:val="left"/>
-      </w:pPr>
-      <w:r>
-        <w:rPr>
-          <w:lang w:val="ru-RU"/>
-        </w:rPr>
-        <w:t xml:space="preserve">Листинг 2 – Тест с атрибутом [Fact]: базовый расчёт</w:t>
-      </w:r>
-    </w:p>
-    <w:p>
-      <w:pPr>
-        <w:keepNext/>
-        <w:keepLines/>
-        <w:spacing w:after="0" w:line="240" w:lineRule="auto"/>
-        <w:ind w:firstLine="0"/>
-        <w:jc w:val="left"/>
-      </w:pPr>
-      <w:r>
-        <w:rPr>
-          <w:rFonts w:ascii="Courier New" w:hAnsi="Courier New" w:cs="Courier New"/>
-          <w:sz w:val="24"/>
-          <w:szCs w:val="24"/>
-        </w:rPr>
-        <w:t xml:space="preserve">[Fact]</w:t>
-      </w:r>
-    </w:p>
-    <w:p>
-      <w:pPr>
-        <w:keepNext/>
-        <w:keepLines/>
-        <w:spacing w:after="0" w:line="240" w:lineRule="auto"/>
-        <w:ind w:firstLine="0"/>
-        <w:jc w:val="left"/>
-      </w:pPr>
-      <w:r>
-        <w:rPr>
-          <w:rFonts w:ascii="Courier New" w:hAnsi="Courier New" w:cs="Courier New"/>
-          <w:sz w:val="24"/>
-          <w:szCs w:val="24"/>
-        </w:rPr>
-        <w:t xml:space="preserve">public void CalculateTotal_WithMinimalValidOrder_ReturnsBaseAmountPlusDelivery()</w:t>
-      </w:r>
-    </w:p>
-    <w:p>
-      <w:pPr>
-        <w:keepNext/>
-        <w:keepLines/>
-        <w:spacing w:after="0" w:line="240" w:lineRule="auto"/>
-        <w:ind w:firstLine="0"/>
-        <w:jc w:val="left"/>
-      </w:pPr>
-      <w:r>
-        <w:rPr>
-          <w:rFonts w:ascii="Courier New" w:hAnsi="Courier New" w:cs="Courier New"/>
-          <w:sz w:val="24"/>
-          <w:szCs w:val="24"/>
-        </w:rPr>
-        <w:t xml:space="preserve">{</w:t>
-      </w:r>
-    </w:p>
-    <w:p>
-      <w:pPr>
-        <w:keepNext/>
-        <w:keepLines/>
-        <w:spacing w:after="0" w:line="240" w:lineRule="auto"/>
-        <w:ind w:firstLine="0"/>
-        <w:jc w:val="left"/>
-      </w:pPr>
-      <w:r>
-        <w:rPr>
-          <w:rFonts w:ascii="Courier New" w:hAnsi="Courier New" w:cs="Courier New"/>
-          <w:sz w:val="24"/>
-          <w:szCs w:val="24"/>
-        </w:rPr>
-        <w:t xml:space="preserve">    // ===== ARRANGE =====</w:t>
-      </w:r>
-    </w:p>
-    <w:p>
-      <w:pPr>
-        <w:keepNext/>
-        <w:keepLines/>
-        <w:spacing w:after="0" w:line="240" w:lineRule="auto"/>
-        <w:ind w:firstLine="0"/>
-        <w:jc w:val="left"/>
-      </w:pPr>
-      <w:r>
-        <w:rPr>
-          <w:rFonts w:ascii="Courier New" w:hAnsi="Courier New" w:cs="Courier New"/>
-          <w:sz w:val="24"/>
-          <w:szCs w:val="24"/>
-        </w:rPr>
-        <w:t xml:space="preserve">    var items = Single(1m);</w:t>
-      </w:r>
-    </w:p>
-    <w:p>
-      <w:pPr>
-        <w:keepNext/>
-        <w:keepLines/>
-        <w:spacing w:after="0" w:line="240" w:lineRule="auto"/>
-        <w:ind w:firstLine="0"/>
-        <w:jc w:val="left"/>
-      </w:pPr>
-      <w:r>
-        <w:rPr>
-          <w:rFonts w:ascii="Courier New" w:hAnsi="Courier New" w:cs="Courier New"/>
-          <w:sz w:val="24"/>
-          <w:szCs w:val="24"/>
-        </w:rPr>
-        <w:t xml:space="preserve"> </w:t>
-      </w:r>
-    </w:p>
-    <w:p>
-      <w:pPr>
-        <w:keepNext/>
-        <w:keepLines/>
-        <w:spacing w:after="0" w:line="240" w:lineRule="auto"/>
-        <w:ind w:firstLine="0"/>
-        <w:jc w:val="left"/>
-      </w:pPr>
-      <w:r>
-        <w:rPr>
-          <w:rFonts w:ascii="Courier New" w:hAnsi="Courier New" w:cs="Courier New"/>
-          <w:sz w:val="24"/>
-          <w:szCs w:val="24"/>
-        </w:rPr>
-        <w:t xml:space="preserve">    // ===== ACT =====</w:t>
-      </w:r>
-    </w:p>
-    <w:p>
-      <w:pPr>
-        <w:keepNext/>
-        <w:keepLines/>
-        <w:spacing w:after="0" w:line="240" w:lineRule="auto"/>
-        <w:ind w:firstLine="0"/>
-        <w:jc w:val="left"/>
-      </w:pPr>
-      <w:r>
-        <w:rPr>
-          <w:rFonts w:ascii="Courier New" w:hAnsi="Courier New" w:cs="Courier New"/>
-          <w:sz w:val="24"/>
-          <w:szCs w:val="24"/>
-        </w:rPr>
-        <w:t xml:space="preserve">    var result = _service.CalculateTotal(items, false, null);</w:t>
-      </w:r>
-    </w:p>
-    <w:p>
-      <w:pPr>
-        <w:keepNext/>
-        <w:keepLines/>
-        <w:spacing w:after="0" w:line="240" w:lineRule="auto"/>
-        <w:ind w:firstLine="0"/>
-        <w:jc w:val="left"/>
-      </w:pPr>
-      <w:r>
-        <w:rPr>
-          <w:rFonts w:ascii="Courier New" w:hAnsi="Courier New" w:cs="Courier New"/>
-          <w:sz w:val="24"/>
-          <w:szCs w:val="24"/>
-        </w:rPr>
-        <w:t xml:space="preserve"> </w:t>
-      </w:r>
-    </w:p>
-    <w:p>
-      <w:pPr>
-        <w:keepNext/>
-        <w:keepLines/>
-        <w:spacing w:after="0" w:line="240" w:lineRule="auto"/>
-        <w:ind w:firstLine="0"/>
-        <w:jc w:val="left"/>
-      </w:pPr>
-      <w:r>
-        <w:rPr>
-          <w:rFonts w:ascii="Courier New" w:hAnsi="Courier New" w:cs="Courier New"/>
-          <w:sz w:val="24"/>
-          <w:szCs w:val="24"/>
-        </w:rPr>
-        <w:t xml:space="preserve">    // ===== ASSERT =====</w:t>
-      </w:r>
-    </w:p>
-    <w:p>
-      <w:pPr>
-        <w:keepNext/>
-        <w:keepLines/>
-        <w:spacing w:after="0" w:line="240" w:lineRule="auto"/>
-        <w:ind w:firstLine="0"/>
-        <w:jc w:val="left"/>
-      </w:pPr>
-      <w:r>
-        <w:rPr>
-          <w:rFonts w:ascii="Courier New" w:hAnsi="Courier New" w:cs="Courier New"/>
-          <w:sz w:val="24"/>
-          <w:szCs w:val="24"/>
-        </w:rPr>
-        <w:t xml:space="preserve">    result.BaseAmount.Should().Be(1m);</w:t>
-      </w:r>
-    </w:p>
-    <w:p>
-      <w:pPr>
-        <w:keepNext/>
-        <w:keepLines/>
-        <w:spacing w:after="0" w:line="240" w:lineRule="auto"/>
-        <w:ind w:firstLine="0"/>
-        <w:jc w:val="left"/>
-      </w:pPr>
-      <w:r>
-        <w:rPr>
-          <w:rFonts w:ascii="Courier New" w:hAnsi="Courier New" w:cs="Courier New"/>
-          <w:sz w:val="24"/>
-          <w:szCs w:val="24"/>
-        </w:rPr>
-        <w:t xml:space="preserve">    result.DiscountPercent.Should().Be(0m);</w:t>
-      </w:r>
-    </w:p>
-    <w:p>
-      <w:pPr>
-        <w:keepNext/>
-        <w:keepLines/>
-        <w:spacing w:after="0" w:line="240" w:lineRule="auto"/>
-        <w:ind w:firstLine="0"/>
-        <w:jc w:val="left"/>
-      </w:pPr>
-      <w:r>
-        <w:rPr>
-          <w:rFonts w:ascii="Courier New" w:hAnsi="Courier New" w:cs="Courier New"/>
-          <w:sz w:val="24"/>
-          <w:szCs w:val="24"/>
-        </w:rPr>
-        <w:t xml:space="preserve">    result.DeliveryCost.Should().Be(300m, "сумма меньше 3000 руб.");</w:t>
-      </w:r>
-    </w:p>
-    <w:p>
-      <w:pPr>
-        <w:keepNext/>
-        <w:keepLines/>
-        <w:spacing w:after="0" w:line="240" w:lineRule="auto"/>
-        <w:ind w:firstLine="0"/>
-        <w:jc w:val="left"/>
-      </w:pPr>
-      <w:r>
-        <w:rPr>
-          <w:rFonts w:ascii="Courier New" w:hAnsi="Courier New" w:cs="Courier New"/>
-          <w:sz w:val="24"/>
-          <w:szCs w:val="24"/>
-        </w:rPr>
-        <w:t xml:space="preserve">    result.FinalAmount.Should().Be(301m);</w:t>
-      </w:r>
-    </w:p>
-    <w:p>
-      <w:pPr>
-        <w:keepNext/>
-        <w:keepLines/>
-        <w:spacing w:after="0" w:line="240" w:lineRule="auto"/>
-        <w:ind w:firstLine="0"/>
-        <w:jc w:val="left"/>
-      </w:pPr>
-      <w:r>
-        <w:rPr>
-          <w:rFonts w:ascii="Courier New" w:hAnsi="Courier New" w:cs="Courier New"/>
-          <w:sz w:val="24"/>
-          <w:szCs w:val="24"/>
-        </w:rPr>
-        <w:t xml:space="preserve">}</w:t>
-      </w:r>
-    </w:p>
-    <w:p>
-      <w:pPr>
-        <w:spacing w:after="0" w:line="240" w:lineRule="auto"/>
-        <w:ind w:firstLine="0"/>
-      </w:pPr>
-    </w:p>
-    <w:p>
-      <w:pPr>
-        <w:keepNext/>
-        <w:ind w:firstLine="0"/>
-        <w:jc w:val="left"/>
-      </w:pPr>
-      <w:r>
-        <w:rPr>
-          <w:lang w:val="ru-RU"/>
-        </w:rPr>
-        <w:t xml:space="preserve">Листинг 3 – Параметризованный тест: граничные значения скидки по сумме</w:t>
-      </w:r>
-    </w:p>
-    <w:p>
-      <w:pPr>
-        <w:keepNext/>
-        <w:keepLines/>
-        <w:spacing w:after="0" w:line="240" w:lineRule="auto"/>
-        <w:ind w:firstLine="0"/>
-        <w:jc w:val="left"/>
-      </w:pPr>
-      <w:r>
-        <w:rPr>
-          <w:rFonts w:ascii="Courier New" w:hAnsi="Courier New" w:cs="Courier New"/>
-          <w:sz w:val="24"/>
-          <w:szCs w:val="24"/>
-        </w:rPr>
-        <w:t xml:space="preserve">[Theory]</w:t>
-      </w:r>
-    </w:p>
-    <w:p>
-      <w:pPr>
-        <w:keepNext/>
-        <w:keepLines/>
-        <w:spacing w:after="0" w:line="240" w:lineRule="auto"/>
-        <w:ind w:firstLine="0"/>
-        <w:jc w:val="left"/>
-      </w:pPr>
-      <w:r>
-        <w:rPr>
-          <w:rFonts w:ascii="Courier New" w:hAnsi="Courier New" w:cs="Courier New"/>
-          <w:sz w:val="24"/>
-          <w:szCs w:val="24"/>
-        </w:rPr>
-        <w:t xml:space="preserve">[InlineData(4999, 0, 0)]</w:t>
-      </w:r>
-    </w:p>
-    <w:p>
-      <w:pPr>
-        <w:keepNext/>
-        <w:keepLines/>
-        <w:spacing w:after="0" w:line="240" w:lineRule="auto"/>
-        <w:ind w:firstLine="0"/>
-        <w:jc w:val="left"/>
-      </w:pPr>
-      <w:r>
-        <w:rPr>
-          <w:rFonts w:ascii="Courier New" w:hAnsi="Courier New" w:cs="Courier New"/>
-          <w:sz w:val="24"/>
-          <w:szCs w:val="24"/>
-        </w:rPr>
-        <w:t xml:space="preserve">[InlineData(5000, 5, 250)]</w:t>
-      </w:r>
-    </w:p>
-    <w:p>
-      <w:pPr>
-        <w:keepNext/>
-        <w:keepLines/>
-        <w:spacing w:after="0" w:line="240" w:lineRule="auto"/>
-        <w:ind w:firstLine="0"/>
-        <w:jc w:val="left"/>
-      </w:pPr>
-      <w:r>
-        <w:rPr>
-          <w:rFonts w:ascii="Courier New" w:hAnsi="Courier New" w:cs="Courier New"/>
-          <w:sz w:val="24"/>
-          <w:szCs w:val="24"/>
-        </w:rPr>
-        <w:t xml:space="preserve">[InlineData(9999, 5, 499.95)]</w:t>
-      </w:r>
-    </w:p>
-    <w:p>
-      <w:pPr>
-        <w:keepNext/>
-        <w:keepLines/>
-        <w:spacing w:after="0" w:line="240" w:lineRule="auto"/>
-        <w:ind w:firstLine="0"/>
-        <w:jc w:val="left"/>
-      </w:pPr>
-      <w:r>
-        <w:rPr>
-          <w:rFonts w:ascii="Courier New" w:hAnsi="Courier New" w:cs="Courier New"/>
-          <w:sz w:val="24"/>
-          <w:szCs w:val="24"/>
-        </w:rPr>
-        <w:t xml:space="preserve">[InlineData(10000, 10, 1000)]</w:t>
-      </w:r>
-    </w:p>
-    <w:p>
-      <w:pPr>
-        <w:keepNext/>
-        <w:keepLines/>
-        <w:spacing w:after="0" w:line="240" w:lineRule="auto"/>
-        <w:ind w:firstLine="0"/>
-        <w:jc w:val="left"/>
-      </w:pPr>
-      <w:r>
-        <w:rPr>
-          <w:rFonts w:ascii="Courier New" w:hAnsi="Courier New" w:cs="Courier New"/>
-          <w:sz w:val="24"/>
-          <w:szCs w:val="24"/>
-        </w:rPr>
-        <w:t xml:space="preserve">[InlineData(25000, 10, 2500)]</w:t>
-      </w:r>
-    </w:p>
-    <w:p>
-      <w:pPr>
-        <w:keepNext/>
-        <w:keepLines/>
-        <w:spacing w:after="0" w:line="240" w:lineRule="auto"/>
-        <w:ind w:firstLine="0"/>
-        <w:jc w:val="left"/>
-      </w:pPr>
-      <w:r>
-        <w:rPr>
-          <w:rFonts w:ascii="Courier New" w:hAnsi="Courier New" w:cs="Courier New"/>
-          <w:sz w:val="24"/>
-          <w:szCs w:val="24"/>
-        </w:rPr>
-        <w:t xml:space="preserve">public void CalculateTotal_AmountDiscountBoundaries_AppliesExpectedDiscount(</w:t>
-      </w:r>
-    </w:p>
-    <w:p>
-      <w:pPr>
-        <w:keepNext/>
-        <w:keepLines/>
-        <w:spacing w:after="0" w:line="240" w:lineRule="auto"/>
-        <w:ind w:firstLine="0"/>
-        <w:jc w:val="left"/>
-      </w:pPr>
-      <w:r>
-        <w:rPr>
-          <w:rFonts w:ascii="Courier New" w:hAnsi="Courier New" w:cs="Courier New"/>
-          <w:sz w:val="24"/>
-          <w:szCs w:val="24"/>
-        </w:rPr>
-        <w:t xml:space="preserve">    double price, double expectedPercent, double expectedDiscount)</w:t>
-      </w:r>
-    </w:p>
-    <w:p>
-      <w:pPr>
-        <w:keepNext/>
-        <w:keepLines/>
-        <w:spacing w:after="0" w:line="240" w:lineRule="auto"/>
-        <w:ind w:firstLine="0"/>
-        <w:jc w:val="left"/>
-      </w:pPr>
-      <w:r>
-        <w:rPr>
-          <w:rFonts w:ascii="Courier New" w:hAnsi="Courier New" w:cs="Courier New"/>
-          <w:sz w:val="24"/>
-          <w:szCs w:val="24"/>
-        </w:rPr>
-        <w:t xml:space="preserve">{</w:t>
-      </w:r>
-    </w:p>
-    <w:p>
-      <w:pPr>
-        <w:keepNext/>
-        <w:keepLines/>
-        <w:spacing w:after="0" w:line="240" w:lineRule="auto"/>
-        <w:ind w:firstLine="0"/>
-        <w:jc w:val="left"/>
-      </w:pPr>
-      <w:r>
-        <w:rPr>
-          <w:rFonts w:ascii="Courier New" w:hAnsi="Courier New" w:cs="Courier New"/>
-          <w:sz w:val="24"/>
-          <w:szCs w:val="24"/>
-        </w:rPr>
-        <w:t xml:space="preserve">    // ===== ARRANGE =====</w:t>
-      </w:r>
-    </w:p>
-    <w:p>
-      <w:pPr>
-        <w:keepNext/>
-        <w:keepLines/>
-        <w:spacing w:after="0" w:line="240" w:lineRule="auto"/>
-        <w:ind w:firstLine="0"/>
-        <w:jc w:val="left"/>
-      </w:pPr>
-      <w:r>
-        <w:rPr>
-          <w:rFonts w:ascii="Courier New" w:hAnsi="Courier New" w:cs="Courier New"/>
-          <w:sz w:val="24"/>
-          <w:szCs w:val="24"/>
-        </w:rPr>
-        <w:t xml:space="preserve">    var items = Single((decimal)price);</w:t>
-      </w:r>
-    </w:p>
-    <w:p>
-      <w:pPr>
-        <w:keepNext/>
-        <w:keepLines/>
-        <w:spacing w:after="0" w:line="240" w:lineRule="auto"/>
-        <w:ind w:firstLine="0"/>
-        <w:jc w:val="left"/>
-      </w:pPr>
-      <w:r>
-        <w:rPr>
-          <w:rFonts w:ascii="Courier New" w:hAnsi="Courier New" w:cs="Courier New"/>
-          <w:sz w:val="24"/>
-          <w:szCs w:val="24"/>
-        </w:rPr>
-        <w:t xml:space="preserve"> </w:t>
-      </w:r>
-    </w:p>
-    <w:p>
-      <w:pPr>
-        <w:keepNext/>
-        <w:keepLines/>
-        <w:spacing w:after="0" w:line="240" w:lineRule="auto"/>
-        <w:ind w:firstLine="0"/>
-        <w:jc w:val="left"/>
-      </w:pPr>
-      <w:r>
-        <w:rPr>
-          <w:rFonts w:ascii="Courier New" w:hAnsi="Courier New" w:cs="Courier New"/>
-          <w:sz w:val="24"/>
-          <w:szCs w:val="24"/>
-        </w:rPr>
-        <w:t xml:space="preserve">    // ===== ACT =====</w:t>
-      </w:r>
-    </w:p>
-    <w:p>
-      <w:pPr>
-        <w:keepNext/>
-        <w:keepLines/>
-        <w:spacing w:after="0" w:line="240" w:lineRule="auto"/>
-        <w:ind w:firstLine="0"/>
-        <w:jc w:val="left"/>
-      </w:pPr>
-      <w:r>
-        <w:rPr>
-          <w:rFonts w:ascii="Courier New" w:hAnsi="Courier New" w:cs="Courier New"/>
-          <w:sz w:val="24"/>
-          <w:szCs w:val="24"/>
-        </w:rPr>
-        <w:t xml:space="preserve">    var result = _service.CalculateTotal(items, false, null);</w:t>
-      </w:r>
-    </w:p>
-    <w:p>
-      <w:pPr>
-        <w:keepNext/>
-        <w:keepLines/>
-        <w:spacing w:after="0" w:line="240" w:lineRule="auto"/>
-        <w:ind w:firstLine="0"/>
-        <w:jc w:val="left"/>
-      </w:pPr>
-      <w:r>
-        <w:rPr>
-          <w:rFonts w:ascii="Courier New" w:hAnsi="Courier New" w:cs="Courier New"/>
-          <w:sz w:val="24"/>
-          <w:szCs w:val="24"/>
-        </w:rPr>
-        <w:t xml:space="preserve"> </w:t>
-      </w:r>
-    </w:p>
-    <w:p>
-      <w:pPr>
-        <w:keepNext/>
-        <w:keepLines/>
-        <w:spacing w:after="0" w:line="240" w:lineRule="auto"/>
-        <w:ind w:firstLine="0"/>
-        <w:jc w:val="left"/>
-      </w:pPr>
-      <w:r>
-        <w:rPr>
-          <w:rFonts w:ascii="Courier New" w:hAnsi="Courier New" w:cs="Courier New"/>
-          <w:sz w:val="24"/>
-          <w:szCs w:val="24"/>
-        </w:rPr>
-        <w:t xml:space="preserve">    // ===== ASSERT =====</w:t>
-      </w:r>
-    </w:p>
-    <w:p>
-      <w:pPr>
-        <w:keepNext/>
-        <w:keepLines/>
-        <w:spacing w:after="0" w:line="240" w:lineRule="auto"/>
-        <w:ind w:firstLine="0"/>
-        <w:jc w:val="left"/>
-      </w:pPr>
-      <w:r>
-        <w:rPr>
-          <w:rFonts w:ascii="Courier New" w:hAnsi="Courier New" w:cs="Courier New"/>
-          <w:sz w:val="24"/>
-          <w:szCs w:val="24"/>
-        </w:rPr>
-        <w:t xml:space="preserve">    result.DiscountPercent.Should().Be((decimal)expectedPercent);</w:t>
-      </w:r>
-    </w:p>
-    <w:p>
-      <w:pPr>
-        <w:keepNext/>
-        <w:keepLines/>
-        <w:spacing w:after="0" w:line="240" w:lineRule="auto"/>
-        <w:ind w:firstLine="0"/>
-        <w:jc w:val="left"/>
-      </w:pPr>
-      <w:r>
-        <w:rPr>
-          <w:rFonts w:ascii="Courier New" w:hAnsi="Courier New" w:cs="Courier New"/>
-          <w:sz w:val="24"/>
-          <w:szCs w:val="24"/>
-        </w:rPr>
-        <w:t xml:space="preserve">    result.DiscountAmount.Should().Be((decimal)expectedDiscount);</w:t>
-      </w:r>
-    </w:p>
-    <w:p>
-      <w:pPr>
-        <w:keepNext/>
-        <w:keepLines/>
-        <w:spacing w:after="0" w:line="240" w:lineRule="auto"/>
-        <w:ind w:firstLine="0"/>
-        <w:jc w:val="left"/>
-      </w:pPr>
-      <w:r>
-        <w:rPr>
-          <w:rFonts w:ascii="Courier New" w:hAnsi="Courier New" w:cs="Courier New"/>
-          <w:sz w:val="24"/>
-          <w:szCs w:val="24"/>
-        </w:rPr>
-        <w:t xml:space="preserve">    result.FinalAmount.Should().Be(result.BaseAmount - result.DiscountAmount,</w:t>
-      </w:r>
-    </w:p>
-    <w:p>
-      <w:pPr>
-        <w:keepNext/>
-        <w:keepLines/>
-        <w:spacing w:after="0" w:line="240" w:lineRule="auto"/>
-        <w:ind w:firstLine="0"/>
-        <w:jc w:val="left"/>
-      </w:pPr>
-      <w:r>
-        <w:rPr>
-          <w:rFonts w:ascii="Courier New" w:hAnsi="Courier New" w:cs="Courier New"/>
-          <w:sz w:val="24"/>
-          <w:szCs w:val="24"/>
-        </w:rPr>
-        <w:t xml:space="preserve">        "доставка бесплатна при сумме от 3000 руб.");</w:t>
-      </w:r>
-    </w:p>
-    <w:p>
-      <w:pPr>
-        <w:keepNext/>
-        <w:keepLines/>
-        <w:spacing w:after="0" w:line="240" w:lineRule="auto"/>
-        <w:ind w:firstLine="0"/>
-        <w:jc w:val="left"/>
-      </w:pPr>
-      <w:r>
-        <w:rPr>
-          <w:rFonts w:ascii="Courier New" w:hAnsi="Courier New" w:cs="Courier New"/>
-          <w:sz w:val="24"/>
-          <w:szCs w:val="24"/>
-        </w:rPr>
-        <w:t xml:space="preserve">}</w:t>
-      </w:r>
-    </w:p>
-    <w:p>
-      <w:pPr>
-        <w:spacing w:after="0" w:line="240" w:lineRule="auto"/>
-        <w:ind w:firstLine="0"/>
-      </w:pPr>
-    </w:p>
-    <w:p>
-      <w:pPr>
-        <w:keepNext/>
-        <w:ind w:firstLine="0"/>
-        <w:jc w:val="left"/>
-      </w:pPr>
-      <w:r>
-        <w:rPr>
-          <w:lang w:val="ru-RU"/>
-        </w:rPr>
-        <w:t xml:space="preserve">Листинг 4 – Проверка исключения через делегат Action</w:t>
-      </w:r>
-    </w:p>
-    <w:p>
-      <w:pPr>
-        <w:keepNext/>
-        <w:keepLines/>
-        <w:spacing w:after="0" w:line="240" w:lineRule="auto"/>
-        <w:ind w:firstLine="0"/>
-        <w:jc w:val="left"/>
-      </w:pPr>
-      <w:r>
-        <w:rPr>
-          <w:rFonts w:ascii="Courier New" w:hAnsi="Courier New" w:cs="Courier New"/>
-          <w:sz w:val="24"/>
-          <w:szCs w:val="24"/>
-        </w:rPr>
-        <w:t xml:space="preserve">[Fact]</w:t>
-      </w:r>
-    </w:p>
-    <w:p>
-      <w:pPr>
-        <w:keepNext/>
-        <w:keepLines/>
-        <w:spacing w:after="0" w:line="240" w:lineRule="auto"/>
-        <w:ind w:firstLine="0"/>
-        <w:jc w:val="left"/>
-      </w:pPr>
-      <w:r>
-        <w:rPr>
-          <w:rFonts w:ascii="Courier New" w:hAnsi="Courier New" w:cs="Courier New"/>
-          <w:sz w:val="24"/>
-          <w:szCs w:val="24"/>
-        </w:rPr>
-        <w:t xml:space="preserve">public void CalculateTotal_WithWelcome10ForLoyalCustomer_ThrowsInvalidOperationException()</w:t>
-      </w:r>
-    </w:p>
-    <w:p>
-      <w:pPr>
-        <w:keepNext/>
-        <w:keepLines/>
-        <w:spacing w:after="0" w:line="240" w:lineRule="auto"/>
-        <w:ind w:firstLine="0"/>
-        <w:jc w:val="left"/>
-      </w:pPr>
-      <w:r>
-        <w:rPr>
-          <w:rFonts w:ascii="Courier New" w:hAnsi="Courier New" w:cs="Courier New"/>
-          <w:sz w:val="24"/>
-          <w:szCs w:val="24"/>
-        </w:rPr>
-        <w:t xml:space="preserve">{</w:t>
-      </w:r>
-    </w:p>
-    <w:p>
-      <w:pPr>
-        <w:keepNext/>
-        <w:keepLines/>
-        <w:spacing w:after="0" w:line="240" w:lineRule="auto"/>
-        <w:ind w:firstLine="0"/>
-        <w:jc w:val="left"/>
-      </w:pPr>
-      <w:r>
-        <w:rPr>
-          <w:rFonts w:ascii="Courier New" w:hAnsi="Courier New" w:cs="Courier New"/>
-          <w:sz w:val="24"/>
-          <w:szCs w:val="24"/>
-        </w:rPr>
-        <w:t xml:space="preserve">    // ===== ARRANGE =====</w:t>
-      </w:r>
-    </w:p>
-    <w:p>
-      <w:pPr>
-        <w:keepNext/>
-        <w:keepLines/>
-        <w:spacing w:after="0" w:line="240" w:lineRule="auto"/>
-        <w:ind w:firstLine="0"/>
-        <w:jc w:val="left"/>
-      </w:pPr>
-      <w:r>
-        <w:rPr>
-          <w:rFonts w:ascii="Courier New" w:hAnsi="Courier New" w:cs="Courier New"/>
-          <w:sz w:val="24"/>
-          <w:szCs w:val="24"/>
-        </w:rPr>
-        <w:t xml:space="preserve">    var items = Single(1000m);</w:t>
-      </w:r>
-    </w:p>
-    <w:p>
-      <w:pPr>
-        <w:keepNext/>
-        <w:keepLines/>
-        <w:spacing w:after="0" w:line="240" w:lineRule="auto"/>
-        <w:ind w:firstLine="0"/>
-        <w:jc w:val="left"/>
-      </w:pPr>
-      <w:r>
-        <w:rPr>
-          <w:rFonts w:ascii="Courier New" w:hAnsi="Courier New" w:cs="Courier New"/>
-          <w:sz w:val="24"/>
-          <w:szCs w:val="24"/>
-        </w:rPr>
-        <w:t xml:space="preserve"> </w:t>
-      </w:r>
-    </w:p>
-    <w:p>
-      <w:pPr>
-        <w:keepNext/>
-        <w:keepLines/>
-        <w:spacing w:after="0" w:line="240" w:lineRule="auto"/>
-        <w:ind w:firstLine="0"/>
-        <w:jc w:val="left"/>
-      </w:pPr>
-      <w:r>
-        <w:rPr>
-          <w:rFonts w:ascii="Courier New" w:hAnsi="Courier New" w:cs="Courier New"/>
-          <w:sz w:val="24"/>
-          <w:szCs w:val="24"/>
-        </w:rPr>
-        <w:t xml:space="preserve">    // ===== ACT =====</w:t>
-      </w:r>
-    </w:p>
-    <w:p>
-      <w:pPr>
-        <w:keepNext/>
-        <w:keepLines/>
-        <w:spacing w:after="0" w:line="240" w:lineRule="auto"/>
-        <w:ind w:firstLine="0"/>
-        <w:jc w:val="left"/>
-      </w:pPr>
-      <w:r>
-        <w:rPr>
-          <w:rFonts w:ascii="Courier New" w:hAnsi="Courier New" w:cs="Courier New"/>
-          <w:sz w:val="24"/>
-          <w:szCs w:val="24"/>
-        </w:rPr>
-        <w:t xml:space="preserve">    Action act = () =&gt; _service.CalculateTotal(items, true, "WELCOME10");</w:t>
-      </w:r>
-    </w:p>
-    <w:p>
-      <w:pPr>
-        <w:keepNext/>
-        <w:keepLines/>
-        <w:spacing w:after="0" w:line="240" w:lineRule="auto"/>
-        <w:ind w:firstLine="0"/>
-        <w:jc w:val="left"/>
-      </w:pPr>
-      <w:r>
-        <w:rPr>
-          <w:rFonts w:ascii="Courier New" w:hAnsi="Courier New" w:cs="Courier New"/>
-          <w:sz w:val="24"/>
-          <w:szCs w:val="24"/>
-        </w:rPr>
-        <w:t xml:space="preserve"> </w:t>
-      </w:r>
-    </w:p>
-    <w:p>
-      <w:pPr>
-        <w:keepNext/>
-        <w:keepLines/>
-        <w:spacing w:after="0" w:line="240" w:lineRule="auto"/>
-        <w:ind w:firstLine="0"/>
-        <w:jc w:val="left"/>
-      </w:pPr>
-      <w:r>
-        <w:rPr>
-          <w:rFonts w:ascii="Courier New" w:hAnsi="Courier New" w:cs="Courier New"/>
-          <w:sz w:val="24"/>
-          <w:szCs w:val="24"/>
-        </w:rPr>
-        <w:t xml:space="preserve">    // ===== ASSERT =====</w:t>
-      </w:r>
-    </w:p>
-    <w:p>
-      <w:pPr>
-        <w:keepNext/>
-        <w:keepLines/>
-        <w:spacing w:after="0" w:line="240" w:lineRule="auto"/>
-        <w:ind w:firstLine="0"/>
-        <w:jc w:val="left"/>
-      </w:pPr>
-      <w:r>
-        <w:rPr>
-          <w:rFonts w:ascii="Courier New" w:hAnsi="Courier New" w:cs="Courier New"/>
-          <w:sz w:val="24"/>
-          <w:szCs w:val="24"/>
-        </w:rPr>
-        <w:t xml:space="preserve">    act.Should().Throw&lt;InvalidOperationException&gt;("WELCOME10 только для новых клиентов");</w:t>
-      </w:r>
-    </w:p>
-    <w:p>
-      <w:pPr>
-        <w:keepNext/>
-        <w:keepLines/>
-        <w:spacing w:after="0" w:line="240" w:lineRule="auto"/>
-        <w:ind w:firstLine="0"/>
-        <w:jc w:val="left"/>
-      </w:pPr>
-      <w:r>
-        <w:rPr>
-          <w:rFonts w:ascii="Courier New" w:hAnsi="Courier New" w:cs="Courier New"/>
-          <w:sz w:val="24"/>
-          <w:szCs w:val="24"/>
-        </w:rPr>
-        <w:t xml:space="preserve">}</w:t>
-      </w:r>
-    </w:p>
-    <w:p>
-      <w:pPr>
-        <w:spacing w:after="0" w:line="240" w:lineRule="auto"/>
-        <w:ind w:firstLine="0"/>
-      </w:pPr>
-    </w:p>
-    <w:p>
-      <w:pPr>
-        <w:keepNext/>
-        <w:ind w:firstLine="0"/>
-        <w:jc w:val="left"/>
-      </w:pPr>
-      <w:r>
-        <w:rPr>
-          <w:lang w:val="ru-RU"/>
-        </w:rPr>
-        <w:t xml:space="preserve">Листинг 5 – Параметризованная проверка исключений</w:t>
-      </w:r>
-    </w:p>
-    <w:p>
-      <w:pPr>
-        <w:keepNext/>
-        <w:keepLines/>
-        <w:spacing w:after="0" w:line="240" w:lineRule="auto"/>
-        <w:ind w:firstLine="0"/>
-        <w:jc w:val="left"/>
-      </w:pPr>
-      <w:r>
-        <w:rPr>
-          <w:rFonts w:ascii="Courier New" w:hAnsi="Courier New" w:cs="Courier New"/>
-          <w:sz w:val="24"/>
-          <w:szCs w:val="24"/>
-        </w:rPr>
-        <w:t xml:space="preserve">[Theory]</w:t>
-      </w:r>
-    </w:p>
-    <w:p>
-      <w:pPr>
-        <w:keepNext/>
-        <w:keepLines/>
-        <w:spacing w:after="0" w:line="240" w:lineRule="auto"/>
-        <w:ind w:firstLine="0"/>
-        <w:jc w:val="left"/>
-      </w:pPr>
-      <w:r>
-        <w:rPr>
-          <w:rFonts w:ascii="Courier New" w:hAnsi="Courier New" w:cs="Courier New"/>
-          <w:sz w:val="24"/>
-          <w:szCs w:val="24"/>
-        </w:rPr>
-        <w:t xml:space="preserve">[InlineData(0)]</w:t>
-      </w:r>
-    </w:p>
-    <w:p>
-      <w:pPr>
-        <w:keepNext/>
-        <w:keepLines/>
-        <w:spacing w:after="0" w:line="240" w:lineRule="auto"/>
-        <w:ind w:firstLine="0"/>
-        <w:jc w:val="left"/>
-      </w:pPr>
-      <w:r>
-        <w:rPr>
-          <w:rFonts w:ascii="Courier New" w:hAnsi="Courier New" w:cs="Courier New"/>
-          <w:sz w:val="24"/>
-          <w:szCs w:val="24"/>
-        </w:rPr>
-        <w:t xml:space="preserve">[InlineData(-1)]</w:t>
-      </w:r>
-    </w:p>
-    <w:p>
-      <w:pPr>
-        <w:keepNext/>
-        <w:keepLines/>
-        <w:spacing w:after="0" w:line="240" w:lineRule="auto"/>
-        <w:ind w:firstLine="0"/>
-        <w:jc w:val="left"/>
-      </w:pPr>
-      <w:r>
-        <w:rPr>
-          <w:rFonts w:ascii="Courier New" w:hAnsi="Courier New" w:cs="Courier New"/>
-          <w:sz w:val="24"/>
-          <w:szCs w:val="24"/>
-        </w:rPr>
-        <w:t xml:space="preserve">[InlineData(-100.50)]</w:t>
-      </w:r>
-    </w:p>
-    <w:p>
-      <w:pPr>
-        <w:keepNext/>
-        <w:keepLines/>
-        <w:spacing w:after="0" w:line="240" w:lineRule="auto"/>
-        <w:ind w:firstLine="0"/>
-        <w:jc w:val="left"/>
-      </w:pPr>
-      <w:r>
-        <w:rPr>
-          <w:rFonts w:ascii="Courier New" w:hAnsi="Courier New" w:cs="Courier New"/>
-          <w:sz w:val="24"/>
-          <w:szCs w:val="24"/>
-        </w:rPr>
-        <w:t xml:space="preserve">public void CalculateTotal_WithNonPositivePrice_ThrowsArgumentException(double price)</w:t>
-      </w:r>
-    </w:p>
-    <w:p>
-      <w:pPr>
-        <w:keepNext/>
-        <w:keepLines/>
-        <w:spacing w:after="0" w:line="240" w:lineRule="auto"/>
-        <w:ind w:firstLine="0"/>
-        <w:jc w:val="left"/>
-      </w:pPr>
-      <w:r>
-        <w:rPr>
-          <w:rFonts w:ascii="Courier New" w:hAnsi="Courier New" w:cs="Courier New"/>
-          <w:sz w:val="24"/>
-          <w:szCs w:val="24"/>
-        </w:rPr>
-        <w:t xml:space="preserve">{</w:t>
-      </w:r>
-    </w:p>
-    <w:p>
-      <w:pPr>
-        <w:keepNext/>
-        <w:keepLines/>
-        <w:spacing w:after="0" w:line="240" w:lineRule="auto"/>
-        <w:ind w:firstLine="0"/>
-        <w:jc w:val="left"/>
-      </w:pPr>
-      <w:r>
-        <w:rPr>
-          <w:rFonts w:ascii="Courier New" w:hAnsi="Courier New" w:cs="Courier New"/>
-          <w:sz w:val="24"/>
-          <w:szCs w:val="24"/>
-        </w:rPr>
-        <w:t xml:space="preserve">    // ===== ARRANGE =====</w:t>
-      </w:r>
-    </w:p>
-    <w:p>
-      <w:pPr>
-        <w:keepNext/>
-        <w:keepLines/>
-        <w:spacing w:after="0" w:line="240" w:lineRule="auto"/>
-        <w:ind w:firstLine="0"/>
-        <w:jc w:val="left"/>
-      </w:pPr>
-      <w:r>
-        <w:rPr>
-          <w:rFonts w:ascii="Courier New" w:hAnsi="Courier New" w:cs="Courier New"/>
-          <w:sz w:val="24"/>
-          <w:szCs w:val="24"/>
-        </w:rPr>
-        <w:t xml:space="preserve">    var items = Single((decimal)price);</w:t>
-      </w:r>
-    </w:p>
-    <w:p>
-      <w:pPr>
-        <w:keepNext/>
-        <w:keepLines/>
-        <w:spacing w:after="0" w:line="240" w:lineRule="auto"/>
-        <w:ind w:firstLine="0"/>
-        <w:jc w:val="left"/>
-      </w:pPr>
-      <w:r>
-        <w:rPr>
-          <w:rFonts w:ascii="Courier New" w:hAnsi="Courier New" w:cs="Courier New"/>
-          <w:sz w:val="24"/>
-          <w:szCs w:val="24"/>
-        </w:rPr>
-        <w:t xml:space="preserve"> </w:t>
-      </w:r>
-    </w:p>
-    <w:p>
-      <w:pPr>
-        <w:keepNext/>
-        <w:keepLines/>
-        <w:spacing w:after="0" w:line="240" w:lineRule="auto"/>
-        <w:ind w:firstLine="0"/>
-        <w:jc w:val="left"/>
-      </w:pPr>
-      <w:r>
-        <w:rPr>
-          <w:rFonts w:ascii="Courier New" w:hAnsi="Courier New" w:cs="Courier New"/>
-          <w:sz w:val="24"/>
-          <w:szCs w:val="24"/>
-        </w:rPr>
-        <w:t xml:space="preserve">    // ===== ACT =====</w:t>
-      </w:r>
-    </w:p>
-    <w:p>
-      <w:pPr>
-        <w:keepNext/>
-        <w:keepLines/>
-        <w:spacing w:after="0" w:line="240" w:lineRule="auto"/>
-        <w:ind w:firstLine="0"/>
-        <w:jc w:val="left"/>
-      </w:pPr>
-      <w:r>
-        <w:rPr>
-          <w:rFonts w:ascii="Courier New" w:hAnsi="Courier New" w:cs="Courier New"/>
-          <w:sz w:val="24"/>
-          <w:szCs w:val="24"/>
-        </w:rPr>
-        <w:t xml:space="preserve">    Action act = () =&gt; _service.CalculateTotal(items, false, null);</w:t>
-      </w:r>
-    </w:p>
-    <w:p>
-      <w:pPr>
-        <w:keepNext/>
-        <w:keepLines/>
-        <w:spacing w:after="0" w:line="240" w:lineRule="auto"/>
-        <w:ind w:firstLine="0"/>
-        <w:jc w:val="left"/>
-      </w:pPr>
-      <w:r>
-        <w:rPr>
-          <w:rFonts w:ascii="Courier New" w:hAnsi="Courier New" w:cs="Courier New"/>
-          <w:sz w:val="24"/>
-          <w:szCs w:val="24"/>
-        </w:rPr>
-        <w:t xml:space="preserve"> </w:t>
-      </w:r>
-    </w:p>
-    <w:p>
-      <w:pPr>
-        <w:keepNext/>
-        <w:keepLines/>
-        <w:spacing w:after="0" w:line="240" w:lineRule="auto"/>
-        <w:ind w:firstLine="0"/>
-        <w:jc w:val="left"/>
-      </w:pPr>
-      <w:r>
-        <w:rPr>
-          <w:rFonts w:ascii="Courier New" w:hAnsi="Courier New" w:cs="Courier New"/>
-          <w:sz w:val="24"/>
-          <w:szCs w:val="24"/>
-        </w:rPr>
-        <w:t xml:space="preserve">    // ===== ASSERT =====</w:t>
-      </w:r>
-    </w:p>
-    <w:p>
-      <w:pPr>
-        <w:keepNext/>
-        <w:keepLines/>
-        <w:spacing w:after="0" w:line="240" w:lineRule="auto"/>
-        <w:ind w:firstLine="0"/>
-        <w:jc w:val="left"/>
-      </w:pPr>
-      <w:r>
-        <w:rPr>
-          <w:rFonts w:ascii="Courier New" w:hAnsi="Courier New" w:cs="Courier New"/>
-          <w:sz w:val="24"/>
-          <w:szCs w:val="24"/>
-        </w:rPr>
-        <w:t xml:space="preserve">    act.Should().Throw&lt;ArgumentException&gt;("цена должна быть строго больше 0");</w:t>
-      </w:r>
-    </w:p>
-    <w:p>
-      <w:pPr>
-        <w:keepNext/>
-        <w:keepLines/>
-        <w:spacing w:after="0" w:line="240" w:lineRule="auto"/>
-        <w:ind w:firstLine="0"/>
-        <w:jc w:val="left"/>
-      </w:pPr>
-      <w:r>
-        <w:rPr>
-          <w:rFonts w:ascii="Courier New" w:hAnsi="Courier New" w:cs="Courier New"/>
-          <w:sz w:val="24"/>
-          <w:szCs w:val="24"/>
-        </w:rPr>
-        <w:t xml:space="preserve">}</w:t>
-      </w:r>
-    </w:p>
-    <w:p>
-      <w:pPr>
-        <w:spacing w:after="0" w:line="240" w:lineRule="auto"/>
-        <w:ind w:firstLine="0"/>
-      </w:pPr>
-    </w:p>
-    <w:p>
-      <w:pPr>
-        <w:keepNext/>
-        <w:ind w:firstLine="0"/>
-        <w:jc w:val="left"/>
-      </w:pPr>
-      <w:r>
-        <w:rPr>
-          <w:lang w:val="ru-RU"/>
-        </w:rPr>
-        <w:t xml:space="preserve">Листинг 6 – Граница порога доставки после применения скидок</w:t>
-      </w:r>
-    </w:p>
-    <w:p>
-      <w:pPr>
-        <w:keepNext/>
-        <w:keepLines/>
-        <w:spacing w:after="0" w:line="240" w:lineRule="auto"/>
-        <w:ind w:firstLine="0"/>
-        <w:jc w:val="left"/>
-      </w:pPr>
-      <w:r>
-        <w:rPr>
-          <w:rFonts w:ascii="Courier New" w:hAnsi="Courier New" w:cs="Courier New"/>
-          <w:sz w:val="24"/>
-          <w:szCs w:val="24"/>
-        </w:rPr>
-        <w:t xml:space="preserve">[Theory]</w:t>
-      </w:r>
-    </w:p>
-    <w:p>
-      <w:pPr>
-        <w:keepNext/>
-        <w:keepLines/>
-        <w:spacing w:after="0" w:line="240" w:lineRule="auto"/>
-        <w:ind w:firstLine="0"/>
-        <w:jc w:val="left"/>
-      </w:pPr>
-      <w:r>
-        <w:rPr>
-          <w:rFonts w:ascii="Courier New" w:hAnsi="Courier New" w:cs="Courier New"/>
-          <w:sz w:val="24"/>
-          <w:szCs w:val="24"/>
-        </w:rPr>
-        <w:t xml:space="preserve">[InlineData(3750, 0, 3000)]</w:t>
-      </w:r>
-    </w:p>
-    <w:p>
-      <w:pPr>
-        <w:keepNext/>
-        <w:keepLines/>
-        <w:spacing w:after="0" w:line="240" w:lineRule="auto"/>
-        <w:ind w:firstLine="0"/>
-        <w:jc w:val="left"/>
-      </w:pPr>
-      <w:r>
-        <w:rPr>
-          <w:rFonts w:ascii="Courier New" w:hAnsi="Courier New" w:cs="Courier New"/>
-          <w:sz w:val="24"/>
-          <w:szCs w:val="24"/>
-        </w:rPr>
-        <w:t xml:space="preserve">[InlineData(3749, 300, 3299.2)]</w:t>
-      </w:r>
-    </w:p>
-    <w:p>
-      <w:pPr>
-        <w:keepNext/>
-        <w:keepLines/>
-        <w:spacing w:after="0" w:line="240" w:lineRule="auto"/>
-        <w:ind w:firstLine="0"/>
-        <w:jc w:val="left"/>
-      </w:pPr>
-      <w:r>
-        <w:rPr>
-          <w:rFonts w:ascii="Courier New" w:hAnsi="Courier New" w:cs="Courier New"/>
-          <w:sz w:val="24"/>
-          <w:szCs w:val="24"/>
-        </w:rPr>
-        <w:t xml:space="preserve">public void CalculateTotal_DeliveryThresholdIsCheckedAfterDiscounts_ChargesExpectedDelivery(</w:t>
-      </w:r>
-    </w:p>
-    <w:p>
-      <w:pPr>
-        <w:keepNext/>
-        <w:keepLines/>
-        <w:spacing w:after="0" w:line="240" w:lineRule="auto"/>
-        <w:ind w:firstLine="0"/>
-        <w:jc w:val="left"/>
-      </w:pPr>
-      <w:r>
-        <w:rPr>
-          <w:rFonts w:ascii="Courier New" w:hAnsi="Courier New" w:cs="Courier New"/>
-          <w:sz w:val="24"/>
-          <w:szCs w:val="24"/>
-        </w:rPr>
-        <w:t xml:space="preserve">    double price, double expectedDelivery, double expectedFinal)</w:t>
-      </w:r>
-    </w:p>
-    <w:p>
-      <w:pPr>
-        <w:keepNext/>
-        <w:keepLines/>
-        <w:spacing w:after="0" w:line="240" w:lineRule="auto"/>
-        <w:ind w:firstLine="0"/>
-        <w:jc w:val="left"/>
-      </w:pPr>
-      <w:r>
-        <w:rPr>
-          <w:rFonts w:ascii="Courier New" w:hAnsi="Courier New" w:cs="Courier New"/>
-          <w:sz w:val="24"/>
-          <w:szCs w:val="24"/>
-        </w:rPr>
-        <w:t xml:space="preserve">{</w:t>
-      </w:r>
-    </w:p>
-    <w:p>
-      <w:pPr>
-        <w:keepNext/>
-        <w:keepLines/>
-        <w:spacing w:after="0" w:line="240" w:lineRule="auto"/>
-        <w:ind w:firstLine="0"/>
-        <w:jc w:val="left"/>
-      </w:pPr>
-      <w:r>
-        <w:rPr>
-          <w:rFonts w:ascii="Courier New" w:hAnsi="Courier New" w:cs="Courier New"/>
-          <w:sz w:val="24"/>
-          <w:szCs w:val="24"/>
-        </w:rPr>
-        <w:t xml:space="preserve">    // ===== ARRANGE =====</w:t>
-      </w:r>
-    </w:p>
-    <w:p>
-      <w:pPr>
-        <w:keepNext/>
-        <w:keepLines/>
-        <w:spacing w:after="0" w:line="240" w:lineRule="auto"/>
-        <w:ind w:firstLine="0"/>
-        <w:jc w:val="left"/>
-      </w:pPr>
-      <w:r>
-        <w:rPr>
-          <w:rFonts w:ascii="Courier New" w:hAnsi="Courier New" w:cs="Courier New"/>
-          <w:sz w:val="24"/>
-          <w:szCs w:val="24"/>
-        </w:rPr>
-        <w:t xml:space="preserve">    var items = Single((decimal)price);</w:t>
-      </w:r>
-    </w:p>
-    <w:p>
-      <w:pPr>
-        <w:keepNext/>
-        <w:keepLines/>
-        <w:spacing w:after="0" w:line="240" w:lineRule="auto"/>
-        <w:ind w:firstLine="0"/>
-        <w:jc w:val="left"/>
-      </w:pPr>
-      <w:r>
-        <w:rPr>
-          <w:rFonts w:ascii="Courier New" w:hAnsi="Courier New" w:cs="Courier New"/>
-          <w:sz w:val="24"/>
-          <w:szCs w:val="24"/>
-        </w:rPr>
-        <w:t xml:space="preserve"> </w:t>
-      </w:r>
-    </w:p>
-    <w:p>
-      <w:pPr>
-        <w:keepNext/>
-        <w:keepLines/>
-        <w:spacing w:after="0" w:line="240" w:lineRule="auto"/>
-        <w:ind w:firstLine="0"/>
-        <w:jc w:val="left"/>
-      </w:pPr>
-      <w:r>
-        <w:rPr>
-          <w:rFonts w:ascii="Courier New" w:hAnsi="Courier New" w:cs="Courier New"/>
-          <w:sz w:val="24"/>
-          <w:szCs w:val="24"/>
-        </w:rPr>
-        <w:t xml:space="preserve">    // ===== ACT =====</w:t>
-      </w:r>
-    </w:p>
-    <w:p>
-      <w:pPr>
-        <w:keepNext/>
-        <w:keepLines/>
-        <w:spacing w:after="0" w:line="240" w:lineRule="auto"/>
-        <w:ind w:firstLine="0"/>
-        <w:jc w:val="left"/>
-      </w:pPr>
-      <w:r>
-        <w:rPr>
-          <w:rFonts w:ascii="Courier New" w:hAnsi="Courier New" w:cs="Courier New"/>
-          <w:sz w:val="24"/>
-          <w:szCs w:val="24"/>
-        </w:rPr>
-        <w:t xml:space="preserve">    var result = _service.CalculateTotal(items, false, "SUMMER20");</w:t>
-      </w:r>
-    </w:p>
-    <w:p>
-      <w:pPr>
-        <w:keepNext/>
-        <w:keepLines/>
-        <w:spacing w:after="0" w:line="240" w:lineRule="auto"/>
-        <w:ind w:firstLine="0"/>
-        <w:jc w:val="left"/>
-      </w:pPr>
-      <w:r>
-        <w:rPr>
-          <w:rFonts w:ascii="Courier New" w:hAnsi="Courier New" w:cs="Courier New"/>
-          <w:sz w:val="24"/>
-          <w:szCs w:val="24"/>
-        </w:rPr>
-        <w:t xml:space="preserve"> </w:t>
-      </w:r>
-    </w:p>
-    <w:p>
-      <w:pPr>
-        <w:keepNext/>
-        <w:keepLines/>
-        <w:spacing w:after="0" w:line="240" w:lineRule="auto"/>
-        <w:ind w:firstLine="0"/>
-        <w:jc w:val="left"/>
-      </w:pPr>
-      <w:r>
-        <w:rPr>
-          <w:rFonts w:ascii="Courier New" w:hAnsi="Courier New" w:cs="Courier New"/>
-          <w:sz w:val="24"/>
-          <w:szCs w:val="24"/>
-        </w:rPr>
-        <w:t xml:space="preserve">    // ===== ASSERT =====</w:t>
-      </w:r>
-    </w:p>
-    <w:p>
-      <w:pPr>
-        <w:keepNext/>
-        <w:keepLines/>
-        <w:spacing w:after="0" w:line="240" w:lineRule="auto"/>
-        <w:ind w:firstLine="0"/>
-        <w:jc w:val="left"/>
-      </w:pPr>
-      <w:r>
-        <w:rPr>
-          <w:rFonts w:ascii="Courier New" w:hAnsi="Courier New" w:cs="Courier New"/>
-          <w:sz w:val="24"/>
-          <w:szCs w:val="24"/>
-        </w:rPr>
-        <w:t xml:space="preserve">    result.DeliveryCost.Should().Be((decimal)expectedDelivery,</w:t>
-      </w:r>
-    </w:p>
-    <w:p>
-      <w:pPr>
-        <w:keepNext/>
-        <w:keepLines/>
-        <w:spacing w:after="0" w:line="240" w:lineRule="auto"/>
-        <w:ind w:firstLine="0"/>
-        <w:jc w:val="left"/>
-      </w:pPr>
-      <w:r>
-        <w:rPr>
-          <w:rFonts w:ascii="Courier New" w:hAnsi="Courier New" w:cs="Courier New"/>
-          <w:sz w:val="24"/>
-          <w:szCs w:val="24"/>
-        </w:rPr>
-        <w:t xml:space="preserve">        "порог 3000 руб. сравнивается с суммой после скидок");</w:t>
-      </w:r>
-    </w:p>
-    <w:p>
-      <w:pPr>
-        <w:keepNext/>
-        <w:keepLines/>
-        <w:spacing w:after="0" w:line="240" w:lineRule="auto"/>
-        <w:ind w:firstLine="0"/>
-        <w:jc w:val="left"/>
-      </w:pPr>
-      <w:r>
-        <w:rPr>
-          <w:rFonts w:ascii="Courier New" w:hAnsi="Courier New" w:cs="Courier New"/>
-          <w:sz w:val="24"/>
-          <w:szCs w:val="24"/>
-        </w:rPr>
-        <w:t xml:space="preserve">    result.FinalAmount.Should().Be((decimal)expectedFinal);</w:t>
-      </w:r>
-    </w:p>
-    <w:p>
-      <w:pPr>
-        <w:keepNext/>
-        <w:keepLines/>
-        <w:spacing w:after="0" w:line="240" w:lineRule="auto"/>
-        <w:ind w:firstLine="0"/>
-        <w:jc w:val="left"/>
-      </w:pPr>
-      <w:r>
-        <w:rPr>
-          <w:rFonts w:ascii="Courier New" w:hAnsi="Courier New" w:cs="Courier New"/>
-          <w:sz w:val="24"/>
-          <w:szCs w:val="24"/>
-        </w:rPr>
-        <w:t xml:space="preserve">}</w:t>
-      </w:r>
-    </w:p>
-    <w:p>
-      <w:pPr>
-        <w:spacing w:after="0" w:line="240" w:lineRule="auto"/>
-        <w:ind w:firstLine="0"/>
-      </w:pPr>
-    </w:p>
-    <w:p>
-      <w:pPr>
-        <w:keepNext/>
-        <w:ind w:firstLine="0"/>
-        <w:jc w:val="left"/>
-      </w:pPr>
-      <w:r>
-        <w:rPr>
-          <w:lang w:val="ru-RU"/>
-        </w:rPr>
-        <w:t xml:space="preserve">Листинг 7 – Комбинация всех скидок</w:t>
-      </w:r>
-    </w:p>
-    <w:p>
-      <w:pPr>
-        <w:keepNext/>
-        <w:keepLines/>
-        <w:spacing w:after="0" w:line="240" w:lineRule="auto"/>
-        <w:ind w:firstLine="0"/>
-        <w:jc w:val="left"/>
-      </w:pPr>
-      <w:r>
-        <w:rPr>
-          <w:rFonts w:ascii="Courier New" w:hAnsi="Courier New" w:cs="Courier New"/>
-          <w:sz w:val="24"/>
-          <w:szCs w:val="24"/>
-        </w:rPr>
-        <w:t xml:space="preserve">[Fact]</w:t>
-      </w:r>
-    </w:p>
-    <w:p>
-      <w:pPr>
-        <w:keepNext/>
-        <w:keepLines/>
-        <w:spacing w:after="0" w:line="240" w:lineRule="auto"/>
-        <w:ind w:firstLine="0"/>
-        <w:jc w:val="left"/>
-      </w:pPr>
-      <w:r>
-        <w:rPr>
-          <w:rFonts w:ascii="Courier New" w:hAnsi="Courier New" w:cs="Courier New"/>
-          <w:sz w:val="24"/>
-          <w:szCs w:val="24"/>
-        </w:rPr>
-        <w:t xml:space="preserve">public void CalculateTotal_WithAllDiscountsCombined_SumsAllPercentages()</w:t>
-      </w:r>
-    </w:p>
-    <w:p>
-      <w:pPr>
-        <w:keepNext/>
-        <w:keepLines/>
-        <w:spacing w:after="0" w:line="240" w:lineRule="auto"/>
-        <w:ind w:firstLine="0"/>
-        <w:jc w:val="left"/>
-      </w:pPr>
-      <w:r>
-        <w:rPr>
-          <w:rFonts w:ascii="Courier New" w:hAnsi="Courier New" w:cs="Courier New"/>
-          <w:sz w:val="24"/>
-          <w:szCs w:val="24"/>
-        </w:rPr>
-        <w:t xml:space="preserve">{</w:t>
-      </w:r>
-    </w:p>
-    <w:p>
-      <w:pPr>
-        <w:keepNext/>
-        <w:keepLines/>
-        <w:spacing w:after="0" w:line="240" w:lineRule="auto"/>
-        <w:ind w:firstLine="0"/>
-        <w:jc w:val="left"/>
-      </w:pPr>
-      <w:r>
-        <w:rPr>
-          <w:rFonts w:ascii="Courier New" w:hAnsi="Courier New" w:cs="Courier New"/>
-          <w:sz w:val="24"/>
-          <w:szCs w:val="24"/>
-        </w:rPr>
-        <w:t xml:space="preserve">    // ===== ARRANGE =====</w:t>
-      </w:r>
-    </w:p>
-    <w:p>
-      <w:pPr>
-        <w:keepNext/>
-        <w:keepLines/>
-        <w:spacing w:after="0" w:line="240" w:lineRule="auto"/>
-        <w:ind w:firstLine="0"/>
-        <w:jc w:val="left"/>
-      </w:pPr>
-      <w:r>
-        <w:rPr>
-          <w:rFonts w:ascii="Courier New" w:hAnsi="Courier New" w:cs="Courier New"/>
-          <w:sz w:val="24"/>
-          <w:szCs w:val="24"/>
-        </w:rPr>
-        <w:t xml:space="preserve">    var items = new List&lt;OrderItem&gt;</w:t>
-      </w:r>
-    </w:p>
-    <w:p>
-      <w:pPr>
-        <w:keepNext/>
-        <w:keepLines/>
-        <w:spacing w:after="0" w:line="240" w:lineRule="auto"/>
-        <w:ind w:firstLine="0"/>
-        <w:jc w:val="left"/>
-      </w:pPr>
-      <w:r>
-        <w:rPr>
-          <w:rFonts w:ascii="Courier New" w:hAnsi="Courier New" w:cs="Courier New"/>
-          <w:sz w:val="24"/>
-          <w:szCs w:val="24"/>
-        </w:rPr>
-        <w:t xml:space="preserve">    {</w:t>
-      </w:r>
-    </w:p>
-    <w:p>
-      <w:pPr>
-        <w:keepNext/>
-        <w:keepLines/>
-        <w:spacing w:after="0" w:line="240" w:lineRule="auto"/>
-        <w:ind w:firstLine="0"/>
-        <w:jc w:val="left"/>
-      </w:pPr>
-      <w:r>
-        <w:rPr>
-          <w:rFonts w:ascii="Courier New" w:hAnsi="Courier New" w:cs="Courier New"/>
-          <w:sz w:val="24"/>
-          <w:szCs w:val="24"/>
-        </w:rPr>
-        <w:t xml:space="preserve">        new("Ноутбук", 8000m, 1),</w:t>
-      </w:r>
-    </w:p>
-    <w:p>
-      <w:pPr>
-        <w:keepNext/>
-        <w:keepLines/>
-        <w:spacing w:after="0" w:line="240" w:lineRule="auto"/>
-        <w:ind w:firstLine="0"/>
-        <w:jc w:val="left"/>
-      </w:pPr>
-      <w:r>
-        <w:rPr>
-          <w:rFonts w:ascii="Courier New" w:hAnsi="Courier New" w:cs="Courier New"/>
-          <w:sz w:val="24"/>
-          <w:szCs w:val="24"/>
-        </w:rPr>
-        <w:t xml:space="preserve">        new("Мышь", 1000m, 3)</w:t>
-      </w:r>
-    </w:p>
-    <w:p>
-      <w:pPr>
-        <w:keepNext/>
-        <w:keepLines/>
-        <w:spacing w:after="0" w:line="240" w:lineRule="auto"/>
-        <w:ind w:firstLine="0"/>
-        <w:jc w:val="left"/>
-      </w:pPr>
-      <w:r>
-        <w:rPr>
-          <w:rFonts w:ascii="Courier New" w:hAnsi="Courier New" w:cs="Courier New"/>
-          <w:sz w:val="24"/>
-          <w:szCs w:val="24"/>
-        </w:rPr>
-        <w:t xml:space="preserve">    };</w:t>
-      </w:r>
-    </w:p>
-    <w:p>
-      <w:pPr>
-        <w:keepNext/>
-        <w:keepLines/>
-        <w:spacing w:after="0" w:line="240" w:lineRule="auto"/>
-        <w:ind w:firstLine="0"/>
-        <w:jc w:val="left"/>
-      </w:pPr>
-      <w:r>
-        <w:rPr>
-          <w:rFonts w:ascii="Courier New" w:hAnsi="Courier New" w:cs="Courier New"/>
-          <w:sz w:val="24"/>
-          <w:szCs w:val="24"/>
-        </w:rPr>
-        <w:t xml:space="preserve"> </w:t>
-      </w:r>
-    </w:p>
-    <w:p>
-      <w:pPr>
-        <w:keepNext/>
-        <w:keepLines/>
-        <w:spacing w:after="0" w:line="240" w:lineRule="auto"/>
-        <w:ind w:firstLine="0"/>
-        <w:jc w:val="left"/>
-      </w:pPr>
-      <w:r>
-        <w:rPr>
-          <w:rFonts w:ascii="Courier New" w:hAnsi="Courier New" w:cs="Courier New"/>
-          <w:sz w:val="24"/>
-          <w:szCs w:val="24"/>
-        </w:rPr>
-        <w:t xml:space="preserve">    // ===== ACT =====</w:t>
-      </w:r>
-    </w:p>
-    <w:p>
-      <w:pPr>
-        <w:keepNext/>
-        <w:keepLines/>
-        <w:spacing w:after="0" w:line="240" w:lineRule="auto"/>
-        <w:ind w:firstLine="0"/>
-        <w:jc w:val="left"/>
-      </w:pPr>
-      <w:r>
-        <w:rPr>
-          <w:rFonts w:ascii="Courier New" w:hAnsi="Courier New" w:cs="Courier New"/>
-          <w:sz w:val="24"/>
-          <w:szCs w:val="24"/>
-        </w:rPr>
-        <w:t xml:space="preserve">    var result = _service.CalculateTotal(items, true, "VIP30");</w:t>
-      </w:r>
-    </w:p>
-    <w:p>
-      <w:pPr>
-        <w:keepNext/>
-        <w:keepLines/>
-        <w:spacing w:after="0" w:line="240" w:lineRule="auto"/>
-        <w:ind w:firstLine="0"/>
-        <w:jc w:val="left"/>
-      </w:pPr>
-      <w:r>
-        <w:rPr>
-          <w:rFonts w:ascii="Courier New" w:hAnsi="Courier New" w:cs="Courier New"/>
-          <w:sz w:val="24"/>
-          <w:szCs w:val="24"/>
-        </w:rPr>
-        <w:t xml:space="preserve"> </w:t>
-      </w:r>
-    </w:p>
-    <w:p>
-      <w:pPr>
-        <w:keepNext/>
-        <w:keepLines/>
-        <w:spacing w:after="0" w:line="240" w:lineRule="auto"/>
-        <w:ind w:firstLine="0"/>
-        <w:jc w:val="left"/>
-      </w:pPr>
-      <w:r>
-        <w:rPr>
-          <w:rFonts w:ascii="Courier New" w:hAnsi="Courier New" w:cs="Courier New"/>
-          <w:sz w:val="24"/>
-          <w:szCs w:val="24"/>
-        </w:rPr>
-        <w:t xml:space="preserve">    // ===== ASSERT =====</w:t>
-      </w:r>
-    </w:p>
-    <w:p>
-      <w:pPr>
-        <w:keepNext/>
-        <w:keepLines/>
-        <w:spacing w:after="0" w:line="240" w:lineRule="auto"/>
-        <w:ind w:firstLine="0"/>
-        <w:jc w:val="left"/>
-      </w:pPr>
-      <w:r>
-        <w:rPr>
-          <w:rFonts w:ascii="Courier New" w:hAnsi="Courier New" w:cs="Courier New"/>
-          <w:sz w:val="24"/>
-          <w:szCs w:val="24"/>
-        </w:rPr>
-        <w:t xml:space="preserve">    result.BaseAmount.Should().Be(11000m);</w:t>
-      </w:r>
-    </w:p>
-    <w:p>
-      <w:pPr>
-        <w:keepNext/>
-        <w:keepLines/>
-        <w:spacing w:after="0" w:line="240" w:lineRule="auto"/>
-        <w:ind w:firstLine="0"/>
-        <w:jc w:val="left"/>
-      </w:pPr>
-      <w:r>
-        <w:rPr>
-          <w:rFonts w:ascii="Courier New" w:hAnsi="Courier New" w:cs="Courier New"/>
-          <w:sz w:val="24"/>
-          <w:szCs w:val="24"/>
-        </w:rPr>
-        <w:t xml:space="preserve">    result.DiscountPercent.Should().Be(45m, "10% по сумме + 5% лояльность + 30% промокод");</w:t>
-      </w:r>
-    </w:p>
-    <w:p>
-      <w:pPr>
-        <w:keepNext/>
-        <w:keepLines/>
-        <w:spacing w:after="0" w:line="240" w:lineRule="auto"/>
-        <w:ind w:firstLine="0"/>
-        <w:jc w:val="left"/>
-      </w:pPr>
-      <w:r>
-        <w:rPr>
-          <w:rFonts w:ascii="Courier New" w:hAnsi="Courier New" w:cs="Courier New"/>
-          <w:sz w:val="24"/>
-          <w:szCs w:val="24"/>
-        </w:rPr>
-        <w:t xml:space="preserve">    result.DiscountAmount.Should().Be(4950m);</w:t>
-      </w:r>
-    </w:p>
-    <w:p>
-      <w:pPr>
-        <w:keepNext/>
-        <w:keepLines/>
-        <w:spacing w:after="0" w:line="240" w:lineRule="auto"/>
-        <w:ind w:firstLine="0"/>
-        <w:jc w:val="left"/>
-      </w:pPr>
-      <w:r>
-        <w:rPr>
-          <w:rFonts w:ascii="Courier New" w:hAnsi="Courier New" w:cs="Courier New"/>
-          <w:sz w:val="24"/>
-          <w:szCs w:val="24"/>
-        </w:rPr>
-        <w:t xml:space="preserve">    result.DeliveryCost.Should().Be(0m);</w:t>
-      </w:r>
-    </w:p>
-    <w:p>
-      <w:pPr>
-        <w:keepNext/>
-        <w:keepLines/>
-        <w:spacing w:after="0" w:line="240" w:lineRule="auto"/>
-        <w:ind w:firstLine="0"/>
-        <w:jc w:val="left"/>
-      </w:pPr>
-      <w:r>
-        <w:rPr>
-          <w:rFonts w:ascii="Courier New" w:hAnsi="Courier New" w:cs="Courier New"/>
-          <w:sz w:val="24"/>
-          <w:szCs w:val="24"/>
-        </w:rPr>
-        <w:t xml:space="preserve">    result.FinalAmount.Should().Be(6050m);</w:t>
-      </w:r>
-    </w:p>
-    <w:p>
-      <w:pPr>
-        <w:keepNext/>
-        <w:keepLines/>
-        <w:spacing w:after="0" w:line="240" w:lineRule="auto"/>
-        <w:ind w:firstLine="0"/>
-        <w:jc w:val="left"/>
-      </w:pPr>
-      <w:r>
-        <w:rPr>
-          <w:rFonts w:ascii="Courier New" w:hAnsi="Courier New" w:cs="Courier New"/>
-          <w:sz w:val="24"/>
-          <w:szCs w:val="24"/>
-        </w:rPr>
-        <w:t xml:space="preserve">}</w:t>
-      </w:r>
-    </w:p>
-    <w:p>
-      <w:pPr>
-        <w:spacing w:after="0" w:line="240" w:lineRule="auto"/>
-        <w:ind w:firstLine="0"/>
-      </w:pPr>
-    </w:p>
-    <w:p>
-      <w:pPr/>
-      <w:r>
-        <w:rPr>
-          <w:lang w:val="ru-RU"/>
-        </w:rPr>
-        <w:t xml:space="preserve">В приведённых примерах паттерн AAA выдержан одинаково. В секции ARRANGE создаются входные данные: список товаров через вспомогательный метод Single или явный List&lt;OrderItem&gt;. В секции ACT вызывается тестируемый метод CalculateTotal; при проверке исключений вызов оборачивается в делегат Action и выполняется только в секции ASSERT, иначе тест упал бы до проверки. В секции ASSERT результат проверяется через FluentAssertions (Should().Be(...), Should().Throw&lt;...&gt;()); второй параметр Be(...) содержит обоснование ожидаемого значения, которое попадает в сообщение при падении теста.</w:t>
+        <w:t xml:space="preserve">Решение Lab2.sln содержит два проекта: Lab2.Core – библиотека классов с исходным кодом модуля (OrderItem.cs, OrderResult.cs, OrderService.cs) и Lab2.Tests – проект xUnit (OrderServiceTests.cs) со ссылкой на Lab2.Core. В тестовый проект установлены пакеты FluentAssertions 6.12.2, coverlet.collector и coverlet.msbuild. Среда: .NET 8, xUnit 2.5.3. Исходный код классов модуля приведён в приложении А (листинг 1).</w:t>
       </w:r>
     </w:p>
     <w:p>
@@ -5997,146 +4010,26 @@
         <w:rPr>
           <w:lang w:val="ru-RU"/>
         </w:rPr>
-        <w:t xml:space="preserve">Для демонстрации методологии TDD (цикл Red-Green) все 22 тестовых метода были запущены дважды. Сначала на заглушке OrderService, метод CalculateTotal которой выбрасывает NotImplementedException (листинг 8). Заглушка позволяет проекту собраться, но не реализует ни одного бизнес-правила, поэтому все тесты должны упасть (Red): это подтверждает, что тесты действительно проверяют логику, а не проходят сами по себе. Тесты запускались в Visual Studio через «Обозреватель тестов».</w:t>
+        <w:t xml:space="preserve">Все 22 тестовых метода написаны по паттерну Arrange-Act-Assert и названы по шаблону MethodName_Condition_ExpectedBehavior. Одиночные сценарии оформлены атрибутом [Fact], сценарии с набором данных – [Theory] с [InlineData]. Полный код тестов приведён в приложении Б (листинг 2).</w:t>
       </w:r>
     </w:p>
     <w:p>
-      <w:pPr>
-        <w:keepNext/>
-        <w:ind w:firstLine="0"/>
-        <w:jc w:val="left"/>
-      </w:pPr>
+      <w:pPr/>
       <w:r>
         <w:rPr>
           <w:lang w:val="ru-RU"/>
         </w:rPr>
-        <w:t xml:space="preserve">Листинг 8 – Заглушка OrderService для фазы Red</w:t>
+        <w:t xml:space="preserve">Во всех тестах паттерн AAA выдержан одинаково, секции отмечены комментариями // ARRANGE, // ACT и // ASSERT. В секции ARRANGE создаются входные данные: список товаров через вспомогательный метод Single или явный List&lt;OrderItem&gt;. В секции ACT вызывается тестируемый метод CalculateTotal; при проверке исключений вызов оборачивается в делегат Action и выполняется только в секции ASSERT, иначе тест упал бы до проверки. В секции ASSERT результат проверяется через FluentAssertions (Should().Be(...), Should().Throw&lt;...&gt;()); второй параметр Be(...) содержит обоснование ожидаемого значения, которое попадает в сообщение при падении теста.</w:t>
       </w:r>
     </w:p>
     <w:p>
-      <w:pPr>
-        <w:keepNext/>
-        <w:keepLines/>
-        <w:spacing w:after="0" w:line="240" w:lineRule="auto"/>
-        <w:ind w:firstLine="0"/>
-        <w:jc w:val="left"/>
-      </w:pPr>
+      <w:pPr/>
       <w:r>
         <w:rPr>
-          <w:rFonts w:ascii="Courier New" w:hAnsi="Courier New" w:cs="Courier New"/>
-          <w:sz w:val="24"/>
-          <w:szCs w:val="24"/>
+          <w:lang w:val="ru-RU"/>
         </w:rPr>
-        <w:t xml:space="preserve">public class OrderService</w:t>
+        <w:t xml:space="preserve">Для демонстрации методологии TDD (цикл Red-Green) все 22 тестовых метода были запущены дважды. Сначала на заглушке OrderService, метод CalculateTotal которой выбрасывает NotImplementedException (приложение В, листинг 3). Заглушка позволяет проекту собраться, но не реализует ни одного бизнес-правила, поэтому все тесты должны упасть (Red): это подтверждает, что тесты действительно проверяют логику, а не проходят сами по себе. Тесты запускались в Visual Studio через «Обозреватель тестов».</w:t>
       </w:r>
-    </w:p>
-    <w:p>
-      <w:pPr>
-        <w:keepNext/>
-        <w:keepLines/>
-        <w:spacing w:after="0" w:line="240" w:lineRule="auto"/>
-        <w:ind w:firstLine="0"/>
-        <w:jc w:val="left"/>
-      </w:pPr>
-      <w:r>
-        <w:rPr>
-          <w:rFonts w:ascii="Courier New" w:hAnsi="Courier New" w:cs="Courier New"/>
-          <w:sz w:val="24"/>
-          <w:szCs w:val="24"/>
-        </w:rPr>
-        <w:t xml:space="preserve">{</w:t>
-      </w:r>
-    </w:p>
-    <w:p>
-      <w:pPr>
-        <w:keepNext/>
-        <w:keepLines/>
-        <w:spacing w:after="0" w:line="240" w:lineRule="auto"/>
-        <w:ind w:firstLine="0"/>
-        <w:jc w:val="left"/>
-      </w:pPr>
-      <w:r>
-        <w:rPr>
-          <w:rFonts w:ascii="Courier New" w:hAnsi="Courier New" w:cs="Courier New"/>
-          <w:sz w:val="24"/>
-          <w:szCs w:val="24"/>
-        </w:rPr>
-        <w:t xml:space="preserve">    public OrderResult CalculateTotal(IReadOnlyList&lt;OrderItem&gt; items, bool isLoyalCustomer, string? promoCode)</w:t>
-      </w:r>
-    </w:p>
-    <w:p>
-      <w:pPr>
-        <w:keepNext/>
-        <w:keepLines/>
-        <w:spacing w:after="0" w:line="240" w:lineRule="auto"/>
-        <w:ind w:firstLine="0"/>
-        <w:jc w:val="left"/>
-      </w:pPr>
-      <w:r>
-        <w:rPr>
-          <w:rFonts w:ascii="Courier New" w:hAnsi="Courier New" w:cs="Courier New"/>
-          <w:sz w:val="24"/>
-          <w:szCs w:val="24"/>
-        </w:rPr>
-        <w:t xml:space="preserve">    {</w:t>
-      </w:r>
-    </w:p>
-    <w:p>
-      <w:pPr>
-        <w:keepNext/>
-        <w:keepLines/>
-        <w:spacing w:after="0" w:line="240" w:lineRule="auto"/>
-        <w:ind w:firstLine="0"/>
-        <w:jc w:val="left"/>
-      </w:pPr>
-      <w:r>
-        <w:rPr>
-          <w:rFonts w:ascii="Courier New" w:hAnsi="Courier New" w:cs="Courier New"/>
-          <w:sz w:val="24"/>
-          <w:szCs w:val="24"/>
-        </w:rPr>
-        <w:t xml:space="preserve">        throw new NotImplementedException();</w:t>
-      </w:r>
-    </w:p>
-    <w:p>
-      <w:pPr>
-        <w:keepNext/>
-        <w:keepLines/>
-        <w:spacing w:after="0" w:line="240" w:lineRule="auto"/>
-        <w:ind w:firstLine="0"/>
-        <w:jc w:val="left"/>
-      </w:pPr>
-      <w:r>
-        <w:rPr>
-          <w:rFonts w:ascii="Courier New" w:hAnsi="Courier New" w:cs="Courier New"/>
-          <w:sz w:val="24"/>
-          <w:szCs w:val="24"/>
-        </w:rPr>
-        <w:t xml:space="preserve">    }</w:t>
-      </w:r>
-    </w:p>
-    <w:p>
-      <w:pPr>
-        <w:keepNext/>
-        <w:keepLines/>
-        <w:spacing w:after="0" w:line="240" w:lineRule="auto"/>
-        <w:ind w:firstLine="0"/>
-        <w:jc w:val="left"/>
-      </w:pPr>
-      <w:r>
-        <w:rPr>
-          <w:rFonts w:ascii="Courier New" w:hAnsi="Courier New" w:cs="Courier New"/>
-          <w:sz w:val="24"/>
-          <w:szCs w:val="24"/>
-        </w:rPr>
-        <w:t xml:space="preserve">}</w:t>
-      </w:r>
-    </w:p>
-    <w:p>
-      <w:pPr>
-        <w:spacing w:after="0" w:line="240" w:lineRule="auto"/>
-        <w:ind w:firstLine="0"/>
-      </w:pPr>
     </w:p>
     <w:p>
       <w:pPr>
@@ -7824,6 +5717,7635 @@
         </w:rPr>
         <w:t xml:space="preserve">В ходе работы освоены методики тестирования «белого ящика» и измерение покрытия кода. Для модуля расчёта стоимости заказа интернет-магазина составлена матрица из 22 тестовых сценариев, реализованы 22 тестовых метода (39 запусков) на xUnit и FluentAssertions по паттерну Arrange-Act-Assert, включая параметризованные тесты и проверку исключений. Цикл Red-Green методологии TDD продемонстрирован: на заглушке сервиса все 39 запусков упали (Red), на реализации бизнес-правил все прошли (Green). С помощью Coverlet и ReportGenerator измерено покрытие: на промежуточном этапе Line Coverage составил 65,6 %, Branch Coverage – 50 %; после анализа непокрытых строк и дописывания тестов итоговые значения достигли 100 % по обеим метрикам, что выше требуемых 90 %. Все тесты проходят, что подтверждает соответствие реализации бизнес-правилам задания. Основная трудность – подбор граничных значений для порогов скидок и доставки с учётом того, что они сравниваются с суммами до и после скидок.</w:t>
       </w:r>
+    </w:p>
+    <w:p>
+      <w:pPr>
+        <w:pageBreakBefore/>
+        <w:keepNext/>
+        <w:ind w:firstLine="0"/>
+        <w:jc w:val="right"/>
+      </w:pPr>
+      <w:r>
+        <w:rPr>
+          <w:b/>
+          <w:lang w:val="ru-RU"/>
+        </w:rPr>
+        <w:t xml:space="preserve">ПРИЛОЖЕНИЕ А</w:t>
+      </w:r>
+    </w:p>
+    <w:p>
+      <w:pPr>
+        <w:keepNext/>
+        <w:ind w:firstLine="0"/>
+        <w:jc w:val="center"/>
+      </w:pPr>
+      <w:r>
+        <w:rPr>
+          <w:b/>
+          <w:lang w:val="ru-RU"/>
+        </w:rPr>
+        <w:t xml:space="preserve">Листинг 1 – Классы модуля расчёта стоимости заказа (проект Lab2.Core)</w:t>
+      </w:r>
+    </w:p>
+    <w:p>
+      <w:pPr>
+        <w:keepNext/>
+        <w:ind w:firstLine="0"/>
+        <w:jc w:val="left"/>
+      </w:pPr>
+      <w:r>
+        <w:rPr>
+          <w:b/>
+          <w:lang w:val="ru-RU"/>
+        </w:rPr>
+        <w:t xml:space="preserve">OrderItem.cs</w:t>
+      </w:r>
+    </w:p>
+    <w:tbl>
+      <w:tblPr>
+        <w:tblStyle w:val="aff0"/>
+        <w:tblW w:w="9354" w:type="dxa"/>
+        <w:jc w:val="center"/>
+        <w:tblLayout w:type="fixed"/>
+      </w:tblPr>
+      <w:tblGrid>
+        <w:gridCol w:w="9354"/>
+      </w:tblGrid>
+      <w:tr>
+        <w:tc>
+          <w:tcPr>
+            <w:tcW w:w="9354" w:type="dxa"/>
+          </w:tcPr>
+          <w:p>
+            <w:pPr>
+              <w:spacing w:after="0" w:line="240" w:lineRule="auto"/>
+              <w:ind w:firstLine="0"/>
+              <w:jc w:val="left"/>
+            </w:pPr>
+            <w:r>
+              <w:rPr>
+                <w:rFonts w:ascii="Courier New" w:hAnsi="Courier New" w:cs="Courier New"/>
+                <w:sz w:val="24"/>
+                <w:szCs w:val="24"/>
+              </w:rPr>
+              <w:t xml:space="preserve">namespace Lab2.Core;</w:t>
+            </w:r>
+          </w:p>
+          <w:p>
+            <w:pPr>
+              <w:spacing w:after="0" w:line="240" w:lineRule="auto"/>
+              <w:ind w:firstLine="0"/>
+              <w:jc w:val="left"/>
+            </w:pPr>
+            <w:r>
+              <w:rPr>
+                <w:rFonts w:ascii="Courier New" w:hAnsi="Courier New" w:cs="Courier New"/>
+                <w:sz w:val="24"/>
+                <w:szCs w:val="24"/>
+              </w:rPr>
+              <w:t xml:space="preserve"> </w:t>
+            </w:r>
+          </w:p>
+          <w:p>
+            <w:pPr>
+              <w:spacing w:after="0" w:line="240" w:lineRule="auto"/>
+              <w:ind w:firstLine="0"/>
+              <w:jc w:val="left"/>
+            </w:pPr>
+            <w:r>
+              <w:rPr>
+                <w:rFonts w:ascii="Courier New" w:hAnsi="Courier New" w:cs="Courier New"/>
+                <w:sz w:val="24"/>
+                <w:szCs w:val="24"/>
+              </w:rPr>
+              <w:t xml:space="preserve">public record OrderItem(string Name, decimal Price, int Quantity);</w:t>
+            </w:r>
+          </w:p>
+        </w:tc>
+      </w:tr>
+    </w:tbl>
+    <w:p>
+      <w:pPr>
+        <w:spacing w:after="0" w:line="240" w:lineRule="auto"/>
+        <w:ind w:firstLine="0"/>
+      </w:pPr>
+    </w:p>
+    <w:p>
+      <w:pPr>
+        <w:keepNext/>
+        <w:ind w:firstLine="0"/>
+        <w:jc w:val="left"/>
+      </w:pPr>
+      <w:r>
+        <w:rPr>
+          <w:b/>
+          <w:lang w:val="ru-RU"/>
+        </w:rPr>
+        <w:t xml:space="preserve">OrderResult.cs</w:t>
+      </w:r>
+    </w:p>
+    <w:tbl>
+      <w:tblPr>
+        <w:tblStyle w:val="aff0"/>
+        <w:tblW w:w="9354" w:type="dxa"/>
+        <w:jc w:val="center"/>
+        <w:tblLayout w:type="fixed"/>
+      </w:tblPr>
+      <w:tblGrid>
+        <w:gridCol w:w="9354"/>
+      </w:tblGrid>
+      <w:tr>
+        <w:tc>
+          <w:tcPr>
+            <w:tcW w:w="9354" w:type="dxa"/>
+          </w:tcPr>
+          <w:p>
+            <w:pPr>
+              <w:spacing w:after="0" w:line="240" w:lineRule="auto"/>
+              <w:ind w:firstLine="0"/>
+              <w:jc w:val="left"/>
+            </w:pPr>
+            <w:r>
+              <w:rPr>
+                <w:rFonts w:ascii="Courier New" w:hAnsi="Courier New" w:cs="Courier New"/>
+                <w:sz w:val="24"/>
+                <w:szCs w:val="24"/>
+              </w:rPr>
+              <w:t xml:space="preserve">namespace Lab2.Core;</w:t>
+            </w:r>
+          </w:p>
+          <w:p>
+            <w:pPr>
+              <w:spacing w:after="0" w:line="240" w:lineRule="auto"/>
+              <w:ind w:firstLine="0"/>
+              <w:jc w:val="left"/>
+            </w:pPr>
+            <w:r>
+              <w:rPr>
+                <w:rFonts w:ascii="Courier New" w:hAnsi="Courier New" w:cs="Courier New"/>
+                <w:sz w:val="24"/>
+                <w:szCs w:val="24"/>
+              </w:rPr>
+              <w:t xml:space="preserve"> </w:t>
+            </w:r>
+          </w:p>
+          <w:p>
+            <w:pPr>
+              <w:spacing w:after="0" w:line="240" w:lineRule="auto"/>
+              <w:ind w:firstLine="0"/>
+              <w:jc w:val="left"/>
+            </w:pPr>
+            <w:r>
+              <w:rPr>
+                <w:rFonts w:ascii="Courier New" w:hAnsi="Courier New" w:cs="Courier New"/>
+                <w:sz w:val="24"/>
+                <w:szCs w:val="24"/>
+              </w:rPr>
+              <w:t xml:space="preserve">public record OrderResult(</w:t>
+            </w:r>
+          </w:p>
+          <w:p>
+            <w:pPr>
+              <w:spacing w:after="0" w:line="240" w:lineRule="auto"/>
+              <w:ind w:firstLine="0"/>
+              <w:jc w:val="left"/>
+            </w:pPr>
+            <w:r>
+              <w:rPr>
+                <w:rFonts w:ascii="Courier New" w:hAnsi="Courier New" w:cs="Courier New"/>
+                <w:sz w:val="24"/>
+                <w:szCs w:val="24"/>
+              </w:rPr>
+              <w:t xml:space="preserve">    decimal BaseAmount,</w:t>
+            </w:r>
+          </w:p>
+          <w:p>
+            <w:pPr>
+              <w:spacing w:after="0" w:line="240" w:lineRule="auto"/>
+              <w:ind w:firstLine="0"/>
+              <w:jc w:val="left"/>
+            </w:pPr>
+            <w:r>
+              <w:rPr>
+                <w:rFonts w:ascii="Courier New" w:hAnsi="Courier New" w:cs="Courier New"/>
+                <w:sz w:val="24"/>
+                <w:szCs w:val="24"/>
+              </w:rPr>
+              <w:t xml:space="preserve">    decimal DiscountPercent,</w:t>
+            </w:r>
+          </w:p>
+          <w:p>
+            <w:pPr>
+              <w:spacing w:after="0" w:line="240" w:lineRule="auto"/>
+              <w:ind w:firstLine="0"/>
+              <w:jc w:val="left"/>
+            </w:pPr>
+            <w:r>
+              <w:rPr>
+                <w:rFonts w:ascii="Courier New" w:hAnsi="Courier New" w:cs="Courier New"/>
+                <w:sz w:val="24"/>
+                <w:szCs w:val="24"/>
+              </w:rPr>
+              <w:t xml:space="preserve">    decimal DiscountAmount,</w:t>
+            </w:r>
+          </w:p>
+          <w:p>
+            <w:pPr>
+              <w:spacing w:after="0" w:line="240" w:lineRule="auto"/>
+              <w:ind w:firstLine="0"/>
+              <w:jc w:val="left"/>
+            </w:pPr>
+            <w:r>
+              <w:rPr>
+                <w:rFonts w:ascii="Courier New" w:hAnsi="Courier New" w:cs="Courier New"/>
+                <w:sz w:val="24"/>
+                <w:szCs w:val="24"/>
+              </w:rPr>
+              <w:t xml:space="preserve">    decimal DeliveryCost,</w:t>
+            </w:r>
+          </w:p>
+          <w:p>
+            <w:pPr>
+              <w:spacing w:after="0" w:line="240" w:lineRule="auto"/>
+              <w:ind w:firstLine="0"/>
+              <w:jc w:val="left"/>
+            </w:pPr>
+            <w:r>
+              <w:rPr>
+                <w:rFonts w:ascii="Courier New" w:hAnsi="Courier New" w:cs="Courier New"/>
+                <w:sz w:val="24"/>
+                <w:szCs w:val="24"/>
+              </w:rPr>
+              <w:t xml:space="preserve">    decimal FinalAmount);</w:t>
+            </w:r>
+          </w:p>
+        </w:tc>
+      </w:tr>
+    </w:tbl>
+    <w:p>
+      <w:pPr>
+        <w:spacing w:after="0" w:line="240" w:lineRule="auto"/>
+        <w:ind w:firstLine="0"/>
+      </w:pPr>
+    </w:p>
+    <w:p>
+      <w:pPr>
+        <w:keepNext/>
+        <w:ind w:firstLine="0"/>
+        <w:jc w:val="left"/>
+      </w:pPr>
+      <w:r>
+        <w:rPr>
+          <w:b/>
+          <w:lang w:val="ru-RU"/>
+        </w:rPr>
+        <w:t xml:space="preserve">OrderService.cs</w:t>
+      </w:r>
+    </w:p>
+    <w:tbl>
+      <w:tblPr>
+        <w:tblStyle w:val="aff0"/>
+        <w:tblW w:w="9354" w:type="dxa"/>
+        <w:jc w:val="center"/>
+        <w:tblLayout w:type="fixed"/>
+      </w:tblPr>
+      <w:tblGrid>
+        <w:gridCol w:w="9354"/>
+      </w:tblGrid>
+      <w:tr>
+        <w:tc>
+          <w:tcPr>
+            <w:tcW w:w="9354" w:type="dxa"/>
+          </w:tcPr>
+          <w:p>
+            <w:pPr>
+              <w:spacing w:after="0" w:line="240" w:lineRule="auto"/>
+              <w:ind w:firstLine="0"/>
+              <w:jc w:val="left"/>
+            </w:pPr>
+            <w:r>
+              <w:rPr>
+                <w:rFonts w:ascii="Courier New" w:hAnsi="Courier New" w:cs="Courier New"/>
+                <w:sz w:val="24"/>
+                <w:szCs w:val="24"/>
+              </w:rPr>
+              <w:t xml:space="preserve">namespace Lab2.Core;</w:t>
+            </w:r>
+          </w:p>
+          <w:p>
+            <w:pPr>
+              <w:spacing w:after="0" w:line="240" w:lineRule="auto"/>
+              <w:ind w:firstLine="0"/>
+              <w:jc w:val="left"/>
+            </w:pPr>
+            <w:r>
+              <w:rPr>
+                <w:rFonts w:ascii="Courier New" w:hAnsi="Courier New" w:cs="Courier New"/>
+                <w:sz w:val="24"/>
+                <w:szCs w:val="24"/>
+              </w:rPr>
+              <w:t xml:space="preserve"> </w:t>
+            </w:r>
+          </w:p>
+          <w:p>
+            <w:pPr>
+              <w:spacing w:after="0" w:line="240" w:lineRule="auto"/>
+              <w:ind w:firstLine="0"/>
+              <w:jc w:val="left"/>
+            </w:pPr>
+            <w:r>
+              <w:rPr>
+                <w:rFonts w:ascii="Courier New" w:hAnsi="Courier New" w:cs="Courier New"/>
+                <w:sz w:val="24"/>
+                <w:szCs w:val="24"/>
+              </w:rPr>
+              <w:t xml:space="preserve">public class OrderService</w:t>
+            </w:r>
+          </w:p>
+          <w:p>
+            <w:pPr>
+              <w:spacing w:after="0" w:line="240" w:lineRule="auto"/>
+              <w:ind w:firstLine="0"/>
+              <w:jc w:val="left"/>
+            </w:pPr>
+            <w:r>
+              <w:rPr>
+                <w:rFonts w:ascii="Courier New" w:hAnsi="Courier New" w:cs="Courier New"/>
+                <w:sz w:val="24"/>
+                <w:szCs w:val="24"/>
+              </w:rPr>
+              <w:t xml:space="preserve">{</w:t>
+            </w:r>
+          </w:p>
+          <w:p>
+            <w:pPr>
+              <w:spacing w:after="0" w:line="240" w:lineRule="auto"/>
+              <w:ind w:firstLine="0"/>
+              <w:jc w:val="left"/>
+            </w:pPr>
+            <w:r>
+              <w:rPr>
+                <w:rFonts w:ascii="Courier New" w:hAnsi="Courier New" w:cs="Courier New"/>
+                <w:sz w:val="24"/>
+                <w:szCs w:val="24"/>
+              </w:rPr>
+              <w:t xml:space="preserve">    private const int Threshold5Percent = 5000;</w:t>
+            </w:r>
+          </w:p>
+          <w:p>
+            <w:pPr>
+              <w:spacing w:after="0" w:line="240" w:lineRule="auto"/>
+              <w:ind w:firstLine="0"/>
+              <w:jc w:val="left"/>
+            </w:pPr>
+            <w:r>
+              <w:rPr>
+                <w:rFonts w:ascii="Courier New" w:hAnsi="Courier New" w:cs="Courier New"/>
+                <w:sz w:val="24"/>
+                <w:szCs w:val="24"/>
+              </w:rPr>
+              <w:t xml:space="preserve">    private const int Threshold10Percent = 10000;</w:t>
+            </w:r>
+          </w:p>
+          <w:p>
+            <w:pPr>
+              <w:spacing w:after="0" w:line="240" w:lineRule="auto"/>
+              <w:ind w:firstLine="0"/>
+              <w:jc w:val="left"/>
+            </w:pPr>
+            <w:r>
+              <w:rPr>
+                <w:rFonts w:ascii="Courier New" w:hAnsi="Courier New" w:cs="Courier New"/>
+                <w:sz w:val="24"/>
+                <w:szCs w:val="24"/>
+              </w:rPr>
+              <w:t xml:space="preserve">    private const int SummerPromoMinAmount = 3000;</w:t>
+            </w:r>
+          </w:p>
+          <w:p>
+            <w:pPr>
+              <w:spacing w:after="0" w:line="240" w:lineRule="auto"/>
+              <w:ind w:firstLine="0"/>
+              <w:jc w:val="left"/>
+            </w:pPr>
+            <w:r>
+              <w:rPr>
+                <w:rFonts w:ascii="Courier New" w:hAnsi="Courier New" w:cs="Courier New"/>
+                <w:sz w:val="24"/>
+                <w:szCs w:val="24"/>
+              </w:rPr>
+              <w:t xml:space="preserve">    private const int FreeDeliveryThreshold = 3000;</w:t>
+            </w:r>
+          </w:p>
+          <w:p>
+            <w:pPr>
+              <w:spacing w:after="0" w:line="240" w:lineRule="auto"/>
+              <w:ind w:firstLine="0"/>
+              <w:jc w:val="left"/>
+            </w:pPr>
+            <w:r>
+              <w:rPr>
+                <w:rFonts w:ascii="Courier New" w:hAnsi="Courier New" w:cs="Courier New"/>
+                <w:sz w:val="24"/>
+                <w:szCs w:val="24"/>
+              </w:rPr>
+              <w:t xml:space="preserve">    private const int DeliveryCost = 300;</w:t>
+            </w:r>
+          </w:p>
+          <w:p>
+            <w:pPr>
+              <w:spacing w:after="0" w:line="240" w:lineRule="auto"/>
+              <w:ind w:firstLine="0"/>
+              <w:jc w:val="left"/>
+            </w:pPr>
+            <w:r>
+              <w:rPr>
+                <w:rFonts w:ascii="Courier New" w:hAnsi="Courier New" w:cs="Courier New"/>
+                <w:sz w:val="24"/>
+                <w:szCs w:val="24"/>
+              </w:rPr>
+              <w:t xml:space="preserve"> </w:t>
+            </w:r>
+          </w:p>
+          <w:p>
+            <w:pPr>
+              <w:spacing w:after="0" w:line="240" w:lineRule="auto"/>
+              <w:ind w:firstLine="0"/>
+              <w:jc w:val="left"/>
+            </w:pPr>
+            <w:r>
+              <w:rPr>
+                <w:rFonts w:ascii="Courier New" w:hAnsi="Courier New" w:cs="Courier New"/>
+                <w:sz w:val="24"/>
+                <w:szCs w:val="24"/>
+              </w:rPr>
+              <w:t xml:space="preserve">    public OrderResult CalculateTotal(IReadOnlyList&lt;OrderItem&gt; items, bool isLoyalCustomer, string? promoCode)</w:t>
+            </w:r>
+          </w:p>
+          <w:p>
+            <w:pPr>
+              <w:spacing w:after="0" w:line="240" w:lineRule="auto"/>
+              <w:ind w:firstLine="0"/>
+              <w:jc w:val="left"/>
+            </w:pPr>
+            <w:r>
+              <w:rPr>
+                <w:rFonts w:ascii="Courier New" w:hAnsi="Courier New" w:cs="Courier New"/>
+                <w:sz w:val="24"/>
+                <w:szCs w:val="24"/>
+              </w:rPr>
+              <w:t xml:space="preserve">    {</w:t>
+            </w:r>
+          </w:p>
+          <w:p>
+            <w:pPr>
+              <w:spacing w:after="0" w:line="240" w:lineRule="auto"/>
+              <w:ind w:firstLine="0"/>
+              <w:jc w:val="left"/>
+            </w:pPr>
+            <w:r>
+              <w:rPr>
+                <w:rFonts w:ascii="Courier New" w:hAnsi="Courier New" w:cs="Courier New"/>
+                <w:sz w:val="24"/>
+                <w:szCs w:val="24"/>
+              </w:rPr>
+              <w:t xml:space="preserve">        Validate(items);</w:t>
+            </w:r>
+          </w:p>
+          <w:p>
+            <w:pPr>
+              <w:spacing w:after="0" w:line="240" w:lineRule="auto"/>
+              <w:ind w:firstLine="0"/>
+              <w:jc w:val="left"/>
+            </w:pPr>
+            <w:r>
+              <w:rPr>
+                <w:rFonts w:ascii="Courier New" w:hAnsi="Courier New" w:cs="Courier New"/>
+                <w:sz w:val="24"/>
+                <w:szCs w:val="24"/>
+              </w:rPr>
+              <w:t xml:space="preserve"> </w:t>
+            </w:r>
+          </w:p>
+          <w:p>
+            <w:pPr>
+              <w:spacing w:after="0" w:line="240" w:lineRule="auto"/>
+              <w:ind w:firstLine="0"/>
+              <w:jc w:val="left"/>
+            </w:pPr>
+            <w:r>
+              <w:rPr>
+                <w:rFonts w:ascii="Courier New" w:hAnsi="Courier New" w:cs="Courier New"/>
+                <w:sz w:val="24"/>
+                <w:szCs w:val="24"/>
+              </w:rPr>
+              <w:t xml:space="preserve">        decimal baseAmount = items.Sum(i =&gt; i.Price * i.Quantity);</w:t>
+            </w:r>
+          </w:p>
+          <w:p>
+            <w:pPr>
+              <w:spacing w:after="0" w:line="240" w:lineRule="auto"/>
+              <w:ind w:firstLine="0"/>
+              <w:jc w:val="left"/>
+            </w:pPr>
+            <w:r>
+              <w:rPr>
+                <w:rFonts w:ascii="Courier New" w:hAnsi="Courier New" w:cs="Courier New"/>
+                <w:sz w:val="24"/>
+                <w:szCs w:val="24"/>
+              </w:rPr>
+              <w:t xml:space="preserve"> </w:t>
+            </w:r>
+          </w:p>
+          <w:p>
+            <w:pPr>
+              <w:spacing w:after="0" w:line="240" w:lineRule="auto"/>
+              <w:ind w:firstLine="0"/>
+              <w:jc w:val="left"/>
+            </w:pPr>
+            <w:r>
+              <w:rPr>
+                <w:rFonts w:ascii="Courier New" w:hAnsi="Courier New" w:cs="Courier New"/>
+                <w:sz w:val="24"/>
+                <w:szCs w:val="24"/>
+              </w:rPr>
+              <w:t xml:space="preserve">        decimal discountPercent = GetAmountDiscountPercent(baseAmount);</w:t>
+            </w:r>
+          </w:p>
+          <w:p>
+            <w:pPr>
+              <w:spacing w:after="0" w:line="240" w:lineRule="auto"/>
+              <w:ind w:firstLine="0"/>
+              <w:jc w:val="left"/>
+            </w:pPr>
+            <w:r>
+              <w:rPr>
+                <w:rFonts w:ascii="Courier New" w:hAnsi="Courier New" w:cs="Courier New"/>
+                <w:sz w:val="24"/>
+                <w:szCs w:val="24"/>
+              </w:rPr>
+              <w:t xml:space="preserve"> </w:t>
+            </w:r>
+          </w:p>
+          <w:p>
+            <w:pPr>
+              <w:spacing w:after="0" w:line="240" w:lineRule="auto"/>
+              <w:ind w:firstLine="0"/>
+              <w:jc w:val="left"/>
+            </w:pPr>
+            <w:r>
+              <w:rPr>
+                <w:rFonts w:ascii="Courier New" w:hAnsi="Courier New" w:cs="Courier New"/>
+                <w:sz w:val="24"/>
+                <w:szCs w:val="24"/>
+              </w:rPr>
+              <w:t xml:space="preserve">        if (isLoyalCustomer)</w:t>
+            </w:r>
+          </w:p>
+          <w:p>
+            <w:pPr>
+              <w:spacing w:after="0" w:line="240" w:lineRule="auto"/>
+              <w:ind w:firstLine="0"/>
+              <w:jc w:val="left"/>
+            </w:pPr>
+            <w:r>
+              <w:rPr>
+                <w:rFonts w:ascii="Courier New" w:hAnsi="Courier New" w:cs="Courier New"/>
+                <w:sz w:val="24"/>
+                <w:szCs w:val="24"/>
+              </w:rPr>
+              <w:t xml:space="preserve">        {</w:t>
+            </w:r>
+          </w:p>
+          <w:p>
+            <w:pPr>
+              <w:spacing w:after="0" w:line="240" w:lineRule="auto"/>
+              <w:ind w:firstLine="0"/>
+              <w:jc w:val="left"/>
+            </w:pPr>
+            <w:r>
+              <w:rPr>
+                <w:rFonts w:ascii="Courier New" w:hAnsi="Courier New" w:cs="Courier New"/>
+                <w:sz w:val="24"/>
+                <w:szCs w:val="24"/>
+              </w:rPr>
+              <w:t xml:space="preserve">            discountPercent += 5m;</w:t>
+            </w:r>
+          </w:p>
+          <w:p>
+            <w:pPr>
+              <w:spacing w:after="0" w:line="240" w:lineRule="auto"/>
+              <w:ind w:firstLine="0"/>
+              <w:jc w:val="left"/>
+            </w:pPr>
+            <w:r>
+              <w:rPr>
+                <w:rFonts w:ascii="Courier New" w:hAnsi="Courier New" w:cs="Courier New"/>
+                <w:sz w:val="24"/>
+                <w:szCs w:val="24"/>
+              </w:rPr>
+              <w:t xml:space="preserve">        }</w:t>
+            </w:r>
+          </w:p>
+          <w:p>
+            <w:pPr>
+              <w:spacing w:after="0" w:line="240" w:lineRule="auto"/>
+              <w:ind w:firstLine="0"/>
+              <w:jc w:val="left"/>
+            </w:pPr>
+            <w:r>
+              <w:rPr>
+                <w:rFonts w:ascii="Courier New" w:hAnsi="Courier New" w:cs="Courier New"/>
+                <w:sz w:val="24"/>
+                <w:szCs w:val="24"/>
+              </w:rPr>
+              <w:t xml:space="preserve"> </w:t>
+            </w:r>
+          </w:p>
+          <w:p>
+            <w:pPr>
+              <w:spacing w:after="0" w:line="240" w:lineRule="auto"/>
+              <w:ind w:firstLine="0"/>
+              <w:jc w:val="left"/>
+            </w:pPr>
+            <w:r>
+              <w:rPr>
+                <w:rFonts w:ascii="Courier New" w:hAnsi="Courier New" w:cs="Courier New"/>
+                <w:sz w:val="24"/>
+                <w:szCs w:val="24"/>
+              </w:rPr>
+              <w:t xml:space="preserve">        discountPercent += GetPromoDiscountPercent(promoCode, baseAmount, isLoyalCustomer);</w:t>
+            </w:r>
+          </w:p>
+          <w:p>
+            <w:pPr>
+              <w:spacing w:after="0" w:line="240" w:lineRule="auto"/>
+              <w:ind w:firstLine="0"/>
+              <w:jc w:val="left"/>
+            </w:pPr>
+            <w:r>
+              <w:rPr>
+                <w:rFonts w:ascii="Courier New" w:hAnsi="Courier New" w:cs="Courier New"/>
+                <w:sz w:val="24"/>
+                <w:szCs w:val="24"/>
+              </w:rPr>
+              <w:t xml:space="preserve"> </w:t>
+            </w:r>
+          </w:p>
+          <w:p>
+            <w:pPr>
+              <w:spacing w:after="0" w:line="240" w:lineRule="auto"/>
+              <w:ind w:firstLine="0"/>
+              <w:jc w:val="left"/>
+            </w:pPr>
+            <w:r>
+              <w:rPr>
+                <w:rFonts w:ascii="Courier New" w:hAnsi="Courier New" w:cs="Courier New"/>
+                <w:sz w:val="24"/>
+                <w:szCs w:val="24"/>
+              </w:rPr>
+              <w:t xml:space="preserve">        decimal discountAmount = baseAmount * discountPercent / 100m;</w:t>
+            </w:r>
+          </w:p>
+          <w:p>
+            <w:pPr>
+              <w:spacing w:after="0" w:line="240" w:lineRule="auto"/>
+              <w:ind w:firstLine="0"/>
+              <w:jc w:val="left"/>
+            </w:pPr>
+            <w:r>
+              <w:rPr>
+                <w:rFonts w:ascii="Courier New" w:hAnsi="Courier New" w:cs="Courier New"/>
+                <w:sz w:val="24"/>
+                <w:szCs w:val="24"/>
+              </w:rPr>
+              <w:t xml:space="preserve">        decimal amountAfterDiscount = baseAmount - discountAmount;</w:t>
+            </w:r>
+          </w:p>
+          <w:p>
+            <w:pPr>
+              <w:spacing w:after="0" w:line="240" w:lineRule="auto"/>
+              <w:ind w:firstLine="0"/>
+              <w:jc w:val="left"/>
+            </w:pPr>
+            <w:r>
+              <w:rPr>
+                <w:rFonts w:ascii="Courier New" w:hAnsi="Courier New" w:cs="Courier New"/>
+                <w:sz w:val="24"/>
+                <w:szCs w:val="24"/>
+              </w:rPr>
+              <w:t xml:space="preserve"> </w:t>
+            </w:r>
+          </w:p>
+          <w:p>
+            <w:pPr>
+              <w:spacing w:after="0" w:line="240" w:lineRule="auto"/>
+              <w:ind w:firstLine="0"/>
+              <w:jc w:val="left"/>
+            </w:pPr>
+            <w:r>
+              <w:rPr>
+                <w:rFonts w:ascii="Courier New" w:hAnsi="Courier New" w:cs="Courier New"/>
+                <w:sz w:val="24"/>
+                <w:szCs w:val="24"/>
+              </w:rPr>
+              <w:t xml:space="preserve">        decimal delivery = amountAfterDiscount &gt;= FreeDeliveryThreshold ? 0m : DeliveryCost;</w:t>
+            </w:r>
+          </w:p>
+          <w:p>
+            <w:pPr>
+              <w:spacing w:after="0" w:line="240" w:lineRule="auto"/>
+              <w:ind w:firstLine="0"/>
+              <w:jc w:val="left"/>
+            </w:pPr>
+            <w:r>
+              <w:rPr>
+                <w:rFonts w:ascii="Courier New" w:hAnsi="Courier New" w:cs="Courier New"/>
+                <w:sz w:val="24"/>
+                <w:szCs w:val="24"/>
+              </w:rPr>
+              <w:t xml:space="preserve"> </w:t>
+            </w:r>
+          </w:p>
+          <w:p>
+            <w:pPr>
+              <w:spacing w:after="0" w:line="240" w:lineRule="auto"/>
+              <w:ind w:firstLine="0"/>
+              <w:jc w:val="left"/>
+            </w:pPr>
+            <w:r>
+              <w:rPr>
+                <w:rFonts w:ascii="Courier New" w:hAnsi="Courier New" w:cs="Courier New"/>
+                <w:sz w:val="24"/>
+                <w:szCs w:val="24"/>
+              </w:rPr>
+              <w:t xml:space="preserve">        decimal finalAmount = Math.Max(0m, amountAfterDiscount + delivery);</w:t>
+            </w:r>
+          </w:p>
+          <w:p>
+            <w:pPr>
+              <w:spacing w:after="0" w:line="240" w:lineRule="auto"/>
+              <w:ind w:firstLine="0"/>
+              <w:jc w:val="left"/>
+            </w:pPr>
+            <w:r>
+              <w:rPr>
+                <w:rFonts w:ascii="Courier New" w:hAnsi="Courier New" w:cs="Courier New"/>
+                <w:sz w:val="24"/>
+                <w:szCs w:val="24"/>
+              </w:rPr>
+              <w:t xml:space="preserve"> </w:t>
+            </w:r>
+          </w:p>
+          <w:p>
+            <w:pPr>
+              <w:spacing w:after="0" w:line="240" w:lineRule="auto"/>
+              <w:ind w:firstLine="0"/>
+              <w:jc w:val="left"/>
+            </w:pPr>
+            <w:r>
+              <w:rPr>
+                <w:rFonts w:ascii="Courier New" w:hAnsi="Courier New" w:cs="Courier New"/>
+                <w:sz w:val="24"/>
+                <w:szCs w:val="24"/>
+              </w:rPr>
+              <w:t xml:space="preserve">        return new OrderResult(baseAmount, discountPercent, discountAmount, delivery, finalAmount);</w:t>
+            </w:r>
+          </w:p>
+          <w:p>
+            <w:pPr>
+              <w:spacing w:after="0" w:line="240" w:lineRule="auto"/>
+              <w:ind w:firstLine="0"/>
+              <w:jc w:val="left"/>
+            </w:pPr>
+            <w:r>
+              <w:rPr>
+                <w:rFonts w:ascii="Courier New" w:hAnsi="Courier New" w:cs="Courier New"/>
+                <w:sz w:val="24"/>
+                <w:szCs w:val="24"/>
+              </w:rPr>
+              <w:t xml:space="preserve">    }</w:t>
+            </w:r>
+          </w:p>
+          <w:p>
+            <w:pPr>
+              <w:spacing w:after="0" w:line="240" w:lineRule="auto"/>
+              <w:ind w:firstLine="0"/>
+              <w:jc w:val="left"/>
+            </w:pPr>
+            <w:r>
+              <w:rPr>
+                <w:rFonts w:ascii="Courier New" w:hAnsi="Courier New" w:cs="Courier New"/>
+                <w:sz w:val="24"/>
+                <w:szCs w:val="24"/>
+              </w:rPr>
+              <w:t xml:space="preserve"> </w:t>
+            </w:r>
+          </w:p>
+          <w:p>
+            <w:pPr>
+              <w:spacing w:after="0" w:line="240" w:lineRule="auto"/>
+              <w:ind w:firstLine="0"/>
+              <w:jc w:val="left"/>
+            </w:pPr>
+            <w:r>
+              <w:rPr>
+                <w:rFonts w:ascii="Courier New" w:hAnsi="Courier New" w:cs="Courier New"/>
+                <w:sz w:val="24"/>
+                <w:szCs w:val="24"/>
+              </w:rPr>
+              <w:t xml:space="preserve">    private static void Validate(IReadOnlyList&lt;OrderItem&gt; items)</w:t>
+            </w:r>
+          </w:p>
+          <w:p>
+            <w:pPr>
+              <w:spacing w:after="0" w:line="240" w:lineRule="auto"/>
+              <w:ind w:firstLine="0"/>
+              <w:jc w:val="left"/>
+            </w:pPr>
+            <w:r>
+              <w:rPr>
+                <w:rFonts w:ascii="Courier New" w:hAnsi="Courier New" w:cs="Courier New"/>
+                <w:sz w:val="24"/>
+                <w:szCs w:val="24"/>
+              </w:rPr>
+              <w:t xml:space="preserve">    {</w:t>
+            </w:r>
+          </w:p>
+          <w:p>
+            <w:pPr>
+              <w:spacing w:after="0" w:line="240" w:lineRule="auto"/>
+              <w:ind w:firstLine="0"/>
+              <w:jc w:val="left"/>
+            </w:pPr>
+            <w:r>
+              <w:rPr>
+                <w:rFonts w:ascii="Courier New" w:hAnsi="Courier New" w:cs="Courier New"/>
+                <w:sz w:val="24"/>
+                <w:szCs w:val="24"/>
+              </w:rPr>
+              <w:t xml:space="preserve">        if (items == null || items.Count == 0)</w:t>
+            </w:r>
+          </w:p>
+          <w:p>
+            <w:pPr>
+              <w:spacing w:after="0" w:line="240" w:lineRule="auto"/>
+              <w:ind w:firstLine="0"/>
+              <w:jc w:val="left"/>
+            </w:pPr>
+            <w:r>
+              <w:rPr>
+                <w:rFonts w:ascii="Courier New" w:hAnsi="Courier New" w:cs="Courier New"/>
+                <w:sz w:val="24"/>
+                <w:szCs w:val="24"/>
+              </w:rPr>
+              <w:t xml:space="preserve">        {</w:t>
+            </w:r>
+          </w:p>
+          <w:p>
+            <w:pPr>
+              <w:spacing w:after="0" w:line="240" w:lineRule="auto"/>
+              <w:ind w:firstLine="0"/>
+              <w:jc w:val="left"/>
+            </w:pPr>
+            <w:r>
+              <w:rPr>
+                <w:rFonts w:ascii="Courier New" w:hAnsi="Courier New" w:cs="Courier New"/>
+                <w:sz w:val="24"/>
+                <w:szCs w:val="24"/>
+              </w:rPr>
+              <w:t xml:space="preserve">            throw new ArgumentException("Список товаров не должен быть пустым.", nameof(items));</w:t>
+            </w:r>
+          </w:p>
+          <w:p>
+            <w:pPr>
+              <w:spacing w:after="0" w:line="240" w:lineRule="auto"/>
+              <w:ind w:firstLine="0"/>
+              <w:jc w:val="left"/>
+            </w:pPr>
+            <w:r>
+              <w:rPr>
+                <w:rFonts w:ascii="Courier New" w:hAnsi="Courier New" w:cs="Courier New"/>
+                <w:sz w:val="24"/>
+                <w:szCs w:val="24"/>
+              </w:rPr>
+              <w:t xml:space="preserve">        }</w:t>
+            </w:r>
+          </w:p>
+          <w:p>
+            <w:pPr>
+              <w:spacing w:after="0" w:line="240" w:lineRule="auto"/>
+              <w:ind w:firstLine="0"/>
+              <w:jc w:val="left"/>
+            </w:pPr>
+            <w:r>
+              <w:rPr>
+                <w:rFonts w:ascii="Courier New" w:hAnsi="Courier New" w:cs="Courier New"/>
+                <w:sz w:val="24"/>
+                <w:szCs w:val="24"/>
+              </w:rPr>
+              <w:t xml:space="preserve"> </w:t>
+            </w:r>
+          </w:p>
+          <w:p>
+            <w:pPr>
+              <w:spacing w:after="0" w:line="240" w:lineRule="auto"/>
+              <w:ind w:firstLine="0"/>
+              <w:jc w:val="left"/>
+            </w:pPr>
+            <w:r>
+              <w:rPr>
+                <w:rFonts w:ascii="Courier New" w:hAnsi="Courier New" w:cs="Courier New"/>
+                <w:sz w:val="24"/>
+                <w:szCs w:val="24"/>
+              </w:rPr>
+              <w:t xml:space="preserve">        foreach (var item in items)</w:t>
+            </w:r>
+          </w:p>
+          <w:p>
+            <w:pPr>
+              <w:spacing w:after="0" w:line="240" w:lineRule="auto"/>
+              <w:ind w:firstLine="0"/>
+              <w:jc w:val="left"/>
+            </w:pPr>
+            <w:r>
+              <w:rPr>
+                <w:rFonts w:ascii="Courier New" w:hAnsi="Courier New" w:cs="Courier New"/>
+                <w:sz w:val="24"/>
+                <w:szCs w:val="24"/>
+              </w:rPr>
+              <w:t xml:space="preserve">        {</w:t>
+            </w:r>
+          </w:p>
+          <w:p>
+            <w:pPr>
+              <w:spacing w:after="0" w:line="240" w:lineRule="auto"/>
+              <w:ind w:firstLine="0"/>
+              <w:jc w:val="left"/>
+            </w:pPr>
+            <w:r>
+              <w:rPr>
+                <w:rFonts w:ascii="Courier New" w:hAnsi="Courier New" w:cs="Courier New"/>
+                <w:sz w:val="24"/>
+                <w:szCs w:val="24"/>
+              </w:rPr>
+              <w:t xml:space="preserve">            if (item.Price &lt;= 0)</w:t>
+            </w:r>
+          </w:p>
+          <w:p>
+            <w:pPr>
+              <w:spacing w:after="0" w:line="240" w:lineRule="auto"/>
+              <w:ind w:firstLine="0"/>
+              <w:jc w:val="left"/>
+            </w:pPr>
+            <w:r>
+              <w:rPr>
+                <w:rFonts w:ascii="Courier New" w:hAnsi="Courier New" w:cs="Courier New"/>
+                <w:sz w:val="24"/>
+                <w:szCs w:val="24"/>
+              </w:rPr>
+              <w:t xml:space="preserve">            {</w:t>
+            </w:r>
+          </w:p>
+          <w:p>
+            <w:pPr>
+              <w:spacing w:after="0" w:line="240" w:lineRule="auto"/>
+              <w:ind w:firstLine="0"/>
+              <w:jc w:val="left"/>
+            </w:pPr>
+            <w:r>
+              <w:rPr>
+                <w:rFonts w:ascii="Courier New" w:hAnsi="Courier New" w:cs="Courier New"/>
+                <w:sz w:val="24"/>
+                <w:szCs w:val="24"/>
+              </w:rPr>
+              <w:t xml:space="preserve">                throw new ArgumentException($"Цена товара «{item.Name}» должна быть больше 0.", nameof(items));</w:t>
+            </w:r>
+          </w:p>
+          <w:p>
+            <w:pPr>
+              <w:spacing w:after="0" w:line="240" w:lineRule="auto"/>
+              <w:ind w:firstLine="0"/>
+              <w:jc w:val="left"/>
+            </w:pPr>
+            <w:r>
+              <w:rPr>
+                <w:rFonts w:ascii="Courier New" w:hAnsi="Courier New" w:cs="Courier New"/>
+                <w:sz w:val="24"/>
+                <w:szCs w:val="24"/>
+              </w:rPr>
+              <w:t xml:space="preserve">            }</w:t>
+            </w:r>
+          </w:p>
+          <w:p>
+            <w:pPr>
+              <w:spacing w:after="0" w:line="240" w:lineRule="auto"/>
+              <w:ind w:firstLine="0"/>
+              <w:jc w:val="left"/>
+            </w:pPr>
+            <w:r>
+              <w:rPr>
+                <w:rFonts w:ascii="Courier New" w:hAnsi="Courier New" w:cs="Courier New"/>
+                <w:sz w:val="24"/>
+                <w:szCs w:val="24"/>
+              </w:rPr>
+              <w:t xml:space="preserve"> </w:t>
+            </w:r>
+          </w:p>
+          <w:p>
+            <w:pPr>
+              <w:spacing w:after="0" w:line="240" w:lineRule="auto"/>
+              <w:ind w:firstLine="0"/>
+              <w:jc w:val="left"/>
+            </w:pPr>
+            <w:r>
+              <w:rPr>
+                <w:rFonts w:ascii="Courier New" w:hAnsi="Courier New" w:cs="Courier New"/>
+                <w:sz w:val="24"/>
+                <w:szCs w:val="24"/>
+              </w:rPr>
+              <w:t xml:space="preserve">            if (item.Quantity &lt;= 0)</w:t>
+            </w:r>
+          </w:p>
+          <w:p>
+            <w:pPr>
+              <w:spacing w:after="0" w:line="240" w:lineRule="auto"/>
+              <w:ind w:firstLine="0"/>
+              <w:jc w:val="left"/>
+            </w:pPr>
+            <w:r>
+              <w:rPr>
+                <w:rFonts w:ascii="Courier New" w:hAnsi="Courier New" w:cs="Courier New"/>
+                <w:sz w:val="24"/>
+                <w:szCs w:val="24"/>
+              </w:rPr>
+              <w:t xml:space="preserve">            {</w:t>
+            </w:r>
+          </w:p>
+          <w:p>
+            <w:pPr>
+              <w:spacing w:after="0" w:line="240" w:lineRule="auto"/>
+              <w:ind w:firstLine="0"/>
+              <w:jc w:val="left"/>
+            </w:pPr>
+            <w:r>
+              <w:rPr>
+                <w:rFonts w:ascii="Courier New" w:hAnsi="Courier New" w:cs="Courier New"/>
+                <w:sz w:val="24"/>
+                <w:szCs w:val="24"/>
+              </w:rPr>
+              <w:t xml:space="preserve">                throw new ArgumentException($"Количество товара «{item.Name}» должно быть больше 0.", nameof(items));</w:t>
+            </w:r>
+          </w:p>
+          <w:p>
+            <w:pPr>
+              <w:spacing w:after="0" w:line="240" w:lineRule="auto"/>
+              <w:ind w:firstLine="0"/>
+              <w:jc w:val="left"/>
+            </w:pPr>
+            <w:r>
+              <w:rPr>
+                <w:rFonts w:ascii="Courier New" w:hAnsi="Courier New" w:cs="Courier New"/>
+                <w:sz w:val="24"/>
+                <w:szCs w:val="24"/>
+              </w:rPr>
+              <w:t xml:space="preserve">            }</w:t>
+            </w:r>
+          </w:p>
+          <w:p>
+            <w:pPr>
+              <w:spacing w:after="0" w:line="240" w:lineRule="auto"/>
+              <w:ind w:firstLine="0"/>
+              <w:jc w:val="left"/>
+            </w:pPr>
+            <w:r>
+              <w:rPr>
+                <w:rFonts w:ascii="Courier New" w:hAnsi="Courier New" w:cs="Courier New"/>
+                <w:sz w:val="24"/>
+                <w:szCs w:val="24"/>
+              </w:rPr>
+              <w:t xml:space="preserve">        }</w:t>
+            </w:r>
+          </w:p>
+          <w:p>
+            <w:pPr>
+              <w:spacing w:after="0" w:line="240" w:lineRule="auto"/>
+              <w:ind w:firstLine="0"/>
+              <w:jc w:val="left"/>
+            </w:pPr>
+            <w:r>
+              <w:rPr>
+                <w:rFonts w:ascii="Courier New" w:hAnsi="Courier New" w:cs="Courier New"/>
+                <w:sz w:val="24"/>
+                <w:szCs w:val="24"/>
+              </w:rPr>
+              <w:t xml:space="preserve">    }</w:t>
+            </w:r>
+          </w:p>
+          <w:p>
+            <w:pPr>
+              <w:spacing w:after="0" w:line="240" w:lineRule="auto"/>
+              <w:ind w:firstLine="0"/>
+              <w:jc w:val="left"/>
+            </w:pPr>
+            <w:r>
+              <w:rPr>
+                <w:rFonts w:ascii="Courier New" w:hAnsi="Courier New" w:cs="Courier New"/>
+                <w:sz w:val="24"/>
+                <w:szCs w:val="24"/>
+              </w:rPr>
+              <w:t xml:space="preserve"> </w:t>
+            </w:r>
+          </w:p>
+          <w:p>
+            <w:pPr>
+              <w:spacing w:after="0" w:line="240" w:lineRule="auto"/>
+              <w:ind w:firstLine="0"/>
+              <w:jc w:val="left"/>
+            </w:pPr>
+            <w:r>
+              <w:rPr>
+                <w:rFonts w:ascii="Courier New" w:hAnsi="Courier New" w:cs="Courier New"/>
+                <w:sz w:val="24"/>
+                <w:szCs w:val="24"/>
+              </w:rPr>
+              <w:t xml:space="preserve">    private static decimal GetAmountDiscountPercent(decimal baseAmount)</w:t>
+            </w:r>
+          </w:p>
+          <w:p>
+            <w:pPr>
+              <w:spacing w:after="0" w:line="240" w:lineRule="auto"/>
+              <w:ind w:firstLine="0"/>
+              <w:jc w:val="left"/>
+            </w:pPr>
+            <w:r>
+              <w:rPr>
+                <w:rFonts w:ascii="Courier New" w:hAnsi="Courier New" w:cs="Courier New"/>
+                <w:sz w:val="24"/>
+                <w:szCs w:val="24"/>
+              </w:rPr>
+              <w:t xml:space="preserve">    {</w:t>
+            </w:r>
+          </w:p>
+          <w:p>
+            <w:pPr>
+              <w:spacing w:after="0" w:line="240" w:lineRule="auto"/>
+              <w:ind w:firstLine="0"/>
+              <w:jc w:val="left"/>
+            </w:pPr>
+            <w:r>
+              <w:rPr>
+                <w:rFonts w:ascii="Courier New" w:hAnsi="Courier New" w:cs="Courier New"/>
+                <w:sz w:val="24"/>
+                <w:szCs w:val="24"/>
+              </w:rPr>
+              <w:t xml:space="preserve">        if (baseAmount &gt;= Threshold10Percent)</w:t>
+            </w:r>
+          </w:p>
+          <w:p>
+            <w:pPr>
+              <w:spacing w:after="0" w:line="240" w:lineRule="auto"/>
+              <w:ind w:firstLine="0"/>
+              <w:jc w:val="left"/>
+            </w:pPr>
+            <w:r>
+              <w:rPr>
+                <w:rFonts w:ascii="Courier New" w:hAnsi="Courier New" w:cs="Courier New"/>
+                <w:sz w:val="24"/>
+                <w:szCs w:val="24"/>
+              </w:rPr>
+              <w:t xml:space="preserve">        {</w:t>
+            </w:r>
+          </w:p>
+          <w:p>
+            <w:pPr>
+              <w:spacing w:after="0" w:line="240" w:lineRule="auto"/>
+              <w:ind w:firstLine="0"/>
+              <w:jc w:val="left"/>
+            </w:pPr>
+            <w:r>
+              <w:rPr>
+                <w:rFonts w:ascii="Courier New" w:hAnsi="Courier New" w:cs="Courier New"/>
+                <w:sz w:val="24"/>
+                <w:szCs w:val="24"/>
+              </w:rPr>
+              <w:t xml:space="preserve">            return 10m;</w:t>
+            </w:r>
+          </w:p>
+          <w:p>
+            <w:pPr>
+              <w:spacing w:after="0" w:line="240" w:lineRule="auto"/>
+              <w:ind w:firstLine="0"/>
+              <w:jc w:val="left"/>
+            </w:pPr>
+            <w:r>
+              <w:rPr>
+                <w:rFonts w:ascii="Courier New" w:hAnsi="Courier New" w:cs="Courier New"/>
+                <w:sz w:val="24"/>
+                <w:szCs w:val="24"/>
+              </w:rPr>
+              <w:t xml:space="preserve">        }</w:t>
+            </w:r>
+          </w:p>
+          <w:p>
+            <w:pPr>
+              <w:spacing w:after="0" w:line="240" w:lineRule="auto"/>
+              <w:ind w:firstLine="0"/>
+              <w:jc w:val="left"/>
+            </w:pPr>
+            <w:r>
+              <w:rPr>
+                <w:rFonts w:ascii="Courier New" w:hAnsi="Courier New" w:cs="Courier New"/>
+                <w:sz w:val="24"/>
+                <w:szCs w:val="24"/>
+              </w:rPr>
+              <w:t xml:space="preserve"> </w:t>
+            </w:r>
+          </w:p>
+          <w:p>
+            <w:pPr>
+              <w:spacing w:after="0" w:line="240" w:lineRule="auto"/>
+              <w:ind w:firstLine="0"/>
+              <w:jc w:val="left"/>
+            </w:pPr>
+            <w:r>
+              <w:rPr>
+                <w:rFonts w:ascii="Courier New" w:hAnsi="Courier New" w:cs="Courier New"/>
+                <w:sz w:val="24"/>
+                <w:szCs w:val="24"/>
+              </w:rPr>
+              <w:t xml:space="preserve">        if (baseAmount &gt;= Threshold5Percent)</w:t>
+            </w:r>
+          </w:p>
+          <w:p>
+            <w:pPr>
+              <w:spacing w:after="0" w:line="240" w:lineRule="auto"/>
+              <w:ind w:firstLine="0"/>
+              <w:jc w:val="left"/>
+            </w:pPr>
+            <w:r>
+              <w:rPr>
+                <w:rFonts w:ascii="Courier New" w:hAnsi="Courier New" w:cs="Courier New"/>
+                <w:sz w:val="24"/>
+                <w:szCs w:val="24"/>
+              </w:rPr>
+              <w:t xml:space="preserve">        {</w:t>
+            </w:r>
+          </w:p>
+          <w:p>
+            <w:pPr>
+              <w:spacing w:after="0" w:line="240" w:lineRule="auto"/>
+              <w:ind w:firstLine="0"/>
+              <w:jc w:val="left"/>
+            </w:pPr>
+            <w:r>
+              <w:rPr>
+                <w:rFonts w:ascii="Courier New" w:hAnsi="Courier New" w:cs="Courier New"/>
+                <w:sz w:val="24"/>
+                <w:szCs w:val="24"/>
+              </w:rPr>
+              <w:t xml:space="preserve">            return 5m;</w:t>
+            </w:r>
+          </w:p>
+          <w:p>
+            <w:pPr>
+              <w:spacing w:after="0" w:line="240" w:lineRule="auto"/>
+              <w:ind w:firstLine="0"/>
+              <w:jc w:val="left"/>
+            </w:pPr>
+            <w:r>
+              <w:rPr>
+                <w:rFonts w:ascii="Courier New" w:hAnsi="Courier New" w:cs="Courier New"/>
+                <w:sz w:val="24"/>
+                <w:szCs w:val="24"/>
+              </w:rPr>
+              <w:t xml:space="preserve">        }</w:t>
+            </w:r>
+          </w:p>
+          <w:p>
+            <w:pPr>
+              <w:spacing w:after="0" w:line="240" w:lineRule="auto"/>
+              <w:ind w:firstLine="0"/>
+              <w:jc w:val="left"/>
+            </w:pPr>
+            <w:r>
+              <w:rPr>
+                <w:rFonts w:ascii="Courier New" w:hAnsi="Courier New" w:cs="Courier New"/>
+                <w:sz w:val="24"/>
+                <w:szCs w:val="24"/>
+              </w:rPr>
+              <w:t xml:space="preserve"> </w:t>
+            </w:r>
+          </w:p>
+          <w:p>
+            <w:pPr>
+              <w:spacing w:after="0" w:line="240" w:lineRule="auto"/>
+              <w:ind w:firstLine="0"/>
+              <w:jc w:val="left"/>
+            </w:pPr>
+            <w:r>
+              <w:rPr>
+                <w:rFonts w:ascii="Courier New" w:hAnsi="Courier New" w:cs="Courier New"/>
+                <w:sz w:val="24"/>
+                <w:szCs w:val="24"/>
+              </w:rPr>
+              <w:t xml:space="preserve">        return 0m;</w:t>
+            </w:r>
+          </w:p>
+          <w:p>
+            <w:pPr>
+              <w:spacing w:after="0" w:line="240" w:lineRule="auto"/>
+              <w:ind w:firstLine="0"/>
+              <w:jc w:val="left"/>
+            </w:pPr>
+            <w:r>
+              <w:rPr>
+                <w:rFonts w:ascii="Courier New" w:hAnsi="Courier New" w:cs="Courier New"/>
+                <w:sz w:val="24"/>
+                <w:szCs w:val="24"/>
+              </w:rPr>
+              <w:t xml:space="preserve">    }</w:t>
+            </w:r>
+          </w:p>
+          <w:p>
+            <w:pPr>
+              <w:spacing w:after="0" w:line="240" w:lineRule="auto"/>
+              <w:ind w:firstLine="0"/>
+              <w:jc w:val="left"/>
+            </w:pPr>
+            <w:r>
+              <w:rPr>
+                <w:rFonts w:ascii="Courier New" w:hAnsi="Courier New" w:cs="Courier New"/>
+                <w:sz w:val="24"/>
+                <w:szCs w:val="24"/>
+              </w:rPr>
+              <w:t xml:space="preserve"> </w:t>
+            </w:r>
+          </w:p>
+          <w:p>
+            <w:pPr>
+              <w:spacing w:after="0" w:line="240" w:lineRule="auto"/>
+              <w:ind w:firstLine="0"/>
+              <w:jc w:val="left"/>
+            </w:pPr>
+            <w:r>
+              <w:rPr>
+                <w:rFonts w:ascii="Courier New" w:hAnsi="Courier New" w:cs="Courier New"/>
+                <w:sz w:val="24"/>
+                <w:szCs w:val="24"/>
+              </w:rPr>
+              <w:t xml:space="preserve">    private static decimal GetPromoDiscountPercent(string? promoCode, decimal baseAmount, bool isLoyalCustomer)</w:t>
+            </w:r>
+          </w:p>
+          <w:p>
+            <w:pPr>
+              <w:spacing w:after="0" w:line="240" w:lineRule="auto"/>
+              <w:ind w:firstLine="0"/>
+              <w:jc w:val="left"/>
+            </w:pPr>
+            <w:r>
+              <w:rPr>
+                <w:rFonts w:ascii="Courier New" w:hAnsi="Courier New" w:cs="Courier New"/>
+                <w:sz w:val="24"/>
+                <w:szCs w:val="24"/>
+              </w:rPr>
+              <w:t xml:space="preserve">    {</w:t>
+            </w:r>
+          </w:p>
+          <w:p>
+            <w:pPr>
+              <w:spacing w:after="0" w:line="240" w:lineRule="auto"/>
+              <w:ind w:firstLine="0"/>
+              <w:jc w:val="left"/>
+            </w:pPr>
+            <w:r>
+              <w:rPr>
+                <w:rFonts w:ascii="Courier New" w:hAnsi="Courier New" w:cs="Courier New"/>
+                <w:sz w:val="24"/>
+                <w:szCs w:val="24"/>
+              </w:rPr>
+              <w:t xml:space="preserve">        if (string.IsNullOrWhiteSpace(promoCode))</w:t>
+            </w:r>
+          </w:p>
+          <w:p>
+            <w:pPr>
+              <w:spacing w:after="0" w:line="240" w:lineRule="auto"/>
+              <w:ind w:firstLine="0"/>
+              <w:jc w:val="left"/>
+            </w:pPr>
+            <w:r>
+              <w:rPr>
+                <w:rFonts w:ascii="Courier New" w:hAnsi="Courier New" w:cs="Courier New"/>
+                <w:sz w:val="24"/>
+                <w:szCs w:val="24"/>
+              </w:rPr>
+              <w:t xml:space="preserve">        {</w:t>
+            </w:r>
+          </w:p>
+          <w:p>
+            <w:pPr>
+              <w:spacing w:after="0" w:line="240" w:lineRule="auto"/>
+              <w:ind w:firstLine="0"/>
+              <w:jc w:val="left"/>
+            </w:pPr>
+            <w:r>
+              <w:rPr>
+                <w:rFonts w:ascii="Courier New" w:hAnsi="Courier New" w:cs="Courier New"/>
+                <w:sz w:val="24"/>
+                <w:szCs w:val="24"/>
+              </w:rPr>
+              <w:t xml:space="preserve">            return 0m;</w:t>
+            </w:r>
+          </w:p>
+          <w:p>
+            <w:pPr>
+              <w:spacing w:after="0" w:line="240" w:lineRule="auto"/>
+              <w:ind w:firstLine="0"/>
+              <w:jc w:val="left"/>
+            </w:pPr>
+            <w:r>
+              <w:rPr>
+                <w:rFonts w:ascii="Courier New" w:hAnsi="Courier New" w:cs="Courier New"/>
+                <w:sz w:val="24"/>
+                <w:szCs w:val="24"/>
+              </w:rPr>
+              <w:t xml:space="preserve">        }</w:t>
+            </w:r>
+          </w:p>
+          <w:p>
+            <w:pPr>
+              <w:spacing w:after="0" w:line="240" w:lineRule="auto"/>
+              <w:ind w:firstLine="0"/>
+              <w:jc w:val="left"/>
+            </w:pPr>
+            <w:r>
+              <w:rPr>
+                <w:rFonts w:ascii="Courier New" w:hAnsi="Courier New" w:cs="Courier New"/>
+                <w:sz w:val="24"/>
+                <w:szCs w:val="24"/>
+              </w:rPr>
+              <w:t xml:space="preserve"> </w:t>
+            </w:r>
+          </w:p>
+          <w:p>
+            <w:pPr>
+              <w:spacing w:after="0" w:line="240" w:lineRule="auto"/>
+              <w:ind w:firstLine="0"/>
+              <w:jc w:val="left"/>
+            </w:pPr>
+            <w:r>
+              <w:rPr>
+                <w:rFonts w:ascii="Courier New" w:hAnsi="Courier New" w:cs="Courier New"/>
+                <w:sz w:val="24"/>
+                <w:szCs w:val="24"/>
+              </w:rPr>
+              <w:t xml:space="preserve">        switch (promoCode)</w:t>
+            </w:r>
+          </w:p>
+          <w:p>
+            <w:pPr>
+              <w:spacing w:after="0" w:line="240" w:lineRule="auto"/>
+              <w:ind w:firstLine="0"/>
+              <w:jc w:val="left"/>
+            </w:pPr>
+            <w:r>
+              <w:rPr>
+                <w:rFonts w:ascii="Courier New" w:hAnsi="Courier New" w:cs="Courier New"/>
+                <w:sz w:val="24"/>
+                <w:szCs w:val="24"/>
+              </w:rPr>
+              <w:t xml:space="preserve">        {</w:t>
+            </w:r>
+          </w:p>
+          <w:p>
+            <w:pPr>
+              <w:spacing w:after="0" w:line="240" w:lineRule="auto"/>
+              <w:ind w:firstLine="0"/>
+              <w:jc w:val="left"/>
+            </w:pPr>
+            <w:r>
+              <w:rPr>
+                <w:rFonts w:ascii="Courier New" w:hAnsi="Courier New" w:cs="Courier New"/>
+                <w:sz w:val="24"/>
+                <w:szCs w:val="24"/>
+              </w:rPr>
+              <w:t xml:space="preserve">            case "WELCOME10":</w:t>
+            </w:r>
+          </w:p>
+          <w:p>
+            <w:pPr>
+              <w:spacing w:after="0" w:line="240" w:lineRule="auto"/>
+              <w:ind w:firstLine="0"/>
+              <w:jc w:val="left"/>
+            </w:pPr>
+            <w:r>
+              <w:rPr>
+                <w:rFonts w:ascii="Courier New" w:hAnsi="Courier New" w:cs="Courier New"/>
+                <w:sz w:val="24"/>
+                <w:szCs w:val="24"/>
+              </w:rPr>
+              <w:t xml:space="preserve">                if (isLoyalCustomer)</w:t>
+            </w:r>
+          </w:p>
+          <w:p>
+            <w:pPr>
+              <w:spacing w:after="0" w:line="240" w:lineRule="auto"/>
+              <w:ind w:firstLine="0"/>
+              <w:jc w:val="left"/>
+            </w:pPr>
+            <w:r>
+              <w:rPr>
+                <w:rFonts w:ascii="Courier New" w:hAnsi="Courier New" w:cs="Courier New"/>
+                <w:sz w:val="24"/>
+                <w:szCs w:val="24"/>
+              </w:rPr>
+              <w:t xml:space="preserve">                {</w:t>
+            </w:r>
+          </w:p>
+          <w:p>
+            <w:pPr>
+              <w:spacing w:after="0" w:line="240" w:lineRule="auto"/>
+              <w:ind w:firstLine="0"/>
+              <w:jc w:val="left"/>
+            </w:pPr>
+            <w:r>
+              <w:rPr>
+                <w:rFonts w:ascii="Courier New" w:hAnsi="Courier New" w:cs="Courier New"/>
+                <w:sz w:val="24"/>
+                <w:szCs w:val="24"/>
+              </w:rPr>
+              <w:t xml:space="preserve">                    throw new InvalidOperationException("Промокод WELCOME10 действует только для новых клиентов.");</w:t>
+            </w:r>
+          </w:p>
+          <w:p>
+            <w:pPr>
+              <w:spacing w:after="0" w:line="240" w:lineRule="auto"/>
+              <w:ind w:firstLine="0"/>
+              <w:jc w:val="left"/>
+            </w:pPr>
+            <w:r>
+              <w:rPr>
+                <w:rFonts w:ascii="Courier New" w:hAnsi="Courier New" w:cs="Courier New"/>
+                <w:sz w:val="24"/>
+                <w:szCs w:val="24"/>
+              </w:rPr>
+              <w:t xml:space="preserve">                }</w:t>
+            </w:r>
+          </w:p>
+          <w:p>
+            <w:pPr>
+              <w:spacing w:after="0" w:line="240" w:lineRule="auto"/>
+              <w:ind w:firstLine="0"/>
+              <w:jc w:val="left"/>
+            </w:pPr>
+            <w:r>
+              <w:rPr>
+                <w:rFonts w:ascii="Courier New" w:hAnsi="Courier New" w:cs="Courier New"/>
+                <w:sz w:val="24"/>
+                <w:szCs w:val="24"/>
+              </w:rPr>
+              <w:t xml:space="preserve">                return 10m;</w:t>
+            </w:r>
+          </w:p>
+          <w:p>
+            <w:pPr>
+              <w:spacing w:after="0" w:line="240" w:lineRule="auto"/>
+              <w:ind w:firstLine="0"/>
+              <w:jc w:val="left"/>
+            </w:pPr>
+            <w:r>
+              <w:rPr>
+                <w:rFonts w:ascii="Courier New" w:hAnsi="Courier New" w:cs="Courier New"/>
+                <w:sz w:val="24"/>
+                <w:szCs w:val="24"/>
+              </w:rPr>
+              <w:t xml:space="preserve"> </w:t>
+            </w:r>
+          </w:p>
+          <w:p>
+            <w:pPr>
+              <w:spacing w:after="0" w:line="240" w:lineRule="auto"/>
+              <w:ind w:firstLine="0"/>
+              <w:jc w:val="left"/>
+            </w:pPr>
+            <w:r>
+              <w:rPr>
+                <w:rFonts w:ascii="Courier New" w:hAnsi="Courier New" w:cs="Courier New"/>
+                <w:sz w:val="24"/>
+                <w:szCs w:val="24"/>
+              </w:rPr>
+              <w:t xml:space="preserve">            case "SUMMER20":</w:t>
+            </w:r>
+          </w:p>
+          <w:p>
+            <w:pPr>
+              <w:spacing w:after="0" w:line="240" w:lineRule="auto"/>
+              <w:ind w:firstLine="0"/>
+              <w:jc w:val="left"/>
+            </w:pPr>
+            <w:r>
+              <w:rPr>
+                <w:rFonts w:ascii="Courier New" w:hAnsi="Courier New" w:cs="Courier New"/>
+                <w:sz w:val="24"/>
+                <w:szCs w:val="24"/>
+              </w:rPr>
+              <w:t xml:space="preserve">                if (baseAmount &lt; SummerPromoMinAmount)</w:t>
+            </w:r>
+          </w:p>
+          <w:p>
+            <w:pPr>
+              <w:spacing w:after="0" w:line="240" w:lineRule="auto"/>
+              <w:ind w:firstLine="0"/>
+              <w:jc w:val="left"/>
+            </w:pPr>
+            <w:r>
+              <w:rPr>
+                <w:rFonts w:ascii="Courier New" w:hAnsi="Courier New" w:cs="Courier New"/>
+                <w:sz w:val="24"/>
+                <w:szCs w:val="24"/>
+              </w:rPr>
+              <w:t xml:space="preserve">                {</w:t>
+            </w:r>
+          </w:p>
+          <w:p>
+            <w:pPr>
+              <w:spacing w:after="0" w:line="240" w:lineRule="auto"/>
+              <w:ind w:firstLine="0"/>
+              <w:jc w:val="left"/>
+            </w:pPr>
+            <w:r>
+              <w:rPr>
+                <w:rFonts w:ascii="Courier New" w:hAnsi="Courier New" w:cs="Courier New"/>
+                <w:sz w:val="24"/>
+                <w:szCs w:val="24"/>
+              </w:rPr>
+              <w:t xml:space="preserve">                    throw new InvalidOperationException("Промокод SUMMER20 действует при сумме заказа от 3 000 руб.");</w:t>
+            </w:r>
+          </w:p>
+          <w:p>
+            <w:pPr>
+              <w:spacing w:after="0" w:line="240" w:lineRule="auto"/>
+              <w:ind w:firstLine="0"/>
+              <w:jc w:val="left"/>
+            </w:pPr>
+            <w:r>
+              <w:rPr>
+                <w:rFonts w:ascii="Courier New" w:hAnsi="Courier New" w:cs="Courier New"/>
+                <w:sz w:val="24"/>
+                <w:szCs w:val="24"/>
+              </w:rPr>
+              <w:t xml:space="preserve">                }</w:t>
+            </w:r>
+          </w:p>
+          <w:p>
+            <w:pPr>
+              <w:spacing w:after="0" w:line="240" w:lineRule="auto"/>
+              <w:ind w:firstLine="0"/>
+              <w:jc w:val="left"/>
+            </w:pPr>
+            <w:r>
+              <w:rPr>
+                <w:rFonts w:ascii="Courier New" w:hAnsi="Courier New" w:cs="Courier New"/>
+                <w:sz w:val="24"/>
+                <w:szCs w:val="24"/>
+              </w:rPr>
+              <w:t xml:space="preserve">                return 20m;</w:t>
+            </w:r>
+          </w:p>
+          <w:p>
+            <w:pPr>
+              <w:spacing w:after="0" w:line="240" w:lineRule="auto"/>
+              <w:ind w:firstLine="0"/>
+              <w:jc w:val="left"/>
+            </w:pPr>
+            <w:r>
+              <w:rPr>
+                <w:rFonts w:ascii="Courier New" w:hAnsi="Courier New" w:cs="Courier New"/>
+                <w:sz w:val="24"/>
+                <w:szCs w:val="24"/>
+              </w:rPr>
+              <w:t xml:space="preserve"> </w:t>
+            </w:r>
+          </w:p>
+          <w:p>
+            <w:pPr>
+              <w:spacing w:after="0" w:line="240" w:lineRule="auto"/>
+              <w:ind w:firstLine="0"/>
+              <w:jc w:val="left"/>
+            </w:pPr>
+            <w:r>
+              <w:rPr>
+                <w:rFonts w:ascii="Courier New" w:hAnsi="Courier New" w:cs="Courier New"/>
+                <w:sz w:val="24"/>
+                <w:szCs w:val="24"/>
+              </w:rPr>
+              <w:t xml:space="preserve">            case "VIP30":</w:t>
+            </w:r>
+          </w:p>
+          <w:p>
+            <w:pPr>
+              <w:spacing w:after="0" w:line="240" w:lineRule="auto"/>
+              <w:ind w:firstLine="0"/>
+              <w:jc w:val="left"/>
+            </w:pPr>
+            <w:r>
+              <w:rPr>
+                <w:rFonts w:ascii="Courier New" w:hAnsi="Courier New" w:cs="Courier New"/>
+                <w:sz w:val="24"/>
+                <w:szCs w:val="24"/>
+              </w:rPr>
+              <w:t xml:space="preserve">                if (!isLoyalCustomer)</w:t>
+            </w:r>
+          </w:p>
+          <w:p>
+            <w:pPr>
+              <w:spacing w:after="0" w:line="240" w:lineRule="auto"/>
+              <w:ind w:firstLine="0"/>
+              <w:jc w:val="left"/>
+            </w:pPr>
+            <w:r>
+              <w:rPr>
+                <w:rFonts w:ascii="Courier New" w:hAnsi="Courier New" w:cs="Courier New"/>
+                <w:sz w:val="24"/>
+                <w:szCs w:val="24"/>
+              </w:rPr>
+              <w:t xml:space="preserve">                {</w:t>
+            </w:r>
+          </w:p>
+          <w:p>
+            <w:pPr>
+              <w:spacing w:after="0" w:line="240" w:lineRule="auto"/>
+              <w:ind w:firstLine="0"/>
+              <w:jc w:val="left"/>
+            </w:pPr>
+            <w:r>
+              <w:rPr>
+                <w:rFonts w:ascii="Courier New" w:hAnsi="Courier New" w:cs="Courier New"/>
+                <w:sz w:val="24"/>
+                <w:szCs w:val="24"/>
+              </w:rPr>
+              <w:t xml:space="preserve">                    throw new InvalidOperationException("Промокод VIP30 действует только для постоянных клиентов.");</w:t>
+            </w:r>
+          </w:p>
+          <w:p>
+            <w:pPr>
+              <w:spacing w:after="0" w:line="240" w:lineRule="auto"/>
+              <w:ind w:firstLine="0"/>
+              <w:jc w:val="left"/>
+            </w:pPr>
+            <w:r>
+              <w:rPr>
+                <w:rFonts w:ascii="Courier New" w:hAnsi="Courier New" w:cs="Courier New"/>
+                <w:sz w:val="24"/>
+                <w:szCs w:val="24"/>
+              </w:rPr>
+              <w:t xml:space="preserve">                }</w:t>
+            </w:r>
+          </w:p>
+          <w:p>
+            <w:pPr>
+              <w:spacing w:after="0" w:line="240" w:lineRule="auto"/>
+              <w:ind w:firstLine="0"/>
+              <w:jc w:val="left"/>
+            </w:pPr>
+            <w:r>
+              <w:rPr>
+                <w:rFonts w:ascii="Courier New" w:hAnsi="Courier New" w:cs="Courier New"/>
+                <w:sz w:val="24"/>
+                <w:szCs w:val="24"/>
+              </w:rPr>
+              <w:t xml:space="preserve">                return 30m;</w:t>
+            </w:r>
+          </w:p>
+          <w:p>
+            <w:pPr>
+              <w:spacing w:after="0" w:line="240" w:lineRule="auto"/>
+              <w:ind w:firstLine="0"/>
+              <w:jc w:val="left"/>
+            </w:pPr>
+            <w:r>
+              <w:rPr>
+                <w:rFonts w:ascii="Courier New" w:hAnsi="Courier New" w:cs="Courier New"/>
+                <w:sz w:val="24"/>
+                <w:szCs w:val="24"/>
+              </w:rPr>
+              <w:t xml:space="preserve"> </w:t>
+            </w:r>
+          </w:p>
+          <w:p>
+            <w:pPr>
+              <w:spacing w:after="0" w:line="240" w:lineRule="auto"/>
+              <w:ind w:firstLine="0"/>
+              <w:jc w:val="left"/>
+            </w:pPr>
+            <w:r>
+              <w:rPr>
+                <w:rFonts w:ascii="Courier New" w:hAnsi="Courier New" w:cs="Courier New"/>
+                <w:sz w:val="24"/>
+                <w:szCs w:val="24"/>
+              </w:rPr>
+              <w:t xml:space="preserve">            default:</w:t>
+            </w:r>
+          </w:p>
+          <w:p>
+            <w:pPr>
+              <w:spacing w:after="0" w:line="240" w:lineRule="auto"/>
+              <w:ind w:firstLine="0"/>
+              <w:jc w:val="left"/>
+            </w:pPr>
+            <w:r>
+              <w:rPr>
+                <w:rFonts w:ascii="Courier New" w:hAnsi="Courier New" w:cs="Courier New"/>
+                <w:sz w:val="24"/>
+                <w:szCs w:val="24"/>
+              </w:rPr>
+              <w:t xml:space="preserve">                throw new InvalidOperationException($"Промокод «{promoCode}» недействителен.");</w:t>
+            </w:r>
+          </w:p>
+          <w:p>
+            <w:pPr>
+              <w:spacing w:after="0" w:line="240" w:lineRule="auto"/>
+              <w:ind w:firstLine="0"/>
+              <w:jc w:val="left"/>
+            </w:pPr>
+            <w:r>
+              <w:rPr>
+                <w:rFonts w:ascii="Courier New" w:hAnsi="Courier New" w:cs="Courier New"/>
+                <w:sz w:val="24"/>
+                <w:szCs w:val="24"/>
+              </w:rPr>
+              <w:t xml:space="preserve">        }</w:t>
+            </w:r>
+          </w:p>
+          <w:p>
+            <w:pPr>
+              <w:spacing w:after="0" w:line="240" w:lineRule="auto"/>
+              <w:ind w:firstLine="0"/>
+              <w:jc w:val="left"/>
+            </w:pPr>
+            <w:r>
+              <w:rPr>
+                <w:rFonts w:ascii="Courier New" w:hAnsi="Courier New" w:cs="Courier New"/>
+                <w:sz w:val="24"/>
+                <w:szCs w:val="24"/>
+              </w:rPr>
+              <w:t xml:space="preserve">    }</w:t>
+            </w:r>
+          </w:p>
+          <w:p>
+            <w:pPr>
+              <w:spacing w:after="0" w:line="240" w:lineRule="auto"/>
+              <w:ind w:firstLine="0"/>
+              <w:jc w:val="left"/>
+            </w:pPr>
+            <w:r>
+              <w:rPr>
+                <w:rFonts w:ascii="Courier New" w:hAnsi="Courier New" w:cs="Courier New"/>
+                <w:sz w:val="24"/>
+                <w:szCs w:val="24"/>
+              </w:rPr>
+              <w:t xml:space="preserve">}</w:t>
+            </w:r>
+          </w:p>
+        </w:tc>
+      </w:tr>
+    </w:tbl>
+    <w:p>
+      <w:pPr>
+        <w:spacing w:after="0" w:line="240" w:lineRule="auto"/>
+        <w:ind w:firstLine="0"/>
+      </w:pPr>
+    </w:p>
+    <w:p>
+      <w:pPr>
+        <w:pageBreakBefore/>
+        <w:keepNext/>
+        <w:ind w:firstLine="0"/>
+        <w:jc w:val="right"/>
+      </w:pPr>
+      <w:r>
+        <w:rPr>
+          <w:b/>
+          <w:lang w:val="ru-RU"/>
+        </w:rPr>
+        <w:t xml:space="preserve">ПРИЛОЖЕНИЕ Б</w:t>
+      </w:r>
+    </w:p>
+    <w:p>
+      <w:pPr>
+        <w:keepNext/>
+        <w:ind w:firstLine="0"/>
+        <w:jc w:val="center"/>
+      </w:pPr>
+      <w:r>
+        <w:rPr>
+          <w:b/>
+          <w:lang w:val="ru-RU"/>
+        </w:rPr>
+        <w:t xml:space="preserve">Листинг 2 – Модульные тесты OrderServiceTests.cs (проект Lab2.Tests)</w:t>
+      </w:r>
+    </w:p>
+    <w:tbl>
+      <w:tblPr>
+        <w:tblStyle w:val="aff0"/>
+        <w:tblW w:w="9354" w:type="dxa"/>
+        <w:jc w:val="center"/>
+        <w:tblLayout w:type="fixed"/>
+      </w:tblPr>
+      <w:tblGrid>
+        <w:gridCol w:w="9354"/>
+      </w:tblGrid>
+      <w:tr>
+        <w:tc>
+          <w:tcPr>
+            <w:tcW w:w="9354" w:type="dxa"/>
+          </w:tcPr>
+          <w:p>
+            <w:pPr>
+              <w:spacing w:after="0" w:line="240" w:lineRule="auto"/>
+              <w:ind w:firstLine="0"/>
+              <w:jc w:val="left"/>
+            </w:pPr>
+            <w:r>
+              <w:rPr>
+                <w:rFonts w:ascii="Courier New" w:hAnsi="Courier New" w:cs="Courier New"/>
+                <w:sz w:val="24"/>
+                <w:szCs w:val="24"/>
+              </w:rPr>
+              <w:t xml:space="preserve">using FluentAssertions;</w:t>
+            </w:r>
+          </w:p>
+          <w:p>
+            <w:pPr>
+              <w:spacing w:after="0" w:line="240" w:lineRule="auto"/>
+              <w:ind w:firstLine="0"/>
+              <w:jc w:val="left"/>
+            </w:pPr>
+            <w:r>
+              <w:rPr>
+                <w:rFonts w:ascii="Courier New" w:hAnsi="Courier New" w:cs="Courier New"/>
+                <w:sz w:val="24"/>
+                <w:szCs w:val="24"/>
+              </w:rPr>
+              <w:t xml:space="preserve">using Lab2.Core;</w:t>
+            </w:r>
+          </w:p>
+          <w:p>
+            <w:pPr>
+              <w:spacing w:after="0" w:line="240" w:lineRule="auto"/>
+              <w:ind w:firstLine="0"/>
+              <w:jc w:val="left"/>
+            </w:pPr>
+            <w:r>
+              <w:rPr>
+                <w:rFonts w:ascii="Courier New" w:hAnsi="Courier New" w:cs="Courier New"/>
+                <w:sz w:val="24"/>
+                <w:szCs w:val="24"/>
+              </w:rPr>
+              <w:t xml:space="preserve"> </w:t>
+            </w:r>
+          </w:p>
+          <w:p>
+            <w:pPr>
+              <w:spacing w:after="0" w:line="240" w:lineRule="auto"/>
+              <w:ind w:firstLine="0"/>
+              <w:jc w:val="left"/>
+            </w:pPr>
+            <w:r>
+              <w:rPr>
+                <w:rFonts w:ascii="Courier New" w:hAnsi="Courier New" w:cs="Courier New"/>
+                <w:sz w:val="24"/>
+                <w:szCs w:val="24"/>
+              </w:rPr>
+              <w:t xml:space="preserve">namespace Lab2.Tests;</w:t>
+            </w:r>
+          </w:p>
+          <w:p>
+            <w:pPr>
+              <w:spacing w:after="0" w:line="240" w:lineRule="auto"/>
+              <w:ind w:firstLine="0"/>
+              <w:jc w:val="left"/>
+            </w:pPr>
+            <w:r>
+              <w:rPr>
+                <w:rFonts w:ascii="Courier New" w:hAnsi="Courier New" w:cs="Courier New"/>
+                <w:sz w:val="24"/>
+                <w:szCs w:val="24"/>
+              </w:rPr>
+              <w:t xml:space="preserve"> </w:t>
+            </w:r>
+          </w:p>
+          <w:p>
+            <w:pPr>
+              <w:spacing w:after="0" w:line="240" w:lineRule="auto"/>
+              <w:ind w:firstLine="0"/>
+              <w:jc w:val="left"/>
+            </w:pPr>
+            <w:r>
+              <w:rPr>
+                <w:rFonts w:ascii="Courier New" w:hAnsi="Courier New" w:cs="Courier New"/>
+                <w:sz w:val="24"/>
+                <w:szCs w:val="24"/>
+              </w:rPr>
+              <w:t xml:space="preserve">public class OrderServiceTests</w:t>
+            </w:r>
+          </w:p>
+          <w:p>
+            <w:pPr>
+              <w:spacing w:after="0" w:line="240" w:lineRule="auto"/>
+              <w:ind w:firstLine="0"/>
+              <w:jc w:val="left"/>
+            </w:pPr>
+            <w:r>
+              <w:rPr>
+                <w:rFonts w:ascii="Courier New" w:hAnsi="Courier New" w:cs="Courier New"/>
+                <w:sz w:val="24"/>
+                <w:szCs w:val="24"/>
+              </w:rPr>
+              <w:t xml:space="preserve">{</w:t>
+            </w:r>
+          </w:p>
+          <w:p>
+            <w:pPr>
+              <w:spacing w:after="0" w:line="240" w:lineRule="auto"/>
+              <w:ind w:firstLine="0"/>
+              <w:jc w:val="left"/>
+            </w:pPr>
+            <w:r>
+              <w:rPr>
+                <w:rFonts w:ascii="Courier New" w:hAnsi="Courier New" w:cs="Courier New"/>
+                <w:sz w:val="24"/>
+                <w:szCs w:val="24"/>
+              </w:rPr>
+              <w:t xml:space="preserve">    private readonly OrderService _service = new();</w:t>
+            </w:r>
+          </w:p>
+          <w:p>
+            <w:pPr>
+              <w:spacing w:after="0" w:line="240" w:lineRule="auto"/>
+              <w:ind w:firstLine="0"/>
+              <w:jc w:val="left"/>
+            </w:pPr>
+            <w:r>
+              <w:rPr>
+                <w:rFonts w:ascii="Courier New" w:hAnsi="Courier New" w:cs="Courier New"/>
+                <w:sz w:val="24"/>
+                <w:szCs w:val="24"/>
+              </w:rPr>
+              <w:t xml:space="preserve"> </w:t>
+            </w:r>
+          </w:p>
+          <w:p>
+            <w:pPr>
+              <w:spacing w:after="0" w:line="240" w:lineRule="auto"/>
+              <w:ind w:firstLine="0"/>
+              <w:jc w:val="left"/>
+            </w:pPr>
+            <w:r>
+              <w:rPr>
+                <w:rFonts w:ascii="Courier New" w:hAnsi="Courier New" w:cs="Courier New"/>
+                <w:sz w:val="24"/>
+                <w:szCs w:val="24"/>
+              </w:rPr>
+              <w:t xml:space="preserve">    private static List&lt;OrderItem&gt; Single(decimal price, int quantity = 1) =&gt;</w:t>
+            </w:r>
+          </w:p>
+          <w:p>
+            <w:pPr>
+              <w:spacing w:after="0" w:line="240" w:lineRule="auto"/>
+              <w:ind w:firstLine="0"/>
+              <w:jc w:val="left"/>
+            </w:pPr>
+            <w:r>
+              <w:rPr>
+                <w:rFonts w:ascii="Courier New" w:hAnsi="Courier New" w:cs="Courier New"/>
+                <w:sz w:val="24"/>
+                <w:szCs w:val="24"/>
+              </w:rPr>
+              <w:t xml:space="preserve">        new() { new OrderItem("Товар", price, quantity) };</w:t>
+            </w:r>
+          </w:p>
+          <w:p>
+            <w:pPr>
+              <w:spacing w:after="0" w:line="240" w:lineRule="auto"/>
+              <w:ind w:firstLine="0"/>
+              <w:jc w:val="left"/>
+            </w:pPr>
+            <w:r>
+              <w:rPr>
+                <w:rFonts w:ascii="Courier New" w:hAnsi="Courier New" w:cs="Courier New"/>
+                <w:sz w:val="24"/>
+                <w:szCs w:val="24"/>
+              </w:rPr>
+              <w:t xml:space="preserve"> </w:t>
+            </w:r>
+          </w:p>
+          <w:p>
+            <w:pPr>
+              <w:spacing w:after="0" w:line="240" w:lineRule="auto"/>
+              <w:ind w:firstLine="0"/>
+              <w:jc w:val="left"/>
+            </w:pPr>
+            <w:r>
+              <w:rPr>
+                <w:rFonts w:ascii="Courier New" w:hAnsi="Courier New" w:cs="Courier New"/>
+                <w:sz w:val="24"/>
+                <w:szCs w:val="24"/>
+              </w:rPr>
+              <w:t xml:space="preserve">    [Fact]</w:t>
+            </w:r>
+          </w:p>
+          <w:p>
+            <w:pPr>
+              <w:spacing w:after="0" w:line="240" w:lineRule="auto"/>
+              <w:ind w:firstLine="0"/>
+              <w:jc w:val="left"/>
+            </w:pPr>
+            <w:r>
+              <w:rPr>
+                <w:rFonts w:ascii="Courier New" w:hAnsi="Courier New" w:cs="Courier New"/>
+                <w:sz w:val="24"/>
+                <w:szCs w:val="24"/>
+              </w:rPr>
+              <w:t xml:space="preserve">    public void CalculateTotal_WithNullItems_ThrowsArgumentException()</w:t>
+            </w:r>
+          </w:p>
+          <w:p>
+            <w:pPr>
+              <w:spacing w:after="0" w:line="240" w:lineRule="auto"/>
+              <w:ind w:firstLine="0"/>
+              <w:jc w:val="left"/>
+            </w:pPr>
+            <w:r>
+              <w:rPr>
+                <w:rFonts w:ascii="Courier New" w:hAnsi="Courier New" w:cs="Courier New"/>
+                <w:sz w:val="24"/>
+                <w:szCs w:val="24"/>
+              </w:rPr>
+              <w:t xml:space="preserve">    {</w:t>
+            </w:r>
+          </w:p>
+          <w:p>
+            <w:pPr>
+              <w:spacing w:after="0" w:line="240" w:lineRule="auto"/>
+              <w:ind w:firstLine="0"/>
+              <w:jc w:val="left"/>
+            </w:pPr>
+            <w:r>
+              <w:rPr>
+                <w:rFonts w:ascii="Courier New" w:hAnsi="Courier New" w:cs="Courier New"/>
+                <w:sz w:val="24"/>
+                <w:szCs w:val="24"/>
+              </w:rPr>
+              <w:t xml:space="preserve">        // ARRANGE</w:t>
+            </w:r>
+          </w:p>
+          <w:p>
+            <w:pPr>
+              <w:spacing w:after="0" w:line="240" w:lineRule="auto"/>
+              <w:ind w:firstLine="0"/>
+              <w:jc w:val="left"/>
+            </w:pPr>
+            <w:r>
+              <w:rPr>
+                <w:rFonts w:ascii="Courier New" w:hAnsi="Courier New" w:cs="Courier New"/>
+                <w:sz w:val="24"/>
+                <w:szCs w:val="24"/>
+              </w:rPr>
+              <w:t xml:space="preserve">        IReadOnlyList&lt;OrderItem&gt; items = null!;</w:t>
+            </w:r>
+          </w:p>
+          <w:p>
+            <w:pPr>
+              <w:spacing w:after="0" w:line="240" w:lineRule="auto"/>
+              <w:ind w:firstLine="0"/>
+              <w:jc w:val="left"/>
+            </w:pPr>
+            <w:r>
+              <w:rPr>
+                <w:rFonts w:ascii="Courier New" w:hAnsi="Courier New" w:cs="Courier New"/>
+                <w:sz w:val="24"/>
+                <w:szCs w:val="24"/>
+              </w:rPr>
+              <w:t xml:space="preserve"> </w:t>
+            </w:r>
+          </w:p>
+          <w:p>
+            <w:pPr>
+              <w:spacing w:after="0" w:line="240" w:lineRule="auto"/>
+              <w:ind w:firstLine="0"/>
+              <w:jc w:val="left"/>
+            </w:pPr>
+            <w:r>
+              <w:rPr>
+                <w:rFonts w:ascii="Courier New" w:hAnsi="Courier New" w:cs="Courier New"/>
+                <w:sz w:val="24"/>
+                <w:szCs w:val="24"/>
+              </w:rPr>
+              <w:t xml:space="preserve">        // ACT</w:t>
+            </w:r>
+          </w:p>
+          <w:p>
+            <w:pPr>
+              <w:spacing w:after="0" w:line="240" w:lineRule="auto"/>
+              <w:ind w:firstLine="0"/>
+              <w:jc w:val="left"/>
+            </w:pPr>
+            <w:r>
+              <w:rPr>
+                <w:rFonts w:ascii="Courier New" w:hAnsi="Courier New" w:cs="Courier New"/>
+                <w:sz w:val="24"/>
+                <w:szCs w:val="24"/>
+              </w:rPr>
+              <w:t xml:space="preserve">        Action act = () =&gt; _service.CalculateTotal(items, false, null);</w:t>
+            </w:r>
+          </w:p>
+          <w:p>
+            <w:pPr>
+              <w:spacing w:after="0" w:line="240" w:lineRule="auto"/>
+              <w:ind w:firstLine="0"/>
+              <w:jc w:val="left"/>
+            </w:pPr>
+            <w:r>
+              <w:rPr>
+                <w:rFonts w:ascii="Courier New" w:hAnsi="Courier New" w:cs="Courier New"/>
+                <w:sz w:val="24"/>
+                <w:szCs w:val="24"/>
+              </w:rPr>
+              <w:t xml:space="preserve"> </w:t>
+            </w:r>
+          </w:p>
+          <w:p>
+            <w:pPr>
+              <w:spacing w:after="0" w:line="240" w:lineRule="auto"/>
+              <w:ind w:firstLine="0"/>
+              <w:jc w:val="left"/>
+            </w:pPr>
+            <w:r>
+              <w:rPr>
+                <w:rFonts w:ascii="Courier New" w:hAnsi="Courier New" w:cs="Courier New"/>
+                <w:sz w:val="24"/>
+                <w:szCs w:val="24"/>
+              </w:rPr>
+              <w:t xml:space="preserve">        // ASSERT</w:t>
+            </w:r>
+          </w:p>
+          <w:p>
+            <w:pPr>
+              <w:spacing w:after="0" w:line="240" w:lineRule="auto"/>
+              <w:ind w:firstLine="0"/>
+              <w:jc w:val="left"/>
+            </w:pPr>
+            <w:r>
+              <w:rPr>
+                <w:rFonts w:ascii="Courier New" w:hAnsi="Courier New" w:cs="Courier New"/>
+                <w:sz w:val="24"/>
+                <w:szCs w:val="24"/>
+              </w:rPr>
+              <w:t xml:space="preserve">        act.Should().Throw&lt;ArgumentException&gt;("список товаров обязателен");</w:t>
+            </w:r>
+          </w:p>
+          <w:p>
+            <w:pPr>
+              <w:spacing w:after="0" w:line="240" w:lineRule="auto"/>
+              <w:ind w:firstLine="0"/>
+              <w:jc w:val="left"/>
+            </w:pPr>
+            <w:r>
+              <w:rPr>
+                <w:rFonts w:ascii="Courier New" w:hAnsi="Courier New" w:cs="Courier New"/>
+                <w:sz w:val="24"/>
+                <w:szCs w:val="24"/>
+              </w:rPr>
+              <w:t xml:space="preserve">    }</w:t>
+            </w:r>
+          </w:p>
+          <w:p>
+            <w:pPr>
+              <w:spacing w:after="0" w:line="240" w:lineRule="auto"/>
+              <w:ind w:firstLine="0"/>
+              <w:jc w:val="left"/>
+            </w:pPr>
+            <w:r>
+              <w:rPr>
+                <w:rFonts w:ascii="Courier New" w:hAnsi="Courier New" w:cs="Courier New"/>
+                <w:sz w:val="24"/>
+                <w:szCs w:val="24"/>
+              </w:rPr>
+              <w:t xml:space="preserve"> </w:t>
+            </w:r>
+          </w:p>
+          <w:p>
+            <w:pPr>
+              <w:spacing w:after="0" w:line="240" w:lineRule="auto"/>
+              <w:ind w:firstLine="0"/>
+              <w:jc w:val="left"/>
+            </w:pPr>
+            <w:r>
+              <w:rPr>
+                <w:rFonts w:ascii="Courier New" w:hAnsi="Courier New" w:cs="Courier New"/>
+                <w:sz w:val="24"/>
+                <w:szCs w:val="24"/>
+              </w:rPr>
+              <w:t xml:space="preserve">    [Fact]</w:t>
+            </w:r>
+          </w:p>
+          <w:p>
+            <w:pPr>
+              <w:spacing w:after="0" w:line="240" w:lineRule="auto"/>
+              <w:ind w:firstLine="0"/>
+              <w:jc w:val="left"/>
+            </w:pPr>
+            <w:r>
+              <w:rPr>
+                <w:rFonts w:ascii="Courier New" w:hAnsi="Courier New" w:cs="Courier New"/>
+                <w:sz w:val="24"/>
+                <w:szCs w:val="24"/>
+              </w:rPr>
+              <w:t xml:space="preserve">    public void CalculateTotal_WithEmptyItems_ThrowsArgumentException()</w:t>
+            </w:r>
+          </w:p>
+          <w:p>
+            <w:pPr>
+              <w:spacing w:after="0" w:line="240" w:lineRule="auto"/>
+              <w:ind w:firstLine="0"/>
+              <w:jc w:val="left"/>
+            </w:pPr>
+            <w:r>
+              <w:rPr>
+                <w:rFonts w:ascii="Courier New" w:hAnsi="Courier New" w:cs="Courier New"/>
+                <w:sz w:val="24"/>
+                <w:szCs w:val="24"/>
+              </w:rPr>
+              <w:t xml:space="preserve">    {</w:t>
+            </w:r>
+          </w:p>
+          <w:p>
+            <w:pPr>
+              <w:spacing w:after="0" w:line="240" w:lineRule="auto"/>
+              <w:ind w:firstLine="0"/>
+              <w:jc w:val="left"/>
+            </w:pPr>
+            <w:r>
+              <w:rPr>
+                <w:rFonts w:ascii="Courier New" w:hAnsi="Courier New" w:cs="Courier New"/>
+                <w:sz w:val="24"/>
+                <w:szCs w:val="24"/>
+              </w:rPr>
+              <w:t xml:space="preserve">        // ARRANGE</w:t>
+            </w:r>
+          </w:p>
+          <w:p>
+            <w:pPr>
+              <w:spacing w:after="0" w:line="240" w:lineRule="auto"/>
+              <w:ind w:firstLine="0"/>
+              <w:jc w:val="left"/>
+            </w:pPr>
+            <w:r>
+              <w:rPr>
+                <w:rFonts w:ascii="Courier New" w:hAnsi="Courier New" w:cs="Courier New"/>
+                <w:sz w:val="24"/>
+                <w:szCs w:val="24"/>
+              </w:rPr>
+              <w:t xml:space="preserve">        var items = new List&lt;OrderItem&gt;();</w:t>
+            </w:r>
+          </w:p>
+          <w:p>
+            <w:pPr>
+              <w:spacing w:after="0" w:line="240" w:lineRule="auto"/>
+              <w:ind w:firstLine="0"/>
+              <w:jc w:val="left"/>
+            </w:pPr>
+            <w:r>
+              <w:rPr>
+                <w:rFonts w:ascii="Courier New" w:hAnsi="Courier New" w:cs="Courier New"/>
+                <w:sz w:val="24"/>
+                <w:szCs w:val="24"/>
+              </w:rPr>
+              <w:t xml:space="preserve"> </w:t>
+            </w:r>
+          </w:p>
+          <w:p>
+            <w:pPr>
+              <w:spacing w:after="0" w:line="240" w:lineRule="auto"/>
+              <w:ind w:firstLine="0"/>
+              <w:jc w:val="left"/>
+            </w:pPr>
+            <w:r>
+              <w:rPr>
+                <w:rFonts w:ascii="Courier New" w:hAnsi="Courier New" w:cs="Courier New"/>
+                <w:sz w:val="24"/>
+                <w:szCs w:val="24"/>
+              </w:rPr>
+              <w:t xml:space="preserve">        // ACT</w:t>
+            </w:r>
+          </w:p>
+          <w:p>
+            <w:pPr>
+              <w:spacing w:after="0" w:line="240" w:lineRule="auto"/>
+              <w:ind w:firstLine="0"/>
+              <w:jc w:val="left"/>
+            </w:pPr>
+            <w:r>
+              <w:rPr>
+                <w:rFonts w:ascii="Courier New" w:hAnsi="Courier New" w:cs="Courier New"/>
+                <w:sz w:val="24"/>
+                <w:szCs w:val="24"/>
+              </w:rPr>
+              <w:t xml:space="preserve">        Action act = () =&gt; _service.CalculateTotal(items, false, null);</w:t>
+            </w:r>
+          </w:p>
+          <w:p>
+            <w:pPr>
+              <w:spacing w:after="0" w:line="240" w:lineRule="auto"/>
+              <w:ind w:firstLine="0"/>
+              <w:jc w:val="left"/>
+            </w:pPr>
+            <w:r>
+              <w:rPr>
+                <w:rFonts w:ascii="Courier New" w:hAnsi="Courier New" w:cs="Courier New"/>
+                <w:sz w:val="24"/>
+                <w:szCs w:val="24"/>
+              </w:rPr>
+              <w:t xml:space="preserve"> </w:t>
+            </w:r>
+          </w:p>
+          <w:p>
+            <w:pPr>
+              <w:spacing w:after="0" w:line="240" w:lineRule="auto"/>
+              <w:ind w:firstLine="0"/>
+              <w:jc w:val="left"/>
+            </w:pPr>
+            <w:r>
+              <w:rPr>
+                <w:rFonts w:ascii="Courier New" w:hAnsi="Courier New" w:cs="Courier New"/>
+                <w:sz w:val="24"/>
+                <w:szCs w:val="24"/>
+              </w:rPr>
+              <w:t xml:space="preserve">        // ASSERT</w:t>
+            </w:r>
+          </w:p>
+          <w:p>
+            <w:pPr>
+              <w:spacing w:after="0" w:line="240" w:lineRule="auto"/>
+              <w:ind w:firstLine="0"/>
+              <w:jc w:val="left"/>
+            </w:pPr>
+            <w:r>
+              <w:rPr>
+                <w:rFonts w:ascii="Courier New" w:hAnsi="Courier New" w:cs="Courier New"/>
+                <w:sz w:val="24"/>
+                <w:szCs w:val="24"/>
+              </w:rPr>
+              <w:t xml:space="preserve">        act.Should().Throw&lt;ArgumentException&gt;("пустой заказ недопустим");</w:t>
+            </w:r>
+          </w:p>
+          <w:p>
+            <w:pPr>
+              <w:spacing w:after="0" w:line="240" w:lineRule="auto"/>
+              <w:ind w:firstLine="0"/>
+              <w:jc w:val="left"/>
+            </w:pPr>
+            <w:r>
+              <w:rPr>
+                <w:rFonts w:ascii="Courier New" w:hAnsi="Courier New" w:cs="Courier New"/>
+                <w:sz w:val="24"/>
+                <w:szCs w:val="24"/>
+              </w:rPr>
+              <w:t xml:space="preserve">    }</w:t>
+            </w:r>
+          </w:p>
+          <w:p>
+            <w:pPr>
+              <w:spacing w:after="0" w:line="240" w:lineRule="auto"/>
+              <w:ind w:firstLine="0"/>
+              <w:jc w:val="left"/>
+            </w:pPr>
+            <w:r>
+              <w:rPr>
+                <w:rFonts w:ascii="Courier New" w:hAnsi="Courier New" w:cs="Courier New"/>
+                <w:sz w:val="24"/>
+                <w:szCs w:val="24"/>
+              </w:rPr>
+              <w:t xml:space="preserve"> </w:t>
+            </w:r>
+          </w:p>
+          <w:p>
+            <w:pPr>
+              <w:spacing w:after="0" w:line="240" w:lineRule="auto"/>
+              <w:ind w:firstLine="0"/>
+              <w:jc w:val="left"/>
+            </w:pPr>
+            <w:r>
+              <w:rPr>
+                <w:rFonts w:ascii="Courier New" w:hAnsi="Courier New" w:cs="Courier New"/>
+                <w:sz w:val="24"/>
+                <w:szCs w:val="24"/>
+              </w:rPr>
+              <w:t xml:space="preserve">    [Theory]</w:t>
+            </w:r>
+          </w:p>
+          <w:p>
+            <w:pPr>
+              <w:spacing w:after="0" w:line="240" w:lineRule="auto"/>
+              <w:ind w:firstLine="0"/>
+              <w:jc w:val="left"/>
+            </w:pPr>
+            <w:r>
+              <w:rPr>
+                <w:rFonts w:ascii="Courier New" w:hAnsi="Courier New" w:cs="Courier New"/>
+                <w:sz w:val="24"/>
+                <w:szCs w:val="24"/>
+              </w:rPr>
+              <w:t xml:space="preserve">    [InlineData(0)]</w:t>
+            </w:r>
+          </w:p>
+          <w:p>
+            <w:pPr>
+              <w:spacing w:after="0" w:line="240" w:lineRule="auto"/>
+              <w:ind w:firstLine="0"/>
+              <w:jc w:val="left"/>
+            </w:pPr>
+            <w:r>
+              <w:rPr>
+                <w:rFonts w:ascii="Courier New" w:hAnsi="Courier New" w:cs="Courier New"/>
+                <w:sz w:val="24"/>
+                <w:szCs w:val="24"/>
+              </w:rPr>
+              <w:t xml:space="preserve">    [InlineData(-1)]</w:t>
+            </w:r>
+          </w:p>
+          <w:p>
+            <w:pPr>
+              <w:spacing w:after="0" w:line="240" w:lineRule="auto"/>
+              <w:ind w:firstLine="0"/>
+              <w:jc w:val="left"/>
+            </w:pPr>
+            <w:r>
+              <w:rPr>
+                <w:rFonts w:ascii="Courier New" w:hAnsi="Courier New" w:cs="Courier New"/>
+                <w:sz w:val="24"/>
+                <w:szCs w:val="24"/>
+              </w:rPr>
+              <w:t xml:space="preserve">    [InlineData(-100.50)]</w:t>
+            </w:r>
+          </w:p>
+          <w:p>
+            <w:pPr>
+              <w:spacing w:after="0" w:line="240" w:lineRule="auto"/>
+              <w:ind w:firstLine="0"/>
+              <w:jc w:val="left"/>
+            </w:pPr>
+            <w:r>
+              <w:rPr>
+                <w:rFonts w:ascii="Courier New" w:hAnsi="Courier New" w:cs="Courier New"/>
+                <w:sz w:val="24"/>
+                <w:szCs w:val="24"/>
+              </w:rPr>
+              <w:t xml:space="preserve">    public void CalculateTotal_WithNonPositivePrice_ThrowsArgumentException(double price)</w:t>
+            </w:r>
+          </w:p>
+          <w:p>
+            <w:pPr>
+              <w:spacing w:after="0" w:line="240" w:lineRule="auto"/>
+              <w:ind w:firstLine="0"/>
+              <w:jc w:val="left"/>
+            </w:pPr>
+            <w:r>
+              <w:rPr>
+                <w:rFonts w:ascii="Courier New" w:hAnsi="Courier New" w:cs="Courier New"/>
+                <w:sz w:val="24"/>
+                <w:szCs w:val="24"/>
+              </w:rPr>
+              <w:t xml:space="preserve">    {</w:t>
+            </w:r>
+          </w:p>
+          <w:p>
+            <w:pPr>
+              <w:spacing w:after="0" w:line="240" w:lineRule="auto"/>
+              <w:ind w:firstLine="0"/>
+              <w:jc w:val="left"/>
+            </w:pPr>
+            <w:r>
+              <w:rPr>
+                <w:rFonts w:ascii="Courier New" w:hAnsi="Courier New" w:cs="Courier New"/>
+                <w:sz w:val="24"/>
+                <w:szCs w:val="24"/>
+              </w:rPr>
+              <w:t xml:space="preserve">        // ARRANGE</w:t>
+            </w:r>
+          </w:p>
+          <w:p>
+            <w:pPr>
+              <w:spacing w:after="0" w:line="240" w:lineRule="auto"/>
+              <w:ind w:firstLine="0"/>
+              <w:jc w:val="left"/>
+            </w:pPr>
+            <w:r>
+              <w:rPr>
+                <w:rFonts w:ascii="Courier New" w:hAnsi="Courier New" w:cs="Courier New"/>
+                <w:sz w:val="24"/>
+                <w:szCs w:val="24"/>
+              </w:rPr>
+              <w:t xml:space="preserve">        var items = Single((decimal)price);</w:t>
+            </w:r>
+          </w:p>
+          <w:p>
+            <w:pPr>
+              <w:spacing w:after="0" w:line="240" w:lineRule="auto"/>
+              <w:ind w:firstLine="0"/>
+              <w:jc w:val="left"/>
+            </w:pPr>
+            <w:r>
+              <w:rPr>
+                <w:rFonts w:ascii="Courier New" w:hAnsi="Courier New" w:cs="Courier New"/>
+                <w:sz w:val="24"/>
+                <w:szCs w:val="24"/>
+              </w:rPr>
+              <w:t xml:space="preserve"> </w:t>
+            </w:r>
+          </w:p>
+          <w:p>
+            <w:pPr>
+              <w:spacing w:after="0" w:line="240" w:lineRule="auto"/>
+              <w:ind w:firstLine="0"/>
+              <w:jc w:val="left"/>
+            </w:pPr>
+            <w:r>
+              <w:rPr>
+                <w:rFonts w:ascii="Courier New" w:hAnsi="Courier New" w:cs="Courier New"/>
+                <w:sz w:val="24"/>
+                <w:szCs w:val="24"/>
+              </w:rPr>
+              <w:t xml:space="preserve">        // ACT</w:t>
+            </w:r>
+          </w:p>
+          <w:p>
+            <w:pPr>
+              <w:spacing w:after="0" w:line="240" w:lineRule="auto"/>
+              <w:ind w:firstLine="0"/>
+              <w:jc w:val="left"/>
+            </w:pPr>
+            <w:r>
+              <w:rPr>
+                <w:rFonts w:ascii="Courier New" w:hAnsi="Courier New" w:cs="Courier New"/>
+                <w:sz w:val="24"/>
+                <w:szCs w:val="24"/>
+              </w:rPr>
+              <w:t xml:space="preserve">        Action act = () =&gt; _service.CalculateTotal(items, false, null);</w:t>
+            </w:r>
+          </w:p>
+          <w:p>
+            <w:pPr>
+              <w:spacing w:after="0" w:line="240" w:lineRule="auto"/>
+              <w:ind w:firstLine="0"/>
+              <w:jc w:val="left"/>
+            </w:pPr>
+            <w:r>
+              <w:rPr>
+                <w:rFonts w:ascii="Courier New" w:hAnsi="Courier New" w:cs="Courier New"/>
+                <w:sz w:val="24"/>
+                <w:szCs w:val="24"/>
+              </w:rPr>
+              <w:t xml:space="preserve"> </w:t>
+            </w:r>
+          </w:p>
+          <w:p>
+            <w:pPr>
+              <w:spacing w:after="0" w:line="240" w:lineRule="auto"/>
+              <w:ind w:firstLine="0"/>
+              <w:jc w:val="left"/>
+            </w:pPr>
+            <w:r>
+              <w:rPr>
+                <w:rFonts w:ascii="Courier New" w:hAnsi="Courier New" w:cs="Courier New"/>
+                <w:sz w:val="24"/>
+                <w:szCs w:val="24"/>
+              </w:rPr>
+              <w:t xml:space="preserve">        // ASSERT</w:t>
+            </w:r>
+          </w:p>
+          <w:p>
+            <w:pPr>
+              <w:spacing w:after="0" w:line="240" w:lineRule="auto"/>
+              <w:ind w:firstLine="0"/>
+              <w:jc w:val="left"/>
+            </w:pPr>
+            <w:r>
+              <w:rPr>
+                <w:rFonts w:ascii="Courier New" w:hAnsi="Courier New" w:cs="Courier New"/>
+                <w:sz w:val="24"/>
+                <w:szCs w:val="24"/>
+              </w:rPr>
+              <w:t xml:space="preserve">        act.Should().Throw&lt;ArgumentException&gt;("цена должна быть строго больше 0");</w:t>
+            </w:r>
+          </w:p>
+          <w:p>
+            <w:pPr>
+              <w:spacing w:after="0" w:line="240" w:lineRule="auto"/>
+              <w:ind w:firstLine="0"/>
+              <w:jc w:val="left"/>
+            </w:pPr>
+            <w:r>
+              <w:rPr>
+                <w:rFonts w:ascii="Courier New" w:hAnsi="Courier New" w:cs="Courier New"/>
+                <w:sz w:val="24"/>
+                <w:szCs w:val="24"/>
+              </w:rPr>
+              <w:t xml:space="preserve">    }</w:t>
+            </w:r>
+          </w:p>
+          <w:p>
+            <w:pPr>
+              <w:spacing w:after="0" w:line="240" w:lineRule="auto"/>
+              <w:ind w:firstLine="0"/>
+              <w:jc w:val="left"/>
+            </w:pPr>
+            <w:r>
+              <w:rPr>
+                <w:rFonts w:ascii="Courier New" w:hAnsi="Courier New" w:cs="Courier New"/>
+                <w:sz w:val="24"/>
+                <w:szCs w:val="24"/>
+              </w:rPr>
+              <w:t xml:space="preserve"> </w:t>
+            </w:r>
+          </w:p>
+          <w:p>
+            <w:pPr>
+              <w:spacing w:after="0" w:line="240" w:lineRule="auto"/>
+              <w:ind w:firstLine="0"/>
+              <w:jc w:val="left"/>
+            </w:pPr>
+            <w:r>
+              <w:rPr>
+                <w:rFonts w:ascii="Courier New" w:hAnsi="Courier New" w:cs="Courier New"/>
+                <w:sz w:val="24"/>
+                <w:szCs w:val="24"/>
+              </w:rPr>
+              <w:t xml:space="preserve">    [Theory]</w:t>
+            </w:r>
+          </w:p>
+          <w:p>
+            <w:pPr>
+              <w:spacing w:after="0" w:line="240" w:lineRule="auto"/>
+              <w:ind w:firstLine="0"/>
+              <w:jc w:val="left"/>
+            </w:pPr>
+            <w:r>
+              <w:rPr>
+                <w:rFonts w:ascii="Courier New" w:hAnsi="Courier New" w:cs="Courier New"/>
+                <w:sz w:val="24"/>
+                <w:szCs w:val="24"/>
+              </w:rPr>
+              <w:t xml:space="preserve">    [InlineData(0)]</w:t>
+            </w:r>
+          </w:p>
+          <w:p>
+            <w:pPr>
+              <w:spacing w:after="0" w:line="240" w:lineRule="auto"/>
+              <w:ind w:firstLine="0"/>
+              <w:jc w:val="left"/>
+            </w:pPr>
+            <w:r>
+              <w:rPr>
+                <w:rFonts w:ascii="Courier New" w:hAnsi="Courier New" w:cs="Courier New"/>
+                <w:sz w:val="24"/>
+                <w:szCs w:val="24"/>
+              </w:rPr>
+              <w:t xml:space="preserve">    [InlineData(-1)]</w:t>
+            </w:r>
+          </w:p>
+          <w:p>
+            <w:pPr>
+              <w:spacing w:after="0" w:line="240" w:lineRule="auto"/>
+              <w:ind w:firstLine="0"/>
+              <w:jc w:val="left"/>
+            </w:pPr>
+            <w:r>
+              <w:rPr>
+                <w:rFonts w:ascii="Courier New" w:hAnsi="Courier New" w:cs="Courier New"/>
+                <w:sz w:val="24"/>
+                <w:szCs w:val="24"/>
+              </w:rPr>
+              <w:t xml:space="preserve">    [InlineData(-10)]</w:t>
+            </w:r>
+          </w:p>
+          <w:p>
+            <w:pPr>
+              <w:spacing w:after="0" w:line="240" w:lineRule="auto"/>
+              <w:ind w:firstLine="0"/>
+              <w:jc w:val="left"/>
+            </w:pPr>
+            <w:r>
+              <w:rPr>
+                <w:rFonts w:ascii="Courier New" w:hAnsi="Courier New" w:cs="Courier New"/>
+                <w:sz w:val="24"/>
+                <w:szCs w:val="24"/>
+              </w:rPr>
+              <w:t xml:space="preserve">    public void CalculateTotal_WithNonPositiveQuantity_ThrowsArgumentException(int quantity)</w:t>
+            </w:r>
+          </w:p>
+          <w:p>
+            <w:pPr>
+              <w:spacing w:after="0" w:line="240" w:lineRule="auto"/>
+              <w:ind w:firstLine="0"/>
+              <w:jc w:val="left"/>
+            </w:pPr>
+            <w:r>
+              <w:rPr>
+                <w:rFonts w:ascii="Courier New" w:hAnsi="Courier New" w:cs="Courier New"/>
+                <w:sz w:val="24"/>
+                <w:szCs w:val="24"/>
+              </w:rPr>
+              <w:t xml:space="preserve">    {</w:t>
+            </w:r>
+          </w:p>
+          <w:p>
+            <w:pPr>
+              <w:spacing w:after="0" w:line="240" w:lineRule="auto"/>
+              <w:ind w:firstLine="0"/>
+              <w:jc w:val="left"/>
+            </w:pPr>
+            <w:r>
+              <w:rPr>
+                <w:rFonts w:ascii="Courier New" w:hAnsi="Courier New" w:cs="Courier New"/>
+                <w:sz w:val="24"/>
+                <w:szCs w:val="24"/>
+              </w:rPr>
+              <w:t xml:space="preserve">        // ARRANGE</w:t>
+            </w:r>
+          </w:p>
+          <w:p>
+            <w:pPr>
+              <w:spacing w:after="0" w:line="240" w:lineRule="auto"/>
+              <w:ind w:firstLine="0"/>
+              <w:jc w:val="left"/>
+            </w:pPr>
+            <w:r>
+              <w:rPr>
+                <w:rFonts w:ascii="Courier New" w:hAnsi="Courier New" w:cs="Courier New"/>
+                <w:sz w:val="24"/>
+                <w:szCs w:val="24"/>
+              </w:rPr>
+              <w:t xml:space="preserve">        var items = Single(100m, quantity);</w:t>
+            </w:r>
+          </w:p>
+          <w:p>
+            <w:pPr>
+              <w:spacing w:after="0" w:line="240" w:lineRule="auto"/>
+              <w:ind w:firstLine="0"/>
+              <w:jc w:val="left"/>
+            </w:pPr>
+            <w:r>
+              <w:rPr>
+                <w:rFonts w:ascii="Courier New" w:hAnsi="Courier New" w:cs="Courier New"/>
+                <w:sz w:val="24"/>
+                <w:szCs w:val="24"/>
+              </w:rPr>
+              <w:t xml:space="preserve"> </w:t>
+            </w:r>
+          </w:p>
+          <w:p>
+            <w:pPr>
+              <w:spacing w:after="0" w:line="240" w:lineRule="auto"/>
+              <w:ind w:firstLine="0"/>
+              <w:jc w:val="left"/>
+            </w:pPr>
+            <w:r>
+              <w:rPr>
+                <w:rFonts w:ascii="Courier New" w:hAnsi="Courier New" w:cs="Courier New"/>
+                <w:sz w:val="24"/>
+                <w:szCs w:val="24"/>
+              </w:rPr>
+              <w:t xml:space="preserve">        // ACT</w:t>
+            </w:r>
+          </w:p>
+          <w:p>
+            <w:pPr>
+              <w:spacing w:after="0" w:line="240" w:lineRule="auto"/>
+              <w:ind w:firstLine="0"/>
+              <w:jc w:val="left"/>
+            </w:pPr>
+            <w:r>
+              <w:rPr>
+                <w:rFonts w:ascii="Courier New" w:hAnsi="Courier New" w:cs="Courier New"/>
+                <w:sz w:val="24"/>
+                <w:szCs w:val="24"/>
+              </w:rPr>
+              <w:t xml:space="preserve">        Action act = () =&gt; _service.CalculateTotal(items, false, null);</w:t>
+            </w:r>
+          </w:p>
+          <w:p>
+            <w:pPr>
+              <w:spacing w:after="0" w:line="240" w:lineRule="auto"/>
+              <w:ind w:firstLine="0"/>
+              <w:jc w:val="left"/>
+            </w:pPr>
+            <w:r>
+              <w:rPr>
+                <w:rFonts w:ascii="Courier New" w:hAnsi="Courier New" w:cs="Courier New"/>
+                <w:sz w:val="24"/>
+                <w:szCs w:val="24"/>
+              </w:rPr>
+              <w:t xml:space="preserve"> </w:t>
+            </w:r>
+          </w:p>
+          <w:p>
+            <w:pPr>
+              <w:spacing w:after="0" w:line="240" w:lineRule="auto"/>
+              <w:ind w:firstLine="0"/>
+              <w:jc w:val="left"/>
+            </w:pPr>
+            <w:r>
+              <w:rPr>
+                <w:rFonts w:ascii="Courier New" w:hAnsi="Courier New" w:cs="Courier New"/>
+                <w:sz w:val="24"/>
+                <w:szCs w:val="24"/>
+              </w:rPr>
+              <w:t xml:space="preserve">        // ASSERT</w:t>
+            </w:r>
+          </w:p>
+          <w:p>
+            <w:pPr>
+              <w:spacing w:after="0" w:line="240" w:lineRule="auto"/>
+              <w:ind w:firstLine="0"/>
+              <w:jc w:val="left"/>
+            </w:pPr>
+            <w:r>
+              <w:rPr>
+                <w:rFonts w:ascii="Courier New" w:hAnsi="Courier New" w:cs="Courier New"/>
+                <w:sz w:val="24"/>
+                <w:szCs w:val="24"/>
+              </w:rPr>
+              <w:t xml:space="preserve">        act.Should().Throw&lt;ArgumentException&gt;("количество должно быть строго больше 0");</w:t>
+            </w:r>
+          </w:p>
+          <w:p>
+            <w:pPr>
+              <w:spacing w:after="0" w:line="240" w:lineRule="auto"/>
+              <w:ind w:firstLine="0"/>
+              <w:jc w:val="left"/>
+            </w:pPr>
+            <w:r>
+              <w:rPr>
+                <w:rFonts w:ascii="Courier New" w:hAnsi="Courier New" w:cs="Courier New"/>
+                <w:sz w:val="24"/>
+                <w:szCs w:val="24"/>
+              </w:rPr>
+              <w:t xml:space="preserve">    }</w:t>
+            </w:r>
+          </w:p>
+          <w:p>
+            <w:pPr>
+              <w:spacing w:after="0" w:line="240" w:lineRule="auto"/>
+              <w:ind w:firstLine="0"/>
+              <w:jc w:val="left"/>
+            </w:pPr>
+            <w:r>
+              <w:rPr>
+                <w:rFonts w:ascii="Courier New" w:hAnsi="Courier New" w:cs="Courier New"/>
+                <w:sz w:val="24"/>
+                <w:szCs w:val="24"/>
+              </w:rPr>
+              <w:t xml:space="preserve"> </w:t>
+            </w:r>
+          </w:p>
+          <w:p>
+            <w:pPr>
+              <w:spacing w:after="0" w:line="240" w:lineRule="auto"/>
+              <w:ind w:firstLine="0"/>
+              <w:jc w:val="left"/>
+            </w:pPr>
+            <w:r>
+              <w:rPr>
+                <w:rFonts w:ascii="Courier New" w:hAnsi="Courier New" w:cs="Courier New"/>
+                <w:sz w:val="24"/>
+                <w:szCs w:val="24"/>
+              </w:rPr>
+              <w:t xml:space="preserve">    [Fact]</w:t>
+            </w:r>
+          </w:p>
+          <w:p>
+            <w:pPr>
+              <w:spacing w:after="0" w:line="240" w:lineRule="auto"/>
+              <w:ind w:firstLine="0"/>
+              <w:jc w:val="left"/>
+            </w:pPr>
+            <w:r>
+              <w:rPr>
+                <w:rFonts w:ascii="Courier New" w:hAnsi="Courier New" w:cs="Courier New"/>
+                <w:sz w:val="24"/>
+                <w:szCs w:val="24"/>
+              </w:rPr>
+              <w:t xml:space="preserve">    public void CalculateTotal_WithOneInvalidItemAmongValid_ThrowsArgumentException()</w:t>
+            </w:r>
+          </w:p>
+          <w:p>
+            <w:pPr>
+              <w:spacing w:after="0" w:line="240" w:lineRule="auto"/>
+              <w:ind w:firstLine="0"/>
+              <w:jc w:val="left"/>
+            </w:pPr>
+            <w:r>
+              <w:rPr>
+                <w:rFonts w:ascii="Courier New" w:hAnsi="Courier New" w:cs="Courier New"/>
+                <w:sz w:val="24"/>
+                <w:szCs w:val="24"/>
+              </w:rPr>
+              <w:t xml:space="preserve">    {</w:t>
+            </w:r>
+          </w:p>
+          <w:p>
+            <w:pPr>
+              <w:spacing w:after="0" w:line="240" w:lineRule="auto"/>
+              <w:ind w:firstLine="0"/>
+              <w:jc w:val="left"/>
+            </w:pPr>
+            <w:r>
+              <w:rPr>
+                <w:rFonts w:ascii="Courier New" w:hAnsi="Courier New" w:cs="Courier New"/>
+                <w:sz w:val="24"/>
+                <w:szCs w:val="24"/>
+              </w:rPr>
+              <w:t xml:space="preserve">        // ARRANGE</w:t>
+            </w:r>
+          </w:p>
+          <w:p>
+            <w:pPr>
+              <w:spacing w:after="0" w:line="240" w:lineRule="auto"/>
+              <w:ind w:firstLine="0"/>
+              <w:jc w:val="left"/>
+            </w:pPr>
+            <w:r>
+              <w:rPr>
+                <w:rFonts w:ascii="Courier New" w:hAnsi="Courier New" w:cs="Courier New"/>
+                <w:sz w:val="24"/>
+                <w:szCs w:val="24"/>
+              </w:rPr>
+              <w:t xml:space="preserve">        var items = new List&lt;OrderItem&gt;</w:t>
+            </w:r>
+          </w:p>
+          <w:p>
+            <w:pPr>
+              <w:spacing w:after="0" w:line="240" w:lineRule="auto"/>
+              <w:ind w:firstLine="0"/>
+              <w:jc w:val="left"/>
+            </w:pPr>
+            <w:r>
+              <w:rPr>
+                <w:rFonts w:ascii="Courier New" w:hAnsi="Courier New" w:cs="Courier New"/>
+                <w:sz w:val="24"/>
+                <w:szCs w:val="24"/>
+              </w:rPr>
+              <w:t xml:space="preserve">        {</w:t>
+            </w:r>
+          </w:p>
+          <w:p>
+            <w:pPr>
+              <w:spacing w:after="0" w:line="240" w:lineRule="auto"/>
+              <w:ind w:firstLine="0"/>
+              <w:jc w:val="left"/>
+            </w:pPr>
+            <w:r>
+              <w:rPr>
+                <w:rFonts w:ascii="Courier New" w:hAnsi="Courier New" w:cs="Courier New"/>
+                <w:sz w:val="24"/>
+                <w:szCs w:val="24"/>
+              </w:rPr>
+              <w:t xml:space="preserve">            new("Книга", 500m, 1),</w:t>
+            </w:r>
+          </w:p>
+          <w:p>
+            <w:pPr>
+              <w:spacing w:after="0" w:line="240" w:lineRule="auto"/>
+              <w:ind w:firstLine="0"/>
+              <w:jc w:val="left"/>
+            </w:pPr>
+            <w:r>
+              <w:rPr>
+                <w:rFonts w:ascii="Courier New" w:hAnsi="Courier New" w:cs="Courier New"/>
+                <w:sz w:val="24"/>
+                <w:szCs w:val="24"/>
+              </w:rPr>
+              <w:t xml:space="preserve">            new("Брак", -5m, 1)</w:t>
+            </w:r>
+          </w:p>
+          <w:p>
+            <w:pPr>
+              <w:spacing w:after="0" w:line="240" w:lineRule="auto"/>
+              <w:ind w:firstLine="0"/>
+              <w:jc w:val="left"/>
+            </w:pPr>
+            <w:r>
+              <w:rPr>
+                <w:rFonts w:ascii="Courier New" w:hAnsi="Courier New" w:cs="Courier New"/>
+                <w:sz w:val="24"/>
+                <w:szCs w:val="24"/>
+              </w:rPr>
+              <w:t xml:space="preserve">        };</w:t>
+            </w:r>
+          </w:p>
+          <w:p>
+            <w:pPr>
+              <w:spacing w:after="0" w:line="240" w:lineRule="auto"/>
+              <w:ind w:firstLine="0"/>
+              <w:jc w:val="left"/>
+            </w:pPr>
+            <w:r>
+              <w:rPr>
+                <w:rFonts w:ascii="Courier New" w:hAnsi="Courier New" w:cs="Courier New"/>
+                <w:sz w:val="24"/>
+                <w:szCs w:val="24"/>
+              </w:rPr>
+              <w:t xml:space="preserve"> </w:t>
+            </w:r>
+          </w:p>
+          <w:p>
+            <w:pPr>
+              <w:spacing w:after="0" w:line="240" w:lineRule="auto"/>
+              <w:ind w:firstLine="0"/>
+              <w:jc w:val="left"/>
+            </w:pPr>
+            <w:r>
+              <w:rPr>
+                <w:rFonts w:ascii="Courier New" w:hAnsi="Courier New" w:cs="Courier New"/>
+                <w:sz w:val="24"/>
+                <w:szCs w:val="24"/>
+              </w:rPr>
+              <w:t xml:space="preserve">        // ACT</w:t>
+            </w:r>
+          </w:p>
+          <w:p>
+            <w:pPr>
+              <w:spacing w:after="0" w:line="240" w:lineRule="auto"/>
+              <w:ind w:firstLine="0"/>
+              <w:jc w:val="left"/>
+            </w:pPr>
+            <w:r>
+              <w:rPr>
+                <w:rFonts w:ascii="Courier New" w:hAnsi="Courier New" w:cs="Courier New"/>
+                <w:sz w:val="24"/>
+                <w:szCs w:val="24"/>
+              </w:rPr>
+              <w:t xml:space="preserve">        Action act = () =&gt; _service.CalculateTotal(items, false, null);</w:t>
+            </w:r>
+          </w:p>
+          <w:p>
+            <w:pPr>
+              <w:spacing w:after="0" w:line="240" w:lineRule="auto"/>
+              <w:ind w:firstLine="0"/>
+              <w:jc w:val="left"/>
+            </w:pPr>
+            <w:r>
+              <w:rPr>
+                <w:rFonts w:ascii="Courier New" w:hAnsi="Courier New" w:cs="Courier New"/>
+                <w:sz w:val="24"/>
+                <w:szCs w:val="24"/>
+              </w:rPr>
+              <w:t xml:space="preserve"> </w:t>
+            </w:r>
+          </w:p>
+          <w:p>
+            <w:pPr>
+              <w:spacing w:after="0" w:line="240" w:lineRule="auto"/>
+              <w:ind w:firstLine="0"/>
+              <w:jc w:val="left"/>
+            </w:pPr>
+            <w:r>
+              <w:rPr>
+                <w:rFonts w:ascii="Courier New" w:hAnsi="Courier New" w:cs="Courier New"/>
+                <w:sz w:val="24"/>
+                <w:szCs w:val="24"/>
+              </w:rPr>
+              <w:t xml:space="preserve">        // ASSERT</w:t>
+            </w:r>
+          </w:p>
+          <w:p>
+            <w:pPr>
+              <w:spacing w:after="0" w:line="240" w:lineRule="auto"/>
+              <w:ind w:firstLine="0"/>
+              <w:jc w:val="left"/>
+            </w:pPr>
+            <w:r>
+              <w:rPr>
+                <w:rFonts w:ascii="Courier New" w:hAnsi="Courier New" w:cs="Courier New"/>
+                <w:sz w:val="24"/>
+                <w:szCs w:val="24"/>
+              </w:rPr>
+              <w:t xml:space="preserve">        act.Should().Throw&lt;ArgumentException&gt;("проверяется каждый товар списка");</w:t>
+            </w:r>
+          </w:p>
+          <w:p>
+            <w:pPr>
+              <w:spacing w:after="0" w:line="240" w:lineRule="auto"/>
+              <w:ind w:firstLine="0"/>
+              <w:jc w:val="left"/>
+            </w:pPr>
+            <w:r>
+              <w:rPr>
+                <w:rFonts w:ascii="Courier New" w:hAnsi="Courier New" w:cs="Courier New"/>
+                <w:sz w:val="24"/>
+                <w:szCs w:val="24"/>
+              </w:rPr>
+              <w:t xml:space="preserve">    }</w:t>
+            </w:r>
+          </w:p>
+          <w:p>
+            <w:pPr>
+              <w:spacing w:after="0" w:line="240" w:lineRule="auto"/>
+              <w:ind w:firstLine="0"/>
+              <w:jc w:val="left"/>
+            </w:pPr>
+            <w:r>
+              <w:rPr>
+                <w:rFonts w:ascii="Courier New" w:hAnsi="Courier New" w:cs="Courier New"/>
+                <w:sz w:val="24"/>
+                <w:szCs w:val="24"/>
+              </w:rPr>
+              <w:t xml:space="preserve"> </w:t>
+            </w:r>
+          </w:p>
+          <w:p>
+            <w:pPr>
+              <w:spacing w:after="0" w:line="240" w:lineRule="auto"/>
+              <w:ind w:firstLine="0"/>
+              <w:jc w:val="left"/>
+            </w:pPr>
+            <w:r>
+              <w:rPr>
+                <w:rFonts w:ascii="Courier New" w:hAnsi="Courier New" w:cs="Courier New"/>
+                <w:sz w:val="24"/>
+                <w:szCs w:val="24"/>
+              </w:rPr>
+              <w:t xml:space="preserve">    [Fact]</w:t>
+            </w:r>
+          </w:p>
+          <w:p>
+            <w:pPr>
+              <w:spacing w:after="0" w:line="240" w:lineRule="auto"/>
+              <w:ind w:firstLine="0"/>
+              <w:jc w:val="left"/>
+            </w:pPr>
+            <w:r>
+              <w:rPr>
+                <w:rFonts w:ascii="Courier New" w:hAnsi="Courier New" w:cs="Courier New"/>
+                <w:sz w:val="24"/>
+                <w:szCs w:val="24"/>
+              </w:rPr>
+              <w:t xml:space="preserve">    public void CalculateTotal_WithMinimalValidOrder_ReturnsBaseAmountPlusDelivery()</w:t>
+            </w:r>
+          </w:p>
+          <w:p>
+            <w:pPr>
+              <w:spacing w:after="0" w:line="240" w:lineRule="auto"/>
+              <w:ind w:firstLine="0"/>
+              <w:jc w:val="left"/>
+            </w:pPr>
+            <w:r>
+              <w:rPr>
+                <w:rFonts w:ascii="Courier New" w:hAnsi="Courier New" w:cs="Courier New"/>
+                <w:sz w:val="24"/>
+                <w:szCs w:val="24"/>
+              </w:rPr>
+              <w:t xml:space="preserve">    {</w:t>
+            </w:r>
+          </w:p>
+          <w:p>
+            <w:pPr>
+              <w:spacing w:after="0" w:line="240" w:lineRule="auto"/>
+              <w:ind w:firstLine="0"/>
+              <w:jc w:val="left"/>
+            </w:pPr>
+            <w:r>
+              <w:rPr>
+                <w:rFonts w:ascii="Courier New" w:hAnsi="Courier New" w:cs="Courier New"/>
+                <w:sz w:val="24"/>
+                <w:szCs w:val="24"/>
+              </w:rPr>
+              <w:t xml:space="preserve">        // ARRANGE</w:t>
+            </w:r>
+          </w:p>
+          <w:p>
+            <w:pPr>
+              <w:spacing w:after="0" w:line="240" w:lineRule="auto"/>
+              <w:ind w:firstLine="0"/>
+              <w:jc w:val="left"/>
+            </w:pPr>
+            <w:r>
+              <w:rPr>
+                <w:rFonts w:ascii="Courier New" w:hAnsi="Courier New" w:cs="Courier New"/>
+                <w:sz w:val="24"/>
+                <w:szCs w:val="24"/>
+              </w:rPr>
+              <w:t xml:space="preserve">        var items = Single(1m);</w:t>
+            </w:r>
+          </w:p>
+          <w:p>
+            <w:pPr>
+              <w:spacing w:after="0" w:line="240" w:lineRule="auto"/>
+              <w:ind w:firstLine="0"/>
+              <w:jc w:val="left"/>
+            </w:pPr>
+            <w:r>
+              <w:rPr>
+                <w:rFonts w:ascii="Courier New" w:hAnsi="Courier New" w:cs="Courier New"/>
+                <w:sz w:val="24"/>
+                <w:szCs w:val="24"/>
+              </w:rPr>
+              <w:t xml:space="preserve"> </w:t>
+            </w:r>
+          </w:p>
+          <w:p>
+            <w:pPr>
+              <w:spacing w:after="0" w:line="240" w:lineRule="auto"/>
+              <w:ind w:firstLine="0"/>
+              <w:jc w:val="left"/>
+            </w:pPr>
+            <w:r>
+              <w:rPr>
+                <w:rFonts w:ascii="Courier New" w:hAnsi="Courier New" w:cs="Courier New"/>
+                <w:sz w:val="24"/>
+                <w:szCs w:val="24"/>
+              </w:rPr>
+              <w:t xml:space="preserve">        // ACT</w:t>
+            </w:r>
+          </w:p>
+          <w:p>
+            <w:pPr>
+              <w:spacing w:after="0" w:line="240" w:lineRule="auto"/>
+              <w:ind w:firstLine="0"/>
+              <w:jc w:val="left"/>
+            </w:pPr>
+            <w:r>
+              <w:rPr>
+                <w:rFonts w:ascii="Courier New" w:hAnsi="Courier New" w:cs="Courier New"/>
+                <w:sz w:val="24"/>
+                <w:szCs w:val="24"/>
+              </w:rPr>
+              <w:t xml:space="preserve">        var result = _service.CalculateTotal(items, false, null);</w:t>
+            </w:r>
+          </w:p>
+          <w:p>
+            <w:pPr>
+              <w:spacing w:after="0" w:line="240" w:lineRule="auto"/>
+              <w:ind w:firstLine="0"/>
+              <w:jc w:val="left"/>
+            </w:pPr>
+            <w:r>
+              <w:rPr>
+                <w:rFonts w:ascii="Courier New" w:hAnsi="Courier New" w:cs="Courier New"/>
+                <w:sz w:val="24"/>
+                <w:szCs w:val="24"/>
+              </w:rPr>
+              <w:t xml:space="preserve"> </w:t>
+            </w:r>
+          </w:p>
+          <w:p>
+            <w:pPr>
+              <w:spacing w:after="0" w:line="240" w:lineRule="auto"/>
+              <w:ind w:firstLine="0"/>
+              <w:jc w:val="left"/>
+            </w:pPr>
+            <w:r>
+              <w:rPr>
+                <w:rFonts w:ascii="Courier New" w:hAnsi="Courier New" w:cs="Courier New"/>
+                <w:sz w:val="24"/>
+                <w:szCs w:val="24"/>
+              </w:rPr>
+              <w:t xml:space="preserve">        // ASSERT</w:t>
+            </w:r>
+          </w:p>
+          <w:p>
+            <w:pPr>
+              <w:spacing w:after="0" w:line="240" w:lineRule="auto"/>
+              <w:ind w:firstLine="0"/>
+              <w:jc w:val="left"/>
+            </w:pPr>
+            <w:r>
+              <w:rPr>
+                <w:rFonts w:ascii="Courier New" w:hAnsi="Courier New" w:cs="Courier New"/>
+                <w:sz w:val="24"/>
+                <w:szCs w:val="24"/>
+              </w:rPr>
+              <w:t xml:space="preserve">        result.BaseAmount.Should().Be(1m);</w:t>
+            </w:r>
+          </w:p>
+          <w:p>
+            <w:pPr>
+              <w:spacing w:after="0" w:line="240" w:lineRule="auto"/>
+              <w:ind w:firstLine="0"/>
+              <w:jc w:val="left"/>
+            </w:pPr>
+            <w:r>
+              <w:rPr>
+                <w:rFonts w:ascii="Courier New" w:hAnsi="Courier New" w:cs="Courier New"/>
+                <w:sz w:val="24"/>
+                <w:szCs w:val="24"/>
+              </w:rPr>
+              <w:t xml:space="preserve">        result.DiscountPercent.Should().Be(0m);</w:t>
+            </w:r>
+          </w:p>
+          <w:p>
+            <w:pPr>
+              <w:spacing w:after="0" w:line="240" w:lineRule="auto"/>
+              <w:ind w:firstLine="0"/>
+              <w:jc w:val="left"/>
+            </w:pPr>
+            <w:r>
+              <w:rPr>
+                <w:rFonts w:ascii="Courier New" w:hAnsi="Courier New" w:cs="Courier New"/>
+                <w:sz w:val="24"/>
+                <w:szCs w:val="24"/>
+              </w:rPr>
+              <w:t xml:space="preserve">        result.DeliveryCost.Should().Be(300m, "сумма меньше 3000 руб.");</w:t>
+            </w:r>
+          </w:p>
+          <w:p>
+            <w:pPr>
+              <w:spacing w:after="0" w:line="240" w:lineRule="auto"/>
+              <w:ind w:firstLine="0"/>
+              <w:jc w:val="left"/>
+            </w:pPr>
+            <w:r>
+              <w:rPr>
+                <w:rFonts w:ascii="Courier New" w:hAnsi="Courier New" w:cs="Courier New"/>
+                <w:sz w:val="24"/>
+                <w:szCs w:val="24"/>
+              </w:rPr>
+              <w:t xml:space="preserve">        result.FinalAmount.Should().Be(301m);</w:t>
+            </w:r>
+          </w:p>
+          <w:p>
+            <w:pPr>
+              <w:spacing w:after="0" w:line="240" w:lineRule="auto"/>
+              <w:ind w:firstLine="0"/>
+              <w:jc w:val="left"/>
+            </w:pPr>
+            <w:r>
+              <w:rPr>
+                <w:rFonts w:ascii="Courier New" w:hAnsi="Courier New" w:cs="Courier New"/>
+                <w:sz w:val="24"/>
+                <w:szCs w:val="24"/>
+              </w:rPr>
+              <w:t xml:space="preserve">    }</w:t>
+            </w:r>
+          </w:p>
+          <w:p>
+            <w:pPr>
+              <w:spacing w:after="0" w:line="240" w:lineRule="auto"/>
+              <w:ind w:firstLine="0"/>
+              <w:jc w:val="left"/>
+            </w:pPr>
+            <w:r>
+              <w:rPr>
+                <w:rFonts w:ascii="Courier New" w:hAnsi="Courier New" w:cs="Courier New"/>
+                <w:sz w:val="24"/>
+                <w:szCs w:val="24"/>
+              </w:rPr>
+              <w:t xml:space="preserve"> </w:t>
+            </w:r>
+          </w:p>
+          <w:p>
+            <w:pPr>
+              <w:spacing w:after="0" w:line="240" w:lineRule="auto"/>
+              <w:ind w:firstLine="0"/>
+              <w:jc w:val="left"/>
+            </w:pPr>
+            <w:r>
+              <w:rPr>
+                <w:rFonts w:ascii="Courier New" w:hAnsi="Courier New" w:cs="Courier New"/>
+                <w:sz w:val="24"/>
+                <w:szCs w:val="24"/>
+              </w:rPr>
+              <w:t xml:space="preserve">    [Fact]</w:t>
+            </w:r>
+          </w:p>
+          <w:p>
+            <w:pPr>
+              <w:spacing w:after="0" w:line="240" w:lineRule="auto"/>
+              <w:ind w:firstLine="0"/>
+              <w:jc w:val="left"/>
+            </w:pPr>
+            <w:r>
+              <w:rPr>
+                <w:rFonts w:ascii="Courier New" w:hAnsi="Courier New" w:cs="Courier New"/>
+                <w:sz w:val="24"/>
+                <w:szCs w:val="24"/>
+              </w:rPr>
+              <w:t xml:space="preserve">    public void CalculateTotal_WithSeveralItems_SumsPriceTimesQuantity()</w:t>
+            </w:r>
+          </w:p>
+          <w:p>
+            <w:pPr>
+              <w:spacing w:after="0" w:line="240" w:lineRule="auto"/>
+              <w:ind w:firstLine="0"/>
+              <w:jc w:val="left"/>
+            </w:pPr>
+            <w:r>
+              <w:rPr>
+                <w:rFonts w:ascii="Courier New" w:hAnsi="Courier New" w:cs="Courier New"/>
+                <w:sz w:val="24"/>
+                <w:szCs w:val="24"/>
+              </w:rPr>
+              <w:t xml:space="preserve">    {</w:t>
+            </w:r>
+          </w:p>
+          <w:p>
+            <w:pPr>
+              <w:spacing w:after="0" w:line="240" w:lineRule="auto"/>
+              <w:ind w:firstLine="0"/>
+              <w:jc w:val="left"/>
+            </w:pPr>
+            <w:r>
+              <w:rPr>
+                <w:rFonts w:ascii="Courier New" w:hAnsi="Courier New" w:cs="Courier New"/>
+                <w:sz w:val="24"/>
+                <w:szCs w:val="24"/>
+              </w:rPr>
+              <w:t xml:space="preserve">        // ARRANGE</w:t>
+            </w:r>
+          </w:p>
+          <w:p>
+            <w:pPr>
+              <w:spacing w:after="0" w:line="240" w:lineRule="auto"/>
+              <w:ind w:firstLine="0"/>
+              <w:jc w:val="left"/>
+            </w:pPr>
+            <w:r>
+              <w:rPr>
+                <w:rFonts w:ascii="Courier New" w:hAnsi="Courier New" w:cs="Courier New"/>
+                <w:sz w:val="24"/>
+                <w:szCs w:val="24"/>
+              </w:rPr>
+              <w:t xml:space="preserve">        var items = new List&lt;OrderItem&gt;</w:t>
+            </w:r>
+          </w:p>
+          <w:p>
+            <w:pPr>
+              <w:spacing w:after="0" w:line="240" w:lineRule="auto"/>
+              <w:ind w:firstLine="0"/>
+              <w:jc w:val="left"/>
+            </w:pPr>
+            <w:r>
+              <w:rPr>
+                <w:rFonts w:ascii="Courier New" w:hAnsi="Courier New" w:cs="Courier New"/>
+                <w:sz w:val="24"/>
+                <w:szCs w:val="24"/>
+              </w:rPr>
+              <w:t xml:space="preserve">        {</w:t>
+            </w:r>
+          </w:p>
+          <w:p>
+            <w:pPr>
+              <w:spacing w:after="0" w:line="240" w:lineRule="auto"/>
+              <w:ind w:firstLine="0"/>
+              <w:jc w:val="left"/>
+            </w:pPr>
+            <w:r>
+              <w:rPr>
+                <w:rFonts w:ascii="Courier New" w:hAnsi="Courier New" w:cs="Courier New"/>
+                <w:sz w:val="24"/>
+                <w:szCs w:val="24"/>
+              </w:rPr>
+              <w:t xml:space="preserve">            new("Мышь", 1000m, 2),</w:t>
+            </w:r>
+          </w:p>
+          <w:p>
+            <w:pPr>
+              <w:spacing w:after="0" w:line="240" w:lineRule="auto"/>
+              <w:ind w:firstLine="0"/>
+              <w:jc w:val="left"/>
+            </w:pPr>
+            <w:r>
+              <w:rPr>
+                <w:rFonts w:ascii="Courier New" w:hAnsi="Courier New" w:cs="Courier New"/>
+                <w:sz w:val="24"/>
+                <w:szCs w:val="24"/>
+              </w:rPr>
+              <w:t xml:space="preserve">            new("Клавиатура", 1500m, 1),</w:t>
+            </w:r>
+          </w:p>
+          <w:p>
+            <w:pPr>
+              <w:spacing w:after="0" w:line="240" w:lineRule="auto"/>
+              <w:ind w:firstLine="0"/>
+              <w:jc w:val="left"/>
+            </w:pPr>
+            <w:r>
+              <w:rPr>
+                <w:rFonts w:ascii="Courier New" w:hAnsi="Courier New" w:cs="Courier New"/>
+                <w:sz w:val="24"/>
+                <w:szCs w:val="24"/>
+              </w:rPr>
+              <w:t xml:space="preserve">            new("Коврик", 250m, 4)</w:t>
+            </w:r>
+          </w:p>
+          <w:p>
+            <w:pPr>
+              <w:spacing w:after="0" w:line="240" w:lineRule="auto"/>
+              <w:ind w:firstLine="0"/>
+              <w:jc w:val="left"/>
+            </w:pPr>
+            <w:r>
+              <w:rPr>
+                <w:rFonts w:ascii="Courier New" w:hAnsi="Courier New" w:cs="Courier New"/>
+                <w:sz w:val="24"/>
+                <w:szCs w:val="24"/>
+              </w:rPr>
+              <w:t xml:space="preserve">        };</w:t>
+            </w:r>
+          </w:p>
+          <w:p>
+            <w:pPr>
+              <w:spacing w:after="0" w:line="240" w:lineRule="auto"/>
+              <w:ind w:firstLine="0"/>
+              <w:jc w:val="left"/>
+            </w:pPr>
+            <w:r>
+              <w:rPr>
+                <w:rFonts w:ascii="Courier New" w:hAnsi="Courier New" w:cs="Courier New"/>
+                <w:sz w:val="24"/>
+                <w:szCs w:val="24"/>
+              </w:rPr>
+              <w:t xml:space="preserve"> </w:t>
+            </w:r>
+          </w:p>
+          <w:p>
+            <w:pPr>
+              <w:spacing w:after="0" w:line="240" w:lineRule="auto"/>
+              <w:ind w:firstLine="0"/>
+              <w:jc w:val="left"/>
+            </w:pPr>
+            <w:r>
+              <w:rPr>
+                <w:rFonts w:ascii="Courier New" w:hAnsi="Courier New" w:cs="Courier New"/>
+                <w:sz w:val="24"/>
+                <w:szCs w:val="24"/>
+              </w:rPr>
+              <w:t xml:space="preserve">        // ACT</w:t>
+            </w:r>
+          </w:p>
+          <w:p>
+            <w:pPr>
+              <w:spacing w:after="0" w:line="240" w:lineRule="auto"/>
+              <w:ind w:firstLine="0"/>
+              <w:jc w:val="left"/>
+            </w:pPr>
+            <w:r>
+              <w:rPr>
+                <w:rFonts w:ascii="Courier New" w:hAnsi="Courier New" w:cs="Courier New"/>
+                <w:sz w:val="24"/>
+                <w:szCs w:val="24"/>
+              </w:rPr>
+              <w:t xml:space="preserve">        var result = _service.CalculateTotal(items, false, null);</w:t>
+            </w:r>
+          </w:p>
+          <w:p>
+            <w:pPr>
+              <w:spacing w:after="0" w:line="240" w:lineRule="auto"/>
+              <w:ind w:firstLine="0"/>
+              <w:jc w:val="left"/>
+            </w:pPr>
+            <w:r>
+              <w:rPr>
+                <w:rFonts w:ascii="Courier New" w:hAnsi="Courier New" w:cs="Courier New"/>
+                <w:sz w:val="24"/>
+                <w:szCs w:val="24"/>
+              </w:rPr>
+              <w:t xml:space="preserve"> </w:t>
+            </w:r>
+          </w:p>
+          <w:p>
+            <w:pPr>
+              <w:spacing w:after="0" w:line="240" w:lineRule="auto"/>
+              <w:ind w:firstLine="0"/>
+              <w:jc w:val="left"/>
+            </w:pPr>
+            <w:r>
+              <w:rPr>
+                <w:rFonts w:ascii="Courier New" w:hAnsi="Courier New" w:cs="Courier New"/>
+                <w:sz w:val="24"/>
+                <w:szCs w:val="24"/>
+              </w:rPr>
+              <w:t xml:space="preserve">        // ASSERT</w:t>
+            </w:r>
+          </w:p>
+          <w:p>
+            <w:pPr>
+              <w:spacing w:after="0" w:line="240" w:lineRule="auto"/>
+              <w:ind w:firstLine="0"/>
+              <w:jc w:val="left"/>
+            </w:pPr>
+            <w:r>
+              <w:rPr>
+                <w:rFonts w:ascii="Courier New" w:hAnsi="Courier New" w:cs="Courier New"/>
+                <w:sz w:val="24"/>
+                <w:szCs w:val="24"/>
+              </w:rPr>
+              <w:t xml:space="preserve">        result.BaseAmount.Should().Be(4500m, "2*1000 + 1*1500 + 4*250");</w:t>
+            </w:r>
+          </w:p>
+          <w:p>
+            <w:pPr>
+              <w:spacing w:after="0" w:line="240" w:lineRule="auto"/>
+              <w:ind w:firstLine="0"/>
+              <w:jc w:val="left"/>
+            </w:pPr>
+            <w:r>
+              <w:rPr>
+                <w:rFonts w:ascii="Courier New" w:hAnsi="Courier New" w:cs="Courier New"/>
+                <w:sz w:val="24"/>
+                <w:szCs w:val="24"/>
+              </w:rPr>
+              <w:t xml:space="preserve">        result.FinalAmount.Should().Be(4500m, "доставка бесплатна, скидки нет");</w:t>
+            </w:r>
+          </w:p>
+          <w:p>
+            <w:pPr>
+              <w:spacing w:after="0" w:line="240" w:lineRule="auto"/>
+              <w:ind w:firstLine="0"/>
+              <w:jc w:val="left"/>
+            </w:pPr>
+            <w:r>
+              <w:rPr>
+                <w:rFonts w:ascii="Courier New" w:hAnsi="Courier New" w:cs="Courier New"/>
+                <w:sz w:val="24"/>
+                <w:szCs w:val="24"/>
+              </w:rPr>
+              <w:t xml:space="preserve">    }</w:t>
+            </w:r>
+          </w:p>
+          <w:p>
+            <w:pPr>
+              <w:spacing w:after="0" w:line="240" w:lineRule="auto"/>
+              <w:ind w:firstLine="0"/>
+              <w:jc w:val="left"/>
+            </w:pPr>
+            <w:r>
+              <w:rPr>
+                <w:rFonts w:ascii="Courier New" w:hAnsi="Courier New" w:cs="Courier New"/>
+                <w:sz w:val="24"/>
+                <w:szCs w:val="24"/>
+              </w:rPr>
+              <w:t xml:space="preserve"> </w:t>
+            </w:r>
+          </w:p>
+          <w:p>
+            <w:pPr>
+              <w:spacing w:after="0" w:line="240" w:lineRule="auto"/>
+              <w:ind w:firstLine="0"/>
+              <w:jc w:val="left"/>
+            </w:pPr>
+            <w:r>
+              <w:rPr>
+                <w:rFonts w:ascii="Courier New" w:hAnsi="Courier New" w:cs="Courier New"/>
+                <w:sz w:val="24"/>
+                <w:szCs w:val="24"/>
+              </w:rPr>
+              <w:t xml:space="preserve">    [Theory]</w:t>
+            </w:r>
+          </w:p>
+          <w:p>
+            <w:pPr>
+              <w:spacing w:after="0" w:line="240" w:lineRule="auto"/>
+              <w:ind w:firstLine="0"/>
+              <w:jc w:val="left"/>
+            </w:pPr>
+            <w:r>
+              <w:rPr>
+                <w:rFonts w:ascii="Courier New" w:hAnsi="Courier New" w:cs="Courier New"/>
+                <w:sz w:val="24"/>
+                <w:szCs w:val="24"/>
+              </w:rPr>
+              <w:t xml:space="preserve">    [InlineData(4999, 0, 0)]</w:t>
+            </w:r>
+          </w:p>
+          <w:p>
+            <w:pPr>
+              <w:spacing w:after="0" w:line="240" w:lineRule="auto"/>
+              <w:ind w:firstLine="0"/>
+              <w:jc w:val="left"/>
+            </w:pPr>
+            <w:r>
+              <w:rPr>
+                <w:rFonts w:ascii="Courier New" w:hAnsi="Courier New" w:cs="Courier New"/>
+                <w:sz w:val="24"/>
+                <w:szCs w:val="24"/>
+              </w:rPr>
+              <w:t xml:space="preserve">    [InlineData(5000, 5, 250)]</w:t>
+            </w:r>
+          </w:p>
+          <w:p>
+            <w:pPr>
+              <w:spacing w:after="0" w:line="240" w:lineRule="auto"/>
+              <w:ind w:firstLine="0"/>
+              <w:jc w:val="left"/>
+            </w:pPr>
+            <w:r>
+              <w:rPr>
+                <w:rFonts w:ascii="Courier New" w:hAnsi="Courier New" w:cs="Courier New"/>
+                <w:sz w:val="24"/>
+                <w:szCs w:val="24"/>
+              </w:rPr>
+              <w:t xml:space="preserve">    [InlineData(9999, 5, 499.95)]</w:t>
+            </w:r>
+          </w:p>
+          <w:p>
+            <w:pPr>
+              <w:spacing w:after="0" w:line="240" w:lineRule="auto"/>
+              <w:ind w:firstLine="0"/>
+              <w:jc w:val="left"/>
+            </w:pPr>
+            <w:r>
+              <w:rPr>
+                <w:rFonts w:ascii="Courier New" w:hAnsi="Courier New" w:cs="Courier New"/>
+                <w:sz w:val="24"/>
+                <w:szCs w:val="24"/>
+              </w:rPr>
+              <w:t xml:space="preserve">    [InlineData(10000, 10, 1000)]</w:t>
+            </w:r>
+          </w:p>
+          <w:p>
+            <w:pPr>
+              <w:spacing w:after="0" w:line="240" w:lineRule="auto"/>
+              <w:ind w:firstLine="0"/>
+              <w:jc w:val="left"/>
+            </w:pPr>
+            <w:r>
+              <w:rPr>
+                <w:rFonts w:ascii="Courier New" w:hAnsi="Courier New" w:cs="Courier New"/>
+                <w:sz w:val="24"/>
+                <w:szCs w:val="24"/>
+              </w:rPr>
+              <w:t xml:space="preserve">    [InlineData(25000, 10, 2500)]</w:t>
+            </w:r>
+          </w:p>
+          <w:p>
+            <w:pPr>
+              <w:spacing w:after="0" w:line="240" w:lineRule="auto"/>
+              <w:ind w:firstLine="0"/>
+              <w:jc w:val="left"/>
+            </w:pPr>
+            <w:r>
+              <w:rPr>
+                <w:rFonts w:ascii="Courier New" w:hAnsi="Courier New" w:cs="Courier New"/>
+                <w:sz w:val="24"/>
+                <w:szCs w:val="24"/>
+              </w:rPr>
+              <w:t xml:space="preserve">    public void CalculateTotal_AmountDiscountBoundaries_AppliesExpectedDiscount(</w:t>
+            </w:r>
+          </w:p>
+          <w:p>
+            <w:pPr>
+              <w:spacing w:after="0" w:line="240" w:lineRule="auto"/>
+              <w:ind w:firstLine="0"/>
+              <w:jc w:val="left"/>
+            </w:pPr>
+            <w:r>
+              <w:rPr>
+                <w:rFonts w:ascii="Courier New" w:hAnsi="Courier New" w:cs="Courier New"/>
+                <w:sz w:val="24"/>
+                <w:szCs w:val="24"/>
+              </w:rPr>
+              <w:t xml:space="preserve">        double price, double expectedPercent, double expectedDiscount)</w:t>
+            </w:r>
+          </w:p>
+          <w:p>
+            <w:pPr>
+              <w:spacing w:after="0" w:line="240" w:lineRule="auto"/>
+              <w:ind w:firstLine="0"/>
+              <w:jc w:val="left"/>
+            </w:pPr>
+            <w:r>
+              <w:rPr>
+                <w:rFonts w:ascii="Courier New" w:hAnsi="Courier New" w:cs="Courier New"/>
+                <w:sz w:val="24"/>
+                <w:szCs w:val="24"/>
+              </w:rPr>
+              <w:t xml:space="preserve">    {</w:t>
+            </w:r>
+          </w:p>
+          <w:p>
+            <w:pPr>
+              <w:spacing w:after="0" w:line="240" w:lineRule="auto"/>
+              <w:ind w:firstLine="0"/>
+              <w:jc w:val="left"/>
+            </w:pPr>
+            <w:r>
+              <w:rPr>
+                <w:rFonts w:ascii="Courier New" w:hAnsi="Courier New" w:cs="Courier New"/>
+                <w:sz w:val="24"/>
+                <w:szCs w:val="24"/>
+              </w:rPr>
+              <w:t xml:space="preserve">        // ARRANGE</w:t>
+            </w:r>
+          </w:p>
+          <w:p>
+            <w:pPr>
+              <w:spacing w:after="0" w:line="240" w:lineRule="auto"/>
+              <w:ind w:firstLine="0"/>
+              <w:jc w:val="left"/>
+            </w:pPr>
+            <w:r>
+              <w:rPr>
+                <w:rFonts w:ascii="Courier New" w:hAnsi="Courier New" w:cs="Courier New"/>
+                <w:sz w:val="24"/>
+                <w:szCs w:val="24"/>
+              </w:rPr>
+              <w:t xml:space="preserve">        var items = Single((decimal)price);</w:t>
+            </w:r>
+          </w:p>
+          <w:p>
+            <w:pPr>
+              <w:spacing w:after="0" w:line="240" w:lineRule="auto"/>
+              <w:ind w:firstLine="0"/>
+              <w:jc w:val="left"/>
+            </w:pPr>
+            <w:r>
+              <w:rPr>
+                <w:rFonts w:ascii="Courier New" w:hAnsi="Courier New" w:cs="Courier New"/>
+                <w:sz w:val="24"/>
+                <w:szCs w:val="24"/>
+              </w:rPr>
+              <w:t xml:space="preserve"> </w:t>
+            </w:r>
+          </w:p>
+          <w:p>
+            <w:pPr>
+              <w:spacing w:after="0" w:line="240" w:lineRule="auto"/>
+              <w:ind w:firstLine="0"/>
+              <w:jc w:val="left"/>
+            </w:pPr>
+            <w:r>
+              <w:rPr>
+                <w:rFonts w:ascii="Courier New" w:hAnsi="Courier New" w:cs="Courier New"/>
+                <w:sz w:val="24"/>
+                <w:szCs w:val="24"/>
+              </w:rPr>
+              <w:t xml:space="preserve">        // ACT</w:t>
+            </w:r>
+          </w:p>
+          <w:p>
+            <w:pPr>
+              <w:spacing w:after="0" w:line="240" w:lineRule="auto"/>
+              <w:ind w:firstLine="0"/>
+              <w:jc w:val="left"/>
+            </w:pPr>
+            <w:r>
+              <w:rPr>
+                <w:rFonts w:ascii="Courier New" w:hAnsi="Courier New" w:cs="Courier New"/>
+                <w:sz w:val="24"/>
+                <w:szCs w:val="24"/>
+              </w:rPr>
+              <w:t xml:space="preserve">        var result = _service.CalculateTotal(items, false, null);</w:t>
+            </w:r>
+          </w:p>
+          <w:p>
+            <w:pPr>
+              <w:spacing w:after="0" w:line="240" w:lineRule="auto"/>
+              <w:ind w:firstLine="0"/>
+              <w:jc w:val="left"/>
+            </w:pPr>
+            <w:r>
+              <w:rPr>
+                <w:rFonts w:ascii="Courier New" w:hAnsi="Courier New" w:cs="Courier New"/>
+                <w:sz w:val="24"/>
+                <w:szCs w:val="24"/>
+              </w:rPr>
+              <w:t xml:space="preserve"> </w:t>
+            </w:r>
+          </w:p>
+          <w:p>
+            <w:pPr>
+              <w:spacing w:after="0" w:line="240" w:lineRule="auto"/>
+              <w:ind w:firstLine="0"/>
+              <w:jc w:val="left"/>
+            </w:pPr>
+            <w:r>
+              <w:rPr>
+                <w:rFonts w:ascii="Courier New" w:hAnsi="Courier New" w:cs="Courier New"/>
+                <w:sz w:val="24"/>
+                <w:szCs w:val="24"/>
+              </w:rPr>
+              <w:t xml:space="preserve">        // ASSERT</w:t>
+            </w:r>
+          </w:p>
+          <w:p>
+            <w:pPr>
+              <w:spacing w:after="0" w:line="240" w:lineRule="auto"/>
+              <w:ind w:firstLine="0"/>
+              <w:jc w:val="left"/>
+            </w:pPr>
+            <w:r>
+              <w:rPr>
+                <w:rFonts w:ascii="Courier New" w:hAnsi="Courier New" w:cs="Courier New"/>
+                <w:sz w:val="24"/>
+                <w:szCs w:val="24"/>
+              </w:rPr>
+              <w:t xml:space="preserve">        result.DiscountPercent.Should().Be((decimal)expectedPercent);</w:t>
+            </w:r>
+          </w:p>
+          <w:p>
+            <w:pPr>
+              <w:spacing w:after="0" w:line="240" w:lineRule="auto"/>
+              <w:ind w:firstLine="0"/>
+              <w:jc w:val="left"/>
+            </w:pPr>
+            <w:r>
+              <w:rPr>
+                <w:rFonts w:ascii="Courier New" w:hAnsi="Courier New" w:cs="Courier New"/>
+                <w:sz w:val="24"/>
+                <w:szCs w:val="24"/>
+              </w:rPr>
+              <w:t xml:space="preserve">        result.DiscountAmount.Should().Be((decimal)expectedDiscount);</w:t>
+            </w:r>
+          </w:p>
+          <w:p>
+            <w:pPr>
+              <w:spacing w:after="0" w:line="240" w:lineRule="auto"/>
+              <w:ind w:firstLine="0"/>
+              <w:jc w:val="left"/>
+            </w:pPr>
+            <w:r>
+              <w:rPr>
+                <w:rFonts w:ascii="Courier New" w:hAnsi="Courier New" w:cs="Courier New"/>
+                <w:sz w:val="24"/>
+                <w:szCs w:val="24"/>
+              </w:rPr>
+              <w:t xml:space="preserve">        result.FinalAmount.Should().Be(result.BaseAmount - result.DiscountAmount,</w:t>
+            </w:r>
+          </w:p>
+          <w:p>
+            <w:pPr>
+              <w:spacing w:after="0" w:line="240" w:lineRule="auto"/>
+              <w:ind w:firstLine="0"/>
+              <w:jc w:val="left"/>
+            </w:pPr>
+            <w:r>
+              <w:rPr>
+                <w:rFonts w:ascii="Courier New" w:hAnsi="Courier New" w:cs="Courier New"/>
+                <w:sz w:val="24"/>
+                <w:szCs w:val="24"/>
+              </w:rPr>
+              <w:t xml:space="preserve">            "доставка бесплатна при сумме от 3000 руб.");</w:t>
+            </w:r>
+          </w:p>
+          <w:p>
+            <w:pPr>
+              <w:spacing w:after="0" w:line="240" w:lineRule="auto"/>
+              <w:ind w:firstLine="0"/>
+              <w:jc w:val="left"/>
+            </w:pPr>
+            <w:r>
+              <w:rPr>
+                <w:rFonts w:ascii="Courier New" w:hAnsi="Courier New" w:cs="Courier New"/>
+                <w:sz w:val="24"/>
+                <w:szCs w:val="24"/>
+              </w:rPr>
+              <w:t xml:space="preserve">    }</w:t>
+            </w:r>
+          </w:p>
+          <w:p>
+            <w:pPr>
+              <w:spacing w:after="0" w:line="240" w:lineRule="auto"/>
+              <w:ind w:firstLine="0"/>
+              <w:jc w:val="left"/>
+            </w:pPr>
+            <w:r>
+              <w:rPr>
+                <w:rFonts w:ascii="Courier New" w:hAnsi="Courier New" w:cs="Courier New"/>
+                <w:sz w:val="24"/>
+                <w:szCs w:val="24"/>
+              </w:rPr>
+              <w:t xml:space="preserve"> </w:t>
+            </w:r>
+          </w:p>
+          <w:p>
+            <w:pPr>
+              <w:spacing w:after="0" w:line="240" w:lineRule="auto"/>
+              <w:ind w:firstLine="0"/>
+              <w:jc w:val="left"/>
+            </w:pPr>
+            <w:r>
+              <w:rPr>
+                <w:rFonts w:ascii="Courier New" w:hAnsi="Courier New" w:cs="Courier New"/>
+                <w:sz w:val="24"/>
+                <w:szCs w:val="24"/>
+              </w:rPr>
+              <w:t xml:space="preserve">    [Fact]</w:t>
+            </w:r>
+          </w:p>
+          <w:p>
+            <w:pPr>
+              <w:spacing w:after="0" w:line="240" w:lineRule="auto"/>
+              <w:ind w:firstLine="0"/>
+              <w:jc w:val="left"/>
+            </w:pPr>
+            <w:r>
+              <w:rPr>
+                <w:rFonts w:ascii="Courier New" w:hAnsi="Courier New" w:cs="Courier New"/>
+                <w:sz w:val="24"/>
+                <w:szCs w:val="24"/>
+              </w:rPr>
+              <w:t xml:space="preserve">    public void CalculateTotal_WithLoyalCustomerAndSmallOrder_AddsFivePercent()</w:t>
+            </w:r>
+          </w:p>
+          <w:p>
+            <w:pPr>
+              <w:spacing w:after="0" w:line="240" w:lineRule="auto"/>
+              <w:ind w:firstLine="0"/>
+              <w:jc w:val="left"/>
+            </w:pPr>
+            <w:r>
+              <w:rPr>
+                <w:rFonts w:ascii="Courier New" w:hAnsi="Courier New" w:cs="Courier New"/>
+                <w:sz w:val="24"/>
+                <w:szCs w:val="24"/>
+              </w:rPr>
+              <w:t xml:space="preserve">    {</w:t>
+            </w:r>
+          </w:p>
+          <w:p>
+            <w:pPr>
+              <w:spacing w:after="0" w:line="240" w:lineRule="auto"/>
+              <w:ind w:firstLine="0"/>
+              <w:jc w:val="left"/>
+            </w:pPr>
+            <w:r>
+              <w:rPr>
+                <w:rFonts w:ascii="Courier New" w:hAnsi="Courier New" w:cs="Courier New"/>
+                <w:sz w:val="24"/>
+                <w:szCs w:val="24"/>
+              </w:rPr>
+              <w:t xml:space="preserve">        // ARRANGE</w:t>
+            </w:r>
+          </w:p>
+          <w:p>
+            <w:pPr>
+              <w:spacing w:after="0" w:line="240" w:lineRule="auto"/>
+              <w:ind w:firstLine="0"/>
+              <w:jc w:val="left"/>
+            </w:pPr>
+            <w:r>
+              <w:rPr>
+                <w:rFonts w:ascii="Courier New" w:hAnsi="Courier New" w:cs="Courier New"/>
+                <w:sz w:val="24"/>
+                <w:szCs w:val="24"/>
+              </w:rPr>
+              <w:t xml:space="preserve">        var items = Single(2000m);</w:t>
+            </w:r>
+          </w:p>
+          <w:p>
+            <w:pPr>
+              <w:spacing w:after="0" w:line="240" w:lineRule="auto"/>
+              <w:ind w:firstLine="0"/>
+              <w:jc w:val="left"/>
+            </w:pPr>
+            <w:r>
+              <w:rPr>
+                <w:rFonts w:ascii="Courier New" w:hAnsi="Courier New" w:cs="Courier New"/>
+                <w:sz w:val="24"/>
+                <w:szCs w:val="24"/>
+              </w:rPr>
+              <w:t xml:space="preserve"> </w:t>
+            </w:r>
+          </w:p>
+          <w:p>
+            <w:pPr>
+              <w:spacing w:after="0" w:line="240" w:lineRule="auto"/>
+              <w:ind w:firstLine="0"/>
+              <w:jc w:val="left"/>
+            </w:pPr>
+            <w:r>
+              <w:rPr>
+                <w:rFonts w:ascii="Courier New" w:hAnsi="Courier New" w:cs="Courier New"/>
+                <w:sz w:val="24"/>
+                <w:szCs w:val="24"/>
+              </w:rPr>
+              <w:t xml:space="preserve">        // ACT</w:t>
+            </w:r>
+          </w:p>
+          <w:p>
+            <w:pPr>
+              <w:spacing w:after="0" w:line="240" w:lineRule="auto"/>
+              <w:ind w:firstLine="0"/>
+              <w:jc w:val="left"/>
+            </w:pPr>
+            <w:r>
+              <w:rPr>
+                <w:rFonts w:ascii="Courier New" w:hAnsi="Courier New" w:cs="Courier New"/>
+                <w:sz w:val="24"/>
+                <w:szCs w:val="24"/>
+              </w:rPr>
+              <w:t xml:space="preserve">        var result = _service.CalculateTotal(items, true, null);</w:t>
+            </w:r>
+          </w:p>
+          <w:p>
+            <w:pPr>
+              <w:spacing w:after="0" w:line="240" w:lineRule="auto"/>
+              <w:ind w:firstLine="0"/>
+              <w:jc w:val="left"/>
+            </w:pPr>
+            <w:r>
+              <w:rPr>
+                <w:rFonts w:ascii="Courier New" w:hAnsi="Courier New" w:cs="Courier New"/>
+                <w:sz w:val="24"/>
+                <w:szCs w:val="24"/>
+              </w:rPr>
+              <w:t xml:space="preserve"> </w:t>
+            </w:r>
+          </w:p>
+          <w:p>
+            <w:pPr>
+              <w:spacing w:after="0" w:line="240" w:lineRule="auto"/>
+              <w:ind w:firstLine="0"/>
+              <w:jc w:val="left"/>
+            </w:pPr>
+            <w:r>
+              <w:rPr>
+                <w:rFonts w:ascii="Courier New" w:hAnsi="Courier New" w:cs="Courier New"/>
+                <w:sz w:val="24"/>
+                <w:szCs w:val="24"/>
+              </w:rPr>
+              <w:t xml:space="preserve">        // ASSERT</w:t>
+            </w:r>
+          </w:p>
+          <w:p>
+            <w:pPr>
+              <w:spacing w:after="0" w:line="240" w:lineRule="auto"/>
+              <w:ind w:firstLine="0"/>
+              <w:jc w:val="left"/>
+            </w:pPr>
+            <w:r>
+              <w:rPr>
+                <w:rFonts w:ascii="Courier New" w:hAnsi="Courier New" w:cs="Courier New"/>
+                <w:sz w:val="24"/>
+                <w:szCs w:val="24"/>
+              </w:rPr>
+              <w:t xml:space="preserve">        result.DiscountPercent.Should().Be(5m);</w:t>
+            </w:r>
+          </w:p>
+          <w:p>
+            <w:pPr>
+              <w:spacing w:after="0" w:line="240" w:lineRule="auto"/>
+              <w:ind w:firstLine="0"/>
+              <w:jc w:val="left"/>
+            </w:pPr>
+            <w:r>
+              <w:rPr>
+                <w:rFonts w:ascii="Courier New" w:hAnsi="Courier New" w:cs="Courier New"/>
+                <w:sz w:val="24"/>
+                <w:szCs w:val="24"/>
+              </w:rPr>
+              <w:t xml:space="preserve">        result.DiscountAmount.Should().Be(100m);</w:t>
+            </w:r>
+          </w:p>
+          <w:p>
+            <w:pPr>
+              <w:spacing w:after="0" w:line="240" w:lineRule="auto"/>
+              <w:ind w:firstLine="0"/>
+              <w:jc w:val="left"/>
+            </w:pPr>
+            <w:r>
+              <w:rPr>
+                <w:rFonts w:ascii="Courier New" w:hAnsi="Courier New" w:cs="Courier New"/>
+                <w:sz w:val="24"/>
+                <w:szCs w:val="24"/>
+              </w:rPr>
+              <w:t xml:space="preserve">        result.DeliveryCost.Should().Be(300m, "после скидки 1900 руб. &lt; 3000 руб.");</w:t>
+            </w:r>
+          </w:p>
+          <w:p>
+            <w:pPr>
+              <w:spacing w:after="0" w:line="240" w:lineRule="auto"/>
+              <w:ind w:firstLine="0"/>
+              <w:jc w:val="left"/>
+            </w:pPr>
+            <w:r>
+              <w:rPr>
+                <w:rFonts w:ascii="Courier New" w:hAnsi="Courier New" w:cs="Courier New"/>
+                <w:sz w:val="24"/>
+                <w:szCs w:val="24"/>
+              </w:rPr>
+              <w:t xml:space="preserve">        result.FinalAmount.Should().Be(2200m);</w:t>
+            </w:r>
+          </w:p>
+          <w:p>
+            <w:pPr>
+              <w:spacing w:after="0" w:line="240" w:lineRule="auto"/>
+              <w:ind w:firstLine="0"/>
+              <w:jc w:val="left"/>
+            </w:pPr>
+            <w:r>
+              <w:rPr>
+                <w:rFonts w:ascii="Courier New" w:hAnsi="Courier New" w:cs="Courier New"/>
+                <w:sz w:val="24"/>
+                <w:szCs w:val="24"/>
+              </w:rPr>
+              <w:t xml:space="preserve">    }</w:t>
+            </w:r>
+          </w:p>
+          <w:p>
+            <w:pPr>
+              <w:spacing w:after="0" w:line="240" w:lineRule="auto"/>
+              <w:ind w:firstLine="0"/>
+              <w:jc w:val="left"/>
+            </w:pPr>
+            <w:r>
+              <w:rPr>
+                <w:rFonts w:ascii="Courier New" w:hAnsi="Courier New" w:cs="Courier New"/>
+                <w:sz w:val="24"/>
+                <w:szCs w:val="24"/>
+              </w:rPr>
+              <w:t xml:space="preserve"> </w:t>
+            </w:r>
+          </w:p>
+          <w:p>
+            <w:pPr>
+              <w:spacing w:after="0" w:line="240" w:lineRule="auto"/>
+              <w:ind w:firstLine="0"/>
+              <w:jc w:val="left"/>
+            </w:pPr>
+            <w:r>
+              <w:rPr>
+                <w:rFonts w:ascii="Courier New" w:hAnsi="Courier New" w:cs="Courier New"/>
+                <w:sz w:val="24"/>
+                <w:szCs w:val="24"/>
+              </w:rPr>
+              <w:t xml:space="preserve">    [Fact]</w:t>
+            </w:r>
+          </w:p>
+          <w:p>
+            <w:pPr>
+              <w:spacing w:after="0" w:line="240" w:lineRule="auto"/>
+              <w:ind w:firstLine="0"/>
+              <w:jc w:val="left"/>
+            </w:pPr>
+            <w:r>
+              <w:rPr>
+                <w:rFonts w:ascii="Courier New" w:hAnsi="Courier New" w:cs="Courier New"/>
+                <w:sz w:val="24"/>
+                <w:szCs w:val="24"/>
+              </w:rPr>
+              <w:t xml:space="preserve">    public void CalculateTotal_WithLoyalCustomerAndLargeOrder_SumsLoyaltyWithAmountDiscount()</w:t>
+            </w:r>
+          </w:p>
+          <w:p>
+            <w:pPr>
+              <w:spacing w:after="0" w:line="240" w:lineRule="auto"/>
+              <w:ind w:firstLine="0"/>
+              <w:jc w:val="left"/>
+            </w:pPr>
+            <w:r>
+              <w:rPr>
+                <w:rFonts w:ascii="Courier New" w:hAnsi="Courier New" w:cs="Courier New"/>
+                <w:sz w:val="24"/>
+                <w:szCs w:val="24"/>
+              </w:rPr>
+              <w:t xml:space="preserve">    {</w:t>
+            </w:r>
+          </w:p>
+          <w:p>
+            <w:pPr>
+              <w:spacing w:after="0" w:line="240" w:lineRule="auto"/>
+              <w:ind w:firstLine="0"/>
+              <w:jc w:val="left"/>
+            </w:pPr>
+            <w:r>
+              <w:rPr>
+                <w:rFonts w:ascii="Courier New" w:hAnsi="Courier New" w:cs="Courier New"/>
+                <w:sz w:val="24"/>
+                <w:szCs w:val="24"/>
+              </w:rPr>
+              <w:t xml:space="preserve">        // ARRANGE</w:t>
+            </w:r>
+          </w:p>
+          <w:p>
+            <w:pPr>
+              <w:spacing w:after="0" w:line="240" w:lineRule="auto"/>
+              <w:ind w:firstLine="0"/>
+              <w:jc w:val="left"/>
+            </w:pPr>
+            <w:r>
+              <w:rPr>
+                <w:rFonts w:ascii="Courier New" w:hAnsi="Courier New" w:cs="Courier New"/>
+                <w:sz w:val="24"/>
+                <w:szCs w:val="24"/>
+              </w:rPr>
+              <w:t xml:space="preserve">        var items = Single(10000m);</w:t>
+            </w:r>
+          </w:p>
+          <w:p>
+            <w:pPr>
+              <w:spacing w:after="0" w:line="240" w:lineRule="auto"/>
+              <w:ind w:firstLine="0"/>
+              <w:jc w:val="left"/>
+            </w:pPr>
+            <w:r>
+              <w:rPr>
+                <w:rFonts w:ascii="Courier New" w:hAnsi="Courier New" w:cs="Courier New"/>
+                <w:sz w:val="24"/>
+                <w:szCs w:val="24"/>
+              </w:rPr>
+              <w:t xml:space="preserve"> </w:t>
+            </w:r>
+          </w:p>
+          <w:p>
+            <w:pPr>
+              <w:spacing w:after="0" w:line="240" w:lineRule="auto"/>
+              <w:ind w:firstLine="0"/>
+              <w:jc w:val="left"/>
+            </w:pPr>
+            <w:r>
+              <w:rPr>
+                <w:rFonts w:ascii="Courier New" w:hAnsi="Courier New" w:cs="Courier New"/>
+                <w:sz w:val="24"/>
+                <w:szCs w:val="24"/>
+              </w:rPr>
+              <w:t xml:space="preserve">        // ACT</w:t>
+            </w:r>
+          </w:p>
+          <w:p>
+            <w:pPr>
+              <w:spacing w:after="0" w:line="240" w:lineRule="auto"/>
+              <w:ind w:firstLine="0"/>
+              <w:jc w:val="left"/>
+            </w:pPr>
+            <w:r>
+              <w:rPr>
+                <w:rFonts w:ascii="Courier New" w:hAnsi="Courier New" w:cs="Courier New"/>
+                <w:sz w:val="24"/>
+                <w:szCs w:val="24"/>
+              </w:rPr>
+              <w:t xml:space="preserve">        var result = _service.CalculateTotal(items, true, null);</w:t>
+            </w:r>
+          </w:p>
+          <w:p>
+            <w:pPr>
+              <w:spacing w:after="0" w:line="240" w:lineRule="auto"/>
+              <w:ind w:firstLine="0"/>
+              <w:jc w:val="left"/>
+            </w:pPr>
+            <w:r>
+              <w:rPr>
+                <w:rFonts w:ascii="Courier New" w:hAnsi="Courier New" w:cs="Courier New"/>
+                <w:sz w:val="24"/>
+                <w:szCs w:val="24"/>
+              </w:rPr>
+              <w:t xml:space="preserve"> </w:t>
+            </w:r>
+          </w:p>
+          <w:p>
+            <w:pPr>
+              <w:spacing w:after="0" w:line="240" w:lineRule="auto"/>
+              <w:ind w:firstLine="0"/>
+              <w:jc w:val="left"/>
+            </w:pPr>
+            <w:r>
+              <w:rPr>
+                <w:rFonts w:ascii="Courier New" w:hAnsi="Courier New" w:cs="Courier New"/>
+                <w:sz w:val="24"/>
+                <w:szCs w:val="24"/>
+              </w:rPr>
+              <w:t xml:space="preserve">        // ASSERT</w:t>
+            </w:r>
+          </w:p>
+          <w:p>
+            <w:pPr>
+              <w:spacing w:after="0" w:line="240" w:lineRule="auto"/>
+              <w:ind w:firstLine="0"/>
+              <w:jc w:val="left"/>
+            </w:pPr>
+            <w:r>
+              <w:rPr>
+                <w:rFonts w:ascii="Courier New" w:hAnsi="Courier New" w:cs="Courier New"/>
+                <w:sz w:val="24"/>
+                <w:szCs w:val="24"/>
+              </w:rPr>
+              <w:t xml:space="preserve">        result.DiscountPercent.Should().Be(15m, "10% по сумме + 5% лояльность суммируются");</w:t>
+            </w:r>
+          </w:p>
+          <w:p>
+            <w:pPr>
+              <w:spacing w:after="0" w:line="240" w:lineRule="auto"/>
+              <w:ind w:firstLine="0"/>
+              <w:jc w:val="left"/>
+            </w:pPr>
+            <w:r>
+              <w:rPr>
+                <w:rFonts w:ascii="Courier New" w:hAnsi="Courier New" w:cs="Courier New"/>
+                <w:sz w:val="24"/>
+                <w:szCs w:val="24"/>
+              </w:rPr>
+              <w:t xml:space="preserve">        result.FinalAmount.Should().Be(8500m);</w:t>
+            </w:r>
+          </w:p>
+          <w:p>
+            <w:pPr>
+              <w:spacing w:after="0" w:line="240" w:lineRule="auto"/>
+              <w:ind w:firstLine="0"/>
+              <w:jc w:val="left"/>
+            </w:pPr>
+            <w:r>
+              <w:rPr>
+                <w:rFonts w:ascii="Courier New" w:hAnsi="Courier New" w:cs="Courier New"/>
+                <w:sz w:val="24"/>
+                <w:szCs w:val="24"/>
+              </w:rPr>
+              <w:t xml:space="preserve">    }</w:t>
+            </w:r>
+          </w:p>
+          <w:p>
+            <w:pPr>
+              <w:spacing w:after="0" w:line="240" w:lineRule="auto"/>
+              <w:ind w:firstLine="0"/>
+              <w:jc w:val="left"/>
+            </w:pPr>
+            <w:r>
+              <w:rPr>
+                <w:rFonts w:ascii="Courier New" w:hAnsi="Courier New" w:cs="Courier New"/>
+                <w:sz w:val="24"/>
+                <w:szCs w:val="24"/>
+              </w:rPr>
+              <w:t xml:space="preserve"> </w:t>
+            </w:r>
+          </w:p>
+          <w:p>
+            <w:pPr>
+              <w:spacing w:after="0" w:line="240" w:lineRule="auto"/>
+              <w:ind w:firstLine="0"/>
+              <w:jc w:val="left"/>
+            </w:pPr>
+            <w:r>
+              <w:rPr>
+                <w:rFonts w:ascii="Courier New" w:hAnsi="Courier New" w:cs="Courier New"/>
+                <w:sz w:val="24"/>
+                <w:szCs w:val="24"/>
+              </w:rPr>
+              <w:t xml:space="preserve">    [Fact]</w:t>
+            </w:r>
+          </w:p>
+          <w:p>
+            <w:pPr>
+              <w:spacing w:after="0" w:line="240" w:lineRule="auto"/>
+              <w:ind w:firstLine="0"/>
+              <w:jc w:val="left"/>
+            </w:pPr>
+            <w:r>
+              <w:rPr>
+                <w:rFonts w:ascii="Courier New" w:hAnsi="Courier New" w:cs="Courier New"/>
+                <w:sz w:val="24"/>
+                <w:szCs w:val="24"/>
+              </w:rPr>
+              <w:t xml:space="preserve">    public void CalculateTotal_WithWelcome10ForNewCustomer_AppliesTenPercent()</w:t>
+            </w:r>
+          </w:p>
+          <w:p>
+            <w:pPr>
+              <w:spacing w:after="0" w:line="240" w:lineRule="auto"/>
+              <w:ind w:firstLine="0"/>
+              <w:jc w:val="left"/>
+            </w:pPr>
+            <w:r>
+              <w:rPr>
+                <w:rFonts w:ascii="Courier New" w:hAnsi="Courier New" w:cs="Courier New"/>
+                <w:sz w:val="24"/>
+                <w:szCs w:val="24"/>
+              </w:rPr>
+              <w:t xml:space="preserve">    {</w:t>
+            </w:r>
+          </w:p>
+          <w:p>
+            <w:pPr>
+              <w:spacing w:after="0" w:line="240" w:lineRule="auto"/>
+              <w:ind w:firstLine="0"/>
+              <w:jc w:val="left"/>
+            </w:pPr>
+            <w:r>
+              <w:rPr>
+                <w:rFonts w:ascii="Courier New" w:hAnsi="Courier New" w:cs="Courier New"/>
+                <w:sz w:val="24"/>
+                <w:szCs w:val="24"/>
+              </w:rPr>
+              <w:t xml:space="preserve">        // ARRANGE</w:t>
+            </w:r>
+          </w:p>
+          <w:p>
+            <w:pPr>
+              <w:spacing w:after="0" w:line="240" w:lineRule="auto"/>
+              <w:ind w:firstLine="0"/>
+              <w:jc w:val="left"/>
+            </w:pPr>
+            <w:r>
+              <w:rPr>
+                <w:rFonts w:ascii="Courier New" w:hAnsi="Courier New" w:cs="Courier New"/>
+                <w:sz w:val="24"/>
+                <w:szCs w:val="24"/>
+              </w:rPr>
+              <w:t xml:space="preserve">        var items = Single(1000m);</w:t>
+            </w:r>
+          </w:p>
+          <w:p>
+            <w:pPr>
+              <w:spacing w:after="0" w:line="240" w:lineRule="auto"/>
+              <w:ind w:firstLine="0"/>
+              <w:jc w:val="left"/>
+            </w:pPr>
+            <w:r>
+              <w:rPr>
+                <w:rFonts w:ascii="Courier New" w:hAnsi="Courier New" w:cs="Courier New"/>
+                <w:sz w:val="24"/>
+                <w:szCs w:val="24"/>
+              </w:rPr>
+              <w:t xml:space="preserve"> </w:t>
+            </w:r>
+          </w:p>
+          <w:p>
+            <w:pPr>
+              <w:spacing w:after="0" w:line="240" w:lineRule="auto"/>
+              <w:ind w:firstLine="0"/>
+              <w:jc w:val="left"/>
+            </w:pPr>
+            <w:r>
+              <w:rPr>
+                <w:rFonts w:ascii="Courier New" w:hAnsi="Courier New" w:cs="Courier New"/>
+                <w:sz w:val="24"/>
+                <w:szCs w:val="24"/>
+              </w:rPr>
+              <w:t xml:space="preserve">        // ACT</w:t>
+            </w:r>
+          </w:p>
+          <w:p>
+            <w:pPr>
+              <w:spacing w:after="0" w:line="240" w:lineRule="auto"/>
+              <w:ind w:firstLine="0"/>
+              <w:jc w:val="left"/>
+            </w:pPr>
+            <w:r>
+              <w:rPr>
+                <w:rFonts w:ascii="Courier New" w:hAnsi="Courier New" w:cs="Courier New"/>
+                <w:sz w:val="24"/>
+                <w:szCs w:val="24"/>
+              </w:rPr>
+              <w:t xml:space="preserve">        var result = _service.CalculateTotal(items, false, "WELCOME10");</w:t>
+            </w:r>
+          </w:p>
+          <w:p>
+            <w:pPr>
+              <w:spacing w:after="0" w:line="240" w:lineRule="auto"/>
+              <w:ind w:firstLine="0"/>
+              <w:jc w:val="left"/>
+            </w:pPr>
+            <w:r>
+              <w:rPr>
+                <w:rFonts w:ascii="Courier New" w:hAnsi="Courier New" w:cs="Courier New"/>
+                <w:sz w:val="24"/>
+                <w:szCs w:val="24"/>
+              </w:rPr>
+              <w:t xml:space="preserve"> </w:t>
+            </w:r>
+          </w:p>
+          <w:p>
+            <w:pPr>
+              <w:spacing w:after="0" w:line="240" w:lineRule="auto"/>
+              <w:ind w:firstLine="0"/>
+              <w:jc w:val="left"/>
+            </w:pPr>
+            <w:r>
+              <w:rPr>
+                <w:rFonts w:ascii="Courier New" w:hAnsi="Courier New" w:cs="Courier New"/>
+                <w:sz w:val="24"/>
+                <w:szCs w:val="24"/>
+              </w:rPr>
+              <w:t xml:space="preserve">        // ASSERT</w:t>
+            </w:r>
+          </w:p>
+          <w:p>
+            <w:pPr>
+              <w:spacing w:after="0" w:line="240" w:lineRule="auto"/>
+              <w:ind w:firstLine="0"/>
+              <w:jc w:val="left"/>
+            </w:pPr>
+            <w:r>
+              <w:rPr>
+                <w:rFonts w:ascii="Courier New" w:hAnsi="Courier New" w:cs="Courier New"/>
+                <w:sz w:val="24"/>
+                <w:szCs w:val="24"/>
+              </w:rPr>
+              <w:t xml:space="preserve">        result.DiscountPercent.Should().Be(10m);</w:t>
+            </w:r>
+          </w:p>
+          <w:p>
+            <w:pPr>
+              <w:spacing w:after="0" w:line="240" w:lineRule="auto"/>
+              <w:ind w:firstLine="0"/>
+              <w:jc w:val="left"/>
+            </w:pPr>
+            <w:r>
+              <w:rPr>
+                <w:rFonts w:ascii="Courier New" w:hAnsi="Courier New" w:cs="Courier New"/>
+                <w:sz w:val="24"/>
+                <w:szCs w:val="24"/>
+              </w:rPr>
+              <w:t xml:space="preserve">        result.FinalAmount.Should().Be(1200m, "900 руб. + доставка 300 руб.");</w:t>
+            </w:r>
+          </w:p>
+          <w:p>
+            <w:pPr>
+              <w:spacing w:after="0" w:line="240" w:lineRule="auto"/>
+              <w:ind w:firstLine="0"/>
+              <w:jc w:val="left"/>
+            </w:pPr>
+            <w:r>
+              <w:rPr>
+                <w:rFonts w:ascii="Courier New" w:hAnsi="Courier New" w:cs="Courier New"/>
+                <w:sz w:val="24"/>
+                <w:szCs w:val="24"/>
+              </w:rPr>
+              <w:t xml:space="preserve">    }</w:t>
+            </w:r>
+          </w:p>
+          <w:p>
+            <w:pPr>
+              <w:spacing w:after="0" w:line="240" w:lineRule="auto"/>
+              <w:ind w:firstLine="0"/>
+              <w:jc w:val="left"/>
+            </w:pPr>
+            <w:r>
+              <w:rPr>
+                <w:rFonts w:ascii="Courier New" w:hAnsi="Courier New" w:cs="Courier New"/>
+                <w:sz w:val="24"/>
+                <w:szCs w:val="24"/>
+              </w:rPr>
+              <w:t xml:space="preserve"> </w:t>
+            </w:r>
+          </w:p>
+          <w:p>
+            <w:pPr>
+              <w:spacing w:after="0" w:line="240" w:lineRule="auto"/>
+              <w:ind w:firstLine="0"/>
+              <w:jc w:val="left"/>
+            </w:pPr>
+            <w:r>
+              <w:rPr>
+                <w:rFonts w:ascii="Courier New" w:hAnsi="Courier New" w:cs="Courier New"/>
+                <w:sz w:val="24"/>
+                <w:szCs w:val="24"/>
+              </w:rPr>
+              <w:t xml:space="preserve">    [Fact]</w:t>
+            </w:r>
+          </w:p>
+          <w:p>
+            <w:pPr>
+              <w:spacing w:after="0" w:line="240" w:lineRule="auto"/>
+              <w:ind w:firstLine="0"/>
+              <w:jc w:val="left"/>
+            </w:pPr>
+            <w:r>
+              <w:rPr>
+                <w:rFonts w:ascii="Courier New" w:hAnsi="Courier New" w:cs="Courier New"/>
+                <w:sz w:val="24"/>
+                <w:szCs w:val="24"/>
+              </w:rPr>
+              <w:t xml:space="preserve">    public void CalculateTotal_WithWelcome10ForLoyalCustomer_ThrowsInvalidOperationException()</w:t>
+            </w:r>
+          </w:p>
+          <w:p>
+            <w:pPr>
+              <w:spacing w:after="0" w:line="240" w:lineRule="auto"/>
+              <w:ind w:firstLine="0"/>
+              <w:jc w:val="left"/>
+            </w:pPr>
+            <w:r>
+              <w:rPr>
+                <w:rFonts w:ascii="Courier New" w:hAnsi="Courier New" w:cs="Courier New"/>
+                <w:sz w:val="24"/>
+                <w:szCs w:val="24"/>
+              </w:rPr>
+              <w:t xml:space="preserve">    {</w:t>
+            </w:r>
+          </w:p>
+          <w:p>
+            <w:pPr>
+              <w:spacing w:after="0" w:line="240" w:lineRule="auto"/>
+              <w:ind w:firstLine="0"/>
+              <w:jc w:val="left"/>
+            </w:pPr>
+            <w:r>
+              <w:rPr>
+                <w:rFonts w:ascii="Courier New" w:hAnsi="Courier New" w:cs="Courier New"/>
+                <w:sz w:val="24"/>
+                <w:szCs w:val="24"/>
+              </w:rPr>
+              <w:t xml:space="preserve">        // ARRANGE</w:t>
+            </w:r>
+          </w:p>
+          <w:p>
+            <w:pPr>
+              <w:spacing w:after="0" w:line="240" w:lineRule="auto"/>
+              <w:ind w:firstLine="0"/>
+              <w:jc w:val="left"/>
+            </w:pPr>
+            <w:r>
+              <w:rPr>
+                <w:rFonts w:ascii="Courier New" w:hAnsi="Courier New" w:cs="Courier New"/>
+                <w:sz w:val="24"/>
+                <w:szCs w:val="24"/>
+              </w:rPr>
+              <w:t xml:space="preserve">        var items = Single(1000m);</w:t>
+            </w:r>
+          </w:p>
+          <w:p>
+            <w:pPr>
+              <w:spacing w:after="0" w:line="240" w:lineRule="auto"/>
+              <w:ind w:firstLine="0"/>
+              <w:jc w:val="left"/>
+            </w:pPr>
+            <w:r>
+              <w:rPr>
+                <w:rFonts w:ascii="Courier New" w:hAnsi="Courier New" w:cs="Courier New"/>
+                <w:sz w:val="24"/>
+                <w:szCs w:val="24"/>
+              </w:rPr>
+              <w:t xml:space="preserve"> </w:t>
+            </w:r>
+          </w:p>
+          <w:p>
+            <w:pPr>
+              <w:spacing w:after="0" w:line="240" w:lineRule="auto"/>
+              <w:ind w:firstLine="0"/>
+              <w:jc w:val="left"/>
+            </w:pPr>
+            <w:r>
+              <w:rPr>
+                <w:rFonts w:ascii="Courier New" w:hAnsi="Courier New" w:cs="Courier New"/>
+                <w:sz w:val="24"/>
+                <w:szCs w:val="24"/>
+              </w:rPr>
+              <w:t xml:space="preserve">        // ACT</w:t>
+            </w:r>
+          </w:p>
+          <w:p>
+            <w:pPr>
+              <w:spacing w:after="0" w:line="240" w:lineRule="auto"/>
+              <w:ind w:firstLine="0"/>
+              <w:jc w:val="left"/>
+            </w:pPr>
+            <w:r>
+              <w:rPr>
+                <w:rFonts w:ascii="Courier New" w:hAnsi="Courier New" w:cs="Courier New"/>
+                <w:sz w:val="24"/>
+                <w:szCs w:val="24"/>
+              </w:rPr>
+              <w:t xml:space="preserve">        Action act = () =&gt; _service.CalculateTotal(items, true, "WELCOME10");</w:t>
+            </w:r>
+          </w:p>
+          <w:p>
+            <w:pPr>
+              <w:spacing w:after="0" w:line="240" w:lineRule="auto"/>
+              <w:ind w:firstLine="0"/>
+              <w:jc w:val="left"/>
+            </w:pPr>
+            <w:r>
+              <w:rPr>
+                <w:rFonts w:ascii="Courier New" w:hAnsi="Courier New" w:cs="Courier New"/>
+                <w:sz w:val="24"/>
+                <w:szCs w:val="24"/>
+              </w:rPr>
+              <w:t xml:space="preserve"> </w:t>
+            </w:r>
+          </w:p>
+          <w:p>
+            <w:pPr>
+              <w:spacing w:after="0" w:line="240" w:lineRule="auto"/>
+              <w:ind w:firstLine="0"/>
+              <w:jc w:val="left"/>
+            </w:pPr>
+            <w:r>
+              <w:rPr>
+                <w:rFonts w:ascii="Courier New" w:hAnsi="Courier New" w:cs="Courier New"/>
+                <w:sz w:val="24"/>
+                <w:szCs w:val="24"/>
+              </w:rPr>
+              <w:t xml:space="preserve">        // ASSERT</w:t>
+            </w:r>
+          </w:p>
+          <w:p>
+            <w:pPr>
+              <w:spacing w:after="0" w:line="240" w:lineRule="auto"/>
+              <w:ind w:firstLine="0"/>
+              <w:jc w:val="left"/>
+            </w:pPr>
+            <w:r>
+              <w:rPr>
+                <w:rFonts w:ascii="Courier New" w:hAnsi="Courier New" w:cs="Courier New"/>
+                <w:sz w:val="24"/>
+                <w:szCs w:val="24"/>
+              </w:rPr>
+              <w:t xml:space="preserve">        act.Should().Throw&lt;InvalidOperationException&gt;("WELCOME10 только для новых клиентов");</w:t>
+            </w:r>
+          </w:p>
+          <w:p>
+            <w:pPr>
+              <w:spacing w:after="0" w:line="240" w:lineRule="auto"/>
+              <w:ind w:firstLine="0"/>
+              <w:jc w:val="left"/>
+            </w:pPr>
+            <w:r>
+              <w:rPr>
+                <w:rFonts w:ascii="Courier New" w:hAnsi="Courier New" w:cs="Courier New"/>
+                <w:sz w:val="24"/>
+                <w:szCs w:val="24"/>
+              </w:rPr>
+              <w:t xml:space="preserve">    }</w:t>
+            </w:r>
+          </w:p>
+          <w:p>
+            <w:pPr>
+              <w:spacing w:after="0" w:line="240" w:lineRule="auto"/>
+              <w:ind w:firstLine="0"/>
+              <w:jc w:val="left"/>
+            </w:pPr>
+            <w:r>
+              <w:rPr>
+                <w:rFonts w:ascii="Courier New" w:hAnsi="Courier New" w:cs="Courier New"/>
+                <w:sz w:val="24"/>
+                <w:szCs w:val="24"/>
+              </w:rPr>
+              <w:t xml:space="preserve"> </w:t>
+            </w:r>
+          </w:p>
+          <w:p>
+            <w:pPr>
+              <w:spacing w:after="0" w:line="240" w:lineRule="auto"/>
+              <w:ind w:firstLine="0"/>
+              <w:jc w:val="left"/>
+            </w:pPr>
+            <w:r>
+              <w:rPr>
+                <w:rFonts w:ascii="Courier New" w:hAnsi="Courier New" w:cs="Courier New"/>
+                <w:sz w:val="24"/>
+                <w:szCs w:val="24"/>
+              </w:rPr>
+              <w:t xml:space="preserve">    [Theory]</w:t>
+            </w:r>
+          </w:p>
+          <w:p>
+            <w:pPr>
+              <w:spacing w:after="0" w:line="240" w:lineRule="auto"/>
+              <w:ind w:firstLine="0"/>
+              <w:jc w:val="left"/>
+            </w:pPr>
+            <w:r>
+              <w:rPr>
+                <w:rFonts w:ascii="Courier New" w:hAnsi="Courier New" w:cs="Courier New"/>
+                <w:sz w:val="24"/>
+                <w:szCs w:val="24"/>
+              </w:rPr>
+              <w:t xml:space="preserve">    [InlineData(3000, 20, 2700)]</w:t>
+            </w:r>
+          </w:p>
+          <w:p>
+            <w:pPr>
+              <w:spacing w:after="0" w:line="240" w:lineRule="auto"/>
+              <w:ind w:firstLine="0"/>
+              <w:jc w:val="left"/>
+            </w:pPr>
+            <w:r>
+              <w:rPr>
+                <w:rFonts w:ascii="Courier New" w:hAnsi="Courier New" w:cs="Courier New"/>
+                <w:sz w:val="24"/>
+                <w:szCs w:val="24"/>
+              </w:rPr>
+              <w:t xml:space="preserve">    [InlineData(3001, 20, 2700.8)]</w:t>
+            </w:r>
+          </w:p>
+          <w:p>
+            <w:pPr>
+              <w:spacing w:after="0" w:line="240" w:lineRule="auto"/>
+              <w:ind w:firstLine="0"/>
+              <w:jc w:val="left"/>
+            </w:pPr>
+            <w:r>
+              <w:rPr>
+                <w:rFonts w:ascii="Courier New" w:hAnsi="Courier New" w:cs="Courier New"/>
+                <w:sz w:val="24"/>
+                <w:szCs w:val="24"/>
+              </w:rPr>
+              <w:t xml:space="preserve">    [InlineData(10000, 30, 7000)]</w:t>
+            </w:r>
+          </w:p>
+          <w:p>
+            <w:pPr>
+              <w:spacing w:after="0" w:line="240" w:lineRule="auto"/>
+              <w:ind w:firstLine="0"/>
+              <w:jc w:val="left"/>
+            </w:pPr>
+            <w:r>
+              <w:rPr>
+                <w:rFonts w:ascii="Courier New" w:hAnsi="Courier New" w:cs="Courier New"/>
+                <w:sz w:val="24"/>
+                <w:szCs w:val="24"/>
+              </w:rPr>
+              <w:t xml:space="preserve">    public void CalculateTotal_WithSummer20AtOrAboveMinimum_AppliesTwentyPercent(</w:t>
+            </w:r>
+          </w:p>
+          <w:p>
+            <w:pPr>
+              <w:spacing w:after="0" w:line="240" w:lineRule="auto"/>
+              <w:ind w:firstLine="0"/>
+              <w:jc w:val="left"/>
+            </w:pPr>
+            <w:r>
+              <w:rPr>
+                <w:rFonts w:ascii="Courier New" w:hAnsi="Courier New" w:cs="Courier New"/>
+                <w:sz w:val="24"/>
+                <w:szCs w:val="24"/>
+              </w:rPr>
+              <w:t xml:space="preserve">        double price, double expectedPercent, double expectedFinal)</w:t>
+            </w:r>
+          </w:p>
+          <w:p>
+            <w:pPr>
+              <w:spacing w:after="0" w:line="240" w:lineRule="auto"/>
+              <w:ind w:firstLine="0"/>
+              <w:jc w:val="left"/>
+            </w:pPr>
+            <w:r>
+              <w:rPr>
+                <w:rFonts w:ascii="Courier New" w:hAnsi="Courier New" w:cs="Courier New"/>
+                <w:sz w:val="24"/>
+                <w:szCs w:val="24"/>
+              </w:rPr>
+              <w:t xml:space="preserve">    {</w:t>
+            </w:r>
+          </w:p>
+          <w:p>
+            <w:pPr>
+              <w:spacing w:after="0" w:line="240" w:lineRule="auto"/>
+              <w:ind w:firstLine="0"/>
+              <w:jc w:val="left"/>
+            </w:pPr>
+            <w:r>
+              <w:rPr>
+                <w:rFonts w:ascii="Courier New" w:hAnsi="Courier New" w:cs="Courier New"/>
+                <w:sz w:val="24"/>
+                <w:szCs w:val="24"/>
+              </w:rPr>
+              <w:t xml:space="preserve">        // ARRANGE</w:t>
+            </w:r>
+          </w:p>
+          <w:p>
+            <w:pPr>
+              <w:spacing w:after="0" w:line="240" w:lineRule="auto"/>
+              <w:ind w:firstLine="0"/>
+              <w:jc w:val="left"/>
+            </w:pPr>
+            <w:r>
+              <w:rPr>
+                <w:rFonts w:ascii="Courier New" w:hAnsi="Courier New" w:cs="Courier New"/>
+                <w:sz w:val="24"/>
+                <w:szCs w:val="24"/>
+              </w:rPr>
+              <w:t xml:space="preserve">        var items = Single((decimal)price);</w:t>
+            </w:r>
+          </w:p>
+          <w:p>
+            <w:pPr>
+              <w:spacing w:after="0" w:line="240" w:lineRule="auto"/>
+              <w:ind w:firstLine="0"/>
+              <w:jc w:val="left"/>
+            </w:pPr>
+            <w:r>
+              <w:rPr>
+                <w:rFonts w:ascii="Courier New" w:hAnsi="Courier New" w:cs="Courier New"/>
+                <w:sz w:val="24"/>
+                <w:szCs w:val="24"/>
+              </w:rPr>
+              <w:t xml:space="preserve"> </w:t>
+            </w:r>
+          </w:p>
+          <w:p>
+            <w:pPr>
+              <w:spacing w:after="0" w:line="240" w:lineRule="auto"/>
+              <w:ind w:firstLine="0"/>
+              <w:jc w:val="left"/>
+            </w:pPr>
+            <w:r>
+              <w:rPr>
+                <w:rFonts w:ascii="Courier New" w:hAnsi="Courier New" w:cs="Courier New"/>
+                <w:sz w:val="24"/>
+                <w:szCs w:val="24"/>
+              </w:rPr>
+              <w:t xml:space="preserve">        // ACT</w:t>
+            </w:r>
+          </w:p>
+          <w:p>
+            <w:pPr>
+              <w:spacing w:after="0" w:line="240" w:lineRule="auto"/>
+              <w:ind w:firstLine="0"/>
+              <w:jc w:val="left"/>
+            </w:pPr>
+            <w:r>
+              <w:rPr>
+                <w:rFonts w:ascii="Courier New" w:hAnsi="Courier New" w:cs="Courier New"/>
+                <w:sz w:val="24"/>
+                <w:szCs w:val="24"/>
+              </w:rPr>
+              <w:t xml:space="preserve">        var result = _service.CalculateTotal(items, false, "SUMMER20");</w:t>
+            </w:r>
+          </w:p>
+          <w:p>
+            <w:pPr>
+              <w:spacing w:after="0" w:line="240" w:lineRule="auto"/>
+              <w:ind w:firstLine="0"/>
+              <w:jc w:val="left"/>
+            </w:pPr>
+            <w:r>
+              <w:rPr>
+                <w:rFonts w:ascii="Courier New" w:hAnsi="Courier New" w:cs="Courier New"/>
+                <w:sz w:val="24"/>
+                <w:szCs w:val="24"/>
+              </w:rPr>
+              <w:t xml:space="preserve"> </w:t>
+            </w:r>
+          </w:p>
+          <w:p>
+            <w:pPr>
+              <w:spacing w:after="0" w:line="240" w:lineRule="auto"/>
+              <w:ind w:firstLine="0"/>
+              <w:jc w:val="left"/>
+            </w:pPr>
+            <w:r>
+              <w:rPr>
+                <w:rFonts w:ascii="Courier New" w:hAnsi="Courier New" w:cs="Courier New"/>
+                <w:sz w:val="24"/>
+                <w:szCs w:val="24"/>
+              </w:rPr>
+              <w:t xml:space="preserve">        // ASSERT</w:t>
+            </w:r>
+          </w:p>
+          <w:p>
+            <w:pPr>
+              <w:spacing w:after="0" w:line="240" w:lineRule="auto"/>
+              <w:ind w:firstLine="0"/>
+              <w:jc w:val="left"/>
+            </w:pPr>
+            <w:r>
+              <w:rPr>
+                <w:rFonts w:ascii="Courier New" w:hAnsi="Courier New" w:cs="Courier New"/>
+                <w:sz w:val="24"/>
+                <w:szCs w:val="24"/>
+              </w:rPr>
+              <w:t xml:space="preserve">        result.DiscountPercent.Should().Be((decimal)expectedPercent,</w:t>
+            </w:r>
+          </w:p>
+          <w:p>
+            <w:pPr>
+              <w:spacing w:after="0" w:line="240" w:lineRule="auto"/>
+              <w:ind w:firstLine="0"/>
+              <w:jc w:val="left"/>
+            </w:pPr>
+            <w:r>
+              <w:rPr>
+                <w:rFonts w:ascii="Courier New" w:hAnsi="Courier New" w:cs="Courier New"/>
+                <w:sz w:val="24"/>
+                <w:szCs w:val="24"/>
+              </w:rPr>
+              <w:t xml:space="preserve">            "SUMMER20 (20%) суммируется со скидкой по сумме (10% при 10000)");</w:t>
+            </w:r>
+          </w:p>
+          <w:p>
+            <w:pPr>
+              <w:spacing w:after="0" w:line="240" w:lineRule="auto"/>
+              <w:ind w:firstLine="0"/>
+              <w:jc w:val="left"/>
+            </w:pPr>
+            <w:r>
+              <w:rPr>
+                <w:rFonts w:ascii="Courier New" w:hAnsi="Courier New" w:cs="Courier New"/>
+                <w:sz w:val="24"/>
+                <w:szCs w:val="24"/>
+              </w:rPr>
+              <w:t xml:space="preserve">        result.FinalAmount.Should().Be((decimal)expectedFinal);</w:t>
+            </w:r>
+          </w:p>
+          <w:p>
+            <w:pPr>
+              <w:spacing w:after="0" w:line="240" w:lineRule="auto"/>
+              <w:ind w:firstLine="0"/>
+              <w:jc w:val="left"/>
+            </w:pPr>
+            <w:r>
+              <w:rPr>
+                <w:rFonts w:ascii="Courier New" w:hAnsi="Courier New" w:cs="Courier New"/>
+                <w:sz w:val="24"/>
+                <w:szCs w:val="24"/>
+              </w:rPr>
+              <w:t xml:space="preserve">    }</w:t>
+            </w:r>
+          </w:p>
+          <w:p>
+            <w:pPr>
+              <w:spacing w:after="0" w:line="240" w:lineRule="auto"/>
+              <w:ind w:firstLine="0"/>
+              <w:jc w:val="left"/>
+            </w:pPr>
+            <w:r>
+              <w:rPr>
+                <w:rFonts w:ascii="Courier New" w:hAnsi="Courier New" w:cs="Courier New"/>
+                <w:sz w:val="24"/>
+                <w:szCs w:val="24"/>
+              </w:rPr>
+              <w:t xml:space="preserve"> </w:t>
+            </w:r>
+          </w:p>
+          <w:p>
+            <w:pPr>
+              <w:spacing w:after="0" w:line="240" w:lineRule="auto"/>
+              <w:ind w:firstLine="0"/>
+              <w:jc w:val="left"/>
+            </w:pPr>
+            <w:r>
+              <w:rPr>
+                <w:rFonts w:ascii="Courier New" w:hAnsi="Courier New" w:cs="Courier New"/>
+                <w:sz w:val="24"/>
+                <w:szCs w:val="24"/>
+              </w:rPr>
+              <w:t xml:space="preserve">    [Fact]</w:t>
+            </w:r>
+          </w:p>
+          <w:p>
+            <w:pPr>
+              <w:spacing w:after="0" w:line="240" w:lineRule="auto"/>
+              <w:ind w:firstLine="0"/>
+              <w:jc w:val="left"/>
+            </w:pPr>
+            <w:r>
+              <w:rPr>
+                <w:rFonts w:ascii="Courier New" w:hAnsi="Courier New" w:cs="Courier New"/>
+                <w:sz w:val="24"/>
+                <w:szCs w:val="24"/>
+              </w:rPr>
+              <w:t xml:space="preserve">    public void CalculateTotal_WithSummer20BelowMinimum_ThrowsInvalidOperationException()</w:t>
+            </w:r>
+          </w:p>
+          <w:p>
+            <w:pPr>
+              <w:spacing w:after="0" w:line="240" w:lineRule="auto"/>
+              <w:ind w:firstLine="0"/>
+              <w:jc w:val="left"/>
+            </w:pPr>
+            <w:r>
+              <w:rPr>
+                <w:rFonts w:ascii="Courier New" w:hAnsi="Courier New" w:cs="Courier New"/>
+                <w:sz w:val="24"/>
+                <w:szCs w:val="24"/>
+              </w:rPr>
+              <w:t xml:space="preserve">    {</w:t>
+            </w:r>
+          </w:p>
+          <w:p>
+            <w:pPr>
+              <w:spacing w:after="0" w:line="240" w:lineRule="auto"/>
+              <w:ind w:firstLine="0"/>
+              <w:jc w:val="left"/>
+            </w:pPr>
+            <w:r>
+              <w:rPr>
+                <w:rFonts w:ascii="Courier New" w:hAnsi="Courier New" w:cs="Courier New"/>
+                <w:sz w:val="24"/>
+                <w:szCs w:val="24"/>
+              </w:rPr>
+              <w:t xml:space="preserve">        // ARRANGE</w:t>
+            </w:r>
+          </w:p>
+          <w:p>
+            <w:pPr>
+              <w:spacing w:after="0" w:line="240" w:lineRule="auto"/>
+              <w:ind w:firstLine="0"/>
+              <w:jc w:val="left"/>
+            </w:pPr>
+            <w:r>
+              <w:rPr>
+                <w:rFonts w:ascii="Courier New" w:hAnsi="Courier New" w:cs="Courier New"/>
+                <w:sz w:val="24"/>
+                <w:szCs w:val="24"/>
+              </w:rPr>
+              <w:t xml:space="preserve">        var items = Single(2999.99m);</w:t>
+            </w:r>
+          </w:p>
+          <w:p>
+            <w:pPr>
+              <w:spacing w:after="0" w:line="240" w:lineRule="auto"/>
+              <w:ind w:firstLine="0"/>
+              <w:jc w:val="left"/>
+            </w:pPr>
+            <w:r>
+              <w:rPr>
+                <w:rFonts w:ascii="Courier New" w:hAnsi="Courier New" w:cs="Courier New"/>
+                <w:sz w:val="24"/>
+                <w:szCs w:val="24"/>
+              </w:rPr>
+              <w:t xml:space="preserve"> </w:t>
+            </w:r>
+          </w:p>
+          <w:p>
+            <w:pPr>
+              <w:spacing w:after="0" w:line="240" w:lineRule="auto"/>
+              <w:ind w:firstLine="0"/>
+              <w:jc w:val="left"/>
+            </w:pPr>
+            <w:r>
+              <w:rPr>
+                <w:rFonts w:ascii="Courier New" w:hAnsi="Courier New" w:cs="Courier New"/>
+                <w:sz w:val="24"/>
+                <w:szCs w:val="24"/>
+              </w:rPr>
+              <w:t xml:space="preserve">        // ACT</w:t>
+            </w:r>
+          </w:p>
+          <w:p>
+            <w:pPr>
+              <w:spacing w:after="0" w:line="240" w:lineRule="auto"/>
+              <w:ind w:firstLine="0"/>
+              <w:jc w:val="left"/>
+            </w:pPr>
+            <w:r>
+              <w:rPr>
+                <w:rFonts w:ascii="Courier New" w:hAnsi="Courier New" w:cs="Courier New"/>
+                <w:sz w:val="24"/>
+                <w:szCs w:val="24"/>
+              </w:rPr>
+              <w:t xml:space="preserve">        Action act = () =&gt; _service.CalculateTotal(items, false, "SUMMER20");</w:t>
+            </w:r>
+          </w:p>
+          <w:p>
+            <w:pPr>
+              <w:spacing w:after="0" w:line="240" w:lineRule="auto"/>
+              <w:ind w:firstLine="0"/>
+              <w:jc w:val="left"/>
+            </w:pPr>
+            <w:r>
+              <w:rPr>
+                <w:rFonts w:ascii="Courier New" w:hAnsi="Courier New" w:cs="Courier New"/>
+                <w:sz w:val="24"/>
+                <w:szCs w:val="24"/>
+              </w:rPr>
+              <w:t xml:space="preserve"> </w:t>
+            </w:r>
+          </w:p>
+          <w:p>
+            <w:pPr>
+              <w:spacing w:after="0" w:line="240" w:lineRule="auto"/>
+              <w:ind w:firstLine="0"/>
+              <w:jc w:val="left"/>
+            </w:pPr>
+            <w:r>
+              <w:rPr>
+                <w:rFonts w:ascii="Courier New" w:hAnsi="Courier New" w:cs="Courier New"/>
+                <w:sz w:val="24"/>
+                <w:szCs w:val="24"/>
+              </w:rPr>
+              <w:t xml:space="preserve">        // ASSERT</w:t>
+            </w:r>
+          </w:p>
+          <w:p>
+            <w:pPr>
+              <w:spacing w:after="0" w:line="240" w:lineRule="auto"/>
+              <w:ind w:firstLine="0"/>
+              <w:jc w:val="left"/>
+            </w:pPr>
+            <w:r>
+              <w:rPr>
+                <w:rFonts w:ascii="Courier New" w:hAnsi="Courier New" w:cs="Courier New"/>
+                <w:sz w:val="24"/>
+                <w:szCs w:val="24"/>
+              </w:rPr>
+              <w:t xml:space="preserve">        act.Should().Throw&lt;InvalidOperationException&gt;("SUMMER20 действует при сумме от 3000 руб.");</w:t>
+            </w:r>
+          </w:p>
+          <w:p>
+            <w:pPr>
+              <w:spacing w:after="0" w:line="240" w:lineRule="auto"/>
+              <w:ind w:firstLine="0"/>
+              <w:jc w:val="left"/>
+            </w:pPr>
+            <w:r>
+              <w:rPr>
+                <w:rFonts w:ascii="Courier New" w:hAnsi="Courier New" w:cs="Courier New"/>
+                <w:sz w:val="24"/>
+                <w:szCs w:val="24"/>
+              </w:rPr>
+              <w:t xml:space="preserve">    }</w:t>
+            </w:r>
+          </w:p>
+          <w:p>
+            <w:pPr>
+              <w:spacing w:after="0" w:line="240" w:lineRule="auto"/>
+              <w:ind w:firstLine="0"/>
+              <w:jc w:val="left"/>
+            </w:pPr>
+            <w:r>
+              <w:rPr>
+                <w:rFonts w:ascii="Courier New" w:hAnsi="Courier New" w:cs="Courier New"/>
+                <w:sz w:val="24"/>
+                <w:szCs w:val="24"/>
+              </w:rPr>
+              <w:t xml:space="preserve"> </w:t>
+            </w:r>
+          </w:p>
+          <w:p>
+            <w:pPr>
+              <w:spacing w:after="0" w:line="240" w:lineRule="auto"/>
+              <w:ind w:firstLine="0"/>
+              <w:jc w:val="left"/>
+            </w:pPr>
+            <w:r>
+              <w:rPr>
+                <w:rFonts w:ascii="Courier New" w:hAnsi="Courier New" w:cs="Courier New"/>
+                <w:sz w:val="24"/>
+                <w:szCs w:val="24"/>
+              </w:rPr>
+              <w:t xml:space="preserve">    [Fact]</w:t>
+            </w:r>
+          </w:p>
+          <w:p>
+            <w:pPr>
+              <w:spacing w:after="0" w:line="240" w:lineRule="auto"/>
+              <w:ind w:firstLine="0"/>
+              <w:jc w:val="left"/>
+            </w:pPr>
+            <w:r>
+              <w:rPr>
+                <w:rFonts w:ascii="Courier New" w:hAnsi="Courier New" w:cs="Courier New"/>
+                <w:sz w:val="24"/>
+                <w:szCs w:val="24"/>
+              </w:rPr>
+              <w:t xml:space="preserve">    public void CalculateTotal_WithVip30ForLoyalCustomer_AppliesThirtyPlusLoyaltyPercent()</w:t>
+            </w:r>
+          </w:p>
+          <w:p>
+            <w:pPr>
+              <w:spacing w:after="0" w:line="240" w:lineRule="auto"/>
+              <w:ind w:firstLine="0"/>
+              <w:jc w:val="left"/>
+            </w:pPr>
+            <w:r>
+              <w:rPr>
+                <w:rFonts w:ascii="Courier New" w:hAnsi="Courier New" w:cs="Courier New"/>
+                <w:sz w:val="24"/>
+                <w:szCs w:val="24"/>
+              </w:rPr>
+              <w:t xml:space="preserve">    {</w:t>
+            </w:r>
+          </w:p>
+          <w:p>
+            <w:pPr>
+              <w:spacing w:after="0" w:line="240" w:lineRule="auto"/>
+              <w:ind w:firstLine="0"/>
+              <w:jc w:val="left"/>
+            </w:pPr>
+            <w:r>
+              <w:rPr>
+                <w:rFonts w:ascii="Courier New" w:hAnsi="Courier New" w:cs="Courier New"/>
+                <w:sz w:val="24"/>
+                <w:szCs w:val="24"/>
+              </w:rPr>
+              <w:t xml:space="preserve">        // ARRANGE</w:t>
+            </w:r>
+          </w:p>
+          <w:p>
+            <w:pPr>
+              <w:spacing w:after="0" w:line="240" w:lineRule="auto"/>
+              <w:ind w:firstLine="0"/>
+              <w:jc w:val="left"/>
+            </w:pPr>
+            <w:r>
+              <w:rPr>
+                <w:rFonts w:ascii="Courier New" w:hAnsi="Courier New" w:cs="Courier New"/>
+                <w:sz w:val="24"/>
+                <w:szCs w:val="24"/>
+              </w:rPr>
+              <w:t xml:space="preserve">        var items = Single(2000m);</w:t>
+            </w:r>
+          </w:p>
+          <w:p>
+            <w:pPr>
+              <w:spacing w:after="0" w:line="240" w:lineRule="auto"/>
+              <w:ind w:firstLine="0"/>
+              <w:jc w:val="left"/>
+            </w:pPr>
+            <w:r>
+              <w:rPr>
+                <w:rFonts w:ascii="Courier New" w:hAnsi="Courier New" w:cs="Courier New"/>
+                <w:sz w:val="24"/>
+                <w:szCs w:val="24"/>
+              </w:rPr>
+              <w:t xml:space="preserve"> </w:t>
+            </w:r>
+          </w:p>
+          <w:p>
+            <w:pPr>
+              <w:spacing w:after="0" w:line="240" w:lineRule="auto"/>
+              <w:ind w:firstLine="0"/>
+              <w:jc w:val="left"/>
+            </w:pPr>
+            <w:r>
+              <w:rPr>
+                <w:rFonts w:ascii="Courier New" w:hAnsi="Courier New" w:cs="Courier New"/>
+                <w:sz w:val="24"/>
+                <w:szCs w:val="24"/>
+              </w:rPr>
+              <w:t xml:space="preserve">        // ACT</w:t>
+            </w:r>
+          </w:p>
+          <w:p>
+            <w:pPr>
+              <w:spacing w:after="0" w:line="240" w:lineRule="auto"/>
+              <w:ind w:firstLine="0"/>
+              <w:jc w:val="left"/>
+            </w:pPr>
+            <w:r>
+              <w:rPr>
+                <w:rFonts w:ascii="Courier New" w:hAnsi="Courier New" w:cs="Courier New"/>
+                <w:sz w:val="24"/>
+                <w:szCs w:val="24"/>
+              </w:rPr>
+              <w:t xml:space="preserve">        var result = _service.CalculateTotal(items, true, "VIP30");</w:t>
+            </w:r>
+          </w:p>
+          <w:p>
+            <w:pPr>
+              <w:spacing w:after="0" w:line="240" w:lineRule="auto"/>
+              <w:ind w:firstLine="0"/>
+              <w:jc w:val="left"/>
+            </w:pPr>
+            <w:r>
+              <w:rPr>
+                <w:rFonts w:ascii="Courier New" w:hAnsi="Courier New" w:cs="Courier New"/>
+                <w:sz w:val="24"/>
+                <w:szCs w:val="24"/>
+              </w:rPr>
+              <w:t xml:space="preserve"> </w:t>
+            </w:r>
+          </w:p>
+          <w:p>
+            <w:pPr>
+              <w:spacing w:after="0" w:line="240" w:lineRule="auto"/>
+              <w:ind w:firstLine="0"/>
+              <w:jc w:val="left"/>
+            </w:pPr>
+            <w:r>
+              <w:rPr>
+                <w:rFonts w:ascii="Courier New" w:hAnsi="Courier New" w:cs="Courier New"/>
+                <w:sz w:val="24"/>
+                <w:szCs w:val="24"/>
+              </w:rPr>
+              <w:t xml:space="preserve">        // ASSERT</w:t>
+            </w:r>
+          </w:p>
+          <w:p>
+            <w:pPr>
+              <w:spacing w:after="0" w:line="240" w:lineRule="auto"/>
+              <w:ind w:firstLine="0"/>
+              <w:jc w:val="left"/>
+            </w:pPr>
+            <w:r>
+              <w:rPr>
+                <w:rFonts w:ascii="Courier New" w:hAnsi="Courier New" w:cs="Courier New"/>
+                <w:sz w:val="24"/>
+                <w:szCs w:val="24"/>
+              </w:rPr>
+              <w:t xml:space="preserve">        result.DiscountPercent.Should().Be(35m, "30% промокод + 5% лояльность");</w:t>
+            </w:r>
+          </w:p>
+          <w:p>
+            <w:pPr>
+              <w:spacing w:after="0" w:line="240" w:lineRule="auto"/>
+              <w:ind w:firstLine="0"/>
+              <w:jc w:val="left"/>
+            </w:pPr>
+            <w:r>
+              <w:rPr>
+                <w:rFonts w:ascii="Courier New" w:hAnsi="Courier New" w:cs="Courier New"/>
+                <w:sz w:val="24"/>
+                <w:szCs w:val="24"/>
+              </w:rPr>
+              <w:t xml:space="preserve">        result.FinalAmount.Should().Be(1600m, "1300 руб. + доставка 300 руб.");</w:t>
+            </w:r>
+          </w:p>
+          <w:p>
+            <w:pPr>
+              <w:spacing w:after="0" w:line="240" w:lineRule="auto"/>
+              <w:ind w:firstLine="0"/>
+              <w:jc w:val="left"/>
+            </w:pPr>
+            <w:r>
+              <w:rPr>
+                <w:rFonts w:ascii="Courier New" w:hAnsi="Courier New" w:cs="Courier New"/>
+                <w:sz w:val="24"/>
+                <w:szCs w:val="24"/>
+              </w:rPr>
+              <w:t xml:space="preserve">    }</w:t>
+            </w:r>
+          </w:p>
+          <w:p>
+            <w:pPr>
+              <w:spacing w:after="0" w:line="240" w:lineRule="auto"/>
+              <w:ind w:firstLine="0"/>
+              <w:jc w:val="left"/>
+            </w:pPr>
+            <w:r>
+              <w:rPr>
+                <w:rFonts w:ascii="Courier New" w:hAnsi="Courier New" w:cs="Courier New"/>
+                <w:sz w:val="24"/>
+                <w:szCs w:val="24"/>
+              </w:rPr>
+              <w:t xml:space="preserve"> </w:t>
+            </w:r>
+          </w:p>
+          <w:p>
+            <w:pPr>
+              <w:spacing w:after="0" w:line="240" w:lineRule="auto"/>
+              <w:ind w:firstLine="0"/>
+              <w:jc w:val="left"/>
+            </w:pPr>
+            <w:r>
+              <w:rPr>
+                <w:rFonts w:ascii="Courier New" w:hAnsi="Courier New" w:cs="Courier New"/>
+                <w:sz w:val="24"/>
+                <w:szCs w:val="24"/>
+              </w:rPr>
+              <w:t xml:space="preserve">    [Fact]</w:t>
+            </w:r>
+          </w:p>
+          <w:p>
+            <w:pPr>
+              <w:spacing w:after="0" w:line="240" w:lineRule="auto"/>
+              <w:ind w:firstLine="0"/>
+              <w:jc w:val="left"/>
+            </w:pPr>
+            <w:r>
+              <w:rPr>
+                <w:rFonts w:ascii="Courier New" w:hAnsi="Courier New" w:cs="Courier New"/>
+                <w:sz w:val="24"/>
+                <w:szCs w:val="24"/>
+              </w:rPr>
+              <w:t xml:space="preserve">    public void CalculateTotal_WithVip30ForNewCustomer_ThrowsInvalidOperationException()</w:t>
+            </w:r>
+          </w:p>
+          <w:p>
+            <w:pPr>
+              <w:spacing w:after="0" w:line="240" w:lineRule="auto"/>
+              <w:ind w:firstLine="0"/>
+              <w:jc w:val="left"/>
+            </w:pPr>
+            <w:r>
+              <w:rPr>
+                <w:rFonts w:ascii="Courier New" w:hAnsi="Courier New" w:cs="Courier New"/>
+                <w:sz w:val="24"/>
+                <w:szCs w:val="24"/>
+              </w:rPr>
+              <w:t xml:space="preserve">    {</w:t>
+            </w:r>
+          </w:p>
+          <w:p>
+            <w:pPr>
+              <w:spacing w:after="0" w:line="240" w:lineRule="auto"/>
+              <w:ind w:firstLine="0"/>
+              <w:jc w:val="left"/>
+            </w:pPr>
+            <w:r>
+              <w:rPr>
+                <w:rFonts w:ascii="Courier New" w:hAnsi="Courier New" w:cs="Courier New"/>
+                <w:sz w:val="24"/>
+                <w:szCs w:val="24"/>
+              </w:rPr>
+              <w:t xml:space="preserve">        // ARRANGE</w:t>
+            </w:r>
+          </w:p>
+          <w:p>
+            <w:pPr>
+              <w:spacing w:after="0" w:line="240" w:lineRule="auto"/>
+              <w:ind w:firstLine="0"/>
+              <w:jc w:val="left"/>
+            </w:pPr>
+            <w:r>
+              <w:rPr>
+                <w:rFonts w:ascii="Courier New" w:hAnsi="Courier New" w:cs="Courier New"/>
+                <w:sz w:val="24"/>
+                <w:szCs w:val="24"/>
+              </w:rPr>
+              <w:t xml:space="preserve">        var items = Single(2000m);</w:t>
+            </w:r>
+          </w:p>
+          <w:p>
+            <w:pPr>
+              <w:spacing w:after="0" w:line="240" w:lineRule="auto"/>
+              <w:ind w:firstLine="0"/>
+              <w:jc w:val="left"/>
+            </w:pPr>
+            <w:r>
+              <w:rPr>
+                <w:rFonts w:ascii="Courier New" w:hAnsi="Courier New" w:cs="Courier New"/>
+                <w:sz w:val="24"/>
+                <w:szCs w:val="24"/>
+              </w:rPr>
+              <w:t xml:space="preserve"> </w:t>
+            </w:r>
+          </w:p>
+          <w:p>
+            <w:pPr>
+              <w:spacing w:after="0" w:line="240" w:lineRule="auto"/>
+              <w:ind w:firstLine="0"/>
+              <w:jc w:val="left"/>
+            </w:pPr>
+            <w:r>
+              <w:rPr>
+                <w:rFonts w:ascii="Courier New" w:hAnsi="Courier New" w:cs="Courier New"/>
+                <w:sz w:val="24"/>
+                <w:szCs w:val="24"/>
+              </w:rPr>
+              <w:t xml:space="preserve">        // ACT</w:t>
+            </w:r>
+          </w:p>
+          <w:p>
+            <w:pPr>
+              <w:spacing w:after="0" w:line="240" w:lineRule="auto"/>
+              <w:ind w:firstLine="0"/>
+              <w:jc w:val="left"/>
+            </w:pPr>
+            <w:r>
+              <w:rPr>
+                <w:rFonts w:ascii="Courier New" w:hAnsi="Courier New" w:cs="Courier New"/>
+                <w:sz w:val="24"/>
+                <w:szCs w:val="24"/>
+              </w:rPr>
+              <w:t xml:space="preserve">        Action act = () =&gt; _service.CalculateTotal(items, false, "VIP30");</w:t>
+            </w:r>
+          </w:p>
+          <w:p>
+            <w:pPr>
+              <w:spacing w:after="0" w:line="240" w:lineRule="auto"/>
+              <w:ind w:firstLine="0"/>
+              <w:jc w:val="left"/>
+            </w:pPr>
+            <w:r>
+              <w:rPr>
+                <w:rFonts w:ascii="Courier New" w:hAnsi="Courier New" w:cs="Courier New"/>
+                <w:sz w:val="24"/>
+                <w:szCs w:val="24"/>
+              </w:rPr>
+              <w:t xml:space="preserve"> </w:t>
+            </w:r>
+          </w:p>
+          <w:p>
+            <w:pPr>
+              <w:spacing w:after="0" w:line="240" w:lineRule="auto"/>
+              <w:ind w:firstLine="0"/>
+              <w:jc w:val="left"/>
+            </w:pPr>
+            <w:r>
+              <w:rPr>
+                <w:rFonts w:ascii="Courier New" w:hAnsi="Courier New" w:cs="Courier New"/>
+                <w:sz w:val="24"/>
+                <w:szCs w:val="24"/>
+              </w:rPr>
+              <w:t xml:space="preserve">        // ASSERT</w:t>
+            </w:r>
+          </w:p>
+          <w:p>
+            <w:pPr>
+              <w:spacing w:after="0" w:line="240" w:lineRule="auto"/>
+              <w:ind w:firstLine="0"/>
+              <w:jc w:val="left"/>
+            </w:pPr>
+            <w:r>
+              <w:rPr>
+                <w:rFonts w:ascii="Courier New" w:hAnsi="Courier New" w:cs="Courier New"/>
+                <w:sz w:val="24"/>
+                <w:szCs w:val="24"/>
+              </w:rPr>
+              <w:t xml:space="preserve">        act.Should().Throw&lt;InvalidOperationException&gt;("VIP30 только для постоянных клиентов");</w:t>
+            </w:r>
+          </w:p>
+          <w:p>
+            <w:pPr>
+              <w:spacing w:after="0" w:line="240" w:lineRule="auto"/>
+              <w:ind w:firstLine="0"/>
+              <w:jc w:val="left"/>
+            </w:pPr>
+            <w:r>
+              <w:rPr>
+                <w:rFonts w:ascii="Courier New" w:hAnsi="Courier New" w:cs="Courier New"/>
+                <w:sz w:val="24"/>
+                <w:szCs w:val="24"/>
+              </w:rPr>
+              <w:t xml:space="preserve">    }</w:t>
+            </w:r>
+          </w:p>
+          <w:p>
+            <w:pPr>
+              <w:spacing w:after="0" w:line="240" w:lineRule="auto"/>
+              <w:ind w:firstLine="0"/>
+              <w:jc w:val="left"/>
+            </w:pPr>
+            <w:r>
+              <w:rPr>
+                <w:rFonts w:ascii="Courier New" w:hAnsi="Courier New" w:cs="Courier New"/>
+                <w:sz w:val="24"/>
+                <w:szCs w:val="24"/>
+              </w:rPr>
+              <w:t xml:space="preserve"> </w:t>
+            </w:r>
+          </w:p>
+          <w:p>
+            <w:pPr>
+              <w:spacing w:after="0" w:line="240" w:lineRule="auto"/>
+              <w:ind w:firstLine="0"/>
+              <w:jc w:val="left"/>
+            </w:pPr>
+            <w:r>
+              <w:rPr>
+                <w:rFonts w:ascii="Courier New" w:hAnsi="Courier New" w:cs="Courier New"/>
+                <w:sz w:val="24"/>
+                <w:szCs w:val="24"/>
+              </w:rPr>
+              <w:t xml:space="preserve">    [Theory]</w:t>
+            </w:r>
+          </w:p>
+          <w:p>
+            <w:pPr>
+              <w:spacing w:after="0" w:line="240" w:lineRule="auto"/>
+              <w:ind w:firstLine="0"/>
+              <w:jc w:val="left"/>
+            </w:pPr>
+            <w:r>
+              <w:rPr>
+                <w:rFonts w:ascii="Courier New" w:hAnsi="Courier New" w:cs="Courier New"/>
+                <w:sz w:val="24"/>
+                <w:szCs w:val="24"/>
+              </w:rPr>
+              <w:t xml:space="preserve">    [InlineData("BLACKFRIDAY")]</w:t>
+            </w:r>
+          </w:p>
+          <w:p>
+            <w:pPr>
+              <w:spacing w:after="0" w:line="240" w:lineRule="auto"/>
+              <w:ind w:firstLine="0"/>
+              <w:jc w:val="left"/>
+            </w:pPr>
+            <w:r>
+              <w:rPr>
+                <w:rFonts w:ascii="Courier New" w:hAnsi="Courier New" w:cs="Courier New"/>
+                <w:sz w:val="24"/>
+                <w:szCs w:val="24"/>
+              </w:rPr>
+              <w:t xml:space="preserve">    [InlineData("welcome10")]</w:t>
+            </w:r>
+          </w:p>
+          <w:p>
+            <w:pPr>
+              <w:spacing w:after="0" w:line="240" w:lineRule="auto"/>
+              <w:ind w:firstLine="0"/>
+              <w:jc w:val="left"/>
+            </w:pPr>
+            <w:r>
+              <w:rPr>
+                <w:rFonts w:ascii="Courier New" w:hAnsi="Courier New" w:cs="Courier New"/>
+                <w:sz w:val="24"/>
+                <w:szCs w:val="24"/>
+              </w:rPr>
+              <w:t xml:space="preserve">    [InlineData("WELCOME 10")]</w:t>
+            </w:r>
+          </w:p>
+          <w:p>
+            <w:pPr>
+              <w:spacing w:after="0" w:line="240" w:lineRule="auto"/>
+              <w:ind w:firstLine="0"/>
+              <w:jc w:val="left"/>
+            </w:pPr>
+            <w:r>
+              <w:rPr>
+                <w:rFonts w:ascii="Courier New" w:hAnsi="Courier New" w:cs="Courier New"/>
+                <w:sz w:val="24"/>
+                <w:szCs w:val="24"/>
+              </w:rPr>
+              <w:t xml:space="preserve">    public void CalculateTotal_WithUnknownPromoCode_ThrowsInvalidOperationException(string promo)</w:t>
+            </w:r>
+          </w:p>
+          <w:p>
+            <w:pPr>
+              <w:spacing w:after="0" w:line="240" w:lineRule="auto"/>
+              <w:ind w:firstLine="0"/>
+              <w:jc w:val="left"/>
+            </w:pPr>
+            <w:r>
+              <w:rPr>
+                <w:rFonts w:ascii="Courier New" w:hAnsi="Courier New" w:cs="Courier New"/>
+                <w:sz w:val="24"/>
+                <w:szCs w:val="24"/>
+              </w:rPr>
+              <w:t xml:space="preserve">    {</w:t>
+            </w:r>
+          </w:p>
+          <w:p>
+            <w:pPr>
+              <w:spacing w:after="0" w:line="240" w:lineRule="auto"/>
+              <w:ind w:firstLine="0"/>
+              <w:jc w:val="left"/>
+            </w:pPr>
+            <w:r>
+              <w:rPr>
+                <w:rFonts w:ascii="Courier New" w:hAnsi="Courier New" w:cs="Courier New"/>
+                <w:sz w:val="24"/>
+                <w:szCs w:val="24"/>
+              </w:rPr>
+              <w:t xml:space="preserve">        // ARRANGE</w:t>
+            </w:r>
+          </w:p>
+          <w:p>
+            <w:pPr>
+              <w:spacing w:after="0" w:line="240" w:lineRule="auto"/>
+              <w:ind w:firstLine="0"/>
+              <w:jc w:val="left"/>
+            </w:pPr>
+            <w:r>
+              <w:rPr>
+                <w:rFonts w:ascii="Courier New" w:hAnsi="Courier New" w:cs="Courier New"/>
+                <w:sz w:val="24"/>
+                <w:szCs w:val="24"/>
+              </w:rPr>
+              <w:t xml:space="preserve">        var items = Single(1000m);</w:t>
+            </w:r>
+          </w:p>
+          <w:p>
+            <w:pPr>
+              <w:spacing w:after="0" w:line="240" w:lineRule="auto"/>
+              <w:ind w:firstLine="0"/>
+              <w:jc w:val="left"/>
+            </w:pPr>
+            <w:r>
+              <w:rPr>
+                <w:rFonts w:ascii="Courier New" w:hAnsi="Courier New" w:cs="Courier New"/>
+                <w:sz w:val="24"/>
+                <w:szCs w:val="24"/>
+              </w:rPr>
+              <w:t xml:space="preserve"> </w:t>
+            </w:r>
+          </w:p>
+          <w:p>
+            <w:pPr>
+              <w:spacing w:after="0" w:line="240" w:lineRule="auto"/>
+              <w:ind w:firstLine="0"/>
+              <w:jc w:val="left"/>
+            </w:pPr>
+            <w:r>
+              <w:rPr>
+                <w:rFonts w:ascii="Courier New" w:hAnsi="Courier New" w:cs="Courier New"/>
+                <w:sz w:val="24"/>
+                <w:szCs w:val="24"/>
+              </w:rPr>
+              <w:t xml:space="preserve">        // ACT</w:t>
+            </w:r>
+          </w:p>
+          <w:p>
+            <w:pPr>
+              <w:spacing w:after="0" w:line="240" w:lineRule="auto"/>
+              <w:ind w:firstLine="0"/>
+              <w:jc w:val="left"/>
+            </w:pPr>
+            <w:r>
+              <w:rPr>
+                <w:rFonts w:ascii="Courier New" w:hAnsi="Courier New" w:cs="Courier New"/>
+                <w:sz w:val="24"/>
+                <w:szCs w:val="24"/>
+              </w:rPr>
+              <w:t xml:space="preserve">        Action act = () =&gt; _service.CalculateTotal(items, false, promo);</w:t>
+            </w:r>
+          </w:p>
+          <w:p>
+            <w:pPr>
+              <w:spacing w:after="0" w:line="240" w:lineRule="auto"/>
+              <w:ind w:firstLine="0"/>
+              <w:jc w:val="left"/>
+            </w:pPr>
+            <w:r>
+              <w:rPr>
+                <w:rFonts w:ascii="Courier New" w:hAnsi="Courier New" w:cs="Courier New"/>
+                <w:sz w:val="24"/>
+                <w:szCs w:val="24"/>
+              </w:rPr>
+              <w:t xml:space="preserve"> </w:t>
+            </w:r>
+          </w:p>
+          <w:p>
+            <w:pPr>
+              <w:spacing w:after="0" w:line="240" w:lineRule="auto"/>
+              <w:ind w:firstLine="0"/>
+              <w:jc w:val="left"/>
+            </w:pPr>
+            <w:r>
+              <w:rPr>
+                <w:rFonts w:ascii="Courier New" w:hAnsi="Courier New" w:cs="Courier New"/>
+                <w:sz w:val="24"/>
+                <w:szCs w:val="24"/>
+              </w:rPr>
+              <w:t xml:space="preserve">        // ASSERT</w:t>
+            </w:r>
+          </w:p>
+          <w:p>
+            <w:pPr>
+              <w:spacing w:after="0" w:line="240" w:lineRule="auto"/>
+              <w:ind w:firstLine="0"/>
+              <w:jc w:val="left"/>
+            </w:pPr>
+            <w:r>
+              <w:rPr>
+                <w:rFonts w:ascii="Courier New" w:hAnsi="Courier New" w:cs="Courier New"/>
+                <w:sz w:val="24"/>
+                <w:szCs w:val="24"/>
+              </w:rPr>
+              <w:t xml:space="preserve">        act.Should().Throw&lt;InvalidOperationException&gt;("промокод не входит в список действующих");</w:t>
+            </w:r>
+          </w:p>
+          <w:p>
+            <w:pPr>
+              <w:spacing w:after="0" w:line="240" w:lineRule="auto"/>
+              <w:ind w:firstLine="0"/>
+              <w:jc w:val="left"/>
+            </w:pPr>
+            <w:r>
+              <w:rPr>
+                <w:rFonts w:ascii="Courier New" w:hAnsi="Courier New" w:cs="Courier New"/>
+                <w:sz w:val="24"/>
+                <w:szCs w:val="24"/>
+              </w:rPr>
+              <w:t xml:space="preserve">    }</w:t>
+            </w:r>
+          </w:p>
+          <w:p>
+            <w:pPr>
+              <w:spacing w:after="0" w:line="240" w:lineRule="auto"/>
+              <w:ind w:firstLine="0"/>
+              <w:jc w:val="left"/>
+            </w:pPr>
+            <w:r>
+              <w:rPr>
+                <w:rFonts w:ascii="Courier New" w:hAnsi="Courier New" w:cs="Courier New"/>
+                <w:sz w:val="24"/>
+                <w:szCs w:val="24"/>
+              </w:rPr>
+              <w:t xml:space="preserve"> </w:t>
+            </w:r>
+          </w:p>
+          <w:p>
+            <w:pPr>
+              <w:spacing w:after="0" w:line="240" w:lineRule="auto"/>
+              <w:ind w:firstLine="0"/>
+              <w:jc w:val="left"/>
+            </w:pPr>
+            <w:r>
+              <w:rPr>
+                <w:rFonts w:ascii="Courier New" w:hAnsi="Courier New" w:cs="Courier New"/>
+                <w:sz w:val="24"/>
+                <w:szCs w:val="24"/>
+              </w:rPr>
+              <w:t xml:space="preserve">    [Theory]</w:t>
+            </w:r>
+          </w:p>
+          <w:p>
+            <w:pPr>
+              <w:spacing w:after="0" w:line="240" w:lineRule="auto"/>
+              <w:ind w:firstLine="0"/>
+              <w:jc w:val="left"/>
+            </w:pPr>
+            <w:r>
+              <w:rPr>
+                <w:rFonts w:ascii="Courier New" w:hAnsi="Courier New" w:cs="Courier New"/>
+                <w:sz w:val="24"/>
+                <w:szCs w:val="24"/>
+              </w:rPr>
+              <w:t xml:space="preserve">    [InlineData(null)]</w:t>
+            </w:r>
+          </w:p>
+          <w:p>
+            <w:pPr>
+              <w:spacing w:after="0" w:line="240" w:lineRule="auto"/>
+              <w:ind w:firstLine="0"/>
+              <w:jc w:val="left"/>
+            </w:pPr>
+            <w:r>
+              <w:rPr>
+                <w:rFonts w:ascii="Courier New" w:hAnsi="Courier New" w:cs="Courier New"/>
+                <w:sz w:val="24"/>
+                <w:szCs w:val="24"/>
+              </w:rPr>
+              <w:t xml:space="preserve">    [InlineData("")]</w:t>
+            </w:r>
+          </w:p>
+          <w:p>
+            <w:pPr>
+              <w:spacing w:after="0" w:line="240" w:lineRule="auto"/>
+              <w:ind w:firstLine="0"/>
+              <w:jc w:val="left"/>
+            </w:pPr>
+            <w:r>
+              <w:rPr>
+                <w:rFonts w:ascii="Courier New" w:hAnsi="Courier New" w:cs="Courier New"/>
+                <w:sz w:val="24"/>
+                <w:szCs w:val="24"/>
+              </w:rPr>
+              <w:t xml:space="preserve">    [InlineData("   ")]</w:t>
+            </w:r>
+          </w:p>
+          <w:p>
+            <w:pPr>
+              <w:spacing w:after="0" w:line="240" w:lineRule="auto"/>
+              <w:ind w:firstLine="0"/>
+              <w:jc w:val="left"/>
+            </w:pPr>
+            <w:r>
+              <w:rPr>
+                <w:rFonts w:ascii="Courier New" w:hAnsi="Courier New" w:cs="Courier New"/>
+                <w:sz w:val="24"/>
+                <w:szCs w:val="24"/>
+              </w:rPr>
+              <w:t xml:space="preserve">    public void CalculateTotal_WithEmptyPromoCode_AppliesNoPromoDiscount(string? promo)</w:t>
+            </w:r>
+          </w:p>
+          <w:p>
+            <w:pPr>
+              <w:spacing w:after="0" w:line="240" w:lineRule="auto"/>
+              <w:ind w:firstLine="0"/>
+              <w:jc w:val="left"/>
+            </w:pPr>
+            <w:r>
+              <w:rPr>
+                <w:rFonts w:ascii="Courier New" w:hAnsi="Courier New" w:cs="Courier New"/>
+                <w:sz w:val="24"/>
+                <w:szCs w:val="24"/>
+              </w:rPr>
+              <w:t xml:space="preserve">    {</w:t>
+            </w:r>
+          </w:p>
+          <w:p>
+            <w:pPr>
+              <w:spacing w:after="0" w:line="240" w:lineRule="auto"/>
+              <w:ind w:firstLine="0"/>
+              <w:jc w:val="left"/>
+            </w:pPr>
+            <w:r>
+              <w:rPr>
+                <w:rFonts w:ascii="Courier New" w:hAnsi="Courier New" w:cs="Courier New"/>
+                <w:sz w:val="24"/>
+                <w:szCs w:val="24"/>
+              </w:rPr>
+              <w:t xml:space="preserve">        // ARRANGE</w:t>
+            </w:r>
+          </w:p>
+          <w:p>
+            <w:pPr>
+              <w:spacing w:after="0" w:line="240" w:lineRule="auto"/>
+              <w:ind w:firstLine="0"/>
+              <w:jc w:val="left"/>
+            </w:pPr>
+            <w:r>
+              <w:rPr>
+                <w:rFonts w:ascii="Courier New" w:hAnsi="Courier New" w:cs="Courier New"/>
+                <w:sz w:val="24"/>
+                <w:szCs w:val="24"/>
+              </w:rPr>
+              <w:t xml:space="preserve">        var items = Single(1000m);</w:t>
+            </w:r>
+          </w:p>
+          <w:p>
+            <w:pPr>
+              <w:spacing w:after="0" w:line="240" w:lineRule="auto"/>
+              <w:ind w:firstLine="0"/>
+              <w:jc w:val="left"/>
+            </w:pPr>
+            <w:r>
+              <w:rPr>
+                <w:rFonts w:ascii="Courier New" w:hAnsi="Courier New" w:cs="Courier New"/>
+                <w:sz w:val="24"/>
+                <w:szCs w:val="24"/>
+              </w:rPr>
+              <w:t xml:space="preserve"> </w:t>
+            </w:r>
+          </w:p>
+          <w:p>
+            <w:pPr>
+              <w:spacing w:after="0" w:line="240" w:lineRule="auto"/>
+              <w:ind w:firstLine="0"/>
+              <w:jc w:val="left"/>
+            </w:pPr>
+            <w:r>
+              <w:rPr>
+                <w:rFonts w:ascii="Courier New" w:hAnsi="Courier New" w:cs="Courier New"/>
+                <w:sz w:val="24"/>
+                <w:szCs w:val="24"/>
+              </w:rPr>
+              <w:t xml:space="preserve">        // ACT</w:t>
+            </w:r>
+          </w:p>
+          <w:p>
+            <w:pPr>
+              <w:spacing w:after="0" w:line="240" w:lineRule="auto"/>
+              <w:ind w:firstLine="0"/>
+              <w:jc w:val="left"/>
+            </w:pPr>
+            <w:r>
+              <w:rPr>
+                <w:rFonts w:ascii="Courier New" w:hAnsi="Courier New" w:cs="Courier New"/>
+                <w:sz w:val="24"/>
+                <w:szCs w:val="24"/>
+              </w:rPr>
+              <w:t xml:space="preserve">        var result = _service.CalculateTotal(items, false, promo);</w:t>
+            </w:r>
+          </w:p>
+          <w:p>
+            <w:pPr>
+              <w:spacing w:after="0" w:line="240" w:lineRule="auto"/>
+              <w:ind w:firstLine="0"/>
+              <w:jc w:val="left"/>
+            </w:pPr>
+            <w:r>
+              <w:rPr>
+                <w:rFonts w:ascii="Courier New" w:hAnsi="Courier New" w:cs="Courier New"/>
+                <w:sz w:val="24"/>
+                <w:szCs w:val="24"/>
+              </w:rPr>
+              <w:t xml:space="preserve"> </w:t>
+            </w:r>
+          </w:p>
+          <w:p>
+            <w:pPr>
+              <w:spacing w:after="0" w:line="240" w:lineRule="auto"/>
+              <w:ind w:firstLine="0"/>
+              <w:jc w:val="left"/>
+            </w:pPr>
+            <w:r>
+              <w:rPr>
+                <w:rFonts w:ascii="Courier New" w:hAnsi="Courier New" w:cs="Courier New"/>
+                <w:sz w:val="24"/>
+                <w:szCs w:val="24"/>
+              </w:rPr>
+              <w:t xml:space="preserve">        // ASSERT</w:t>
+            </w:r>
+          </w:p>
+          <w:p>
+            <w:pPr>
+              <w:spacing w:after="0" w:line="240" w:lineRule="auto"/>
+              <w:ind w:firstLine="0"/>
+              <w:jc w:val="left"/>
+            </w:pPr>
+            <w:r>
+              <w:rPr>
+                <w:rFonts w:ascii="Courier New" w:hAnsi="Courier New" w:cs="Courier New"/>
+                <w:sz w:val="24"/>
+                <w:szCs w:val="24"/>
+              </w:rPr>
+              <w:t xml:space="preserve">        result.DiscountPercent.Should().Be(0m, "пустой промокод означает отсутствие промокода");</w:t>
+            </w:r>
+          </w:p>
+          <w:p>
+            <w:pPr>
+              <w:spacing w:after="0" w:line="240" w:lineRule="auto"/>
+              <w:ind w:firstLine="0"/>
+              <w:jc w:val="left"/>
+            </w:pPr>
+            <w:r>
+              <w:rPr>
+                <w:rFonts w:ascii="Courier New" w:hAnsi="Courier New" w:cs="Courier New"/>
+                <w:sz w:val="24"/>
+                <w:szCs w:val="24"/>
+              </w:rPr>
+              <w:t xml:space="preserve">        result.FinalAmount.Should().Be(1300m);</w:t>
+            </w:r>
+          </w:p>
+          <w:p>
+            <w:pPr>
+              <w:spacing w:after="0" w:line="240" w:lineRule="auto"/>
+              <w:ind w:firstLine="0"/>
+              <w:jc w:val="left"/>
+            </w:pPr>
+            <w:r>
+              <w:rPr>
+                <w:rFonts w:ascii="Courier New" w:hAnsi="Courier New" w:cs="Courier New"/>
+                <w:sz w:val="24"/>
+                <w:szCs w:val="24"/>
+              </w:rPr>
+              <w:t xml:space="preserve">    }</w:t>
+            </w:r>
+          </w:p>
+          <w:p>
+            <w:pPr>
+              <w:spacing w:after="0" w:line="240" w:lineRule="auto"/>
+              <w:ind w:firstLine="0"/>
+              <w:jc w:val="left"/>
+            </w:pPr>
+            <w:r>
+              <w:rPr>
+                <w:rFonts w:ascii="Courier New" w:hAnsi="Courier New" w:cs="Courier New"/>
+                <w:sz w:val="24"/>
+                <w:szCs w:val="24"/>
+              </w:rPr>
+              <w:t xml:space="preserve"> </w:t>
+            </w:r>
+          </w:p>
+          <w:p>
+            <w:pPr>
+              <w:spacing w:after="0" w:line="240" w:lineRule="auto"/>
+              <w:ind w:firstLine="0"/>
+              <w:jc w:val="left"/>
+            </w:pPr>
+            <w:r>
+              <w:rPr>
+                <w:rFonts w:ascii="Courier New" w:hAnsi="Courier New" w:cs="Courier New"/>
+                <w:sz w:val="24"/>
+                <w:szCs w:val="24"/>
+              </w:rPr>
+              <w:t xml:space="preserve">    [Theory]</w:t>
+            </w:r>
+          </w:p>
+          <w:p>
+            <w:pPr>
+              <w:spacing w:after="0" w:line="240" w:lineRule="auto"/>
+              <w:ind w:firstLine="0"/>
+              <w:jc w:val="left"/>
+            </w:pPr>
+            <w:r>
+              <w:rPr>
+                <w:rFonts w:ascii="Courier New" w:hAnsi="Courier New" w:cs="Courier New"/>
+                <w:sz w:val="24"/>
+                <w:szCs w:val="24"/>
+              </w:rPr>
+              <w:t xml:space="preserve">    [InlineData(2999.99, 300, 3299.99)]</w:t>
+            </w:r>
+          </w:p>
+          <w:p>
+            <w:pPr>
+              <w:spacing w:after="0" w:line="240" w:lineRule="auto"/>
+              <w:ind w:firstLine="0"/>
+              <w:jc w:val="left"/>
+            </w:pPr>
+            <w:r>
+              <w:rPr>
+                <w:rFonts w:ascii="Courier New" w:hAnsi="Courier New" w:cs="Courier New"/>
+                <w:sz w:val="24"/>
+                <w:szCs w:val="24"/>
+              </w:rPr>
+              <w:t xml:space="preserve">    [InlineData(3000, 0, 3000)]</w:t>
+            </w:r>
+          </w:p>
+          <w:p>
+            <w:pPr>
+              <w:spacing w:after="0" w:line="240" w:lineRule="auto"/>
+              <w:ind w:firstLine="0"/>
+              <w:jc w:val="left"/>
+            </w:pPr>
+            <w:r>
+              <w:rPr>
+                <w:rFonts w:ascii="Courier New" w:hAnsi="Courier New" w:cs="Courier New"/>
+                <w:sz w:val="24"/>
+                <w:szCs w:val="24"/>
+              </w:rPr>
+              <w:t xml:space="preserve">    [InlineData(3000.01, 0, 3000.01)]</w:t>
+            </w:r>
+          </w:p>
+          <w:p>
+            <w:pPr>
+              <w:spacing w:after="0" w:line="240" w:lineRule="auto"/>
+              <w:ind w:firstLine="0"/>
+              <w:jc w:val="left"/>
+            </w:pPr>
+            <w:r>
+              <w:rPr>
+                <w:rFonts w:ascii="Courier New" w:hAnsi="Courier New" w:cs="Courier New"/>
+                <w:sz w:val="24"/>
+                <w:szCs w:val="24"/>
+              </w:rPr>
+              <w:t xml:space="preserve">    public void CalculateTotal_DeliveryBoundaryWithoutDiscounts_ChargesExpectedDelivery(</w:t>
+            </w:r>
+          </w:p>
+          <w:p>
+            <w:pPr>
+              <w:spacing w:after="0" w:line="240" w:lineRule="auto"/>
+              <w:ind w:firstLine="0"/>
+              <w:jc w:val="left"/>
+            </w:pPr>
+            <w:r>
+              <w:rPr>
+                <w:rFonts w:ascii="Courier New" w:hAnsi="Courier New" w:cs="Courier New"/>
+                <w:sz w:val="24"/>
+                <w:szCs w:val="24"/>
+              </w:rPr>
+              <w:t xml:space="preserve">        double price, double expectedDelivery, double expectedFinal)</w:t>
+            </w:r>
+          </w:p>
+          <w:p>
+            <w:pPr>
+              <w:spacing w:after="0" w:line="240" w:lineRule="auto"/>
+              <w:ind w:firstLine="0"/>
+              <w:jc w:val="left"/>
+            </w:pPr>
+            <w:r>
+              <w:rPr>
+                <w:rFonts w:ascii="Courier New" w:hAnsi="Courier New" w:cs="Courier New"/>
+                <w:sz w:val="24"/>
+                <w:szCs w:val="24"/>
+              </w:rPr>
+              <w:t xml:space="preserve">    {</w:t>
+            </w:r>
+          </w:p>
+          <w:p>
+            <w:pPr>
+              <w:spacing w:after="0" w:line="240" w:lineRule="auto"/>
+              <w:ind w:firstLine="0"/>
+              <w:jc w:val="left"/>
+            </w:pPr>
+            <w:r>
+              <w:rPr>
+                <w:rFonts w:ascii="Courier New" w:hAnsi="Courier New" w:cs="Courier New"/>
+                <w:sz w:val="24"/>
+                <w:szCs w:val="24"/>
+              </w:rPr>
+              <w:t xml:space="preserve">        // ARRANGE</w:t>
+            </w:r>
+          </w:p>
+          <w:p>
+            <w:pPr>
+              <w:spacing w:after="0" w:line="240" w:lineRule="auto"/>
+              <w:ind w:firstLine="0"/>
+              <w:jc w:val="left"/>
+            </w:pPr>
+            <w:r>
+              <w:rPr>
+                <w:rFonts w:ascii="Courier New" w:hAnsi="Courier New" w:cs="Courier New"/>
+                <w:sz w:val="24"/>
+                <w:szCs w:val="24"/>
+              </w:rPr>
+              <w:t xml:space="preserve">        var items = Single((decimal)price);</w:t>
+            </w:r>
+          </w:p>
+          <w:p>
+            <w:pPr>
+              <w:spacing w:after="0" w:line="240" w:lineRule="auto"/>
+              <w:ind w:firstLine="0"/>
+              <w:jc w:val="left"/>
+            </w:pPr>
+            <w:r>
+              <w:rPr>
+                <w:rFonts w:ascii="Courier New" w:hAnsi="Courier New" w:cs="Courier New"/>
+                <w:sz w:val="24"/>
+                <w:szCs w:val="24"/>
+              </w:rPr>
+              <w:t xml:space="preserve"> </w:t>
+            </w:r>
+          </w:p>
+          <w:p>
+            <w:pPr>
+              <w:spacing w:after="0" w:line="240" w:lineRule="auto"/>
+              <w:ind w:firstLine="0"/>
+              <w:jc w:val="left"/>
+            </w:pPr>
+            <w:r>
+              <w:rPr>
+                <w:rFonts w:ascii="Courier New" w:hAnsi="Courier New" w:cs="Courier New"/>
+                <w:sz w:val="24"/>
+                <w:szCs w:val="24"/>
+              </w:rPr>
+              <w:t xml:space="preserve">        // ACT</w:t>
+            </w:r>
+          </w:p>
+          <w:p>
+            <w:pPr>
+              <w:spacing w:after="0" w:line="240" w:lineRule="auto"/>
+              <w:ind w:firstLine="0"/>
+              <w:jc w:val="left"/>
+            </w:pPr>
+            <w:r>
+              <w:rPr>
+                <w:rFonts w:ascii="Courier New" w:hAnsi="Courier New" w:cs="Courier New"/>
+                <w:sz w:val="24"/>
+                <w:szCs w:val="24"/>
+              </w:rPr>
+              <w:t xml:space="preserve">        var result = _service.CalculateTotal(items, false, null);</w:t>
+            </w:r>
+          </w:p>
+          <w:p>
+            <w:pPr>
+              <w:spacing w:after="0" w:line="240" w:lineRule="auto"/>
+              <w:ind w:firstLine="0"/>
+              <w:jc w:val="left"/>
+            </w:pPr>
+            <w:r>
+              <w:rPr>
+                <w:rFonts w:ascii="Courier New" w:hAnsi="Courier New" w:cs="Courier New"/>
+                <w:sz w:val="24"/>
+                <w:szCs w:val="24"/>
+              </w:rPr>
+              <w:t xml:space="preserve"> </w:t>
+            </w:r>
+          </w:p>
+          <w:p>
+            <w:pPr>
+              <w:spacing w:after="0" w:line="240" w:lineRule="auto"/>
+              <w:ind w:firstLine="0"/>
+              <w:jc w:val="left"/>
+            </w:pPr>
+            <w:r>
+              <w:rPr>
+                <w:rFonts w:ascii="Courier New" w:hAnsi="Courier New" w:cs="Courier New"/>
+                <w:sz w:val="24"/>
+                <w:szCs w:val="24"/>
+              </w:rPr>
+              <w:t xml:space="preserve">        // ASSERT</w:t>
+            </w:r>
+          </w:p>
+          <w:p>
+            <w:pPr>
+              <w:spacing w:after="0" w:line="240" w:lineRule="auto"/>
+              <w:ind w:firstLine="0"/>
+              <w:jc w:val="left"/>
+            </w:pPr>
+            <w:r>
+              <w:rPr>
+                <w:rFonts w:ascii="Courier New" w:hAnsi="Courier New" w:cs="Courier New"/>
+                <w:sz w:val="24"/>
+                <w:szCs w:val="24"/>
+              </w:rPr>
+              <w:t xml:space="preserve">        result.DeliveryCost.Should().Be((decimal)expectedDelivery);</w:t>
+            </w:r>
+          </w:p>
+          <w:p>
+            <w:pPr>
+              <w:spacing w:after="0" w:line="240" w:lineRule="auto"/>
+              <w:ind w:firstLine="0"/>
+              <w:jc w:val="left"/>
+            </w:pPr>
+            <w:r>
+              <w:rPr>
+                <w:rFonts w:ascii="Courier New" w:hAnsi="Courier New" w:cs="Courier New"/>
+                <w:sz w:val="24"/>
+                <w:szCs w:val="24"/>
+              </w:rPr>
+              <w:t xml:space="preserve">        result.FinalAmount.Should().Be((decimal)expectedFinal);</w:t>
+            </w:r>
+          </w:p>
+          <w:p>
+            <w:pPr>
+              <w:spacing w:after="0" w:line="240" w:lineRule="auto"/>
+              <w:ind w:firstLine="0"/>
+              <w:jc w:val="left"/>
+            </w:pPr>
+            <w:r>
+              <w:rPr>
+                <w:rFonts w:ascii="Courier New" w:hAnsi="Courier New" w:cs="Courier New"/>
+                <w:sz w:val="24"/>
+                <w:szCs w:val="24"/>
+              </w:rPr>
+              <w:t xml:space="preserve">    }</w:t>
+            </w:r>
+          </w:p>
+          <w:p>
+            <w:pPr>
+              <w:spacing w:after="0" w:line="240" w:lineRule="auto"/>
+              <w:ind w:firstLine="0"/>
+              <w:jc w:val="left"/>
+            </w:pPr>
+            <w:r>
+              <w:rPr>
+                <w:rFonts w:ascii="Courier New" w:hAnsi="Courier New" w:cs="Courier New"/>
+                <w:sz w:val="24"/>
+                <w:szCs w:val="24"/>
+              </w:rPr>
+              <w:t xml:space="preserve"> </w:t>
+            </w:r>
+          </w:p>
+          <w:p>
+            <w:pPr>
+              <w:spacing w:after="0" w:line="240" w:lineRule="auto"/>
+              <w:ind w:firstLine="0"/>
+              <w:jc w:val="left"/>
+            </w:pPr>
+            <w:r>
+              <w:rPr>
+                <w:rFonts w:ascii="Courier New" w:hAnsi="Courier New" w:cs="Courier New"/>
+                <w:sz w:val="24"/>
+                <w:szCs w:val="24"/>
+              </w:rPr>
+              <w:t xml:space="preserve">    [Theory]</w:t>
+            </w:r>
+          </w:p>
+          <w:p>
+            <w:pPr>
+              <w:spacing w:after="0" w:line="240" w:lineRule="auto"/>
+              <w:ind w:firstLine="0"/>
+              <w:jc w:val="left"/>
+            </w:pPr>
+            <w:r>
+              <w:rPr>
+                <w:rFonts w:ascii="Courier New" w:hAnsi="Courier New" w:cs="Courier New"/>
+                <w:sz w:val="24"/>
+                <w:szCs w:val="24"/>
+              </w:rPr>
+              <w:t xml:space="preserve">    [InlineData(3750, 0, 3000)]</w:t>
+            </w:r>
+          </w:p>
+          <w:p>
+            <w:pPr>
+              <w:spacing w:after="0" w:line="240" w:lineRule="auto"/>
+              <w:ind w:firstLine="0"/>
+              <w:jc w:val="left"/>
+            </w:pPr>
+            <w:r>
+              <w:rPr>
+                <w:rFonts w:ascii="Courier New" w:hAnsi="Courier New" w:cs="Courier New"/>
+                <w:sz w:val="24"/>
+                <w:szCs w:val="24"/>
+              </w:rPr>
+              <w:t xml:space="preserve">    [InlineData(3749, 300, 3299.2)]</w:t>
+            </w:r>
+          </w:p>
+          <w:p>
+            <w:pPr>
+              <w:spacing w:after="0" w:line="240" w:lineRule="auto"/>
+              <w:ind w:firstLine="0"/>
+              <w:jc w:val="left"/>
+            </w:pPr>
+            <w:r>
+              <w:rPr>
+                <w:rFonts w:ascii="Courier New" w:hAnsi="Courier New" w:cs="Courier New"/>
+                <w:sz w:val="24"/>
+                <w:szCs w:val="24"/>
+              </w:rPr>
+              <w:t xml:space="preserve">    public void CalculateTotal_DeliveryThresholdIsCheckedAfterDiscounts_ChargesExpectedDelivery(</w:t>
+            </w:r>
+          </w:p>
+          <w:p>
+            <w:pPr>
+              <w:spacing w:after="0" w:line="240" w:lineRule="auto"/>
+              <w:ind w:firstLine="0"/>
+              <w:jc w:val="left"/>
+            </w:pPr>
+            <w:r>
+              <w:rPr>
+                <w:rFonts w:ascii="Courier New" w:hAnsi="Courier New" w:cs="Courier New"/>
+                <w:sz w:val="24"/>
+                <w:szCs w:val="24"/>
+              </w:rPr>
+              <w:t xml:space="preserve">        double price, double expectedDelivery, double expectedFinal)</w:t>
+            </w:r>
+          </w:p>
+          <w:p>
+            <w:pPr>
+              <w:spacing w:after="0" w:line="240" w:lineRule="auto"/>
+              <w:ind w:firstLine="0"/>
+              <w:jc w:val="left"/>
+            </w:pPr>
+            <w:r>
+              <w:rPr>
+                <w:rFonts w:ascii="Courier New" w:hAnsi="Courier New" w:cs="Courier New"/>
+                <w:sz w:val="24"/>
+                <w:szCs w:val="24"/>
+              </w:rPr>
+              <w:t xml:space="preserve">    {</w:t>
+            </w:r>
+          </w:p>
+          <w:p>
+            <w:pPr>
+              <w:spacing w:after="0" w:line="240" w:lineRule="auto"/>
+              <w:ind w:firstLine="0"/>
+              <w:jc w:val="left"/>
+            </w:pPr>
+            <w:r>
+              <w:rPr>
+                <w:rFonts w:ascii="Courier New" w:hAnsi="Courier New" w:cs="Courier New"/>
+                <w:sz w:val="24"/>
+                <w:szCs w:val="24"/>
+              </w:rPr>
+              <w:t xml:space="preserve">        // ARRANGE</w:t>
+            </w:r>
+          </w:p>
+          <w:p>
+            <w:pPr>
+              <w:spacing w:after="0" w:line="240" w:lineRule="auto"/>
+              <w:ind w:firstLine="0"/>
+              <w:jc w:val="left"/>
+            </w:pPr>
+            <w:r>
+              <w:rPr>
+                <w:rFonts w:ascii="Courier New" w:hAnsi="Courier New" w:cs="Courier New"/>
+                <w:sz w:val="24"/>
+                <w:szCs w:val="24"/>
+              </w:rPr>
+              <w:t xml:space="preserve">        var items = Single((decimal)price);</w:t>
+            </w:r>
+          </w:p>
+          <w:p>
+            <w:pPr>
+              <w:spacing w:after="0" w:line="240" w:lineRule="auto"/>
+              <w:ind w:firstLine="0"/>
+              <w:jc w:val="left"/>
+            </w:pPr>
+            <w:r>
+              <w:rPr>
+                <w:rFonts w:ascii="Courier New" w:hAnsi="Courier New" w:cs="Courier New"/>
+                <w:sz w:val="24"/>
+                <w:szCs w:val="24"/>
+              </w:rPr>
+              <w:t xml:space="preserve"> </w:t>
+            </w:r>
+          </w:p>
+          <w:p>
+            <w:pPr>
+              <w:spacing w:after="0" w:line="240" w:lineRule="auto"/>
+              <w:ind w:firstLine="0"/>
+              <w:jc w:val="left"/>
+            </w:pPr>
+            <w:r>
+              <w:rPr>
+                <w:rFonts w:ascii="Courier New" w:hAnsi="Courier New" w:cs="Courier New"/>
+                <w:sz w:val="24"/>
+                <w:szCs w:val="24"/>
+              </w:rPr>
+              <w:t xml:space="preserve">        // ACT</w:t>
+            </w:r>
+          </w:p>
+          <w:p>
+            <w:pPr>
+              <w:spacing w:after="0" w:line="240" w:lineRule="auto"/>
+              <w:ind w:firstLine="0"/>
+              <w:jc w:val="left"/>
+            </w:pPr>
+            <w:r>
+              <w:rPr>
+                <w:rFonts w:ascii="Courier New" w:hAnsi="Courier New" w:cs="Courier New"/>
+                <w:sz w:val="24"/>
+                <w:szCs w:val="24"/>
+              </w:rPr>
+              <w:t xml:space="preserve">        var result = _service.CalculateTotal(items, false, "SUMMER20");</w:t>
+            </w:r>
+          </w:p>
+          <w:p>
+            <w:pPr>
+              <w:spacing w:after="0" w:line="240" w:lineRule="auto"/>
+              <w:ind w:firstLine="0"/>
+              <w:jc w:val="left"/>
+            </w:pPr>
+            <w:r>
+              <w:rPr>
+                <w:rFonts w:ascii="Courier New" w:hAnsi="Courier New" w:cs="Courier New"/>
+                <w:sz w:val="24"/>
+                <w:szCs w:val="24"/>
+              </w:rPr>
+              <w:t xml:space="preserve"> </w:t>
+            </w:r>
+          </w:p>
+          <w:p>
+            <w:pPr>
+              <w:spacing w:after="0" w:line="240" w:lineRule="auto"/>
+              <w:ind w:firstLine="0"/>
+              <w:jc w:val="left"/>
+            </w:pPr>
+            <w:r>
+              <w:rPr>
+                <w:rFonts w:ascii="Courier New" w:hAnsi="Courier New" w:cs="Courier New"/>
+                <w:sz w:val="24"/>
+                <w:szCs w:val="24"/>
+              </w:rPr>
+              <w:t xml:space="preserve">        // ASSERT</w:t>
+            </w:r>
+          </w:p>
+          <w:p>
+            <w:pPr>
+              <w:spacing w:after="0" w:line="240" w:lineRule="auto"/>
+              <w:ind w:firstLine="0"/>
+              <w:jc w:val="left"/>
+            </w:pPr>
+            <w:r>
+              <w:rPr>
+                <w:rFonts w:ascii="Courier New" w:hAnsi="Courier New" w:cs="Courier New"/>
+                <w:sz w:val="24"/>
+                <w:szCs w:val="24"/>
+              </w:rPr>
+              <w:t xml:space="preserve">        result.DeliveryCost.Should().Be((decimal)expectedDelivery,</w:t>
+            </w:r>
+          </w:p>
+          <w:p>
+            <w:pPr>
+              <w:spacing w:after="0" w:line="240" w:lineRule="auto"/>
+              <w:ind w:firstLine="0"/>
+              <w:jc w:val="left"/>
+            </w:pPr>
+            <w:r>
+              <w:rPr>
+                <w:rFonts w:ascii="Courier New" w:hAnsi="Courier New" w:cs="Courier New"/>
+                <w:sz w:val="24"/>
+                <w:szCs w:val="24"/>
+              </w:rPr>
+              <w:t xml:space="preserve">            "порог 3000 руб. сравнивается с суммой после скидок");</w:t>
+            </w:r>
+          </w:p>
+          <w:p>
+            <w:pPr>
+              <w:spacing w:after="0" w:line="240" w:lineRule="auto"/>
+              <w:ind w:firstLine="0"/>
+              <w:jc w:val="left"/>
+            </w:pPr>
+            <w:r>
+              <w:rPr>
+                <w:rFonts w:ascii="Courier New" w:hAnsi="Courier New" w:cs="Courier New"/>
+                <w:sz w:val="24"/>
+                <w:szCs w:val="24"/>
+              </w:rPr>
+              <w:t xml:space="preserve">        result.FinalAmount.Should().Be((decimal)expectedFinal);</w:t>
+            </w:r>
+          </w:p>
+          <w:p>
+            <w:pPr>
+              <w:spacing w:after="0" w:line="240" w:lineRule="auto"/>
+              <w:ind w:firstLine="0"/>
+              <w:jc w:val="left"/>
+            </w:pPr>
+            <w:r>
+              <w:rPr>
+                <w:rFonts w:ascii="Courier New" w:hAnsi="Courier New" w:cs="Courier New"/>
+                <w:sz w:val="24"/>
+                <w:szCs w:val="24"/>
+              </w:rPr>
+              <w:t xml:space="preserve">    }</w:t>
+            </w:r>
+          </w:p>
+          <w:p>
+            <w:pPr>
+              <w:spacing w:after="0" w:line="240" w:lineRule="auto"/>
+              <w:ind w:firstLine="0"/>
+              <w:jc w:val="left"/>
+            </w:pPr>
+            <w:r>
+              <w:rPr>
+                <w:rFonts w:ascii="Courier New" w:hAnsi="Courier New" w:cs="Courier New"/>
+                <w:sz w:val="24"/>
+                <w:szCs w:val="24"/>
+              </w:rPr>
+              <w:t xml:space="preserve"> </w:t>
+            </w:r>
+          </w:p>
+          <w:p>
+            <w:pPr>
+              <w:spacing w:after="0" w:line="240" w:lineRule="auto"/>
+              <w:ind w:firstLine="0"/>
+              <w:jc w:val="left"/>
+            </w:pPr>
+            <w:r>
+              <w:rPr>
+                <w:rFonts w:ascii="Courier New" w:hAnsi="Courier New" w:cs="Courier New"/>
+                <w:sz w:val="24"/>
+                <w:szCs w:val="24"/>
+              </w:rPr>
+              <w:t xml:space="preserve">    [Fact]</w:t>
+            </w:r>
+          </w:p>
+          <w:p>
+            <w:pPr>
+              <w:spacing w:after="0" w:line="240" w:lineRule="auto"/>
+              <w:ind w:firstLine="0"/>
+              <w:jc w:val="left"/>
+            </w:pPr>
+            <w:r>
+              <w:rPr>
+                <w:rFonts w:ascii="Courier New" w:hAnsi="Courier New" w:cs="Courier New"/>
+                <w:sz w:val="24"/>
+                <w:szCs w:val="24"/>
+              </w:rPr>
+              <w:t xml:space="preserve">    public void CalculateTotal_WithAllDiscountsCombined_SumsAllPercentages()</w:t>
+            </w:r>
+          </w:p>
+          <w:p>
+            <w:pPr>
+              <w:spacing w:after="0" w:line="240" w:lineRule="auto"/>
+              <w:ind w:firstLine="0"/>
+              <w:jc w:val="left"/>
+            </w:pPr>
+            <w:r>
+              <w:rPr>
+                <w:rFonts w:ascii="Courier New" w:hAnsi="Courier New" w:cs="Courier New"/>
+                <w:sz w:val="24"/>
+                <w:szCs w:val="24"/>
+              </w:rPr>
+              <w:t xml:space="preserve">    {</w:t>
+            </w:r>
+          </w:p>
+          <w:p>
+            <w:pPr>
+              <w:spacing w:after="0" w:line="240" w:lineRule="auto"/>
+              <w:ind w:firstLine="0"/>
+              <w:jc w:val="left"/>
+            </w:pPr>
+            <w:r>
+              <w:rPr>
+                <w:rFonts w:ascii="Courier New" w:hAnsi="Courier New" w:cs="Courier New"/>
+                <w:sz w:val="24"/>
+                <w:szCs w:val="24"/>
+              </w:rPr>
+              <w:t xml:space="preserve">        // ARRANGE</w:t>
+            </w:r>
+          </w:p>
+          <w:p>
+            <w:pPr>
+              <w:spacing w:after="0" w:line="240" w:lineRule="auto"/>
+              <w:ind w:firstLine="0"/>
+              <w:jc w:val="left"/>
+            </w:pPr>
+            <w:r>
+              <w:rPr>
+                <w:rFonts w:ascii="Courier New" w:hAnsi="Courier New" w:cs="Courier New"/>
+                <w:sz w:val="24"/>
+                <w:szCs w:val="24"/>
+              </w:rPr>
+              <w:t xml:space="preserve">        var items = new List&lt;OrderItem&gt;</w:t>
+            </w:r>
+          </w:p>
+          <w:p>
+            <w:pPr>
+              <w:spacing w:after="0" w:line="240" w:lineRule="auto"/>
+              <w:ind w:firstLine="0"/>
+              <w:jc w:val="left"/>
+            </w:pPr>
+            <w:r>
+              <w:rPr>
+                <w:rFonts w:ascii="Courier New" w:hAnsi="Courier New" w:cs="Courier New"/>
+                <w:sz w:val="24"/>
+                <w:szCs w:val="24"/>
+              </w:rPr>
+              <w:t xml:space="preserve">        {</w:t>
+            </w:r>
+          </w:p>
+          <w:p>
+            <w:pPr>
+              <w:spacing w:after="0" w:line="240" w:lineRule="auto"/>
+              <w:ind w:firstLine="0"/>
+              <w:jc w:val="left"/>
+            </w:pPr>
+            <w:r>
+              <w:rPr>
+                <w:rFonts w:ascii="Courier New" w:hAnsi="Courier New" w:cs="Courier New"/>
+                <w:sz w:val="24"/>
+                <w:szCs w:val="24"/>
+              </w:rPr>
+              <w:t xml:space="preserve">            new("Ноутбук", 8000m, 1),</w:t>
+            </w:r>
+          </w:p>
+          <w:p>
+            <w:pPr>
+              <w:spacing w:after="0" w:line="240" w:lineRule="auto"/>
+              <w:ind w:firstLine="0"/>
+              <w:jc w:val="left"/>
+            </w:pPr>
+            <w:r>
+              <w:rPr>
+                <w:rFonts w:ascii="Courier New" w:hAnsi="Courier New" w:cs="Courier New"/>
+                <w:sz w:val="24"/>
+                <w:szCs w:val="24"/>
+              </w:rPr>
+              <w:t xml:space="preserve">            new("Мышь", 1000m, 3)</w:t>
+            </w:r>
+          </w:p>
+          <w:p>
+            <w:pPr>
+              <w:spacing w:after="0" w:line="240" w:lineRule="auto"/>
+              <w:ind w:firstLine="0"/>
+              <w:jc w:val="left"/>
+            </w:pPr>
+            <w:r>
+              <w:rPr>
+                <w:rFonts w:ascii="Courier New" w:hAnsi="Courier New" w:cs="Courier New"/>
+                <w:sz w:val="24"/>
+                <w:szCs w:val="24"/>
+              </w:rPr>
+              <w:t xml:space="preserve">        };</w:t>
+            </w:r>
+          </w:p>
+          <w:p>
+            <w:pPr>
+              <w:spacing w:after="0" w:line="240" w:lineRule="auto"/>
+              <w:ind w:firstLine="0"/>
+              <w:jc w:val="left"/>
+            </w:pPr>
+            <w:r>
+              <w:rPr>
+                <w:rFonts w:ascii="Courier New" w:hAnsi="Courier New" w:cs="Courier New"/>
+                <w:sz w:val="24"/>
+                <w:szCs w:val="24"/>
+              </w:rPr>
+              <w:t xml:space="preserve"> </w:t>
+            </w:r>
+          </w:p>
+          <w:p>
+            <w:pPr>
+              <w:spacing w:after="0" w:line="240" w:lineRule="auto"/>
+              <w:ind w:firstLine="0"/>
+              <w:jc w:val="left"/>
+            </w:pPr>
+            <w:r>
+              <w:rPr>
+                <w:rFonts w:ascii="Courier New" w:hAnsi="Courier New" w:cs="Courier New"/>
+                <w:sz w:val="24"/>
+                <w:szCs w:val="24"/>
+              </w:rPr>
+              <w:t xml:space="preserve">        // ACT</w:t>
+            </w:r>
+          </w:p>
+          <w:p>
+            <w:pPr>
+              <w:spacing w:after="0" w:line="240" w:lineRule="auto"/>
+              <w:ind w:firstLine="0"/>
+              <w:jc w:val="left"/>
+            </w:pPr>
+            <w:r>
+              <w:rPr>
+                <w:rFonts w:ascii="Courier New" w:hAnsi="Courier New" w:cs="Courier New"/>
+                <w:sz w:val="24"/>
+                <w:szCs w:val="24"/>
+              </w:rPr>
+              <w:t xml:space="preserve">        var result = _service.CalculateTotal(items, true, "VIP30");</w:t>
+            </w:r>
+          </w:p>
+          <w:p>
+            <w:pPr>
+              <w:spacing w:after="0" w:line="240" w:lineRule="auto"/>
+              <w:ind w:firstLine="0"/>
+              <w:jc w:val="left"/>
+            </w:pPr>
+            <w:r>
+              <w:rPr>
+                <w:rFonts w:ascii="Courier New" w:hAnsi="Courier New" w:cs="Courier New"/>
+                <w:sz w:val="24"/>
+                <w:szCs w:val="24"/>
+              </w:rPr>
+              <w:t xml:space="preserve"> </w:t>
+            </w:r>
+          </w:p>
+          <w:p>
+            <w:pPr>
+              <w:spacing w:after="0" w:line="240" w:lineRule="auto"/>
+              <w:ind w:firstLine="0"/>
+              <w:jc w:val="left"/>
+            </w:pPr>
+            <w:r>
+              <w:rPr>
+                <w:rFonts w:ascii="Courier New" w:hAnsi="Courier New" w:cs="Courier New"/>
+                <w:sz w:val="24"/>
+                <w:szCs w:val="24"/>
+              </w:rPr>
+              <w:t xml:space="preserve">        // ASSERT</w:t>
+            </w:r>
+          </w:p>
+          <w:p>
+            <w:pPr>
+              <w:spacing w:after="0" w:line="240" w:lineRule="auto"/>
+              <w:ind w:firstLine="0"/>
+              <w:jc w:val="left"/>
+            </w:pPr>
+            <w:r>
+              <w:rPr>
+                <w:rFonts w:ascii="Courier New" w:hAnsi="Courier New" w:cs="Courier New"/>
+                <w:sz w:val="24"/>
+                <w:szCs w:val="24"/>
+              </w:rPr>
+              <w:t xml:space="preserve">        result.BaseAmount.Should().Be(11000m);</w:t>
+            </w:r>
+          </w:p>
+          <w:p>
+            <w:pPr>
+              <w:spacing w:after="0" w:line="240" w:lineRule="auto"/>
+              <w:ind w:firstLine="0"/>
+              <w:jc w:val="left"/>
+            </w:pPr>
+            <w:r>
+              <w:rPr>
+                <w:rFonts w:ascii="Courier New" w:hAnsi="Courier New" w:cs="Courier New"/>
+                <w:sz w:val="24"/>
+                <w:szCs w:val="24"/>
+              </w:rPr>
+              <w:t xml:space="preserve">        result.DiscountPercent.Should().Be(45m, "10% по сумме + 5% лояльность + 30% промокод");</w:t>
+            </w:r>
+          </w:p>
+          <w:p>
+            <w:pPr>
+              <w:spacing w:after="0" w:line="240" w:lineRule="auto"/>
+              <w:ind w:firstLine="0"/>
+              <w:jc w:val="left"/>
+            </w:pPr>
+            <w:r>
+              <w:rPr>
+                <w:rFonts w:ascii="Courier New" w:hAnsi="Courier New" w:cs="Courier New"/>
+                <w:sz w:val="24"/>
+                <w:szCs w:val="24"/>
+              </w:rPr>
+              <w:t xml:space="preserve">        result.DiscountAmount.Should().Be(4950m);</w:t>
+            </w:r>
+          </w:p>
+          <w:p>
+            <w:pPr>
+              <w:spacing w:after="0" w:line="240" w:lineRule="auto"/>
+              <w:ind w:firstLine="0"/>
+              <w:jc w:val="left"/>
+            </w:pPr>
+            <w:r>
+              <w:rPr>
+                <w:rFonts w:ascii="Courier New" w:hAnsi="Courier New" w:cs="Courier New"/>
+                <w:sz w:val="24"/>
+                <w:szCs w:val="24"/>
+              </w:rPr>
+              <w:t xml:space="preserve">        result.DeliveryCost.Should().Be(0m);</w:t>
+            </w:r>
+          </w:p>
+          <w:p>
+            <w:pPr>
+              <w:spacing w:after="0" w:line="240" w:lineRule="auto"/>
+              <w:ind w:firstLine="0"/>
+              <w:jc w:val="left"/>
+            </w:pPr>
+            <w:r>
+              <w:rPr>
+                <w:rFonts w:ascii="Courier New" w:hAnsi="Courier New" w:cs="Courier New"/>
+                <w:sz w:val="24"/>
+                <w:szCs w:val="24"/>
+              </w:rPr>
+              <w:t xml:space="preserve">        result.FinalAmount.Should().Be(6050m);</w:t>
+            </w:r>
+          </w:p>
+          <w:p>
+            <w:pPr>
+              <w:spacing w:after="0" w:line="240" w:lineRule="auto"/>
+              <w:ind w:firstLine="0"/>
+              <w:jc w:val="left"/>
+            </w:pPr>
+            <w:r>
+              <w:rPr>
+                <w:rFonts w:ascii="Courier New" w:hAnsi="Courier New" w:cs="Courier New"/>
+                <w:sz w:val="24"/>
+                <w:szCs w:val="24"/>
+              </w:rPr>
+              <w:t xml:space="preserve">    }</w:t>
+            </w:r>
+          </w:p>
+          <w:p>
+            <w:pPr>
+              <w:spacing w:after="0" w:line="240" w:lineRule="auto"/>
+              <w:ind w:firstLine="0"/>
+              <w:jc w:val="left"/>
+            </w:pPr>
+            <w:r>
+              <w:rPr>
+                <w:rFonts w:ascii="Courier New" w:hAnsi="Courier New" w:cs="Courier New"/>
+                <w:sz w:val="24"/>
+                <w:szCs w:val="24"/>
+              </w:rPr>
+              <w:t xml:space="preserve"> </w:t>
+            </w:r>
+          </w:p>
+          <w:p>
+            <w:pPr>
+              <w:spacing w:after="0" w:line="240" w:lineRule="auto"/>
+              <w:ind w:firstLine="0"/>
+              <w:jc w:val="left"/>
+            </w:pPr>
+            <w:r>
+              <w:rPr>
+                <w:rFonts w:ascii="Courier New" w:hAnsi="Courier New" w:cs="Courier New"/>
+                <w:sz w:val="24"/>
+                <w:szCs w:val="24"/>
+              </w:rPr>
+              <w:t xml:space="preserve">    [Fact]</w:t>
+            </w:r>
+          </w:p>
+          <w:p>
+            <w:pPr>
+              <w:spacing w:after="0" w:line="240" w:lineRule="auto"/>
+              <w:ind w:firstLine="0"/>
+              <w:jc w:val="left"/>
+            </w:pPr>
+            <w:r>
+              <w:rPr>
+                <w:rFonts w:ascii="Courier New" w:hAnsi="Courier New" w:cs="Courier New"/>
+                <w:sz w:val="24"/>
+                <w:szCs w:val="24"/>
+              </w:rPr>
+              <w:t xml:space="preserve">    public void CalculateTotal_WithManyIdenticalItems_ReturnsConsistentResult()</w:t>
+            </w:r>
+          </w:p>
+          <w:p>
+            <w:pPr>
+              <w:spacing w:after="0" w:line="240" w:lineRule="auto"/>
+              <w:ind w:firstLine="0"/>
+              <w:jc w:val="left"/>
+            </w:pPr>
+            <w:r>
+              <w:rPr>
+                <w:rFonts w:ascii="Courier New" w:hAnsi="Courier New" w:cs="Courier New"/>
+                <w:sz w:val="24"/>
+                <w:szCs w:val="24"/>
+              </w:rPr>
+              <w:t xml:space="preserve">    {</w:t>
+            </w:r>
+          </w:p>
+          <w:p>
+            <w:pPr>
+              <w:spacing w:after="0" w:line="240" w:lineRule="auto"/>
+              <w:ind w:firstLine="0"/>
+              <w:jc w:val="left"/>
+            </w:pPr>
+            <w:r>
+              <w:rPr>
+                <w:rFonts w:ascii="Courier New" w:hAnsi="Courier New" w:cs="Courier New"/>
+                <w:sz w:val="24"/>
+                <w:szCs w:val="24"/>
+              </w:rPr>
+              <w:t xml:space="preserve">        // ARRANGE</w:t>
+            </w:r>
+          </w:p>
+          <w:p>
+            <w:pPr>
+              <w:spacing w:after="0" w:line="240" w:lineRule="auto"/>
+              <w:ind w:firstLine="0"/>
+              <w:jc w:val="left"/>
+            </w:pPr>
+            <w:r>
+              <w:rPr>
+                <w:rFonts w:ascii="Courier New" w:hAnsi="Courier New" w:cs="Courier New"/>
+                <w:sz w:val="24"/>
+                <w:szCs w:val="24"/>
+              </w:rPr>
+              <w:t xml:space="preserve">        var items = Single(10m, 1000);</w:t>
+            </w:r>
+          </w:p>
+          <w:p>
+            <w:pPr>
+              <w:spacing w:after="0" w:line="240" w:lineRule="auto"/>
+              <w:ind w:firstLine="0"/>
+              <w:jc w:val="left"/>
+            </w:pPr>
+            <w:r>
+              <w:rPr>
+                <w:rFonts w:ascii="Courier New" w:hAnsi="Courier New" w:cs="Courier New"/>
+                <w:sz w:val="24"/>
+                <w:szCs w:val="24"/>
+              </w:rPr>
+              <w:t xml:space="preserve"> </w:t>
+            </w:r>
+          </w:p>
+          <w:p>
+            <w:pPr>
+              <w:spacing w:after="0" w:line="240" w:lineRule="auto"/>
+              <w:ind w:firstLine="0"/>
+              <w:jc w:val="left"/>
+            </w:pPr>
+            <w:r>
+              <w:rPr>
+                <w:rFonts w:ascii="Courier New" w:hAnsi="Courier New" w:cs="Courier New"/>
+                <w:sz w:val="24"/>
+                <w:szCs w:val="24"/>
+              </w:rPr>
+              <w:t xml:space="preserve">        // ACT</w:t>
+            </w:r>
+          </w:p>
+          <w:p>
+            <w:pPr>
+              <w:spacing w:after="0" w:line="240" w:lineRule="auto"/>
+              <w:ind w:firstLine="0"/>
+              <w:jc w:val="left"/>
+            </w:pPr>
+            <w:r>
+              <w:rPr>
+                <w:rFonts w:ascii="Courier New" w:hAnsi="Courier New" w:cs="Courier New"/>
+                <w:sz w:val="24"/>
+                <w:szCs w:val="24"/>
+              </w:rPr>
+              <w:t xml:space="preserve">        var result = _service.CalculateTotal(items, false, null);</w:t>
+            </w:r>
+          </w:p>
+          <w:p>
+            <w:pPr>
+              <w:spacing w:after="0" w:line="240" w:lineRule="auto"/>
+              <w:ind w:firstLine="0"/>
+              <w:jc w:val="left"/>
+            </w:pPr>
+            <w:r>
+              <w:rPr>
+                <w:rFonts w:ascii="Courier New" w:hAnsi="Courier New" w:cs="Courier New"/>
+                <w:sz w:val="24"/>
+                <w:szCs w:val="24"/>
+              </w:rPr>
+              <w:t xml:space="preserve"> </w:t>
+            </w:r>
+          </w:p>
+          <w:p>
+            <w:pPr>
+              <w:spacing w:after="0" w:line="240" w:lineRule="auto"/>
+              <w:ind w:firstLine="0"/>
+              <w:jc w:val="left"/>
+            </w:pPr>
+            <w:r>
+              <w:rPr>
+                <w:rFonts w:ascii="Courier New" w:hAnsi="Courier New" w:cs="Courier New"/>
+                <w:sz w:val="24"/>
+                <w:szCs w:val="24"/>
+              </w:rPr>
+              <w:t xml:space="preserve">        // ASSERT</w:t>
+            </w:r>
+          </w:p>
+          <w:p>
+            <w:pPr>
+              <w:spacing w:after="0" w:line="240" w:lineRule="auto"/>
+              <w:ind w:firstLine="0"/>
+              <w:jc w:val="left"/>
+            </w:pPr>
+            <w:r>
+              <w:rPr>
+                <w:rFonts w:ascii="Courier New" w:hAnsi="Courier New" w:cs="Courier New"/>
+                <w:sz w:val="24"/>
+                <w:szCs w:val="24"/>
+              </w:rPr>
+              <w:t xml:space="preserve">        result.BaseAmount.Should().Be(10000m);</w:t>
+            </w:r>
+          </w:p>
+          <w:p>
+            <w:pPr>
+              <w:spacing w:after="0" w:line="240" w:lineRule="auto"/>
+              <w:ind w:firstLine="0"/>
+              <w:jc w:val="left"/>
+            </w:pPr>
+            <w:r>
+              <w:rPr>
+                <w:rFonts w:ascii="Courier New" w:hAnsi="Courier New" w:cs="Courier New"/>
+                <w:sz w:val="24"/>
+                <w:szCs w:val="24"/>
+              </w:rPr>
+              <w:t xml:space="preserve">        result.DiscountPercent.Should().Be(10m);</w:t>
+            </w:r>
+          </w:p>
+          <w:p>
+            <w:pPr>
+              <w:spacing w:after="0" w:line="240" w:lineRule="auto"/>
+              <w:ind w:firstLine="0"/>
+              <w:jc w:val="left"/>
+            </w:pPr>
+            <w:r>
+              <w:rPr>
+                <w:rFonts w:ascii="Courier New" w:hAnsi="Courier New" w:cs="Courier New"/>
+                <w:sz w:val="24"/>
+                <w:szCs w:val="24"/>
+              </w:rPr>
+              <w:t xml:space="preserve">        result.FinalAmount.Should().Be(9000m);</w:t>
+            </w:r>
+          </w:p>
+          <w:p>
+            <w:pPr>
+              <w:spacing w:after="0" w:line="240" w:lineRule="auto"/>
+              <w:ind w:firstLine="0"/>
+              <w:jc w:val="left"/>
+            </w:pPr>
+            <w:r>
+              <w:rPr>
+                <w:rFonts w:ascii="Courier New" w:hAnsi="Courier New" w:cs="Courier New"/>
+                <w:sz w:val="24"/>
+                <w:szCs w:val="24"/>
+              </w:rPr>
+              <w:t xml:space="preserve">        result.FinalAmount.Should().BeGreaterOrEqualTo(0m, "итоговая стоимость не бывает отрицательной");</w:t>
+            </w:r>
+          </w:p>
+          <w:p>
+            <w:pPr>
+              <w:spacing w:after="0" w:line="240" w:lineRule="auto"/>
+              <w:ind w:firstLine="0"/>
+              <w:jc w:val="left"/>
+            </w:pPr>
+            <w:r>
+              <w:rPr>
+                <w:rFonts w:ascii="Courier New" w:hAnsi="Courier New" w:cs="Courier New"/>
+                <w:sz w:val="24"/>
+                <w:szCs w:val="24"/>
+              </w:rPr>
+              <w:t xml:space="preserve">    }</w:t>
+            </w:r>
+          </w:p>
+          <w:p>
+            <w:pPr>
+              <w:spacing w:after="0" w:line="240" w:lineRule="auto"/>
+              <w:ind w:firstLine="0"/>
+              <w:jc w:val="left"/>
+            </w:pPr>
+            <w:r>
+              <w:rPr>
+                <w:rFonts w:ascii="Courier New" w:hAnsi="Courier New" w:cs="Courier New"/>
+                <w:sz w:val="24"/>
+                <w:szCs w:val="24"/>
+              </w:rPr>
+              <w:t xml:space="preserve">}</w:t>
+            </w:r>
+          </w:p>
+        </w:tc>
+      </w:tr>
+    </w:tbl>
+    <w:p>
+      <w:pPr>
+        <w:spacing w:after="0" w:line="240" w:lineRule="auto"/>
+        <w:ind w:firstLine="0"/>
+      </w:pPr>
+    </w:p>
+    <w:p>
+      <w:pPr>
+        <w:pageBreakBefore/>
+        <w:keepNext/>
+        <w:ind w:firstLine="0"/>
+        <w:jc w:val="right"/>
+      </w:pPr>
+      <w:r>
+        <w:rPr>
+          <w:b/>
+          <w:lang w:val="ru-RU"/>
+        </w:rPr>
+        <w:t xml:space="preserve">ПРИЛОЖЕНИЕ В</w:t>
+      </w:r>
+    </w:p>
+    <w:p>
+      <w:pPr>
+        <w:keepNext/>
+        <w:ind w:firstLine="0"/>
+        <w:jc w:val="center"/>
+      </w:pPr>
+      <w:r>
+        <w:rPr>
+          <w:b/>
+          <w:lang w:val="ru-RU"/>
+        </w:rPr>
+        <w:t xml:space="preserve">Листинг 3 – Заглушка OrderService для фазы Red</w:t>
+      </w:r>
+    </w:p>
+    <w:tbl>
+      <w:tblPr>
+        <w:tblStyle w:val="aff0"/>
+        <w:tblW w:w="9354" w:type="dxa"/>
+        <w:jc w:val="center"/>
+        <w:tblLayout w:type="fixed"/>
+      </w:tblPr>
+      <w:tblGrid>
+        <w:gridCol w:w="9354"/>
+      </w:tblGrid>
+      <w:tr>
+        <w:tc>
+          <w:tcPr>
+            <w:tcW w:w="9354" w:type="dxa"/>
+          </w:tcPr>
+          <w:p>
+            <w:pPr>
+              <w:spacing w:after="0" w:line="240" w:lineRule="auto"/>
+              <w:ind w:firstLine="0"/>
+              <w:jc w:val="left"/>
+            </w:pPr>
+            <w:r>
+              <w:rPr>
+                <w:rFonts w:ascii="Courier New" w:hAnsi="Courier New" w:cs="Courier New"/>
+                <w:sz w:val="24"/>
+                <w:szCs w:val="24"/>
+              </w:rPr>
+              <w:t xml:space="preserve">namespace Lab2.Core;</w:t>
+            </w:r>
+          </w:p>
+          <w:p>
+            <w:pPr>
+              <w:spacing w:after="0" w:line="240" w:lineRule="auto"/>
+              <w:ind w:firstLine="0"/>
+              <w:jc w:val="left"/>
+            </w:pPr>
+            <w:r>
+              <w:rPr>
+                <w:rFonts w:ascii="Courier New" w:hAnsi="Courier New" w:cs="Courier New"/>
+                <w:sz w:val="24"/>
+                <w:szCs w:val="24"/>
+              </w:rPr>
+              <w:t xml:space="preserve"> </w:t>
+            </w:r>
+          </w:p>
+          <w:p>
+            <w:pPr>
+              <w:spacing w:after="0" w:line="240" w:lineRule="auto"/>
+              <w:ind w:firstLine="0"/>
+              <w:jc w:val="left"/>
+            </w:pPr>
+            <w:r>
+              <w:rPr>
+                <w:rFonts w:ascii="Courier New" w:hAnsi="Courier New" w:cs="Courier New"/>
+                <w:sz w:val="24"/>
+                <w:szCs w:val="24"/>
+              </w:rPr>
+              <w:t xml:space="preserve">public class OrderService</w:t>
+            </w:r>
+          </w:p>
+          <w:p>
+            <w:pPr>
+              <w:spacing w:after="0" w:line="240" w:lineRule="auto"/>
+              <w:ind w:firstLine="0"/>
+              <w:jc w:val="left"/>
+            </w:pPr>
+            <w:r>
+              <w:rPr>
+                <w:rFonts w:ascii="Courier New" w:hAnsi="Courier New" w:cs="Courier New"/>
+                <w:sz w:val="24"/>
+                <w:szCs w:val="24"/>
+              </w:rPr>
+              <w:t xml:space="preserve">{</w:t>
+            </w:r>
+          </w:p>
+          <w:p>
+            <w:pPr>
+              <w:spacing w:after="0" w:line="240" w:lineRule="auto"/>
+              <w:ind w:firstLine="0"/>
+              <w:jc w:val="left"/>
+            </w:pPr>
+            <w:r>
+              <w:rPr>
+                <w:rFonts w:ascii="Courier New" w:hAnsi="Courier New" w:cs="Courier New"/>
+                <w:sz w:val="24"/>
+                <w:szCs w:val="24"/>
+              </w:rPr>
+              <w:t xml:space="preserve">    public OrderResult CalculateTotal(IReadOnlyList&lt;OrderItem&gt; items, bool isLoyalCustomer, string? promoCode)</w:t>
+            </w:r>
+          </w:p>
+          <w:p>
+            <w:pPr>
+              <w:spacing w:after="0" w:line="240" w:lineRule="auto"/>
+              <w:ind w:firstLine="0"/>
+              <w:jc w:val="left"/>
+            </w:pPr>
+            <w:r>
+              <w:rPr>
+                <w:rFonts w:ascii="Courier New" w:hAnsi="Courier New" w:cs="Courier New"/>
+                <w:sz w:val="24"/>
+                <w:szCs w:val="24"/>
+              </w:rPr>
+              <w:t xml:space="preserve">    {</w:t>
+            </w:r>
+          </w:p>
+          <w:p>
+            <w:pPr>
+              <w:spacing w:after="0" w:line="240" w:lineRule="auto"/>
+              <w:ind w:firstLine="0"/>
+              <w:jc w:val="left"/>
+            </w:pPr>
+            <w:r>
+              <w:rPr>
+                <w:rFonts w:ascii="Courier New" w:hAnsi="Courier New" w:cs="Courier New"/>
+                <w:sz w:val="24"/>
+                <w:szCs w:val="24"/>
+              </w:rPr>
+              <w:t xml:space="preserve">        throw new NotImplementedException();</w:t>
+            </w:r>
+          </w:p>
+          <w:p>
+            <w:pPr>
+              <w:spacing w:after="0" w:line="240" w:lineRule="auto"/>
+              <w:ind w:firstLine="0"/>
+              <w:jc w:val="left"/>
+            </w:pPr>
+            <w:r>
+              <w:rPr>
+                <w:rFonts w:ascii="Courier New" w:hAnsi="Courier New" w:cs="Courier New"/>
+                <w:sz w:val="24"/>
+                <w:szCs w:val="24"/>
+              </w:rPr>
+              <w:t xml:space="preserve">    }</w:t>
+            </w:r>
+          </w:p>
+          <w:p>
+            <w:pPr>
+              <w:spacing w:after="0" w:line="240" w:lineRule="auto"/>
+              <w:ind w:firstLine="0"/>
+              <w:jc w:val="left"/>
+            </w:pPr>
+            <w:r>
+              <w:rPr>
+                <w:rFonts w:ascii="Courier New" w:hAnsi="Courier New" w:cs="Courier New"/>
+                <w:sz w:val="24"/>
+                <w:szCs w:val="24"/>
+              </w:rPr>
+              <w:t xml:space="preserve">}</w:t>
+            </w:r>
+          </w:p>
+        </w:tc>
+      </w:tr>
+    </w:tbl>
+    <w:p>
+      <w:pPr>
+        <w:spacing w:after="0" w:line="240" w:lineRule="auto"/>
+        <w:ind w:firstLine="0"/>
+      </w:pPr>
     </w:p>
     <w:sectPr>
       <w:footerReference w:type="default" r:id="rId19"/>
